--- a/cv/front/CV - Jesús Hernández - Frontend - ES.docx
+++ b/cv/front/CV - Jesús Hernández - Frontend - ES.docx
@@ -15,13 +15,13 @@
           <w:lang w:eastAsia="es-ES_tradnl"/>
         </w:rPr>
         <w:drawing>
-          <wp:anchor distT="0" distB="0" distL="114300" distR="114300" simplePos="0" relativeHeight="251931648" behindDoc="1" locked="0" layoutInCell="1" allowOverlap="1" wp14:anchorId="6169C3EF" wp14:editId="2E3B43E2">
+          <wp:anchor distT="0" distB="0" distL="114300" distR="114300" simplePos="0" relativeHeight="251931648" behindDoc="1" locked="0" layoutInCell="1" allowOverlap="1" wp14:anchorId="6169C3EF" wp14:editId="10D53269">
             <wp:simplePos x="0" y="0"/>
             <wp:positionH relativeFrom="page">
-              <wp:posOffset>5269288</wp:posOffset>
+              <wp:posOffset>5265420</wp:posOffset>
             </wp:positionH>
             <wp:positionV relativeFrom="paragraph">
-              <wp:posOffset>-937895</wp:posOffset>
+              <wp:posOffset>-930275</wp:posOffset>
             </wp:positionV>
             <wp:extent cx="2303145" cy="3119986"/>
             <wp:effectExtent l="0" t="0" r="1905" b="4445"/>
@@ -34,21 +34,17 @@
               <a:graphicData uri="http://schemas.openxmlformats.org/drawingml/2006/picture">
                 <pic:pic xmlns:pic="http://schemas.openxmlformats.org/drawingml/2006/picture">
                   <pic:nvPicPr>
-                    <pic:cNvPr id="0" name="Picture 4"/>
+                    <pic:cNvPr id="19" name="Imagen 19"/>
                     <pic:cNvPicPr>
                       <a:picLocks noChangeAspect="1" noChangeArrowheads="1"/>
                     </pic:cNvPicPr>
                   </pic:nvPicPr>
-                  <pic:blipFill rotWithShape="1">
-                    <a:blip r:embed="rId8">
-                      <a:extLst>
-                        <a:ext uri="{28A0092B-C50C-407E-A947-70E740481C1C}">
-                          <a14:useLocalDpi xmlns:a14="http://schemas.microsoft.com/office/drawing/2010/main" val="0"/>
-                        </a:ext>
-                      </a:extLst>
-                    </a:blip>
-                    <a:srcRect b="11502"/>
-                    <a:stretch/>
+                  <pic:blipFill>
+                    <a:blip r:embed="rId8"/>
+                    <a:srcRect t="26" b="26"/>
+                    <a:stretch>
+                      <a:fillRect/>
+                    </a:stretch>
                   </pic:blipFill>
                   <pic:spPr bwMode="auto">
                     <a:xfrm>
@@ -157,6 +153,7 @@
                               </w:rPr>
                               <w:t xml:space="preserve">Desarrollador </w:t>
                             </w:r>
+                            <w:proofErr w:type="spellStart"/>
                             <w:r>
                               <w:rPr>
                                 <w:rFonts w:ascii="Century Gothic" w:hAnsi="Century Gothic"/>
@@ -167,6 +164,7 @@
                               </w:rPr>
                               <w:t>Frontend</w:t>
                             </w:r>
+                            <w:proofErr w:type="spellEnd"/>
                             <w:r>
                               <w:rPr>
                                 <w:rFonts w:ascii="Century Gothic" w:hAnsi="Century Gothic"/>
@@ -177,6 +175,7 @@
                               </w:rPr>
                               <w:t xml:space="preserve"> </w:t>
                             </w:r>
+                            <w:proofErr w:type="spellStart"/>
                             <w:r>
                               <w:rPr>
                                 <w:rFonts w:ascii="Century Gothic" w:hAnsi="Century Gothic"/>
@@ -185,7 +184,18 @@
                                 <w:sz w:val="28"/>
                                 <w:szCs w:val="28"/>
                               </w:rPr>
-                              <w:t>Flutter/Dart</w:t>
+                              <w:t>Flutter</w:t>
+                            </w:r>
+                            <w:proofErr w:type="spellEnd"/>
+                            <w:r>
+                              <w:rPr>
+                                <w:rFonts w:ascii="Century Gothic" w:hAnsi="Century Gothic"/>
+                                <w:b/>
+                                <w:color w:val="000000" w:themeColor="text1"/>
+                                <w:sz w:val="28"/>
+                                <w:szCs w:val="28"/>
+                              </w:rPr>
+                              <w:t>/Dart</w:t>
                             </w:r>
                           </w:p>
                         </w:txbxContent>
@@ -1320,6 +1330,7 @@
                                 <w:szCs w:val="22"/>
                               </w:rPr>
                             </w:pPr>
+                            <w:proofErr w:type="gramStart"/>
                             <w:r>
                               <w:rPr>
                                 <w:rFonts w:ascii="Century Gothic" w:hAnsi="Century Gothic"/>
@@ -1329,14 +1340,79 @@
                               </w:rPr>
                               <w:t>Formaciones :</w:t>
                             </w:r>
+                            <w:proofErr w:type="gramEnd"/>
                             <w:r>
                               <w:rPr>
                                 <w:rFonts w:ascii="Century Gothic" w:hAnsi="Century Gothic"/>
                                 <w:sz w:val="22"/>
                                 <w:szCs w:val="22"/>
                               </w:rPr>
-                              <w:t xml:space="preserve"> Diplomados, Congresos, xxxxxxxxxx xxxxxx xxxxxxxxx xxxxxxxxxxxxxxxxx</w:t>
-                            </w:r>
+                              <w:t xml:space="preserve"> Diplomados, Congresos, </w:t>
+                            </w:r>
+                            <w:proofErr w:type="spellStart"/>
+                            <w:r>
+                              <w:rPr>
+                                <w:rFonts w:ascii="Century Gothic" w:hAnsi="Century Gothic"/>
+                                <w:sz w:val="22"/>
+                                <w:szCs w:val="22"/>
+                              </w:rPr>
+                              <w:t>xxxxxxxxxx</w:t>
+                            </w:r>
+                            <w:proofErr w:type="spellEnd"/>
+                            <w:r>
+                              <w:rPr>
+                                <w:rFonts w:ascii="Century Gothic" w:hAnsi="Century Gothic"/>
+                                <w:sz w:val="22"/>
+                                <w:szCs w:val="22"/>
+                              </w:rPr>
+                              <w:t xml:space="preserve"> </w:t>
+                            </w:r>
+                            <w:proofErr w:type="spellStart"/>
+                            <w:r>
+                              <w:rPr>
+                                <w:rFonts w:ascii="Century Gothic" w:hAnsi="Century Gothic"/>
+                                <w:sz w:val="22"/>
+                                <w:szCs w:val="22"/>
+                              </w:rPr>
+                              <w:t>xxxxxx</w:t>
+                            </w:r>
+                            <w:proofErr w:type="spellEnd"/>
+                            <w:r>
+                              <w:rPr>
+                                <w:rFonts w:ascii="Century Gothic" w:hAnsi="Century Gothic"/>
+                                <w:sz w:val="22"/>
+                                <w:szCs w:val="22"/>
+                              </w:rPr>
+                              <w:t xml:space="preserve"> </w:t>
+                            </w:r>
+                            <w:proofErr w:type="spellStart"/>
+                            <w:r>
+                              <w:rPr>
+                                <w:rFonts w:ascii="Century Gothic" w:hAnsi="Century Gothic"/>
+                                <w:sz w:val="22"/>
+                                <w:szCs w:val="22"/>
+                              </w:rPr>
+                              <w:t>xxxxxxxxx</w:t>
+                            </w:r>
+                            <w:proofErr w:type="spellEnd"/>
+                            <w:r>
+                              <w:rPr>
+                                <w:rFonts w:ascii="Century Gothic" w:hAnsi="Century Gothic"/>
+                                <w:sz w:val="22"/>
+                                <w:szCs w:val="22"/>
+                              </w:rPr>
+                              <w:t xml:space="preserve"> </w:t>
+                            </w:r>
+                            <w:proofErr w:type="spellStart"/>
+                            <w:r>
+                              <w:rPr>
+                                <w:rFonts w:ascii="Century Gothic" w:hAnsi="Century Gothic"/>
+                                <w:sz w:val="22"/>
+                                <w:szCs w:val="22"/>
+                              </w:rPr>
+                              <w:t>xxxxxxxxxxxxxxxxx</w:t>
+                            </w:r>
+                            <w:proofErr w:type="spellEnd"/>
                           </w:p>
                           <w:p>
                             <w:pPr>
@@ -1361,7 +1437,25 @@
                                 <w:sz w:val="22"/>
                                 <w:szCs w:val="22"/>
                               </w:rPr>
-                              <w:t xml:space="preserve"> xxxxxxxxxxxxxxxxxxxxxxxxxxxxxx </w:t>
+                              <w:t xml:space="preserve"> </w:t>
+                            </w:r>
+                            <w:proofErr w:type="spellStart"/>
+                            <w:r>
+                              <w:rPr>
+                                <w:rFonts w:ascii="Century Gothic" w:hAnsi="Century Gothic"/>
+                                <w:sz w:val="22"/>
+                                <w:szCs w:val="22"/>
+                              </w:rPr>
+                              <w:t>xxxxxxxxxxxxxxxxxxxxxxxxxxxxxx</w:t>
+                            </w:r>
+                            <w:proofErr w:type="spellEnd"/>
+                            <w:r>
+                              <w:rPr>
+                                <w:rFonts w:ascii="Century Gothic" w:hAnsi="Century Gothic"/>
+                                <w:sz w:val="22"/>
+                                <w:szCs w:val="22"/>
+                              </w:rPr>
+                              <w:t xml:space="preserve"> </w:t>
                             </w:r>
                           </w:p>
                         </w:txbxContent>
@@ -2051,6 +2145,24 @@
                               <w:fldChar w:fldCharType="begin"/>
                             </w:r>
                             <w:r>
+                              <w:instrText xml:space="preserve"> INCLUDEPICTURE  "https://lh3.googleusercontent.com/-zZva6319EVE/AAAAAAAAAAI/AAAAAAAAAAA/zKFGBYMviqc/photo.jpg" \* MERGEFORMATINET </w:instrText>
+                            </w:r>
+                            <w:r>
+                              <w:fldChar w:fldCharType="separate"/>
+                            </w:r>
+                            <w:r>
+                              <w:fldChar w:fldCharType="begin"/>
+                            </w:r>
+                            <w:r>
+                              <w:instrText xml:space="preserve"> INCLUDEPICTURE  "https://lh3.googleusercontent.com/-zZva6319EVE/AAAAAAAAAAI/AAAAAAAAAAA/zKFGBYMviqc/photo.jpg" \* MERGEFORMATINET </w:instrText>
+                            </w:r>
+                            <w:r>
+                              <w:fldChar w:fldCharType="separate"/>
+                            </w:r>
+                            <w:r>
+                              <w:fldChar w:fldCharType="begin"/>
+                            </w:r>
+                            <w:r>
                               <w:instrText xml:space="preserve"> </w:instrText>
                             </w:r>
                             <w:r>
@@ -2068,6 +2180,12 @@
                                   <v:imagedata r:id="rId11" r:href="rId12" gain="109227f"/>
                                 </v:shape>
                               </w:pict>
+                            </w:r>
+                            <w:r>
+                              <w:fldChar w:fldCharType="end"/>
+                            </w:r>
+                            <w:r>
+                              <w:fldChar w:fldCharType="end"/>
                             </w:r>
                             <w:r>
                               <w:fldChar w:fldCharType="end"/>
@@ -2838,7 +2956,23 @@
                                 <w:rFonts w:ascii="Century Gothic" w:hAnsi="Century Gothic" w:cs="Tahoma"/>
                                 <w:color w:val="808080" w:themeColor="background1" w:themeShade="80"/>
                               </w:rPr>
-                              <w:t>en Flutter desde que este estaba en su versión Beta.</w:t>
+                              <w:t xml:space="preserve">en </w:t>
+                            </w:r>
+                            <w:proofErr w:type="spellStart"/>
+                            <w:r>
+                              <w:rPr>
+                                <w:rFonts w:ascii="Century Gothic" w:hAnsi="Century Gothic" w:cs="Tahoma"/>
+                                <w:color w:val="808080" w:themeColor="background1" w:themeShade="80"/>
+                              </w:rPr>
+                              <w:t>Flutter</w:t>
+                            </w:r>
+                            <w:proofErr w:type="spellEnd"/>
+                            <w:r>
+                              <w:rPr>
+                                <w:rFonts w:ascii="Century Gothic" w:hAnsi="Century Gothic" w:cs="Tahoma"/>
+                                <w:color w:val="808080" w:themeColor="background1" w:themeShade="80"/>
+                              </w:rPr>
+                              <w:t xml:space="preserve"> desde que estaba en su versión Beta.</w:t>
                             </w:r>
                           </w:p>
                           <w:p>
@@ -2904,7 +3038,11 @@
           </mc:Choice>
           <mc:Fallback>
             <w:pict>
-              <v:shape w14:anchorId="17686F5B" id="Cuadro de texto 8" o:spid="_x0000_s1031" type="#_x0000_t202" style="position:absolute;margin-left:14.25pt;margin-top:10.15pt;width:372.75pt;height:96.7pt;z-index:251724800;visibility:visible;mso-wrap-style:square;mso-width-percent:0;mso-height-percent:0;mso-wrap-distance-left:9pt;mso-wrap-distance-top:0;mso-wrap-distance-right:9pt;mso-wrap-distance-bottom:0;mso-position-horizontal:absolute;mso-position-horizontal-relative:page;mso-position-vertical:absolute;mso-position-vertical-relative:text;mso-width-percent:0;mso-height-percent:0;mso-width-relative:margin;mso-height-relative:margin;v-text-anchor:top" o:gfxdata="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" filled="f" stroked="f">
+              <v:shapetype w14:anchorId="17686F5B" id="_x0000_t202" coordsize="21600,21600" o:spt="202" path="m,l,21600r21600,l21600,xe">
+                <v:stroke joinstyle="miter"/>
+                <v:path gradientshapeok="t" o:connecttype="rect"/>
+              </v:shapetype>
+              <v:shape id="Cuadro de texto 8" o:spid="_x0000_s1031" type="#_x0000_t202" style="position:absolute;margin-left:14.25pt;margin-top:10.15pt;width:372.75pt;height:96.7pt;z-index:251724800;visibility:visible;mso-wrap-style:square;mso-width-percent:0;mso-height-percent:0;mso-wrap-distance-left:9pt;mso-wrap-distance-top:0;mso-wrap-distance-right:9pt;mso-wrap-distance-bottom:0;mso-position-horizontal:absolute;mso-position-horizontal-relative:page;mso-position-vertical:absolute;mso-position-vertical-relative:text;mso-width-percent:0;mso-height-percent:0;mso-width-relative:margin;mso-height-relative:margin;v-text-anchor:top" o:gfxdata="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" filled="f" stroked="f">
                 <v:textbox>
                   <w:txbxContent>
                     <w:p>
@@ -2980,7 +3118,7 @@
                           <w:rFonts w:ascii="Century Gothic" w:hAnsi="Century Gothic" w:cs="Tahoma"/>
                           <w:color w:val="808080" w:themeColor="background1" w:themeShade="80"/>
                         </w:rPr>
-                        <w:t xml:space="preserve"> desde que este estaba en su versión Beta.</w:t>
+                        <w:t xml:space="preserve"> desde que estaba en su versión Beta.</w:t>
                       </w:r>
                     </w:p>
                     <w:p>
@@ -3363,6 +3501,17 @@
                                 <w:lang w:val="en-US"/>
                               </w:rPr>
                             </w:pPr>
+                            <w:r>
+                              <w:rPr>
+                                <w:rFonts w:ascii="Century Gothic" w:hAnsi="Century Gothic"/>
+                                <w:b/>
+                                <w:color w:val="00B0F0"/>
+                                <w:sz w:val="28"/>
+                                <w:szCs w:val="28"/>
+                                <w:lang w:val="en-US"/>
+                              </w:rPr>
+                              <w:t xml:space="preserve"> </w:t>
+                            </w:r>
                           </w:p>
                           <w:p>
                             <w:pPr>
@@ -3670,6 +3819,17 @@
                           <w:lang w:val="en-US"/>
                         </w:rPr>
                       </w:pPr>
+                      <w:r>
+                        <w:rPr>
+                          <w:rFonts w:ascii="Century Gothic" w:hAnsi="Century Gothic"/>
+                          <w:b/>
+                          <w:color w:val="00B0F0"/>
+                          <w:sz w:val="28"/>
+                          <w:szCs w:val="28"/>
+                          <w:lang w:val="en-US"/>
+                        </w:rPr>
+                        <w:t xml:space="preserve"> </w:t>
+                      </w:r>
                     </w:p>
                     <w:p>
                       <w:pPr>
@@ -3965,18 +4125,18 @@
           <w:noProof/>
         </w:rPr>
         <w:drawing>
-          <wp:anchor distT="0" distB="0" distL="114300" distR="114300" simplePos="0" relativeHeight="251838464" behindDoc="0" locked="0" layoutInCell="1" allowOverlap="1" wp14:anchorId="1EA359AF" wp14:editId="5656948A">
+          <wp:anchor distT="0" distB="0" distL="114300" distR="114300" simplePos="0" relativeHeight="251836416" behindDoc="0" locked="0" layoutInCell="1" allowOverlap="1" wp14:anchorId="5DEECA1F" wp14:editId="154B11B7">
             <wp:simplePos x="0" y="0"/>
-            <wp:positionH relativeFrom="leftMargin">
-              <wp:posOffset>4226502</wp:posOffset>
+            <wp:positionH relativeFrom="margin">
+              <wp:posOffset>-336550</wp:posOffset>
             </wp:positionH>
             <wp:positionV relativeFrom="paragraph">
-              <wp:posOffset>153035</wp:posOffset>
+              <wp:posOffset>184150</wp:posOffset>
             </wp:positionV>
-            <wp:extent cx="315595" cy="315595"/>
-            <wp:effectExtent l="0" t="0" r="0" b="8255"/>
+            <wp:extent cx="215265" cy="215265"/>
+            <wp:effectExtent l="0" t="0" r="0" b="0"/>
             <wp:wrapNone/>
-            <wp:docPr id="6" name="Gráfico 6" descr="Marcador"/>
+            <wp:docPr id="49" name="Gráfico 49" descr="Auricular"/>
             <wp:cNvGraphicFramePr>
               <a:graphicFrameLocks xmlns:a="http://schemas.openxmlformats.org/drawingml/2006/main" noChangeAspect="1"/>
             </wp:cNvGraphicFramePr>
@@ -3984,7 +4144,7 @@
               <a:graphicData uri="http://schemas.openxmlformats.org/drawingml/2006/picture">
                 <pic:pic xmlns:pic="http://schemas.openxmlformats.org/drawingml/2006/picture">
                   <pic:nvPicPr>
-                    <pic:cNvPr id="63" name="Marker.svg"/>
+                    <pic:cNvPr id="49" name="Receiver.svg"/>
                     <pic:cNvPicPr/>
                   </pic:nvPicPr>
                   <pic:blipFill>
@@ -4002,7 +4162,7 @@
                   <pic:spPr>
                     <a:xfrm>
                       <a:off x="0" y="0"/>
-                      <a:ext cx="315595" cy="315595"/>
+                      <a:ext cx="215265" cy="215265"/>
                     </a:xfrm>
                     <a:prstGeom prst="rect">
                       <a:avLst/>
@@ -4026,13 +4186,13 @@
           <w:noProof/>
         </w:rPr>
         <w:drawing>
-          <wp:anchor distT="0" distB="0" distL="114300" distR="114300" simplePos="0" relativeHeight="251837440" behindDoc="0" locked="0" layoutInCell="1" allowOverlap="1" wp14:anchorId="4E067009" wp14:editId="1F7F8708">
+          <wp:anchor distT="0" distB="0" distL="114300" distR="114300" simplePos="0" relativeHeight="251837440" behindDoc="0" locked="0" layoutInCell="1" allowOverlap="1" wp14:anchorId="4E067009" wp14:editId="75F22DC9">
             <wp:simplePos x="0" y="0"/>
             <wp:positionH relativeFrom="margin">
-              <wp:posOffset>1336098</wp:posOffset>
+              <wp:posOffset>1488440</wp:posOffset>
             </wp:positionH>
             <wp:positionV relativeFrom="paragraph">
-              <wp:posOffset>173990</wp:posOffset>
+              <wp:posOffset>166370</wp:posOffset>
             </wp:positionV>
             <wp:extent cx="285115" cy="285115"/>
             <wp:effectExtent l="0" t="0" r="635" b="0"/>
@@ -4086,10 +4246,71 @@
           <w:rFonts w:asciiTheme="minorHAnsi" w:hAnsiTheme="minorHAnsi" w:cstheme="minorHAnsi"/>
           <w:noProof/>
         </w:rPr>
+        <w:drawing>
+          <wp:anchor distT="0" distB="0" distL="114300" distR="114300" simplePos="0" relativeHeight="251838464" behindDoc="0" locked="0" layoutInCell="1" allowOverlap="1" wp14:anchorId="1EA359AF" wp14:editId="548AF6F7">
+            <wp:simplePos x="0" y="0"/>
+            <wp:positionH relativeFrom="leftMargin">
+              <wp:posOffset>4302125</wp:posOffset>
+            </wp:positionH>
+            <wp:positionV relativeFrom="paragraph">
+              <wp:posOffset>145415</wp:posOffset>
+            </wp:positionV>
+            <wp:extent cx="315595" cy="315595"/>
+            <wp:effectExtent l="0" t="0" r="0" b="8255"/>
+            <wp:wrapNone/>
+            <wp:docPr id="6" name="Gráfico 6" descr="Marcador"/>
+            <wp:cNvGraphicFramePr>
+              <a:graphicFrameLocks xmlns:a="http://schemas.openxmlformats.org/drawingml/2006/main" noChangeAspect="1"/>
+            </wp:cNvGraphicFramePr>
+            <a:graphic xmlns:a="http://schemas.openxmlformats.org/drawingml/2006/main">
+              <a:graphicData uri="http://schemas.openxmlformats.org/drawingml/2006/picture">
+                <pic:pic xmlns:pic="http://schemas.openxmlformats.org/drawingml/2006/picture">
+                  <pic:nvPicPr>
+                    <pic:cNvPr id="63" name="Marker.svg"/>
+                    <pic:cNvPicPr/>
+                  </pic:nvPicPr>
+                  <pic:blipFill>
+                    <a:blip r:embed="rId19">
+                      <a:extLst>
+                        <a:ext uri="{96DAC541-7B7A-43D3-8B79-37D633B846F1}">
+                          <asvg:svgBlip xmlns:asvg="http://schemas.microsoft.com/office/drawing/2016/SVG/main" r:embed="rId20"/>
+                        </a:ext>
+                      </a:extLst>
+                    </a:blip>
+                    <a:stretch>
+                      <a:fillRect/>
+                    </a:stretch>
+                  </pic:blipFill>
+                  <pic:spPr>
+                    <a:xfrm>
+                      <a:off x="0" y="0"/>
+                      <a:ext cx="315595" cy="315595"/>
+                    </a:xfrm>
+                    <a:prstGeom prst="rect">
+                      <a:avLst/>
+                    </a:prstGeom>
+                  </pic:spPr>
+                </pic:pic>
+              </a:graphicData>
+            </a:graphic>
+            <wp14:sizeRelH relativeFrom="margin">
+              <wp14:pctWidth>0</wp14:pctWidth>
+            </wp14:sizeRelH>
+            <wp14:sizeRelV relativeFrom="margin">
+              <wp14:pctHeight>0</wp14:pctHeight>
+            </wp14:sizeRelV>
+          </wp:anchor>
+        </w:drawing>
+      </w:r>
+      <w:r>
+        <w:rPr>
+          <w:rFonts w:asciiTheme="minorHAnsi" w:hAnsiTheme="minorHAnsi" w:cstheme="minorHAnsi"/>
+          <w:noProof/>
+        </w:rPr>
         <mc:AlternateContent>
           <mc:Choice Requires="wps">
             <w:drawing>
-              <wp:anchor distT="0" distB="0" distL="114300" distR="114300" simplePos="0" relativeHeight="251835392" behindDoc="0" locked="0" layoutInCell="1" allowOverlap="1" wp14:anchorId="0F08D93A" wp14:editId="635B005B">
+              <wp:anchor distT="0" distB="0" distL="114300" distR="114300" simplePos="0" relativeHeight="251835392" behindDoc="0" locked="0" layoutInCell="1" allowOverlap="1" wp14:anchorId="0F08D93A" wp14:editId="694AA1C1">
                 <wp:simplePos x="0" y="0"/>
                 <wp:positionH relativeFrom="margin">
                   <wp:posOffset>-804545</wp:posOffset>
@@ -4155,7 +4376,7 @@
                                 <w:szCs w:val="20"/>
                                 <w:lang w:val="es-CU"/>
                               </w:rPr>
-                              <w:t>+53 5 426 8660</w:t>
+                              <w:t xml:space="preserve"> </w:t>
                             </w:r>
                             <w:r>
                               <w:rPr>
@@ -4165,7 +4386,7 @@
                                 <w:szCs w:val="20"/>
                                 <w:lang w:val="es-CU"/>
                               </w:rPr>
-                              <w:t xml:space="preserve">        </w:t>
+                              <w:t>+53 5 426 8660</w:t>
                             </w:r>
                             <w:r>
                               <w:rPr>
@@ -4175,7 +4396,7 @@
                                 <w:szCs w:val="20"/>
                                 <w:lang w:val="es-CU"/>
                               </w:rPr>
-                              <w:t xml:space="preserve">   </w:t>
+                              <w:t xml:space="preserve">        </w:t>
                             </w:r>
                             <w:r>
                               <w:rPr>
@@ -4185,7 +4406,7 @@
                                 <w:szCs w:val="20"/>
                                 <w:lang w:val="es-CU"/>
                               </w:rPr>
-                              <w:t xml:space="preserve"> </w:t>
+                              <w:t xml:space="preserve">   </w:t>
                             </w:r>
                             <w:r>
                               <w:rPr>
@@ -4195,7 +4416,7 @@
                                 <w:szCs w:val="20"/>
                                 <w:lang w:val="es-CU"/>
                               </w:rPr>
-                              <w:t xml:space="preserve"> jhernandezb96@gmail.com</w:t>
+                              <w:t xml:space="preserve"> </w:t>
                             </w:r>
                             <w:r>
                               <w:rPr>
@@ -4205,7 +4426,7 @@
                                 <w:szCs w:val="20"/>
                                 <w:lang w:val="es-CU"/>
                               </w:rPr>
-                              <w:t xml:space="preserve">            </w:t>
+                              <w:t xml:space="preserve"> </w:t>
                             </w:r>
                             <w:r>
                               <w:rPr>
@@ -4215,7 +4436,7 @@
                                 <w:szCs w:val="20"/>
                                 <w:lang w:val="es-CU"/>
                               </w:rPr>
-                              <w:t xml:space="preserve"> </w:t>
+                              <w:t xml:space="preserve">    </w:t>
                             </w:r>
                             <w:r>
                               <w:rPr>
@@ -4223,8 +4444,48 @@
                                 <w:color w:val="000000" w:themeColor="text1"/>
                                 <w:sz w:val="20"/>
                                 <w:szCs w:val="20"/>
-                              </w:rPr>
-                              <w:t>Yucatán, México</w:t>
+                                <w:lang w:val="es-CU"/>
+                              </w:rPr>
+                              <w:t>jhernandezb96@gmail.com</w:t>
+                            </w:r>
+                            <w:r>
+                              <w:rPr>
+                                <w:rFonts w:ascii="Century Gothic" w:hAnsi="Century Gothic"/>
+                                <w:color w:val="000000" w:themeColor="text1"/>
+                                <w:sz w:val="20"/>
+                                <w:szCs w:val="20"/>
+                                <w:lang w:val="es-CU"/>
+                              </w:rPr>
+                              <w:t xml:space="preserve">            </w:t>
+                            </w:r>
+                            <w:r>
+                              <w:rPr>
+                                <w:rFonts w:ascii="Century Gothic" w:hAnsi="Century Gothic"/>
+                                <w:color w:val="000000" w:themeColor="text1"/>
+                                <w:sz w:val="20"/>
+                                <w:szCs w:val="20"/>
+                                <w:lang w:val="es-CU"/>
+                              </w:rPr>
+                              <w:t xml:space="preserve"> </w:t>
+                            </w:r>
+                            <w:r>
+                              <w:rPr>
+                                <w:rFonts w:ascii="Century Gothic" w:hAnsi="Century Gothic"/>
+                                <w:color w:val="000000" w:themeColor="text1"/>
+                                <w:sz w:val="20"/>
+                                <w:szCs w:val="20"/>
+                                <w:lang w:val="es-CU"/>
+                              </w:rPr>
+                              <w:t xml:space="preserve">      </w:t>
+                            </w:r>
+                            <w:r>
+                              <w:rPr>
+                                <w:rFonts w:ascii="Century Gothic" w:hAnsi="Century Gothic"/>
+                                <w:color w:val="000000" w:themeColor="text1"/>
+                                <w:sz w:val="20"/>
+                                <w:szCs w:val="20"/>
+                              </w:rPr>
+                              <w:t>México</w:t>
                             </w:r>
                             <w:r>
                               <w:rPr>
@@ -4281,11 +4542,7 @@
           </mc:Choice>
           <mc:Fallback>
             <w:pict>
-              <v:shapetype w14:anchorId="0F08D93A" id="_x0000_t202" coordsize="21600,21600" o:spt="202" path="m,l,21600r21600,l21600,xe">
-                <v:stroke joinstyle="miter"/>
-                <v:path gradientshapeok="t" o:connecttype="rect"/>
-              </v:shapetype>
-              <v:shape id="Cuadro de texto 66" o:spid="_x0000_s1033" type="#_x0000_t202" style="position:absolute;margin-left:-63.35pt;margin-top:32.15pt;width:378.9pt;height:24.3pt;z-index:251835392;visibility:visible;mso-wrap-style:square;mso-width-percent:0;mso-height-percent:0;mso-wrap-distance-left:9pt;mso-wrap-distance-top:0;mso-wrap-distance-right:9pt;mso-wrap-distance-bottom:0;mso-position-horizontal:absolute;mso-position-horizontal-relative:margin;mso-position-vertical:absolute;mso-position-vertical-relative:text;mso-width-percent:0;mso-height-percent:0;mso-width-relative:margin;mso-height-relative:margin;v-text-anchor:top" o:gfxdata="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" filled="f" stroked="f">
+              <v:shape w14:anchorId="0F08D93A" id="Cuadro de texto 66" o:spid="_x0000_s1033" type="#_x0000_t202" style="position:absolute;margin-left:-63.35pt;margin-top:32.15pt;width:378.9pt;height:24.3pt;z-index:251835392;visibility:visible;mso-wrap-style:square;mso-width-percent:0;mso-height-percent:0;mso-wrap-distance-left:9pt;mso-wrap-distance-top:0;mso-wrap-distance-right:9pt;mso-wrap-distance-bottom:0;mso-position-horizontal:absolute;mso-position-horizontal-relative:margin;mso-position-vertical:absolute;mso-position-vertical-relative:text;mso-width-percent:0;mso-height-percent:0;mso-width-relative:margin;mso-height-relative:margin;v-text-anchor:top" o:gfxdata="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" filled="f" stroked="f">
                 <v:textbox>
                   <w:txbxContent>
                     <w:p>
@@ -4307,7 +4564,7 @@
                           <w:szCs w:val="20"/>
                           <w:lang w:val="es-CU"/>
                         </w:rPr>
-                        <w:t>+53 5 426 8660</w:t>
+                        <w:t xml:space="preserve"> </w:t>
                       </w:r>
                       <w:r>
                         <w:rPr>
@@ -4317,7 +4574,7 @@
                           <w:szCs w:val="20"/>
                           <w:lang w:val="es-CU"/>
                         </w:rPr>
-                        <w:t xml:space="preserve">        </w:t>
+                        <w:t>+53 5 426 8660</w:t>
                       </w:r>
                       <w:r>
                         <w:rPr>
@@ -4327,7 +4584,7 @@
                           <w:szCs w:val="20"/>
                           <w:lang w:val="es-CU"/>
                         </w:rPr>
-                        <w:t xml:space="preserve">   </w:t>
+                        <w:t xml:space="preserve">        </w:t>
                       </w:r>
                       <w:r>
                         <w:rPr>
@@ -4337,7 +4594,7 @@
                           <w:szCs w:val="20"/>
                           <w:lang w:val="es-CU"/>
                         </w:rPr>
-                        <w:t xml:space="preserve"> </w:t>
+                        <w:t xml:space="preserve">   </w:t>
                       </w:r>
                       <w:r>
                         <w:rPr>
@@ -4347,7 +4604,7 @@
                           <w:szCs w:val="20"/>
                           <w:lang w:val="es-CU"/>
                         </w:rPr>
-                        <w:t xml:space="preserve"> jhernandezb96@gmail.com</w:t>
+                        <w:t xml:space="preserve"> </w:t>
                       </w:r>
                       <w:r>
                         <w:rPr>
@@ -4357,7 +4614,7 @@
                           <w:szCs w:val="20"/>
                           <w:lang w:val="es-CU"/>
                         </w:rPr>
-                        <w:t xml:space="preserve">            </w:t>
+                        <w:t xml:space="preserve"> </w:t>
                       </w:r>
                       <w:r>
                         <w:rPr>
@@ -4367,7 +4624,7 @@
                           <w:szCs w:val="20"/>
                           <w:lang w:val="es-CU"/>
                         </w:rPr>
-                        <w:t xml:space="preserve"> </w:t>
+                        <w:t xml:space="preserve">    </w:t>
                       </w:r>
                       <w:r>
                         <w:rPr>
@@ -4375,8 +4632,48 @@
                           <w:color w:val="000000" w:themeColor="text1"/>
                           <w:sz w:val="20"/>
                           <w:szCs w:val="20"/>
-                        </w:rPr>
-                        <w:t>Yucatán, México</w:t>
+                          <w:lang w:val="es-CU"/>
+                        </w:rPr>
+                        <w:t>jhernandezb96@gmail.com</w:t>
+                      </w:r>
+                      <w:r>
+                        <w:rPr>
+                          <w:rFonts w:ascii="Century Gothic" w:hAnsi="Century Gothic"/>
+                          <w:color w:val="000000" w:themeColor="text1"/>
+                          <w:sz w:val="20"/>
+                          <w:szCs w:val="20"/>
+                          <w:lang w:val="es-CU"/>
+                        </w:rPr>
+                        <w:t xml:space="preserve">            </w:t>
+                      </w:r>
+                      <w:r>
+                        <w:rPr>
+                          <w:rFonts w:ascii="Century Gothic" w:hAnsi="Century Gothic"/>
+                          <w:color w:val="000000" w:themeColor="text1"/>
+                          <w:sz w:val="20"/>
+                          <w:szCs w:val="20"/>
+                          <w:lang w:val="es-CU"/>
+                        </w:rPr>
+                        <w:t xml:space="preserve"> </w:t>
+                      </w:r>
+                      <w:r>
+                        <w:rPr>
+                          <w:rFonts w:ascii="Century Gothic" w:hAnsi="Century Gothic"/>
+                          <w:color w:val="000000" w:themeColor="text1"/>
+                          <w:sz w:val="20"/>
+                          <w:szCs w:val="20"/>
+                          <w:lang w:val="es-CU"/>
+                        </w:rPr>
+                        <w:t xml:space="preserve">      </w:t>
+                      </w:r>
+                      <w:r>
+                        <w:rPr>
+                          <w:rFonts w:ascii="Century Gothic" w:hAnsi="Century Gothic"/>
+                          <w:color w:val="000000" w:themeColor="text1"/>
+                          <w:sz w:val="20"/>
+                          <w:szCs w:val="20"/>
+                        </w:rPr>
+                        <w:t>México</w:t>
                       </w:r>
                       <w:r>
                         <w:rPr>
@@ -4418,67 +4715,6 @@
             </w:pict>
           </mc:Fallback>
         </mc:AlternateContent>
-      </w:r>
-      <w:r>
-        <w:rPr>
-          <w:rFonts w:asciiTheme="minorHAnsi" w:hAnsiTheme="minorHAnsi" w:cstheme="minorHAnsi"/>
-          <w:noProof/>
-        </w:rPr>
-        <w:drawing>
-          <wp:anchor distT="0" distB="0" distL="114300" distR="114300" simplePos="0" relativeHeight="251836416" behindDoc="0" locked="0" layoutInCell="1" allowOverlap="1" wp14:anchorId="5DEECA1F" wp14:editId="2657A91A">
-            <wp:simplePos x="0" y="0"/>
-            <wp:positionH relativeFrom="margin">
-              <wp:posOffset>-374650</wp:posOffset>
-            </wp:positionH>
-            <wp:positionV relativeFrom="paragraph">
-              <wp:posOffset>184150</wp:posOffset>
-            </wp:positionV>
-            <wp:extent cx="215265" cy="215265"/>
-            <wp:effectExtent l="0" t="0" r="0" b="0"/>
-            <wp:wrapNone/>
-            <wp:docPr id="49" name="Gráfico 49" descr="Auricular"/>
-            <wp:cNvGraphicFramePr>
-              <a:graphicFrameLocks xmlns:a="http://schemas.openxmlformats.org/drawingml/2006/main" noChangeAspect="1"/>
-            </wp:cNvGraphicFramePr>
-            <a:graphic xmlns:a="http://schemas.openxmlformats.org/drawingml/2006/main">
-              <a:graphicData uri="http://schemas.openxmlformats.org/drawingml/2006/picture">
-                <pic:pic xmlns:pic="http://schemas.openxmlformats.org/drawingml/2006/picture">
-                  <pic:nvPicPr>
-                    <pic:cNvPr id="49" name="Receiver.svg"/>
-                    <pic:cNvPicPr/>
-                  </pic:nvPicPr>
-                  <pic:blipFill>
-                    <a:blip r:embed="rId19">
-                      <a:extLst>
-                        <a:ext uri="{96DAC541-7B7A-43D3-8B79-37D633B846F1}">
-                          <asvg:svgBlip xmlns:asvg="http://schemas.microsoft.com/office/drawing/2016/SVG/main" r:embed="rId20"/>
-                        </a:ext>
-                      </a:extLst>
-                    </a:blip>
-                    <a:stretch>
-                      <a:fillRect/>
-                    </a:stretch>
-                  </pic:blipFill>
-                  <pic:spPr>
-                    <a:xfrm>
-                      <a:off x="0" y="0"/>
-                      <a:ext cx="215265" cy="215265"/>
-                    </a:xfrm>
-                    <a:prstGeom prst="rect">
-                      <a:avLst/>
-                    </a:prstGeom>
-                  </pic:spPr>
-                </pic:pic>
-              </a:graphicData>
-            </a:graphic>
-            <wp14:sizeRelH relativeFrom="margin">
-              <wp14:pctWidth>0</wp14:pctWidth>
-            </wp14:sizeRelH>
-            <wp14:sizeRelV relativeFrom="margin">
-              <wp14:pctHeight>0</wp14:pctHeight>
-            </wp14:sizeRelV>
-          </wp:anchor>
-        </w:drawing>
       </w:r>
     </w:p>
     <w:p>
@@ -4595,8 +4831,17 @@
                                 <w:rFonts w:ascii="Century Gothic" w:hAnsi="Century Gothic" w:cs="Tahoma"/>
                                 <w:color w:val="F2F2F2" w:themeColor="background1" w:themeShade="F2"/>
                               </w:rPr>
-                              <w:t>Bloc / Cubit</w:t>
-                            </w:r>
+                              <w:t xml:space="preserve">Bloc / </w:t>
+                            </w:r>
+                            <w:proofErr w:type="spellStart"/>
+                            <w:r>
+                              <w:rPr>
+                                <w:rFonts w:ascii="Century Gothic" w:hAnsi="Century Gothic" w:cs="Tahoma"/>
+                                <w:color w:val="F2F2F2" w:themeColor="background1" w:themeShade="F2"/>
+                              </w:rPr>
+                              <w:t>Cubit</w:t>
+                            </w:r>
+                            <w:proofErr w:type="spellEnd"/>
                           </w:p>
                           <w:p>
                             <w:pPr>
@@ -4612,6 +4857,7 @@
                                 <w:color w:val="F2F2F2" w:themeColor="background1" w:themeShade="F2"/>
                               </w:rPr>
                             </w:pPr>
+                            <w:proofErr w:type="spellStart"/>
                             <w:r>
                               <w:rPr>
                                 <w:rFonts w:ascii="Century Gothic" w:hAnsi="Century Gothic" w:cs="Tahoma"/>
@@ -4619,6 +4865,7 @@
                               </w:rPr>
                               <w:t>Riverpod</w:t>
                             </w:r>
+                            <w:proofErr w:type="spellEnd"/>
                           </w:p>
                           <w:p>
                             <w:pPr>
@@ -4634,6 +4881,7 @@
                                 <w:color w:val="F2F2F2" w:themeColor="background1" w:themeShade="F2"/>
                               </w:rPr>
                             </w:pPr>
+                            <w:proofErr w:type="spellStart"/>
                             <w:r>
                               <w:rPr>
                                 <w:rFonts w:ascii="Century Gothic" w:hAnsi="Century Gothic" w:cs="Tahoma"/>
@@ -4641,6 +4889,7 @@
                               </w:rPr>
                               <w:t>Get</w:t>
                             </w:r>
+                            <w:proofErr w:type="spellEnd"/>
                           </w:p>
                         </w:txbxContent>
                       </wps:txbx>
@@ -4893,6 +5142,7 @@
                                 <w:color w:val="F2F2F2" w:themeColor="background1" w:themeShade="F2"/>
                               </w:rPr>
                             </w:pPr>
+                            <w:proofErr w:type="spellStart"/>
                             <w:r>
                               <w:rPr>
                                 <w:rFonts w:ascii="Century Gothic" w:hAnsi="Century Gothic" w:cs="Tahoma"/>
@@ -4900,6 +5150,7 @@
                               </w:rPr>
                               <w:t>ObjectBox</w:t>
                             </w:r>
+                            <w:proofErr w:type="spellEnd"/>
                           </w:p>
                           <w:p>
                             <w:pPr>
@@ -5918,6 +6169,7 @@
                                 <w:color w:val="F2F2F2" w:themeColor="background1" w:themeShade="F2"/>
                               </w:rPr>
                             </w:pPr>
+                            <w:proofErr w:type="spellStart"/>
                             <w:r>
                               <w:rPr>
                                 <w:rFonts w:ascii="Century Gothic" w:hAnsi="Century Gothic" w:cs="Tahoma"/>
@@ -5925,6 +6177,7 @@
                               </w:rPr>
                               <w:t>Bitbucket</w:t>
                             </w:r>
+                            <w:proofErr w:type="spellEnd"/>
                           </w:p>
                         </w:txbxContent>
                       </wps:txbx>
@@ -6140,6 +6393,7 @@
                                 <w:color w:val="F2F2F2" w:themeColor="background1" w:themeShade="F2"/>
                               </w:rPr>
                             </w:pPr>
+                            <w:proofErr w:type="spellStart"/>
                             <w:r>
                               <w:rPr>
                                 <w:rFonts w:ascii="Century Gothic" w:hAnsi="Century Gothic" w:cs="Tahoma"/>
@@ -6147,6 +6401,7 @@
                               </w:rPr>
                               <w:t>Firebase</w:t>
                             </w:r>
+                            <w:proofErr w:type="spellEnd"/>
                           </w:p>
                           <w:p>
                             <w:pPr>
@@ -6162,6 +6417,7 @@
                                 <w:color w:val="F2F2F2" w:themeColor="background1" w:themeShade="F2"/>
                               </w:rPr>
                             </w:pPr>
+                            <w:proofErr w:type="spellStart"/>
                             <w:r>
                               <w:rPr>
                                 <w:rFonts w:ascii="Century Gothic" w:hAnsi="Century Gothic" w:cs="Tahoma"/>
@@ -6169,6 +6425,7 @@
                               </w:rPr>
                               <w:t>Supabase</w:t>
                             </w:r>
+                            <w:proofErr w:type="spellEnd"/>
                           </w:p>
                           <w:p>
                             <w:pPr>
@@ -6184,13 +6441,31 @@
                                 <w:color w:val="F2F2F2" w:themeColor="background1" w:themeShade="F2"/>
                               </w:rPr>
                             </w:pPr>
+                            <w:proofErr w:type="spellStart"/>
                             <w:r>
                               <w:rPr>
                                 <w:rFonts w:ascii="Century Gothic" w:hAnsi="Century Gothic" w:cs="Tahoma"/>
                                 <w:color w:val="F2F2F2" w:themeColor="background1" w:themeShade="F2"/>
                               </w:rPr>
-                              <w:t>Custom APIs</w:t>
-                            </w:r>
+                              <w:t>Custom</w:t>
+                            </w:r>
+                            <w:proofErr w:type="spellEnd"/>
+                            <w:r>
+                              <w:rPr>
+                                <w:rFonts w:ascii="Century Gothic" w:hAnsi="Century Gothic" w:cs="Tahoma"/>
+                                <w:color w:val="F2F2F2" w:themeColor="background1" w:themeShade="F2"/>
+                              </w:rPr>
+                              <w:t xml:space="preserve"> </w:t>
+                            </w:r>
+                            <w:proofErr w:type="spellStart"/>
+                            <w:r>
+                              <w:rPr>
+                                <w:rFonts w:ascii="Century Gothic" w:hAnsi="Century Gothic" w:cs="Tahoma"/>
+                                <w:color w:val="F2F2F2" w:themeColor="background1" w:themeShade="F2"/>
+                              </w:rPr>
+                              <w:t>APIs</w:t>
+                            </w:r>
+                            <w:proofErr w:type="spellEnd"/>
                           </w:p>
                           <w:p>
                             <w:pPr>
@@ -6665,8 +6940,8 @@
                               <w:rPr>
                                 <w:rFonts w:ascii="Century Gothic" w:hAnsi="Century Gothic" w:cstheme="minorHAnsi"/>
                                 <w:color w:val="808080"/>
-                                <w:sz w:val="15"/>
-                                <w:szCs w:val="15"/>
+                                <w:sz w:val="13"/>
+                                <w:szCs w:val="13"/>
                               </w:rPr>
                             </w:pPr>
                             <w:r>
@@ -6676,7 +6951,7 @@
                                 <w:sz w:val="15"/>
                                 <w:szCs w:val="15"/>
                               </w:rPr>
-                              <w:t>10</w:t>
+                              <w:t>01</w:t>
                             </w:r>
                             <w:r>
                               <w:rPr>
@@ -6694,7 +6969,7 @@
                                 <w:sz w:val="15"/>
                                 <w:szCs w:val="15"/>
                               </w:rPr>
-                              <w:t>2</w:t>
+                              <w:t>5</w:t>
                             </w:r>
                             <w:r>
                               <w:rPr>
@@ -6749,17 +7024,341 @@
                                 <w:sz w:val="13"/>
                                 <w:szCs w:val="13"/>
                               </w:rPr>
-                              <w:t xml:space="preserve">La Habana </w:t>
-                            </w:r>
-                            <w:r>
+                              <w:t>México</w:t>
+                            </w:r>
+                          </w:p>
+                          <w:p>
+                            <w:pPr>
+                              <w:rPr>
+                                <w:rFonts w:ascii="Century Gothic" w:hAnsi="Century Gothic" w:cstheme="minorHAnsi"/>
+                                <w:color w:val="808080"/>
+                                <w:sz w:val="18"/>
+                                <w:szCs w:val="22"/>
+                              </w:rPr>
+                            </w:pPr>
+                          </w:p>
+                          <w:p>
+                            <w:pPr>
+                              <w:rPr>
+                                <w:rFonts w:ascii="Century Gothic" w:hAnsi="Century Gothic" w:cstheme="minorHAnsi"/>
+                                <w:color w:val="808080"/>
+                                <w:sz w:val="18"/>
+                                <w:szCs w:val="22"/>
+                              </w:rPr>
+                            </w:pPr>
+                          </w:p>
+                          <w:p>
+                            <w:pPr>
+                              <w:rPr>
+                                <w:rFonts w:ascii="Century Gothic" w:hAnsi="Century Gothic" w:cstheme="minorHAnsi"/>
+                                <w:color w:val="808080"/>
+                                <w:sz w:val="18"/>
+                                <w:szCs w:val="22"/>
+                              </w:rPr>
+                            </w:pPr>
+                          </w:p>
+                          <w:p>
+                            <w:pPr>
+                              <w:rPr>
+                                <w:rFonts w:ascii="Century Gothic" w:hAnsi="Century Gothic" w:cstheme="minorHAnsi"/>
+                                <w:color w:val="808080"/>
+                                <w:sz w:val="18"/>
+                                <w:szCs w:val="22"/>
+                              </w:rPr>
+                            </w:pPr>
+                          </w:p>
+                          <w:p>
+                            <w:pPr>
+                              <w:rPr>
+                                <w:rFonts w:ascii="Century Gothic" w:hAnsi="Century Gothic" w:cstheme="minorHAnsi"/>
+                                <w:color w:val="808080"/>
+                                <w:sz w:val="18"/>
+                                <w:szCs w:val="22"/>
+                              </w:rPr>
+                            </w:pPr>
+                          </w:p>
+                          <w:p>
+                            <w:pPr>
+                              <w:rPr>
+                                <w:rFonts w:ascii="Century Gothic" w:hAnsi="Century Gothic" w:cstheme="minorHAnsi"/>
+                                <w:color w:val="808080"/>
+                                <w:sz w:val="18"/>
+                                <w:szCs w:val="22"/>
+                              </w:rPr>
+                            </w:pPr>
+                          </w:p>
+                          <w:p>
+                            <w:pPr>
+                              <w:rPr>
+                                <w:rFonts w:ascii="Century Gothic" w:hAnsi="Century Gothic" w:cstheme="minorHAnsi"/>
+                                <w:color w:val="808080"/>
+                                <w:sz w:val="18"/>
+                                <w:szCs w:val="22"/>
+                              </w:rPr>
+                            </w:pPr>
+                          </w:p>
+                          <w:p>
+                            <w:pPr>
+                              <w:rPr>
+                                <w:rFonts w:ascii="Century Gothic" w:hAnsi="Century Gothic" w:cstheme="minorHAnsi"/>
+                                <w:color w:val="808080"/>
+                                <w:sz w:val="18"/>
+                                <w:szCs w:val="22"/>
+                              </w:rPr>
+                            </w:pPr>
+                          </w:p>
+                          <w:p>
+                            <w:pPr>
+                              <w:rPr>
+                                <w:rFonts w:ascii="Century Gothic" w:hAnsi="Century Gothic" w:cstheme="minorHAnsi"/>
+                                <w:color w:val="808080"/>
+                                <w:sz w:val="18"/>
+                                <w:szCs w:val="22"/>
+                              </w:rPr>
+                            </w:pPr>
+                          </w:p>
+                          <w:p>
+                            <w:pPr>
+                              <w:rPr>
+                                <w:rFonts w:ascii="Century Gothic" w:hAnsi="Century Gothic" w:cstheme="minorHAnsi"/>
+                                <w:color w:val="808080"/>
+                                <w:sz w:val="18"/>
+                                <w:szCs w:val="22"/>
+                              </w:rPr>
+                            </w:pPr>
+                          </w:p>
+                          <w:p>
+                            <w:pPr>
+                              <w:rPr>
+                                <w:rFonts w:ascii="Century Gothic" w:hAnsi="Century Gothic" w:cstheme="minorHAnsi"/>
+                                <w:color w:val="808080"/>
+                                <w:sz w:val="18"/>
+                                <w:szCs w:val="22"/>
+                              </w:rPr>
+                            </w:pPr>
+                          </w:p>
+                          <w:p>
+                            <w:pPr>
+                              <w:rPr>
+                                <w:rFonts w:ascii="Century Gothic" w:hAnsi="Century Gothic" w:cstheme="minorHAnsi"/>
+                                <w:color w:val="808080"/>
+                                <w:sz w:val="12"/>
+                                <w:szCs w:val="16"/>
+                              </w:rPr>
+                            </w:pPr>
+                          </w:p>
+                          <w:p>
+                            <w:pPr>
+                              <w:rPr>
+                                <w:rFonts w:ascii="Century Gothic" w:hAnsi="Century Gothic" w:cstheme="minorHAnsi"/>
+                                <w:color w:val="808080"/>
+                                <w:sz w:val="4"/>
+                                <w:szCs w:val="8"/>
+                              </w:rPr>
+                            </w:pPr>
+                          </w:p>
+                          <w:p>
+                            <w:pPr>
+                              <w:rPr>
+                                <w:rFonts w:ascii="Century Gothic" w:hAnsi="Century Gothic" w:cstheme="minorHAnsi"/>
+                                <w:color w:val="808080"/>
+                                <w:sz w:val="12"/>
+                                <w:szCs w:val="16"/>
+                              </w:rPr>
+                            </w:pPr>
+                          </w:p>
+                          <w:p>
+                            <w:pPr>
+                              <w:rPr>
+                                <w:rFonts w:ascii="Century Gothic" w:hAnsi="Century Gothic" w:cstheme="minorHAnsi"/>
+                                <w:color w:val="808080"/>
+                                <w:sz w:val="12"/>
+                                <w:szCs w:val="16"/>
+                              </w:rPr>
+                            </w:pPr>
+                          </w:p>
+                          <w:p>
+                            <w:pPr>
+                              <w:rPr>
+                                <w:rFonts w:ascii="Century Gothic" w:hAnsi="Century Gothic" w:cstheme="minorHAnsi"/>
+                                <w:color w:val="808080"/>
+                                <w:sz w:val="14"/>
+                                <w:szCs w:val="18"/>
+                              </w:rPr>
+                            </w:pPr>
+                          </w:p>
+                          <w:p>
+                            <w:pPr>
+                              <w:rPr>
+                                <w:rFonts w:ascii="Century Gothic" w:hAnsi="Century Gothic" w:cstheme="minorHAnsi"/>
+                                <w:color w:val="808080"/>
+                                <w:sz w:val="14"/>
+                                <w:szCs w:val="18"/>
+                              </w:rPr>
+                            </w:pPr>
+                          </w:p>
+                          <w:p>
+                            <w:pPr>
+                              <w:rPr>
+                                <w:rFonts w:ascii="Century Gothic" w:hAnsi="Century Gothic" w:cstheme="minorHAnsi"/>
+                                <w:color w:val="808080"/>
+                                <w:sz w:val="14"/>
+                                <w:szCs w:val="18"/>
+                              </w:rPr>
+                            </w:pPr>
+                          </w:p>
+                          <w:p>
+                            <w:pPr>
+                              <w:rPr>
+                                <w:rFonts w:ascii="Century Gothic" w:hAnsi="Century Gothic" w:cstheme="minorHAnsi"/>
+                                <w:color w:val="808080"/>
+                                <w:sz w:val="14"/>
+                                <w:szCs w:val="18"/>
+                              </w:rPr>
+                            </w:pPr>
+                          </w:p>
+                          <w:p>
+                            <w:pPr>
+                              <w:rPr>
+                                <w:rFonts w:ascii="Century Gothic" w:hAnsi="Century Gothic" w:cstheme="minorHAnsi"/>
+                                <w:color w:val="808080"/>
+                                <w:sz w:val="8"/>
+                                <w:szCs w:val="12"/>
+                              </w:rPr>
+                            </w:pPr>
+                          </w:p>
+                          <w:p>
+                            <w:pPr>
+                              <w:rPr>
+                                <w:rFonts w:ascii="Century Gothic" w:hAnsi="Century Gothic" w:cstheme="minorHAnsi"/>
+                                <w:color w:val="808080"/>
+                                <w:sz w:val="8"/>
+                                <w:szCs w:val="12"/>
+                              </w:rPr>
+                            </w:pPr>
+                          </w:p>
+                          <w:p>
+                            <w:pPr>
+                              <w:rPr>
+                                <w:rFonts w:ascii="Century Gothic" w:hAnsi="Century Gothic" w:cstheme="minorHAnsi"/>
+                                <w:color w:val="808080"/>
+                                <w:sz w:val="8"/>
+                                <w:szCs w:val="12"/>
+                              </w:rPr>
+                            </w:pPr>
+                          </w:p>
+                          <w:p>
+                            <w:pPr>
+                              <w:rPr>
+                                <w:rFonts w:ascii="Century Gothic" w:hAnsi="Century Gothic" w:cstheme="minorHAnsi"/>
+                                <w:color w:val="808080"/>
+                                <w:sz w:val="8"/>
+                                <w:szCs w:val="12"/>
+                              </w:rPr>
+                            </w:pPr>
+                          </w:p>
+                          <w:p>
+                            <w:pPr>
+                              <w:rPr>
+                                <w:rFonts w:ascii="Century Gothic" w:hAnsi="Century Gothic" w:cstheme="minorHAnsi"/>
+                                <w:color w:val="808080"/>
+                                <w:sz w:val="8"/>
+                                <w:szCs w:val="12"/>
+                              </w:rPr>
+                            </w:pPr>
+                          </w:p>
+                          <w:p>
+                            <w:pPr>
+                              <w:rPr>
+                                <w:rFonts w:ascii="Century Gothic" w:hAnsi="Century Gothic" w:cstheme="minorHAnsi"/>
+                                <w:color w:val="808080"/>
+                                <w:sz w:val="4"/>
+                                <w:szCs w:val="8"/>
+                              </w:rPr>
+                            </w:pPr>
+                          </w:p>
+                          <w:p>
+                            <w:pPr>
+                              <w:rPr>
+                                <w:rFonts w:ascii="Century Gothic" w:hAnsi="Century Gothic" w:cstheme="minorHAnsi"/>
+                                <w:color w:val="808080"/>
+                                <w:sz w:val="15"/>
+                                <w:szCs w:val="15"/>
+                              </w:rPr>
+                            </w:pPr>
+                            <w:r>
+                              <w:rPr>
+                                <w:rFonts w:ascii="Century Gothic" w:hAnsi="Century Gothic" w:cstheme="minorHAnsi"/>
+                                <w:color w:val="808080"/>
+                                <w:sz w:val="15"/>
+                                <w:szCs w:val="15"/>
+                              </w:rPr>
+                              <w:t>10</w:t>
+                            </w:r>
+                            <w:r>
+                              <w:rPr>
+                                <w:rFonts w:ascii="Century Gothic" w:hAnsi="Century Gothic" w:cstheme="minorHAnsi"/>
+                                <w:color w:val="808080"/>
+                                <w:sz w:val="15"/>
+                                <w:szCs w:val="15"/>
+                              </w:rPr>
+                              <w:t>/202</w:t>
+                            </w:r>
+                            <w:r>
+                              <w:rPr>
+                                <w:rFonts w:ascii="Century Gothic" w:hAnsi="Century Gothic" w:cstheme="minorHAnsi"/>
+                                <w:color w:val="808080"/>
+                                <w:sz w:val="15"/>
+                                <w:szCs w:val="15"/>
+                              </w:rPr>
+                              <w:t>2</w:t>
+                            </w:r>
+                            <w:r>
+                              <w:rPr>
+                                <w:rFonts w:ascii="Century Gothic" w:hAnsi="Century Gothic" w:cstheme="minorHAnsi"/>
+                                <w:color w:val="808080"/>
+                                <w:sz w:val="15"/>
+                                <w:szCs w:val="15"/>
+                              </w:rPr>
+                              <w:t xml:space="preserve"> </w:t>
+                            </w:r>
+                            <w:r>
+                              <w:rPr>
+                                <w:rFonts w:ascii="Century Gothic" w:hAnsi="Century Gothic" w:cstheme="minorHAnsi"/>
+                                <w:color w:val="808080"/>
+                                <w:sz w:val="15"/>
+                                <w:szCs w:val="15"/>
+                              </w:rPr>
+                              <w:t>–</w:t>
+                            </w:r>
+                            <w:r>
+                              <w:rPr>
+                                <w:rFonts w:ascii="Century Gothic" w:hAnsi="Century Gothic" w:cstheme="minorHAnsi"/>
+                                <w:color w:val="808080"/>
+                                <w:sz w:val="15"/>
+                                <w:szCs w:val="15"/>
+                              </w:rPr>
+                              <w:t xml:space="preserve"> </w:t>
+                            </w:r>
+                            <w:r>
+                              <w:rPr>
+                                <w:rFonts w:ascii="Century Gothic" w:hAnsi="Century Gothic" w:cstheme="minorHAnsi"/>
+                                <w:color w:val="808080"/>
+                                <w:sz w:val="15"/>
+                                <w:szCs w:val="15"/>
+                              </w:rPr>
+                              <w:t>02/2025</w:t>
+                            </w:r>
+                          </w:p>
+                          <w:p>
+                            <w:pPr>
                               <w:rPr>
                                 <w:rFonts w:ascii="Century Gothic" w:hAnsi="Century Gothic" w:cstheme="minorHAnsi"/>
                                 <w:color w:val="808080"/>
                                 <w:sz w:val="13"/>
                                 <w:szCs w:val="13"/>
                               </w:rPr>
-                              <w:t>–</w:t>
-                            </w:r>
+                            </w:pPr>
                             <w:r>
                               <w:rPr>
                                 <w:rFonts w:ascii="Century Gothic" w:hAnsi="Century Gothic" w:cstheme="minorHAnsi"/>
@@ -6767,7 +7366,7 @@
                                 <w:sz w:val="13"/>
                                 <w:szCs w:val="13"/>
                               </w:rPr>
-                              <w:t xml:space="preserve"> Cuba</w:t>
+                              <w:t xml:space="preserve">La Habana </w:t>
                             </w:r>
                             <w:r>
                               <w:rPr>
@@ -6776,18 +7375,17 @@
                                 <w:sz w:val="13"/>
                                 <w:szCs w:val="13"/>
                               </w:rPr>
-                              <w:t>,</w:t>
-                            </w:r>
-                          </w:p>
-                          <w:p>
-                            <w:pPr>
+                              <w:t>–</w:t>
+                            </w:r>
+                            <w:r>
                               <w:rPr>
                                 <w:rFonts w:ascii="Century Gothic" w:hAnsi="Century Gothic" w:cstheme="minorHAnsi"/>
                                 <w:color w:val="808080"/>
                                 <w:sz w:val="13"/>
                                 <w:szCs w:val="13"/>
                               </w:rPr>
-                            </w:pPr>
+                              <w:t xml:space="preserve"> Cuba</w:t>
+                            </w:r>
                             <w:r>
                               <w:rPr>
                                 <w:rFonts w:ascii="Century Gothic" w:hAnsi="Century Gothic" w:cstheme="minorHAnsi"/>
@@ -6795,390 +7393,7 @@
                                 <w:sz w:val="13"/>
                                 <w:szCs w:val="13"/>
                               </w:rPr>
-                              <w:t>Yucatán – México</w:t>
-                            </w:r>
-                          </w:p>
-                          <w:p>
-                            <w:pPr>
-                              <w:rPr>
-                                <w:rFonts w:ascii="Century Gothic" w:hAnsi="Century Gothic" w:cstheme="minorHAnsi"/>
-                                <w:color w:val="808080"/>
-                                <w:sz w:val="18"/>
-                                <w:szCs w:val="22"/>
-                              </w:rPr>
-                            </w:pPr>
-                          </w:p>
-                          <w:p>
-                            <w:pPr>
-                              <w:rPr>
-                                <w:rFonts w:ascii="Century Gothic" w:hAnsi="Century Gothic" w:cstheme="minorHAnsi"/>
-                                <w:color w:val="808080"/>
-                                <w:sz w:val="18"/>
-                                <w:szCs w:val="22"/>
-                              </w:rPr>
-                            </w:pPr>
-                          </w:p>
-                          <w:p>
-                            <w:pPr>
-                              <w:rPr>
-                                <w:rFonts w:ascii="Century Gothic" w:hAnsi="Century Gothic" w:cstheme="minorHAnsi"/>
-                                <w:color w:val="808080"/>
-                                <w:sz w:val="18"/>
-                                <w:szCs w:val="22"/>
-                              </w:rPr>
-                            </w:pPr>
-                          </w:p>
-                          <w:p>
-                            <w:pPr>
-                              <w:rPr>
-                                <w:rFonts w:ascii="Century Gothic" w:hAnsi="Century Gothic" w:cstheme="minorHAnsi"/>
-                                <w:color w:val="808080"/>
-                                <w:sz w:val="18"/>
-                                <w:szCs w:val="22"/>
-                              </w:rPr>
-                            </w:pPr>
-                          </w:p>
-                          <w:p>
-                            <w:pPr>
-                              <w:rPr>
-                                <w:rFonts w:ascii="Century Gothic" w:hAnsi="Century Gothic" w:cstheme="minorHAnsi"/>
-                                <w:color w:val="808080"/>
-                                <w:sz w:val="18"/>
-                                <w:szCs w:val="22"/>
-                              </w:rPr>
-                            </w:pPr>
-                          </w:p>
-                          <w:p>
-                            <w:pPr>
-                              <w:rPr>
-                                <w:rFonts w:ascii="Century Gothic" w:hAnsi="Century Gothic" w:cstheme="minorHAnsi"/>
-                                <w:color w:val="808080"/>
-                                <w:sz w:val="18"/>
-                                <w:szCs w:val="22"/>
-                              </w:rPr>
-                            </w:pPr>
-                          </w:p>
-                          <w:p>
-                            <w:pPr>
-                              <w:rPr>
-                                <w:rFonts w:ascii="Century Gothic" w:hAnsi="Century Gothic" w:cstheme="minorHAnsi"/>
-                                <w:color w:val="808080"/>
-                                <w:sz w:val="18"/>
-                                <w:szCs w:val="22"/>
-                              </w:rPr>
-                            </w:pPr>
-                          </w:p>
-                          <w:p>
-                            <w:pPr>
-                              <w:rPr>
-                                <w:rFonts w:ascii="Century Gothic" w:hAnsi="Century Gothic" w:cstheme="minorHAnsi"/>
-                                <w:color w:val="808080"/>
-                                <w:sz w:val="18"/>
-                                <w:szCs w:val="22"/>
-                              </w:rPr>
-                            </w:pPr>
-                          </w:p>
-                          <w:p>
-                            <w:pPr>
-                              <w:rPr>
-                                <w:rFonts w:ascii="Century Gothic" w:hAnsi="Century Gothic" w:cstheme="minorHAnsi"/>
-                                <w:color w:val="808080"/>
-                                <w:sz w:val="18"/>
-                                <w:szCs w:val="22"/>
-                              </w:rPr>
-                            </w:pPr>
-                          </w:p>
-                          <w:p>
-                            <w:pPr>
-                              <w:rPr>
-                                <w:rFonts w:ascii="Century Gothic" w:hAnsi="Century Gothic" w:cstheme="minorHAnsi"/>
-                                <w:color w:val="808080"/>
-                                <w:sz w:val="18"/>
-                                <w:szCs w:val="22"/>
-                              </w:rPr>
-                            </w:pPr>
-                          </w:p>
-                          <w:p>
-                            <w:pPr>
-                              <w:rPr>
-                                <w:rFonts w:ascii="Century Gothic" w:hAnsi="Century Gothic" w:cstheme="minorHAnsi"/>
-                                <w:color w:val="808080"/>
-                                <w:sz w:val="18"/>
-                                <w:szCs w:val="22"/>
-                              </w:rPr>
-                            </w:pPr>
-                          </w:p>
-                          <w:p>
-                            <w:pPr>
-                              <w:rPr>
-                                <w:rFonts w:ascii="Century Gothic" w:hAnsi="Century Gothic" w:cstheme="minorHAnsi"/>
-                                <w:color w:val="808080"/>
-                                <w:sz w:val="12"/>
-                                <w:szCs w:val="16"/>
-                              </w:rPr>
-                            </w:pPr>
-                          </w:p>
-                          <w:p>
-                            <w:pPr>
-                              <w:rPr>
-                                <w:rFonts w:ascii="Century Gothic" w:hAnsi="Century Gothic" w:cstheme="minorHAnsi"/>
-                                <w:color w:val="808080"/>
-                                <w:sz w:val="4"/>
-                                <w:szCs w:val="8"/>
-                              </w:rPr>
-                            </w:pPr>
-                          </w:p>
-                          <w:p>
-                            <w:pPr>
-                              <w:rPr>
-                                <w:rFonts w:ascii="Century Gothic" w:hAnsi="Century Gothic" w:cstheme="minorHAnsi"/>
-                                <w:color w:val="808080"/>
-                                <w:sz w:val="12"/>
-                                <w:szCs w:val="16"/>
-                              </w:rPr>
-                            </w:pPr>
-                          </w:p>
-                          <w:p>
-                            <w:pPr>
-                              <w:rPr>
-                                <w:rFonts w:ascii="Century Gothic" w:hAnsi="Century Gothic" w:cstheme="minorHAnsi"/>
-                                <w:color w:val="808080"/>
-                                <w:sz w:val="12"/>
-                                <w:szCs w:val="16"/>
-                              </w:rPr>
-                            </w:pPr>
-                          </w:p>
-                          <w:p>
-                            <w:pPr>
-                              <w:rPr>
-                                <w:rFonts w:ascii="Century Gothic" w:hAnsi="Century Gothic" w:cstheme="minorHAnsi"/>
-                                <w:color w:val="808080"/>
-                                <w:sz w:val="14"/>
-                                <w:szCs w:val="18"/>
-                              </w:rPr>
-                            </w:pPr>
-                          </w:p>
-                          <w:p>
-                            <w:pPr>
-                              <w:rPr>
-                                <w:rFonts w:ascii="Century Gothic" w:hAnsi="Century Gothic" w:cstheme="minorHAnsi"/>
-                                <w:color w:val="808080"/>
-                                <w:sz w:val="14"/>
-                                <w:szCs w:val="18"/>
-                              </w:rPr>
-                            </w:pPr>
-                          </w:p>
-                          <w:p>
-                            <w:pPr>
-                              <w:rPr>
-                                <w:rFonts w:ascii="Century Gothic" w:hAnsi="Century Gothic" w:cstheme="minorHAnsi"/>
-                                <w:color w:val="808080"/>
-                                <w:sz w:val="14"/>
-                                <w:szCs w:val="18"/>
-                              </w:rPr>
-                            </w:pPr>
-                          </w:p>
-                          <w:p>
-                            <w:pPr>
-                              <w:rPr>
-                                <w:rFonts w:ascii="Century Gothic" w:hAnsi="Century Gothic" w:cstheme="minorHAnsi"/>
-                                <w:color w:val="808080"/>
-                                <w:sz w:val="14"/>
-                                <w:szCs w:val="18"/>
-                              </w:rPr>
-                            </w:pPr>
-                          </w:p>
-                          <w:p>
-                            <w:pPr>
-                              <w:rPr>
-                                <w:rFonts w:ascii="Century Gothic" w:hAnsi="Century Gothic" w:cstheme="minorHAnsi"/>
-                                <w:color w:val="808080"/>
-                                <w:sz w:val="8"/>
-                                <w:szCs w:val="12"/>
-                              </w:rPr>
-                            </w:pPr>
-                          </w:p>
-                          <w:p>
-                            <w:pPr>
-                              <w:rPr>
-                                <w:rFonts w:ascii="Century Gothic" w:hAnsi="Century Gothic" w:cstheme="minorHAnsi"/>
-                                <w:color w:val="808080"/>
-                                <w:sz w:val="8"/>
-                                <w:szCs w:val="12"/>
-                              </w:rPr>
-                            </w:pPr>
-                          </w:p>
-                          <w:p>
-                            <w:pPr>
-                              <w:rPr>
-                                <w:rFonts w:ascii="Century Gothic" w:hAnsi="Century Gothic" w:cstheme="minorHAnsi"/>
-                                <w:color w:val="808080"/>
-                                <w:sz w:val="8"/>
-                                <w:szCs w:val="12"/>
-                              </w:rPr>
-                            </w:pPr>
-                          </w:p>
-                          <w:p>
-                            <w:pPr>
-                              <w:rPr>
-                                <w:rFonts w:ascii="Century Gothic" w:hAnsi="Century Gothic" w:cstheme="minorHAnsi"/>
-                                <w:color w:val="808080"/>
-                                <w:sz w:val="8"/>
-                                <w:szCs w:val="12"/>
-                              </w:rPr>
-                            </w:pPr>
-                          </w:p>
-                          <w:p>
-                            <w:pPr>
-                              <w:rPr>
-                                <w:rFonts w:ascii="Century Gothic" w:hAnsi="Century Gothic" w:cstheme="minorHAnsi"/>
-                                <w:color w:val="808080"/>
-                                <w:sz w:val="8"/>
-                                <w:szCs w:val="12"/>
-                              </w:rPr>
-                            </w:pPr>
-                          </w:p>
-                          <w:p>
-                            <w:pPr>
-                              <w:rPr>
-                                <w:rFonts w:ascii="Century Gothic" w:hAnsi="Century Gothic" w:cstheme="minorHAnsi"/>
-                                <w:color w:val="808080"/>
-                                <w:sz w:val="8"/>
-                                <w:szCs w:val="12"/>
-                              </w:rPr>
-                            </w:pPr>
-                          </w:p>
-                          <w:p>
-                            <w:pPr>
-                              <w:rPr>
-                                <w:rFonts w:ascii="Century Gothic" w:hAnsi="Century Gothic" w:cstheme="minorHAnsi"/>
-                                <w:color w:val="808080"/>
-                                <w:sz w:val="8"/>
-                                <w:szCs w:val="12"/>
-                              </w:rPr>
-                            </w:pPr>
-                          </w:p>
-                          <w:p>
-                            <w:pPr>
-                              <w:rPr>
-                                <w:rFonts w:ascii="Century Gothic" w:hAnsi="Century Gothic" w:cstheme="minorHAnsi"/>
-                                <w:color w:val="808080"/>
-                                <w:sz w:val="8"/>
-                                <w:szCs w:val="12"/>
-                              </w:rPr>
-                            </w:pPr>
-                          </w:p>
-                          <w:p>
-                            <w:pPr>
-                              <w:rPr>
-                                <w:rFonts w:ascii="Century Gothic" w:hAnsi="Century Gothic" w:cstheme="minorHAnsi"/>
-                                <w:color w:val="808080"/>
-                                <w:sz w:val="8"/>
-                                <w:szCs w:val="12"/>
-                              </w:rPr>
-                            </w:pPr>
-                          </w:p>
-                          <w:p>
-                            <w:pPr>
-                              <w:rPr>
-                                <w:rFonts w:ascii="Century Gothic" w:hAnsi="Century Gothic" w:cstheme="minorHAnsi"/>
-                                <w:color w:val="808080"/>
-                                <w:sz w:val="8"/>
-                                <w:szCs w:val="12"/>
-                              </w:rPr>
-                            </w:pPr>
-                          </w:p>
-                          <w:p>
-                            <w:pPr>
-                              <w:rPr>
-                                <w:rFonts w:ascii="Century Gothic" w:hAnsi="Century Gothic" w:cstheme="minorHAnsi"/>
-                                <w:color w:val="808080"/>
-                                <w:sz w:val="10"/>
-                                <w:szCs w:val="14"/>
-                              </w:rPr>
-                            </w:pPr>
-                          </w:p>
-                          <w:p>
-                            <w:pPr>
-                              <w:rPr>
-                                <w:rFonts w:ascii="Century Gothic" w:hAnsi="Century Gothic" w:cstheme="minorHAnsi"/>
-                                <w:color w:val="808080"/>
-                                <w:sz w:val="4"/>
-                                <w:szCs w:val="8"/>
-                              </w:rPr>
-                            </w:pPr>
-                          </w:p>
-                          <w:p>
-                            <w:pPr>
-                              <w:rPr>
-                                <w:rFonts w:ascii="Century Gothic" w:hAnsi="Century Gothic" w:cstheme="minorHAnsi"/>
-                                <w:color w:val="808080"/>
-                                <w:sz w:val="15"/>
-                                <w:szCs w:val="15"/>
-                              </w:rPr>
-                            </w:pPr>
-                            <w:r>
-                              <w:rPr>
-                                <w:rFonts w:ascii="Century Gothic" w:hAnsi="Century Gothic" w:cstheme="minorHAnsi"/>
-                                <w:color w:val="808080"/>
-                                <w:sz w:val="15"/>
-                                <w:szCs w:val="15"/>
-                              </w:rPr>
-                              <w:t>01</w:t>
-                            </w:r>
-                            <w:r>
-                              <w:rPr>
-                                <w:rFonts w:ascii="Century Gothic" w:hAnsi="Century Gothic" w:cstheme="minorHAnsi"/>
-                                <w:color w:val="808080"/>
-                                <w:sz w:val="15"/>
-                                <w:szCs w:val="15"/>
-                              </w:rPr>
-                              <w:t>/202</w:t>
-                            </w:r>
-                            <w:r>
-                              <w:rPr>
-                                <w:rFonts w:ascii="Century Gothic" w:hAnsi="Century Gothic" w:cstheme="minorHAnsi"/>
-                                <w:color w:val="808080"/>
-                                <w:sz w:val="15"/>
-                                <w:szCs w:val="15"/>
-                              </w:rPr>
-                              <w:t>3</w:t>
-                            </w:r>
-                            <w:r>
-                              <w:rPr>
-                                <w:rFonts w:ascii="Century Gothic" w:hAnsi="Century Gothic" w:cstheme="minorHAnsi"/>
-                                <w:color w:val="808080"/>
-                                <w:sz w:val="15"/>
-                                <w:szCs w:val="15"/>
-                              </w:rPr>
-                              <w:t xml:space="preserve"> </w:t>
-                            </w:r>
-                            <w:r>
-                              <w:rPr>
-                                <w:rFonts w:ascii="Century Gothic" w:hAnsi="Century Gothic" w:cstheme="minorHAnsi"/>
-                                <w:color w:val="808080"/>
-                                <w:sz w:val="15"/>
-                                <w:szCs w:val="15"/>
-                              </w:rPr>
-                              <w:t>–</w:t>
-                            </w:r>
-                            <w:r>
-                              <w:rPr>
-                                <w:rFonts w:ascii="Century Gothic" w:hAnsi="Century Gothic" w:cstheme="minorHAnsi"/>
-                                <w:color w:val="808080"/>
-                                <w:sz w:val="15"/>
-                                <w:szCs w:val="15"/>
-                              </w:rPr>
-                              <w:t xml:space="preserve"> </w:t>
-                            </w:r>
-                            <w:r>
-                              <w:rPr>
-                                <w:rFonts w:ascii="Century Gothic" w:hAnsi="Century Gothic" w:cstheme="minorHAnsi"/>
-                                <w:color w:val="808080"/>
-                                <w:sz w:val="15"/>
-                                <w:szCs w:val="15"/>
-                              </w:rPr>
-                              <w:t>09/2023</w:t>
+                              <w:t>,</w:t>
                             </w:r>
                           </w:p>
                           <w:p>
@@ -7197,7 +7412,7 @@
                                 <w:sz w:val="13"/>
                                 <w:szCs w:val="13"/>
                               </w:rPr>
-                              <w:t>La Habana - Cuba</w:t>
+                              <w:t>México</w:t>
                             </w:r>
                           </w:p>
                           <w:p>
@@ -7390,8 +7605,8 @@
                         <w:rPr>
                           <w:rFonts w:ascii="Century Gothic" w:hAnsi="Century Gothic" w:cstheme="minorHAnsi"/>
                           <w:color w:val="808080"/>
-                          <w:sz w:val="15"/>
-                          <w:szCs w:val="15"/>
+                          <w:sz w:val="13"/>
+                          <w:szCs w:val="13"/>
                         </w:rPr>
                       </w:pPr>
                       <w:r>
@@ -7401,7 +7616,7 @@
                           <w:sz w:val="15"/>
                           <w:szCs w:val="15"/>
                         </w:rPr>
-                        <w:t>10</w:t>
+                        <w:t>01</w:t>
                       </w:r>
                       <w:r>
                         <w:rPr>
@@ -7419,7 +7634,7 @@
                           <w:sz w:val="15"/>
                           <w:szCs w:val="15"/>
                         </w:rPr>
-                        <w:t>2</w:t>
+                        <w:t>5</w:t>
                       </w:r>
                       <w:r>
                         <w:rPr>
@@ -7474,17 +7689,341 @@
                           <w:sz w:val="13"/>
                           <w:szCs w:val="13"/>
                         </w:rPr>
-                        <w:t xml:space="preserve">La Habana </w:t>
-                      </w:r>
-                      <w:r>
+                        <w:t>México</w:t>
+                      </w:r>
+                    </w:p>
+                    <w:p>
+                      <w:pPr>
+                        <w:rPr>
+                          <w:rFonts w:ascii="Century Gothic" w:hAnsi="Century Gothic" w:cstheme="minorHAnsi"/>
+                          <w:color w:val="808080"/>
+                          <w:sz w:val="18"/>
+                          <w:szCs w:val="22"/>
+                        </w:rPr>
+                      </w:pPr>
+                    </w:p>
+                    <w:p>
+                      <w:pPr>
+                        <w:rPr>
+                          <w:rFonts w:ascii="Century Gothic" w:hAnsi="Century Gothic" w:cstheme="minorHAnsi"/>
+                          <w:color w:val="808080"/>
+                          <w:sz w:val="18"/>
+                          <w:szCs w:val="22"/>
+                        </w:rPr>
+                      </w:pPr>
+                    </w:p>
+                    <w:p>
+                      <w:pPr>
+                        <w:rPr>
+                          <w:rFonts w:ascii="Century Gothic" w:hAnsi="Century Gothic" w:cstheme="minorHAnsi"/>
+                          <w:color w:val="808080"/>
+                          <w:sz w:val="18"/>
+                          <w:szCs w:val="22"/>
+                        </w:rPr>
+                      </w:pPr>
+                    </w:p>
+                    <w:p>
+                      <w:pPr>
+                        <w:rPr>
+                          <w:rFonts w:ascii="Century Gothic" w:hAnsi="Century Gothic" w:cstheme="minorHAnsi"/>
+                          <w:color w:val="808080"/>
+                          <w:sz w:val="18"/>
+                          <w:szCs w:val="22"/>
+                        </w:rPr>
+                      </w:pPr>
+                    </w:p>
+                    <w:p>
+                      <w:pPr>
+                        <w:rPr>
+                          <w:rFonts w:ascii="Century Gothic" w:hAnsi="Century Gothic" w:cstheme="minorHAnsi"/>
+                          <w:color w:val="808080"/>
+                          <w:sz w:val="18"/>
+                          <w:szCs w:val="22"/>
+                        </w:rPr>
+                      </w:pPr>
+                    </w:p>
+                    <w:p>
+                      <w:pPr>
+                        <w:rPr>
+                          <w:rFonts w:ascii="Century Gothic" w:hAnsi="Century Gothic" w:cstheme="minorHAnsi"/>
+                          <w:color w:val="808080"/>
+                          <w:sz w:val="18"/>
+                          <w:szCs w:val="22"/>
+                        </w:rPr>
+                      </w:pPr>
+                    </w:p>
+                    <w:p>
+                      <w:pPr>
+                        <w:rPr>
+                          <w:rFonts w:ascii="Century Gothic" w:hAnsi="Century Gothic" w:cstheme="minorHAnsi"/>
+                          <w:color w:val="808080"/>
+                          <w:sz w:val="18"/>
+                          <w:szCs w:val="22"/>
+                        </w:rPr>
+                      </w:pPr>
+                    </w:p>
+                    <w:p>
+                      <w:pPr>
+                        <w:rPr>
+                          <w:rFonts w:ascii="Century Gothic" w:hAnsi="Century Gothic" w:cstheme="minorHAnsi"/>
+                          <w:color w:val="808080"/>
+                          <w:sz w:val="18"/>
+                          <w:szCs w:val="22"/>
+                        </w:rPr>
+                      </w:pPr>
+                    </w:p>
+                    <w:p>
+                      <w:pPr>
+                        <w:rPr>
+                          <w:rFonts w:ascii="Century Gothic" w:hAnsi="Century Gothic" w:cstheme="minorHAnsi"/>
+                          <w:color w:val="808080"/>
+                          <w:sz w:val="18"/>
+                          <w:szCs w:val="22"/>
+                        </w:rPr>
+                      </w:pPr>
+                    </w:p>
+                    <w:p>
+                      <w:pPr>
+                        <w:rPr>
+                          <w:rFonts w:ascii="Century Gothic" w:hAnsi="Century Gothic" w:cstheme="minorHAnsi"/>
+                          <w:color w:val="808080"/>
+                          <w:sz w:val="18"/>
+                          <w:szCs w:val="22"/>
+                        </w:rPr>
+                      </w:pPr>
+                    </w:p>
+                    <w:p>
+                      <w:pPr>
+                        <w:rPr>
+                          <w:rFonts w:ascii="Century Gothic" w:hAnsi="Century Gothic" w:cstheme="minorHAnsi"/>
+                          <w:color w:val="808080"/>
+                          <w:sz w:val="18"/>
+                          <w:szCs w:val="22"/>
+                        </w:rPr>
+                      </w:pPr>
+                    </w:p>
+                    <w:p>
+                      <w:pPr>
+                        <w:rPr>
+                          <w:rFonts w:ascii="Century Gothic" w:hAnsi="Century Gothic" w:cstheme="minorHAnsi"/>
+                          <w:color w:val="808080"/>
+                          <w:sz w:val="12"/>
+                          <w:szCs w:val="16"/>
+                        </w:rPr>
+                      </w:pPr>
+                    </w:p>
+                    <w:p>
+                      <w:pPr>
+                        <w:rPr>
+                          <w:rFonts w:ascii="Century Gothic" w:hAnsi="Century Gothic" w:cstheme="minorHAnsi"/>
+                          <w:color w:val="808080"/>
+                          <w:sz w:val="4"/>
+                          <w:szCs w:val="8"/>
+                        </w:rPr>
+                      </w:pPr>
+                    </w:p>
+                    <w:p>
+                      <w:pPr>
+                        <w:rPr>
+                          <w:rFonts w:ascii="Century Gothic" w:hAnsi="Century Gothic" w:cstheme="minorHAnsi"/>
+                          <w:color w:val="808080"/>
+                          <w:sz w:val="12"/>
+                          <w:szCs w:val="16"/>
+                        </w:rPr>
+                      </w:pPr>
+                    </w:p>
+                    <w:p>
+                      <w:pPr>
+                        <w:rPr>
+                          <w:rFonts w:ascii="Century Gothic" w:hAnsi="Century Gothic" w:cstheme="minorHAnsi"/>
+                          <w:color w:val="808080"/>
+                          <w:sz w:val="12"/>
+                          <w:szCs w:val="16"/>
+                        </w:rPr>
+                      </w:pPr>
+                    </w:p>
+                    <w:p>
+                      <w:pPr>
+                        <w:rPr>
+                          <w:rFonts w:ascii="Century Gothic" w:hAnsi="Century Gothic" w:cstheme="minorHAnsi"/>
+                          <w:color w:val="808080"/>
+                          <w:sz w:val="14"/>
+                          <w:szCs w:val="18"/>
+                        </w:rPr>
+                      </w:pPr>
+                    </w:p>
+                    <w:p>
+                      <w:pPr>
+                        <w:rPr>
+                          <w:rFonts w:ascii="Century Gothic" w:hAnsi="Century Gothic" w:cstheme="minorHAnsi"/>
+                          <w:color w:val="808080"/>
+                          <w:sz w:val="14"/>
+                          <w:szCs w:val="18"/>
+                        </w:rPr>
+                      </w:pPr>
+                    </w:p>
+                    <w:p>
+                      <w:pPr>
+                        <w:rPr>
+                          <w:rFonts w:ascii="Century Gothic" w:hAnsi="Century Gothic" w:cstheme="minorHAnsi"/>
+                          <w:color w:val="808080"/>
+                          <w:sz w:val="14"/>
+                          <w:szCs w:val="18"/>
+                        </w:rPr>
+                      </w:pPr>
+                    </w:p>
+                    <w:p>
+                      <w:pPr>
+                        <w:rPr>
+                          <w:rFonts w:ascii="Century Gothic" w:hAnsi="Century Gothic" w:cstheme="minorHAnsi"/>
+                          <w:color w:val="808080"/>
+                          <w:sz w:val="14"/>
+                          <w:szCs w:val="18"/>
+                        </w:rPr>
+                      </w:pPr>
+                    </w:p>
+                    <w:p>
+                      <w:pPr>
+                        <w:rPr>
+                          <w:rFonts w:ascii="Century Gothic" w:hAnsi="Century Gothic" w:cstheme="minorHAnsi"/>
+                          <w:color w:val="808080"/>
+                          <w:sz w:val="8"/>
+                          <w:szCs w:val="12"/>
+                        </w:rPr>
+                      </w:pPr>
+                    </w:p>
+                    <w:p>
+                      <w:pPr>
+                        <w:rPr>
+                          <w:rFonts w:ascii="Century Gothic" w:hAnsi="Century Gothic" w:cstheme="minorHAnsi"/>
+                          <w:color w:val="808080"/>
+                          <w:sz w:val="8"/>
+                          <w:szCs w:val="12"/>
+                        </w:rPr>
+                      </w:pPr>
+                    </w:p>
+                    <w:p>
+                      <w:pPr>
+                        <w:rPr>
+                          <w:rFonts w:ascii="Century Gothic" w:hAnsi="Century Gothic" w:cstheme="minorHAnsi"/>
+                          <w:color w:val="808080"/>
+                          <w:sz w:val="8"/>
+                          <w:szCs w:val="12"/>
+                        </w:rPr>
+                      </w:pPr>
+                    </w:p>
+                    <w:p>
+                      <w:pPr>
+                        <w:rPr>
+                          <w:rFonts w:ascii="Century Gothic" w:hAnsi="Century Gothic" w:cstheme="minorHAnsi"/>
+                          <w:color w:val="808080"/>
+                          <w:sz w:val="8"/>
+                          <w:szCs w:val="12"/>
+                        </w:rPr>
+                      </w:pPr>
+                    </w:p>
+                    <w:p>
+                      <w:pPr>
+                        <w:rPr>
+                          <w:rFonts w:ascii="Century Gothic" w:hAnsi="Century Gothic" w:cstheme="minorHAnsi"/>
+                          <w:color w:val="808080"/>
+                          <w:sz w:val="8"/>
+                          <w:szCs w:val="12"/>
+                        </w:rPr>
+                      </w:pPr>
+                    </w:p>
+                    <w:p>
+                      <w:pPr>
+                        <w:rPr>
+                          <w:rFonts w:ascii="Century Gothic" w:hAnsi="Century Gothic" w:cstheme="minorHAnsi"/>
+                          <w:color w:val="808080"/>
+                          <w:sz w:val="4"/>
+                          <w:szCs w:val="8"/>
+                        </w:rPr>
+                      </w:pPr>
+                    </w:p>
+                    <w:p>
+                      <w:pPr>
+                        <w:rPr>
+                          <w:rFonts w:ascii="Century Gothic" w:hAnsi="Century Gothic" w:cstheme="minorHAnsi"/>
+                          <w:color w:val="808080"/>
+                          <w:sz w:val="15"/>
+                          <w:szCs w:val="15"/>
+                        </w:rPr>
+                      </w:pPr>
+                      <w:r>
+                        <w:rPr>
+                          <w:rFonts w:ascii="Century Gothic" w:hAnsi="Century Gothic" w:cstheme="minorHAnsi"/>
+                          <w:color w:val="808080"/>
+                          <w:sz w:val="15"/>
+                          <w:szCs w:val="15"/>
+                        </w:rPr>
+                        <w:t>10</w:t>
+                      </w:r>
+                      <w:r>
+                        <w:rPr>
+                          <w:rFonts w:ascii="Century Gothic" w:hAnsi="Century Gothic" w:cstheme="minorHAnsi"/>
+                          <w:color w:val="808080"/>
+                          <w:sz w:val="15"/>
+                          <w:szCs w:val="15"/>
+                        </w:rPr>
+                        <w:t>/202</w:t>
+                      </w:r>
+                      <w:r>
+                        <w:rPr>
+                          <w:rFonts w:ascii="Century Gothic" w:hAnsi="Century Gothic" w:cstheme="minorHAnsi"/>
+                          <w:color w:val="808080"/>
+                          <w:sz w:val="15"/>
+                          <w:szCs w:val="15"/>
+                        </w:rPr>
+                        <w:t>2</w:t>
+                      </w:r>
+                      <w:r>
+                        <w:rPr>
+                          <w:rFonts w:ascii="Century Gothic" w:hAnsi="Century Gothic" w:cstheme="minorHAnsi"/>
+                          <w:color w:val="808080"/>
+                          <w:sz w:val="15"/>
+                          <w:szCs w:val="15"/>
+                        </w:rPr>
+                        <w:t xml:space="preserve"> </w:t>
+                      </w:r>
+                      <w:r>
+                        <w:rPr>
+                          <w:rFonts w:ascii="Century Gothic" w:hAnsi="Century Gothic" w:cstheme="minorHAnsi"/>
+                          <w:color w:val="808080"/>
+                          <w:sz w:val="15"/>
+                          <w:szCs w:val="15"/>
+                        </w:rPr>
+                        <w:t>–</w:t>
+                      </w:r>
+                      <w:r>
+                        <w:rPr>
+                          <w:rFonts w:ascii="Century Gothic" w:hAnsi="Century Gothic" w:cstheme="minorHAnsi"/>
+                          <w:color w:val="808080"/>
+                          <w:sz w:val="15"/>
+                          <w:szCs w:val="15"/>
+                        </w:rPr>
+                        <w:t xml:space="preserve"> </w:t>
+                      </w:r>
+                      <w:r>
+                        <w:rPr>
+                          <w:rFonts w:ascii="Century Gothic" w:hAnsi="Century Gothic" w:cstheme="minorHAnsi"/>
+                          <w:color w:val="808080"/>
+                          <w:sz w:val="15"/>
+                          <w:szCs w:val="15"/>
+                        </w:rPr>
+                        <w:t>02/2025</w:t>
+                      </w:r>
+                    </w:p>
+                    <w:p>
+                      <w:pPr>
                         <w:rPr>
                           <w:rFonts w:ascii="Century Gothic" w:hAnsi="Century Gothic" w:cstheme="minorHAnsi"/>
                           <w:color w:val="808080"/>
                           <w:sz w:val="13"/>
                           <w:szCs w:val="13"/>
                         </w:rPr>
-                        <w:t>–</w:t>
-                      </w:r>
+                      </w:pPr>
                       <w:r>
                         <w:rPr>
                           <w:rFonts w:ascii="Century Gothic" w:hAnsi="Century Gothic" w:cstheme="minorHAnsi"/>
@@ -7492,7 +8031,7 @@
                           <w:sz w:val="13"/>
                           <w:szCs w:val="13"/>
                         </w:rPr>
-                        <w:t xml:space="preserve"> Cuba</w:t>
+                        <w:t xml:space="preserve">La Habana </w:t>
                       </w:r>
                       <w:r>
                         <w:rPr>
@@ -7501,18 +8040,17 @@
                           <w:sz w:val="13"/>
                           <w:szCs w:val="13"/>
                         </w:rPr>
-                        <w:t>,</w:t>
-                      </w:r>
-                    </w:p>
-                    <w:p>
-                      <w:pPr>
+                        <w:t>–</w:t>
+                      </w:r>
+                      <w:r>
                         <w:rPr>
                           <w:rFonts w:ascii="Century Gothic" w:hAnsi="Century Gothic" w:cstheme="minorHAnsi"/>
                           <w:color w:val="808080"/>
                           <w:sz w:val="13"/>
                           <w:szCs w:val="13"/>
                         </w:rPr>
-                      </w:pPr>
+                        <w:t xml:space="preserve"> Cuba</w:t>
+                      </w:r>
                       <w:r>
                         <w:rPr>
                           <w:rFonts w:ascii="Century Gothic" w:hAnsi="Century Gothic" w:cstheme="minorHAnsi"/>
@@ -7520,390 +8058,7 @@
                           <w:sz w:val="13"/>
                           <w:szCs w:val="13"/>
                         </w:rPr>
-                        <w:t>Yucatán – México</w:t>
-                      </w:r>
-                    </w:p>
-                    <w:p>
-                      <w:pPr>
-                        <w:rPr>
-                          <w:rFonts w:ascii="Century Gothic" w:hAnsi="Century Gothic" w:cstheme="minorHAnsi"/>
-                          <w:color w:val="808080"/>
-                          <w:sz w:val="18"/>
-                          <w:szCs w:val="22"/>
-                        </w:rPr>
-                      </w:pPr>
-                    </w:p>
-                    <w:p>
-                      <w:pPr>
-                        <w:rPr>
-                          <w:rFonts w:ascii="Century Gothic" w:hAnsi="Century Gothic" w:cstheme="minorHAnsi"/>
-                          <w:color w:val="808080"/>
-                          <w:sz w:val="18"/>
-                          <w:szCs w:val="22"/>
-                        </w:rPr>
-                      </w:pPr>
-                    </w:p>
-                    <w:p>
-                      <w:pPr>
-                        <w:rPr>
-                          <w:rFonts w:ascii="Century Gothic" w:hAnsi="Century Gothic" w:cstheme="minorHAnsi"/>
-                          <w:color w:val="808080"/>
-                          <w:sz w:val="18"/>
-                          <w:szCs w:val="22"/>
-                        </w:rPr>
-                      </w:pPr>
-                    </w:p>
-                    <w:p>
-                      <w:pPr>
-                        <w:rPr>
-                          <w:rFonts w:ascii="Century Gothic" w:hAnsi="Century Gothic" w:cstheme="minorHAnsi"/>
-                          <w:color w:val="808080"/>
-                          <w:sz w:val="18"/>
-                          <w:szCs w:val="22"/>
-                        </w:rPr>
-                      </w:pPr>
-                    </w:p>
-                    <w:p>
-                      <w:pPr>
-                        <w:rPr>
-                          <w:rFonts w:ascii="Century Gothic" w:hAnsi="Century Gothic" w:cstheme="minorHAnsi"/>
-                          <w:color w:val="808080"/>
-                          <w:sz w:val="18"/>
-                          <w:szCs w:val="22"/>
-                        </w:rPr>
-                      </w:pPr>
-                    </w:p>
-                    <w:p>
-                      <w:pPr>
-                        <w:rPr>
-                          <w:rFonts w:ascii="Century Gothic" w:hAnsi="Century Gothic" w:cstheme="minorHAnsi"/>
-                          <w:color w:val="808080"/>
-                          <w:sz w:val="18"/>
-                          <w:szCs w:val="22"/>
-                        </w:rPr>
-                      </w:pPr>
-                    </w:p>
-                    <w:p>
-                      <w:pPr>
-                        <w:rPr>
-                          <w:rFonts w:ascii="Century Gothic" w:hAnsi="Century Gothic" w:cstheme="minorHAnsi"/>
-                          <w:color w:val="808080"/>
-                          <w:sz w:val="18"/>
-                          <w:szCs w:val="22"/>
-                        </w:rPr>
-                      </w:pPr>
-                    </w:p>
-                    <w:p>
-                      <w:pPr>
-                        <w:rPr>
-                          <w:rFonts w:ascii="Century Gothic" w:hAnsi="Century Gothic" w:cstheme="minorHAnsi"/>
-                          <w:color w:val="808080"/>
-                          <w:sz w:val="18"/>
-                          <w:szCs w:val="22"/>
-                        </w:rPr>
-                      </w:pPr>
-                    </w:p>
-                    <w:p>
-                      <w:pPr>
-                        <w:rPr>
-                          <w:rFonts w:ascii="Century Gothic" w:hAnsi="Century Gothic" w:cstheme="minorHAnsi"/>
-                          <w:color w:val="808080"/>
-                          <w:sz w:val="18"/>
-                          <w:szCs w:val="22"/>
-                        </w:rPr>
-                      </w:pPr>
-                    </w:p>
-                    <w:p>
-                      <w:pPr>
-                        <w:rPr>
-                          <w:rFonts w:ascii="Century Gothic" w:hAnsi="Century Gothic" w:cstheme="minorHAnsi"/>
-                          <w:color w:val="808080"/>
-                          <w:sz w:val="18"/>
-                          <w:szCs w:val="22"/>
-                        </w:rPr>
-                      </w:pPr>
-                    </w:p>
-                    <w:p>
-                      <w:pPr>
-                        <w:rPr>
-                          <w:rFonts w:ascii="Century Gothic" w:hAnsi="Century Gothic" w:cstheme="minorHAnsi"/>
-                          <w:color w:val="808080"/>
-                          <w:sz w:val="18"/>
-                          <w:szCs w:val="22"/>
-                        </w:rPr>
-                      </w:pPr>
-                    </w:p>
-                    <w:p>
-                      <w:pPr>
-                        <w:rPr>
-                          <w:rFonts w:ascii="Century Gothic" w:hAnsi="Century Gothic" w:cstheme="minorHAnsi"/>
-                          <w:color w:val="808080"/>
-                          <w:sz w:val="12"/>
-                          <w:szCs w:val="16"/>
-                        </w:rPr>
-                      </w:pPr>
-                    </w:p>
-                    <w:p>
-                      <w:pPr>
-                        <w:rPr>
-                          <w:rFonts w:ascii="Century Gothic" w:hAnsi="Century Gothic" w:cstheme="minorHAnsi"/>
-                          <w:color w:val="808080"/>
-                          <w:sz w:val="4"/>
-                          <w:szCs w:val="8"/>
-                        </w:rPr>
-                      </w:pPr>
-                    </w:p>
-                    <w:p>
-                      <w:pPr>
-                        <w:rPr>
-                          <w:rFonts w:ascii="Century Gothic" w:hAnsi="Century Gothic" w:cstheme="minorHAnsi"/>
-                          <w:color w:val="808080"/>
-                          <w:sz w:val="12"/>
-                          <w:szCs w:val="16"/>
-                        </w:rPr>
-                      </w:pPr>
-                    </w:p>
-                    <w:p>
-                      <w:pPr>
-                        <w:rPr>
-                          <w:rFonts w:ascii="Century Gothic" w:hAnsi="Century Gothic" w:cstheme="minorHAnsi"/>
-                          <w:color w:val="808080"/>
-                          <w:sz w:val="12"/>
-                          <w:szCs w:val="16"/>
-                        </w:rPr>
-                      </w:pPr>
-                    </w:p>
-                    <w:p>
-                      <w:pPr>
-                        <w:rPr>
-                          <w:rFonts w:ascii="Century Gothic" w:hAnsi="Century Gothic" w:cstheme="minorHAnsi"/>
-                          <w:color w:val="808080"/>
-                          <w:sz w:val="14"/>
-                          <w:szCs w:val="18"/>
-                        </w:rPr>
-                      </w:pPr>
-                    </w:p>
-                    <w:p>
-                      <w:pPr>
-                        <w:rPr>
-                          <w:rFonts w:ascii="Century Gothic" w:hAnsi="Century Gothic" w:cstheme="minorHAnsi"/>
-                          <w:color w:val="808080"/>
-                          <w:sz w:val="14"/>
-                          <w:szCs w:val="18"/>
-                        </w:rPr>
-                      </w:pPr>
-                    </w:p>
-                    <w:p>
-                      <w:pPr>
-                        <w:rPr>
-                          <w:rFonts w:ascii="Century Gothic" w:hAnsi="Century Gothic" w:cstheme="minorHAnsi"/>
-                          <w:color w:val="808080"/>
-                          <w:sz w:val="14"/>
-                          <w:szCs w:val="18"/>
-                        </w:rPr>
-                      </w:pPr>
-                    </w:p>
-                    <w:p>
-                      <w:pPr>
-                        <w:rPr>
-                          <w:rFonts w:ascii="Century Gothic" w:hAnsi="Century Gothic" w:cstheme="minorHAnsi"/>
-                          <w:color w:val="808080"/>
-                          <w:sz w:val="14"/>
-                          <w:szCs w:val="18"/>
-                        </w:rPr>
-                      </w:pPr>
-                    </w:p>
-                    <w:p>
-                      <w:pPr>
-                        <w:rPr>
-                          <w:rFonts w:ascii="Century Gothic" w:hAnsi="Century Gothic" w:cstheme="minorHAnsi"/>
-                          <w:color w:val="808080"/>
-                          <w:sz w:val="8"/>
-                          <w:szCs w:val="12"/>
-                        </w:rPr>
-                      </w:pPr>
-                    </w:p>
-                    <w:p>
-                      <w:pPr>
-                        <w:rPr>
-                          <w:rFonts w:ascii="Century Gothic" w:hAnsi="Century Gothic" w:cstheme="minorHAnsi"/>
-                          <w:color w:val="808080"/>
-                          <w:sz w:val="8"/>
-                          <w:szCs w:val="12"/>
-                        </w:rPr>
-                      </w:pPr>
-                    </w:p>
-                    <w:p>
-                      <w:pPr>
-                        <w:rPr>
-                          <w:rFonts w:ascii="Century Gothic" w:hAnsi="Century Gothic" w:cstheme="minorHAnsi"/>
-                          <w:color w:val="808080"/>
-                          <w:sz w:val="8"/>
-                          <w:szCs w:val="12"/>
-                        </w:rPr>
-                      </w:pPr>
-                    </w:p>
-                    <w:p>
-                      <w:pPr>
-                        <w:rPr>
-                          <w:rFonts w:ascii="Century Gothic" w:hAnsi="Century Gothic" w:cstheme="minorHAnsi"/>
-                          <w:color w:val="808080"/>
-                          <w:sz w:val="8"/>
-                          <w:szCs w:val="12"/>
-                        </w:rPr>
-                      </w:pPr>
-                    </w:p>
-                    <w:p>
-                      <w:pPr>
-                        <w:rPr>
-                          <w:rFonts w:ascii="Century Gothic" w:hAnsi="Century Gothic" w:cstheme="minorHAnsi"/>
-                          <w:color w:val="808080"/>
-                          <w:sz w:val="8"/>
-                          <w:szCs w:val="12"/>
-                        </w:rPr>
-                      </w:pPr>
-                    </w:p>
-                    <w:p>
-                      <w:pPr>
-                        <w:rPr>
-                          <w:rFonts w:ascii="Century Gothic" w:hAnsi="Century Gothic" w:cstheme="minorHAnsi"/>
-                          <w:color w:val="808080"/>
-                          <w:sz w:val="8"/>
-                          <w:szCs w:val="12"/>
-                        </w:rPr>
-                      </w:pPr>
-                    </w:p>
-                    <w:p>
-                      <w:pPr>
-                        <w:rPr>
-                          <w:rFonts w:ascii="Century Gothic" w:hAnsi="Century Gothic" w:cstheme="minorHAnsi"/>
-                          <w:color w:val="808080"/>
-                          <w:sz w:val="8"/>
-                          <w:szCs w:val="12"/>
-                        </w:rPr>
-                      </w:pPr>
-                    </w:p>
-                    <w:p>
-                      <w:pPr>
-                        <w:rPr>
-                          <w:rFonts w:ascii="Century Gothic" w:hAnsi="Century Gothic" w:cstheme="minorHAnsi"/>
-                          <w:color w:val="808080"/>
-                          <w:sz w:val="8"/>
-                          <w:szCs w:val="12"/>
-                        </w:rPr>
-                      </w:pPr>
-                    </w:p>
-                    <w:p>
-                      <w:pPr>
-                        <w:rPr>
-                          <w:rFonts w:ascii="Century Gothic" w:hAnsi="Century Gothic" w:cstheme="minorHAnsi"/>
-                          <w:color w:val="808080"/>
-                          <w:sz w:val="8"/>
-                          <w:szCs w:val="12"/>
-                        </w:rPr>
-                      </w:pPr>
-                    </w:p>
-                    <w:p>
-                      <w:pPr>
-                        <w:rPr>
-                          <w:rFonts w:ascii="Century Gothic" w:hAnsi="Century Gothic" w:cstheme="minorHAnsi"/>
-                          <w:color w:val="808080"/>
-                          <w:sz w:val="8"/>
-                          <w:szCs w:val="12"/>
-                        </w:rPr>
-                      </w:pPr>
-                    </w:p>
-                    <w:p>
-                      <w:pPr>
-                        <w:rPr>
-                          <w:rFonts w:ascii="Century Gothic" w:hAnsi="Century Gothic" w:cstheme="minorHAnsi"/>
-                          <w:color w:val="808080"/>
-                          <w:sz w:val="10"/>
-                          <w:szCs w:val="14"/>
-                        </w:rPr>
-                      </w:pPr>
-                    </w:p>
-                    <w:p>
-                      <w:pPr>
-                        <w:rPr>
-                          <w:rFonts w:ascii="Century Gothic" w:hAnsi="Century Gothic" w:cstheme="minorHAnsi"/>
-                          <w:color w:val="808080"/>
-                          <w:sz w:val="4"/>
-                          <w:szCs w:val="8"/>
-                        </w:rPr>
-                      </w:pPr>
-                    </w:p>
-                    <w:p>
-                      <w:pPr>
-                        <w:rPr>
-                          <w:rFonts w:ascii="Century Gothic" w:hAnsi="Century Gothic" w:cstheme="minorHAnsi"/>
-                          <w:color w:val="808080"/>
-                          <w:sz w:val="15"/>
-                          <w:szCs w:val="15"/>
-                        </w:rPr>
-                      </w:pPr>
-                      <w:r>
-                        <w:rPr>
-                          <w:rFonts w:ascii="Century Gothic" w:hAnsi="Century Gothic" w:cstheme="minorHAnsi"/>
-                          <w:color w:val="808080"/>
-                          <w:sz w:val="15"/>
-                          <w:szCs w:val="15"/>
-                        </w:rPr>
-                        <w:t>01</w:t>
-                      </w:r>
-                      <w:r>
-                        <w:rPr>
-                          <w:rFonts w:ascii="Century Gothic" w:hAnsi="Century Gothic" w:cstheme="minorHAnsi"/>
-                          <w:color w:val="808080"/>
-                          <w:sz w:val="15"/>
-                          <w:szCs w:val="15"/>
-                        </w:rPr>
-                        <w:t>/202</w:t>
-                      </w:r>
-                      <w:r>
-                        <w:rPr>
-                          <w:rFonts w:ascii="Century Gothic" w:hAnsi="Century Gothic" w:cstheme="minorHAnsi"/>
-                          <w:color w:val="808080"/>
-                          <w:sz w:val="15"/>
-                          <w:szCs w:val="15"/>
-                        </w:rPr>
-                        <w:t>3</w:t>
-                      </w:r>
-                      <w:r>
-                        <w:rPr>
-                          <w:rFonts w:ascii="Century Gothic" w:hAnsi="Century Gothic" w:cstheme="minorHAnsi"/>
-                          <w:color w:val="808080"/>
-                          <w:sz w:val="15"/>
-                          <w:szCs w:val="15"/>
-                        </w:rPr>
-                        <w:t xml:space="preserve"> </w:t>
-                      </w:r>
-                      <w:r>
-                        <w:rPr>
-                          <w:rFonts w:ascii="Century Gothic" w:hAnsi="Century Gothic" w:cstheme="minorHAnsi"/>
-                          <w:color w:val="808080"/>
-                          <w:sz w:val="15"/>
-                          <w:szCs w:val="15"/>
-                        </w:rPr>
-                        <w:t>–</w:t>
-                      </w:r>
-                      <w:r>
-                        <w:rPr>
-                          <w:rFonts w:ascii="Century Gothic" w:hAnsi="Century Gothic" w:cstheme="minorHAnsi"/>
-                          <w:color w:val="808080"/>
-                          <w:sz w:val="15"/>
-                          <w:szCs w:val="15"/>
-                        </w:rPr>
-                        <w:t xml:space="preserve"> </w:t>
-                      </w:r>
-                      <w:r>
-                        <w:rPr>
-                          <w:rFonts w:ascii="Century Gothic" w:hAnsi="Century Gothic" w:cstheme="minorHAnsi"/>
-                          <w:color w:val="808080"/>
-                          <w:sz w:val="15"/>
-                          <w:szCs w:val="15"/>
-                        </w:rPr>
-                        <w:t>09/2023</w:t>
+                        <w:t>,</w:t>
                       </w:r>
                     </w:p>
                     <w:p>
@@ -7922,7 +8077,7 @@
                           <w:sz w:val="13"/>
                           <w:szCs w:val="13"/>
                         </w:rPr>
-                        <w:t>La Habana - Cuba</w:t>
+                        <w:t>México</w:t>
                       </w:r>
                     </w:p>
                     <w:p>
@@ -8283,7 +8438,7 @@
                                 <w:color w:val="000000"/>
                                 <w:sz w:val="22"/>
                                 <w:szCs w:val="22"/>
-                                <w:lang w:val="en-US"/>
+                                <w:lang w:val="es-CU"/>
                               </w:rPr>
                             </w:pPr>
                             <w:r>
@@ -8293,20 +8448,23 @@
                                 <w:color w:val="000000"/>
                                 <w:sz w:val="22"/>
                                 <w:szCs w:val="22"/>
-                                <w:lang w:val="en-US"/>
-                              </w:rPr>
-                              <w:t>Zyrcled Social Group</w:t>
-                            </w:r>
-                            <w:r>
-                              <w:rPr>
-                                <w:rFonts w:ascii="Century Gothic" w:hAnsi="Century Gothic" w:cstheme="minorHAnsi"/>
+                                <w:lang w:val="es-CU"/>
+                              </w:rPr>
+                              <w:t xml:space="preserve">Medium </w:t>
+                            </w:r>
+                            <w:proofErr w:type="spellStart"/>
+                            <w:r>
+                              <w:rPr>
+                                <w:rFonts w:ascii="Century Gothic" w:hAnsi="Century Gothic" w:cstheme="minorHAnsi"/>
+                                <w:b/>
                                 <w:color w:val="000000"/>
                                 <w:sz w:val="22"/>
                                 <w:szCs w:val="22"/>
-                                <w:lang w:val="en-US"/>
-                              </w:rPr>
-                              <w:t xml:space="preserve">,  </w:t>
-                            </w:r>
+                                <w:lang w:val="es-CU"/>
+                              </w:rPr>
+                              <w:t>Coders</w:t>
+                            </w:r>
+                            <w:proofErr w:type="spellEnd"/>
                           </w:p>
                           <w:p>
                             <w:pPr>
@@ -8316,7 +8474,7 @@
                                 <w:color w:val="808080"/>
                                 <w:sz w:val="22"/>
                                 <w:szCs w:val="22"/>
-                                <w:lang w:val="en-US"/>
+                                <w:lang w:val="es-CU"/>
                               </w:rPr>
                             </w:pPr>
                             <w:r>
@@ -8325,19 +8483,20 @@
                                 <w:color w:val="808080"/>
                                 <w:sz w:val="22"/>
                                 <w:szCs w:val="22"/>
-                                <w:lang w:val="en-US"/>
-                              </w:rPr>
-                              <w:t xml:space="preserve">Desarrollador </w:t>
-                            </w:r>
+                                <w:lang w:val="es-CU"/>
+                              </w:rPr>
+                              <w:t>Desarrollador Front-</w:t>
+                            </w:r>
+                            <w:proofErr w:type="spellStart"/>
                             <w:r>
                               <w:rPr>
                                 <w:rFonts w:ascii="Century Gothic" w:hAnsi="Century Gothic" w:cstheme="minorHAnsi"/>
                                 <w:color w:val="808080"/>
                                 <w:sz w:val="22"/>
                                 <w:szCs w:val="22"/>
-                                <w:lang w:val="en-US"/>
-                              </w:rPr>
-                              <w:t>F</w:t>
+                                <w:lang w:val="es-CU"/>
+                              </w:rPr>
+                              <w:t>E</w:t>
                             </w:r>
                             <w:r>
                               <w:rPr>
@@ -8345,10 +8504,11 @@
                                 <w:color w:val="808080"/>
                                 <w:sz w:val="22"/>
                                 <w:szCs w:val="22"/>
-                                <w:lang w:val="en-US"/>
-                              </w:rPr>
-                              <w:t>ront-end</w:t>
-                            </w:r>
+                                <w:lang w:val="es-CU"/>
+                              </w:rPr>
+                              <w:t>nd</w:t>
+                            </w:r>
+                            <w:proofErr w:type="spellEnd"/>
                           </w:p>
                           <w:p>
                             <w:pPr>
@@ -8369,7 +8529,17 @@
                                 <w:szCs w:val="18"/>
                                 <w:lang w:val="es-CU"/>
                               </w:rPr>
-                              <w:t xml:space="preserve">Tareas realizadas: </w:t>
+                              <w:t>Responsabilidades y logros</w:t>
+                            </w:r>
+                            <w:r>
+                              <w:rPr>
+                                <w:rFonts w:ascii="Century Gothic" w:hAnsi="Century Gothic" w:cstheme="minorHAnsi"/>
+                                <w:color w:val="000000"/>
+                                <w:sz w:val="18"/>
+                                <w:szCs w:val="18"/>
+                                <w:lang w:val="es-CU"/>
+                              </w:rPr>
+                              <w:t>:</w:t>
                             </w:r>
                           </w:p>
                           <w:p>
@@ -8390,13 +8560,92 @@
                             </w:pPr>
                             <w:r>
                               <w:rPr>
+                                <w:rFonts w:ascii="Century Gothic" w:hAnsi="Century Gothic" w:cs="Arial"/>
+                                <w:color w:val="000000"/>
+                                <w:sz w:val="18"/>
+                                <w:szCs w:val="18"/>
+                              </w:rPr>
+                              <w:t xml:space="preserve">Interpretación y adaptación de diseños </w:t>
+                            </w:r>
+                            <w:r>
+                              <w:rPr>
+                                <w:rFonts w:ascii="Century Gothic" w:hAnsi="Century Gothic" w:cs="Arial"/>
+                                <w:b/>
+                                <w:bCs/>
+                                <w:color w:val="000000"/>
+                                <w:sz w:val="18"/>
+                                <w:szCs w:val="18"/>
+                              </w:rPr>
+                              <w:t xml:space="preserve">UI/UX </w:t>
+                            </w:r>
+                            <w:r>
+                              <w:rPr>
+                                <w:rFonts w:ascii="Century Gothic" w:hAnsi="Century Gothic" w:cs="Arial"/>
+                                <w:color w:val="000000"/>
+                                <w:sz w:val="18"/>
+                                <w:szCs w:val="18"/>
+                              </w:rPr>
+                              <w:t>en</w:t>
+                            </w:r>
+                            <w:r>
+                              <w:rPr>
+                                <w:rFonts w:ascii="Century Gothic" w:hAnsi="Century Gothic" w:cs="Arial"/>
+                                <w:b/>
+                                <w:bCs/>
+                                <w:color w:val="000000"/>
+                                <w:sz w:val="18"/>
+                                <w:szCs w:val="18"/>
+                              </w:rPr>
+                              <w:t xml:space="preserve"> </w:t>
+                            </w:r>
+                            <w:proofErr w:type="spellStart"/>
+                            <w:r>
+                              <w:rPr>
+                                <w:rFonts w:ascii="Century Gothic" w:hAnsi="Century Gothic" w:cs="Arial"/>
+                                <w:b/>
+                                <w:bCs/>
+                                <w:color w:val="000000"/>
+                                <w:sz w:val="18"/>
+                                <w:szCs w:val="18"/>
+                              </w:rPr>
+                              <w:t>Figma</w:t>
+                            </w:r>
+                            <w:proofErr w:type="spellEnd"/>
+                            <w:r>
+                              <w:rPr>
+                                <w:rFonts w:ascii="Century Gothic" w:hAnsi="Century Gothic" w:cs="Arial"/>
+                                <w:color w:val="000000"/>
+                                <w:sz w:val="18"/>
+                                <w:szCs w:val="18"/>
+                              </w:rPr>
+                              <w:t xml:space="preserve"> para su implementación en aplicaciones móviles</w:t>
+                            </w:r>
+                          </w:p>
+                          <w:p>
+                            <w:pPr>
+                              <w:pStyle w:val="Prrafodelista"/>
+                              <w:numPr>
+                                <w:ilvl w:val="0"/>
+                                <w:numId w:val="13"/>
+                              </w:numPr>
+                              <w:spacing w:line="276" w:lineRule="auto"/>
+                              <w:rPr>
                                 <w:rFonts w:ascii="Century Gothic" w:hAnsi="Century Gothic" w:cstheme="minorHAnsi"/>
                                 <w:color w:val="000000"/>
                                 <w:sz w:val="18"/>
                                 <w:szCs w:val="16"/>
                                 <w:lang w:val="es-419"/>
                               </w:rPr>
-                              <w:t xml:space="preserve">Desarrollo de aplicaciones </w:t>
+                            </w:pPr>
+                            <w:r>
+                              <w:rPr>
+                                <w:rFonts w:ascii="Century Gothic" w:hAnsi="Century Gothic" w:cstheme="minorHAnsi"/>
+                                <w:color w:val="000000"/>
+                                <w:sz w:val="18"/>
+                                <w:szCs w:val="16"/>
+                                <w:lang w:val="es-419"/>
+                              </w:rPr>
+                              <w:t xml:space="preserve">Análisis de requisitos y </w:t>
                             </w:r>
                             <w:r>
                               <w:rPr>
@@ -8408,7 +8657,7 @@
                                 <w:szCs w:val="16"/>
                                 <w:lang w:val="es-419"/>
                               </w:rPr>
-                              <w:t xml:space="preserve">Android </w:t>
+                              <w:t>traducción de necesidades del cliente</w:t>
                             </w:r>
                             <w:r>
                               <w:rPr>
@@ -8418,7 +8667,7 @@
                                 <w:szCs w:val="16"/>
                                 <w:lang w:val="es-419"/>
                               </w:rPr>
-                              <w:t xml:space="preserve">e </w:t>
+                              <w:t xml:space="preserve"> en diseños funcionales para </w:t>
                             </w:r>
                             <w:r>
                               <w:rPr>
@@ -8430,17 +8679,7 @@
                                 <w:szCs w:val="16"/>
                                 <w:lang w:val="es-419"/>
                               </w:rPr>
-                              <w:t>iOS</w:t>
-                            </w:r>
-                            <w:r>
-                              <w:rPr>
-                                <w:rFonts w:ascii="Century Gothic" w:hAnsi="Century Gothic" w:cstheme="minorHAnsi"/>
-                                <w:color w:val="000000"/>
-                                <w:sz w:val="18"/>
-                                <w:szCs w:val="16"/>
-                                <w:lang w:val="es-419"/>
-                              </w:rPr>
-                              <w:t xml:space="preserve"> usando </w:t>
+                              <w:t>iOS y Android</w:t>
                             </w:r>
                             <w:r>
                               <w:rPr>
@@ -8452,9 +8691,17 @@
                                 <w:szCs w:val="16"/>
                                 <w:lang w:val="es-419"/>
                               </w:rPr>
-                              <w:t>Dart</w:t>
-                            </w:r>
-                            <w:r>
+                              <w:t>.</w:t>
+                            </w:r>
+                          </w:p>
+                          <w:p>
+                            <w:pPr>
+                              <w:pStyle w:val="Prrafodelista"/>
+                              <w:numPr>
+                                <w:ilvl w:val="0"/>
+                                <w:numId w:val="13"/>
+                              </w:numPr>
+                              <w:spacing w:line="276" w:lineRule="auto"/>
                               <w:rPr>
                                 <w:rFonts w:ascii="Century Gothic" w:hAnsi="Century Gothic" w:cstheme="minorHAnsi"/>
                                 <w:color w:val="000000"/>
@@ -8462,7 +8709,16 @@
                                 <w:szCs w:val="16"/>
                                 <w:lang w:val="es-419"/>
                               </w:rPr>
-                              <w:t xml:space="preserve"> y</w:t>
+                            </w:pPr>
+                            <w:r>
+                              <w:rPr>
+                                <w:rFonts w:ascii="Century Gothic" w:hAnsi="Century Gothic" w:cstheme="minorHAnsi"/>
+                                <w:color w:val="000000"/>
+                                <w:sz w:val="18"/>
+                                <w:szCs w:val="16"/>
+                                <w:lang w:val="es-419"/>
+                              </w:rPr>
+                              <w:t xml:space="preserve">Desarrollo de aplicaciones </w:t>
                             </w:r>
                             <w:r>
                               <w:rPr>
@@ -8474,17 +8730,75 @@
                                 <w:szCs w:val="16"/>
                                 <w:lang w:val="es-419"/>
                               </w:rPr>
-                              <w:t xml:space="preserve"> Flutter</w:t>
-                            </w:r>
-                            <w:r>
-                              <w:rPr>
-                                <w:rFonts w:ascii="Century Gothic" w:hAnsi="Century Gothic" w:cstheme="minorHAnsi"/>
+                              <w:t>e-</w:t>
+                            </w:r>
+                            <w:proofErr w:type="spellStart"/>
+                            <w:r>
+                              <w:rPr>
+                                <w:rFonts w:ascii="Century Gothic" w:hAnsi="Century Gothic" w:cstheme="minorHAnsi"/>
+                                <w:b/>
+                                <w:bCs/>
                                 <w:color w:val="000000"/>
                                 <w:sz w:val="18"/>
                                 <w:szCs w:val="16"/>
                                 <w:lang w:val="es-419"/>
                               </w:rPr>
-                              <w:t>.</w:t>
+                              <w:t>commerce</w:t>
+                            </w:r>
+                            <w:proofErr w:type="spellEnd"/>
+                            <w:r>
+                              <w:rPr>
+                                <w:rFonts w:ascii="Century Gothic" w:hAnsi="Century Gothic" w:cstheme="minorHAnsi"/>
+                                <w:color w:val="000000"/>
+                                <w:sz w:val="18"/>
+                                <w:szCs w:val="16"/>
+                                <w:lang w:val="es-419"/>
+                              </w:rPr>
+                              <w:t xml:space="preserve">, de </w:t>
+                            </w:r>
+                            <w:r>
+                              <w:rPr>
+                                <w:rFonts w:ascii="Century Gothic" w:hAnsi="Century Gothic" w:cstheme="minorHAnsi"/>
+                                <w:b/>
+                                <w:bCs/>
+                                <w:color w:val="000000"/>
+                                <w:sz w:val="18"/>
+                                <w:szCs w:val="16"/>
+                                <w:lang w:val="es-419"/>
+                              </w:rPr>
+                              <w:t>servicios</w:t>
+                            </w:r>
+                            <w:r>
+                              <w:rPr>
+                                <w:rFonts w:ascii="Century Gothic" w:hAnsi="Century Gothic" w:cstheme="minorHAnsi"/>
+                                <w:color w:val="000000"/>
+                                <w:sz w:val="18"/>
+                                <w:szCs w:val="16"/>
+                                <w:lang w:val="es-419"/>
+                              </w:rPr>
+                              <w:t xml:space="preserve"> y </w:t>
+                            </w:r>
+                            <w:r>
+                              <w:rPr>
+                                <w:rFonts w:ascii="Century Gothic" w:hAnsi="Century Gothic" w:cstheme="minorHAnsi"/>
+                                <w:b/>
+                                <w:bCs/>
+                                <w:color w:val="000000"/>
+                                <w:sz w:val="18"/>
+                                <w:szCs w:val="16"/>
+                                <w:lang w:val="es-419"/>
+                              </w:rPr>
+                              <w:t>banca digital</w:t>
+                            </w:r>
+                            <w:r>
+                              <w:rPr>
+                                <w:rFonts w:ascii="Century Gothic" w:hAnsi="Century Gothic" w:cstheme="minorHAnsi"/>
+                                <w:color w:val="000000"/>
+                                <w:sz w:val="18"/>
+                                <w:szCs w:val="16"/>
+                                <w:lang w:val="es-419"/>
+                              </w:rPr>
+                              <w:t>, con especial atención a la experiencia de usuario.</w:t>
                             </w:r>
                           </w:p>
                           <w:p>
@@ -8496,6 +8810,766 @@
                               </w:numPr>
                               <w:spacing w:line="276" w:lineRule="auto"/>
                               <w:rPr>
+                                <w:rFonts w:ascii="Century Gothic" w:hAnsi="Century Gothic" w:cstheme="minorHAnsi"/>
+                                <w:color w:val="000000"/>
+                                <w:sz w:val="18"/>
+                                <w:szCs w:val="16"/>
+                                <w:lang w:val="es-419"/>
+                              </w:rPr>
+                            </w:pPr>
+                            <w:r>
+                              <w:rPr>
+                                <w:rFonts w:ascii="Century Gothic" w:hAnsi="Century Gothic" w:cstheme="minorHAnsi"/>
+                                <w:color w:val="000000"/>
+                                <w:sz w:val="18"/>
+                                <w:szCs w:val="16"/>
+                                <w:lang w:val="es-419"/>
+                              </w:rPr>
+                              <w:t xml:space="preserve">Implementación de arquitecturas </w:t>
+                            </w:r>
+                            <w:proofErr w:type="spellStart"/>
+                            <w:r>
+                              <w:rPr>
+                                <w:rFonts w:ascii="Century Gothic" w:hAnsi="Century Gothic" w:cstheme="minorHAnsi"/>
+                                <w:b/>
+                                <w:bCs/>
+                                <w:color w:val="000000"/>
+                                <w:sz w:val="18"/>
+                                <w:szCs w:val="16"/>
+                                <w:lang w:val="es-419"/>
+                              </w:rPr>
+                              <w:t>Clean</w:t>
+                            </w:r>
+                            <w:proofErr w:type="spellEnd"/>
+                            <w:r>
+                              <w:rPr>
+                                <w:rFonts w:ascii="Century Gothic" w:hAnsi="Century Gothic" w:cstheme="minorHAnsi"/>
+                                <w:color w:val="000000"/>
+                                <w:sz w:val="18"/>
+                                <w:szCs w:val="16"/>
+                                <w:lang w:val="es-419"/>
+                              </w:rPr>
+                              <w:t xml:space="preserve"> y </w:t>
+                            </w:r>
+                            <w:r>
+                              <w:rPr>
+                                <w:rFonts w:ascii="Century Gothic" w:hAnsi="Century Gothic" w:cstheme="minorHAnsi"/>
+                                <w:b/>
+                                <w:bCs/>
+                                <w:color w:val="000000"/>
+                                <w:sz w:val="18"/>
+                                <w:szCs w:val="16"/>
+                                <w:lang w:val="es-419"/>
+                              </w:rPr>
+                              <w:t>MVVM</w:t>
+                            </w:r>
+                            <w:r>
+                              <w:rPr>
+                                <w:rFonts w:ascii="Century Gothic" w:hAnsi="Century Gothic" w:cstheme="minorHAnsi"/>
+                                <w:color w:val="000000"/>
+                                <w:sz w:val="18"/>
+                                <w:szCs w:val="16"/>
+                                <w:lang w:val="es-419"/>
+                              </w:rPr>
+                              <w:t xml:space="preserve">, utilizando </w:t>
+                            </w:r>
+                            <w:proofErr w:type="spellStart"/>
+                            <w:r>
+                              <w:rPr>
+                                <w:rFonts w:ascii="Century Gothic" w:hAnsi="Century Gothic" w:cstheme="minorHAnsi"/>
+                                <w:b/>
+                                <w:bCs/>
+                                <w:color w:val="000000"/>
+                                <w:sz w:val="18"/>
+                                <w:szCs w:val="16"/>
+                                <w:lang w:val="es-419"/>
+                              </w:rPr>
+                              <w:t>GetX</w:t>
+                            </w:r>
+                            <w:proofErr w:type="spellEnd"/>
+                            <w:r>
+                              <w:rPr>
+                                <w:rFonts w:ascii="Century Gothic" w:hAnsi="Century Gothic" w:cstheme="minorHAnsi"/>
+                                <w:color w:val="000000"/>
+                                <w:sz w:val="18"/>
+                                <w:szCs w:val="16"/>
+                                <w:lang w:val="es-419"/>
+                              </w:rPr>
+                              <w:t xml:space="preserve">, </w:t>
+                            </w:r>
+                            <w:r>
+                              <w:rPr>
+                                <w:rFonts w:ascii="Century Gothic" w:hAnsi="Century Gothic" w:cstheme="minorHAnsi"/>
+                                <w:b/>
+                                <w:bCs/>
+                                <w:color w:val="000000"/>
+                                <w:sz w:val="18"/>
+                                <w:szCs w:val="16"/>
+                                <w:lang w:val="es-419"/>
+                              </w:rPr>
+                              <w:t>Bloc/</w:t>
+                            </w:r>
+                            <w:proofErr w:type="spellStart"/>
+                            <w:r>
+                              <w:rPr>
+                                <w:rFonts w:ascii="Century Gothic" w:hAnsi="Century Gothic" w:cstheme="minorHAnsi"/>
+                                <w:b/>
+                                <w:bCs/>
+                                <w:color w:val="000000"/>
+                                <w:sz w:val="18"/>
+                                <w:szCs w:val="16"/>
+                                <w:lang w:val="es-419"/>
+                              </w:rPr>
+                              <w:t>Cubit</w:t>
+                            </w:r>
+                            <w:proofErr w:type="spellEnd"/>
+                            <w:r>
+                              <w:rPr>
+                                <w:rFonts w:ascii="Century Gothic" w:hAnsi="Century Gothic" w:cstheme="minorHAnsi"/>
+                                <w:b/>
+                                <w:bCs/>
+                                <w:color w:val="000000"/>
+                                <w:sz w:val="18"/>
+                                <w:szCs w:val="16"/>
+                                <w:lang w:val="es-419"/>
+                              </w:rPr>
+                              <w:t xml:space="preserve"> </w:t>
+                            </w:r>
+                            <w:r>
+                              <w:rPr>
+                                <w:rFonts w:ascii="Century Gothic" w:hAnsi="Century Gothic" w:cstheme="minorHAnsi"/>
+                                <w:color w:val="000000"/>
+                                <w:sz w:val="18"/>
+                                <w:szCs w:val="16"/>
+                                <w:lang w:val="es-419"/>
+                              </w:rPr>
+                              <w:t xml:space="preserve">y </w:t>
+                            </w:r>
+                            <w:proofErr w:type="spellStart"/>
+                            <w:r>
+                              <w:rPr>
+                                <w:rFonts w:ascii="Century Gothic" w:hAnsi="Century Gothic" w:cstheme="minorHAnsi"/>
+                                <w:b/>
+                                <w:bCs/>
+                                <w:color w:val="000000"/>
+                                <w:sz w:val="18"/>
+                                <w:szCs w:val="16"/>
+                                <w:lang w:val="es-419"/>
+                              </w:rPr>
+                              <w:t>Provider</w:t>
+                            </w:r>
+                            <w:proofErr w:type="spellEnd"/>
+                            <w:r>
+                              <w:rPr>
+                                <w:rFonts w:ascii="Century Gothic" w:hAnsi="Century Gothic" w:cstheme="minorHAnsi"/>
+                                <w:color w:val="000000"/>
+                                <w:sz w:val="18"/>
+                                <w:szCs w:val="16"/>
+                                <w:lang w:val="es-419"/>
+                              </w:rPr>
+                              <w:t xml:space="preserve"> para la gestión de estado</w:t>
+                            </w:r>
+                            <w:r>
+                              <w:rPr>
+                                <w:rFonts w:ascii="Century Gothic" w:hAnsi="Century Gothic" w:cstheme="minorHAnsi"/>
+                                <w:color w:val="000000"/>
+                                <w:sz w:val="18"/>
+                                <w:szCs w:val="16"/>
+                                <w:lang w:val="es-419"/>
+                              </w:rPr>
+                              <w:t>.</w:t>
+                            </w:r>
+                          </w:p>
+                          <w:p>
+                            <w:pPr>
+                              <w:pStyle w:val="Prrafodelista"/>
+                              <w:numPr>
+                                <w:ilvl w:val="0"/>
+                                <w:numId w:val="11"/>
+                              </w:numPr>
+                              <w:spacing w:line="276" w:lineRule="auto"/>
+                              <w:rPr>
+                                <w:rFonts w:ascii="Century Gothic" w:hAnsi="Century Gothic" w:cstheme="minorHAnsi"/>
+                                <w:color w:val="000000"/>
+                                <w:sz w:val="18"/>
+                                <w:szCs w:val="16"/>
+                                <w:lang w:val="es-419"/>
+                              </w:rPr>
+                            </w:pPr>
+                            <w:r>
+                              <w:rPr>
+                                <w:rFonts w:ascii="Century Gothic" w:hAnsi="Century Gothic" w:cstheme="minorHAnsi"/>
+                                <w:color w:val="000000"/>
+                                <w:sz w:val="18"/>
+                                <w:szCs w:val="16"/>
+                                <w:lang w:val="es-419"/>
+                              </w:rPr>
+                              <w:t xml:space="preserve">Uso de </w:t>
+                            </w:r>
+                            <w:r>
+                              <w:rPr>
+                                <w:rFonts w:ascii="Century Gothic" w:hAnsi="Century Gothic" w:cstheme="minorHAnsi"/>
+                                <w:b/>
+                                <w:bCs/>
+                                <w:color w:val="000000"/>
+                                <w:sz w:val="18"/>
+                                <w:szCs w:val="16"/>
+                                <w:lang w:val="es-419"/>
+                              </w:rPr>
+                              <w:t>GitHub</w:t>
+                            </w:r>
+                            <w:r>
+                              <w:rPr>
+                                <w:rFonts w:ascii="Century Gothic" w:hAnsi="Century Gothic" w:cstheme="minorHAnsi"/>
+                                <w:color w:val="000000"/>
+                                <w:sz w:val="18"/>
+                                <w:szCs w:val="16"/>
+                                <w:lang w:val="es-419"/>
+                              </w:rPr>
+                              <w:t xml:space="preserve"> y </w:t>
+                            </w:r>
+                            <w:proofErr w:type="spellStart"/>
+                            <w:r>
+                              <w:rPr>
+                                <w:rFonts w:ascii="Century Gothic" w:hAnsi="Century Gothic" w:cstheme="minorHAnsi"/>
+                                <w:b/>
+                                <w:bCs/>
+                                <w:color w:val="000000"/>
+                                <w:sz w:val="18"/>
+                                <w:szCs w:val="16"/>
+                                <w:lang w:val="es-419"/>
+                              </w:rPr>
+                              <w:t>Bitbucket</w:t>
+                            </w:r>
+                            <w:proofErr w:type="spellEnd"/>
+                            <w:r>
+                              <w:rPr>
+                                <w:rFonts w:ascii="Century Gothic" w:hAnsi="Century Gothic" w:cstheme="minorHAnsi"/>
+                                <w:color w:val="000000"/>
+                                <w:sz w:val="18"/>
+                                <w:szCs w:val="16"/>
+                                <w:lang w:val="es-419"/>
+                              </w:rPr>
+                              <w:t xml:space="preserve">, incluyendo </w:t>
+                            </w:r>
+                            <w:r>
+                              <w:rPr>
+                                <w:rFonts w:ascii="Century Gothic" w:hAnsi="Century Gothic" w:cstheme="minorHAnsi"/>
+                                <w:b/>
+                                <w:bCs/>
+                                <w:color w:val="000000"/>
+                                <w:sz w:val="18"/>
+                                <w:szCs w:val="16"/>
+                                <w:lang w:val="es-419"/>
+                              </w:rPr>
+                              <w:t>CI/CD</w:t>
+                            </w:r>
+                            <w:r>
+                              <w:rPr>
+                                <w:rFonts w:ascii="Century Gothic" w:hAnsi="Century Gothic" w:cstheme="minorHAnsi"/>
+                                <w:color w:val="000000"/>
+                                <w:sz w:val="18"/>
+                                <w:szCs w:val="16"/>
+                                <w:lang w:val="es-419"/>
+                              </w:rPr>
+                              <w:t xml:space="preserve"> para la automatización de pruebas y despliegues.</w:t>
+                            </w:r>
+                          </w:p>
+                          <w:p>
+                            <w:pPr>
+                              <w:pStyle w:val="Prrafodelista"/>
+                              <w:numPr>
+                                <w:ilvl w:val="0"/>
+                                <w:numId w:val="11"/>
+                              </w:numPr>
+                              <w:spacing w:line="276" w:lineRule="auto"/>
+                              <w:rPr>
+                                <w:rFonts w:ascii="Century Gothic" w:hAnsi="Century Gothic" w:cstheme="minorHAnsi"/>
+                                <w:color w:val="000000"/>
+                                <w:sz w:val="18"/>
+                                <w:szCs w:val="16"/>
+                                <w:lang w:val="es-419"/>
+                              </w:rPr>
+                            </w:pPr>
+                            <w:r>
+                              <w:rPr>
+                                <w:rFonts w:ascii="Century Gothic" w:hAnsi="Century Gothic" w:cstheme="minorHAnsi"/>
+                                <w:color w:val="000000"/>
+                                <w:sz w:val="18"/>
+                                <w:szCs w:val="16"/>
+                                <w:lang w:val="es-419"/>
+                              </w:rPr>
+                              <w:t xml:space="preserve">Consumo de </w:t>
+                            </w:r>
+                            <w:proofErr w:type="spellStart"/>
+                            <w:r>
+                              <w:rPr>
+                                <w:rFonts w:ascii="Century Gothic" w:hAnsi="Century Gothic" w:cstheme="minorHAnsi"/>
+                                <w:b/>
+                                <w:bCs/>
+                                <w:color w:val="000000"/>
+                                <w:sz w:val="18"/>
+                                <w:szCs w:val="16"/>
+                                <w:lang w:val="es-419"/>
+                              </w:rPr>
+                              <w:t>APIs</w:t>
+                            </w:r>
+                            <w:proofErr w:type="spellEnd"/>
+                            <w:r>
+                              <w:rPr>
+                                <w:rFonts w:ascii="Century Gothic" w:hAnsi="Century Gothic" w:cstheme="minorHAnsi"/>
+                                <w:b/>
+                                <w:bCs/>
+                                <w:color w:val="000000"/>
+                                <w:sz w:val="18"/>
+                                <w:szCs w:val="16"/>
+                                <w:lang w:val="es-419"/>
+                              </w:rPr>
+                              <w:t xml:space="preserve"> REST</w:t>
+                            </w:r>
+                            <w:r>
+                              <w:rPr>
+                                <w:rFonts w:ascii="Century Gothic" w:hAnsi="Century Gothic" w:cstheme="minorHAnsi"/>
+                                <w:color w:val="000000"/>
+                                <w:sz w:val="18"/>
+                                <w:szCs w:val="16"/>
+                                <w:lang w:val="es-419"/>
+                              </w:rPr>
+                              <w:t xml:space="preserve"> y </w:t>
+                            </w:r>
+                            <w:proofErr w:type="spellStart"/>
+                            <w:r>
+                              <w:rPr>
+                                <w:rFonts w:ascii="Century Gothic" w:hAnsi="Century Gothic" w:cstheme="minorHAnsi"/>
+                                <w:b/>
+                                <w:bCs/>
+                                <w:color w:val="000000"/>
+                                <w:sz w:val="18"/>
+                                <w:szCs w:val="16"/>
+                                <w:lang w:val="es-419"/>
+                              </w:rPr>
+                              <w:t>GraphQL</w:t>
+                            </w:r>
+                            <w:proofErr w:type="spellEnd"/>
+                            <w:r>
+                              <w:rPr>
+                                <w:rFonts w:ascii="Century Gothic" w:hAnsi="Century Gothic" w:cstheme="minorHAnsi"/>
+                                <w:color w:val="000000"/>
+                                <w:sz w:val="18"/>
+                                <w:szCs w:val="16"/>
+                                <w:lang w:val="es-419"/>
+                              </w:rPr>
+                              <w:t>, tanto internas como externas.</w:t>
+                            </w:r>
+                          </w:p>
+                          <w:p>
+                            <w:pPr>
+                              <w:pStyle w:val="Prrafodelista"/>
+                              <w:numPr>
+                                <w:ilvl w:val="0"/>
+                                <w:numId w:val="11"/>
+                              </w:numPr>
+                              <w:spacing w:line="276" w:lineRule="auto"/>
+                              <w:rPr>
+                                <w:rFonts w:ascii="Century Gothic" w:hAnsi="Century Gothic" w:cstheme="minorHAnsi"/>
+                                <w:color w:val="000000"/>
+                                <w:sz w:val="18"/>
+                                <w:szCs w:val="16"/>
+                                <w:lang w:val="es-419"/>
+                              </w:rPr>
+                            </w:pPr>
+                            <w:r>
+                              <w:rPr>
+                                <w:rFonts w:ascii="Century Gothic" w:hAnsi="Century Gothic" w:cstheme="minorHAnsi"/>
+                                <w:color w:val="000000"/>
+                                <w:sz w:val="18"/>
+                                <w:szCs w:val="16"/>
+                                <w:lang w:val="es-419"/>
+                              </w:rPr>
+                              <w:t xml:space="preserve">Integración de </w:t>
+                            </w:r>
+                            <w:r>
+                              <w:rPr>
+                                <w:rFonts w:ascii="Century Gothic" w:hAnsi="Century Gothic" w:cstheme="minorHAnsi"/>
+                                <w:b/>
+                                <w:bCs/>
+                                <w:color w:val="000000"/>
+                                <w:sz w:val="18"/>
+                                <w:szCs w:val="16"/>
+                                <w:lang w:val="es-419"/>
+                              </w:rPr>
+                              <w:t>pasarelas de pago</w:t>
+                            </w:r>
+                            <w:r>
+                              <w:rPr>
+                                <w:rFonts w:ascii="Century Gothic" w:hAnsi="Century Gothic" w:cstheme="minorHAnsi"/>
+                                <w:color w:val="000000"/>
+                                <w:sz w:val="18"/>
+                                <w:szCs w:val="16"/>
+                                <w:lang w:val="es-419"/>
+                              </w:rPr>
+                              <w:t xml:space="preserve"> como </w:t>
+                            </w:r>
+                            <w:proofErr w:type="spellStart"/>
+                            <w:r>
+                              <w:rPr>
+                                <w:rFonts w:ascii="Century Gothic" w:hAnsi="Century Gothic" w:cstheme="minorHAnsi"/>
+                                <w:b/>
+                                <w:bCs/>
+                                <w:color w:val="000000"/>
+                                <w:sz w:val="18"/>
+                                <w:szCs w:val="16"/>
+                                <w:lang w:val="es-419"/>
+                              </w:rPr>
+                              <w:t>Stripe</w:t>
+                            </w:r>
+                            <w:proofErr w:type="spellEnd"/>
+                            <w:r>
+                              <w:rPr>
+                                <w:rFonts w:ascii="Century Gothic" w:hAnsi="Century Gothic" w:cstheme="minorHAnsi"/>
+                                <w:color w:val="000000"/>
+                                <w:sz w:val="18"/>
+                                <w:szCs w:val="16"/>
+                                <w:lang w:val="es-419"/>
+                              </w:rPr>
+                              <w:t>.</w:t>
+                            </w:r>
+                          </w:p>
+                          <w:p>
+                            <w:pPr>
+                              <w:spacing w:line="276" w:lineRule="auto"/>
+                              <w:rPr>
+                                <w:rFonts w:ascii="Century Gothic" w:hAnsi="Century Gothic" w:cstheme="minorHAnsi"/>
+                                <w:b/>
+                                <w:color w:val="000000"/>
+                                <w:sz w:val="20"/>
+                                <w:szCs w:val="20"/>
+                                <w:lang w:val="es-ES"/>
+                              </w:rPr>
+                            </w:pPr>
+                          </w:p>
+                          <w:p>
+                            <w:pPr>
+                              <w:spacing w:line="276" w:lineRule="auto"/>
+                              <w:rPr>
+                                <w:rFonts w:ascii="Century Gothic" w:hAnsi="Century Gothic" w:cstheme="minorHAnsi"/>
+                                <w:color w:val="000000"/>
+                                <w:sz w:val="22"/>
+                                <w:szCs w:val="22"/>
+                                <w:lang w:val="en-US"/>
+                              </w:rPr>
+                            </w:pPr>
+                            <w:proofErr w:type="spellStart"/>
+                            <w:r>
+                              <w:rPr>
+                                <w:rFonts w:ascii="Century Gothic" w:hAnsi="Century Gothic" w:cstheme="minorHAnsi"/>
+                                <w:b/>
+                                <w:color w:val="000000"/>
+                                <w:sz w:val="22"/>
+                                <w:szCs w:val="22"/>
+                                <w:lang w:val="en-US"/>
+                              </w:rPr>
+                              <w:t>Zyrcled</w:t>
+                            </w:r>
+                            <w:proofErr w:type="spellEnd"/>
+                            <w:r>
+                              <w:rPr>
+                                <w:rFonts w:ascii="Century Gothic" w:hAnsi="Century Gothic" w:cstheme="minorHAnsi"/>
+                                <w:b/>
+                                <w:color w:val="000000"/>
+                                <w:sz w:val="22"/>
+                                <w:szCs w:val="22"/>
+                                <w:lang w:val="en-US"/>
+                              </w:rPr>
+                              <w:t xml:space="preserve"> Social Group</w:t>
+                            </w:r>
+                            <w:r>
+                              <w:rPr>
+                                <w:rFonts w:ascii="Century Gothic" w:hAnsi="Century Gothic" w:cstheme="minorHAnsi"/>
+                                <w:color w:val="000000"/>
+                                <w:sz w:val="22"/>
+                                <w:szCs w:val="22"/>
+                                <w:lang w:val="en-US"/>
+                              </w:rPr>
+                              <w:t xml:space="preserve">,  </w:t>
+                            </w:r>
+                          </w:p>
+                          <w:p>
+                            <w:pPr>
+                              <w:spacing w:line="276" w:lineRule="auto"/>
+                              <w:rPr>
+                                <w:rFonts w:ascii="Century Gothic" w:hAnsi="Century Gothic" w:cstheme="minorHAnsi"/>
+                                <w:color w:val="808080"/>
+                                <w:sz w:val="22"/>
+                                <w:szCs w:val="22"/>
+                                <w:lang w:val="en-US"/>
+                              </w:rPr>
+                            </w:pPr>
+                            <w:proofErr w:type="spellStart"/>
+                            <w:r>
+                              <w:rPr>
+                                <w:rFonts w:ascii="Century Gothic" w:hAnsi="Century Gothic" w:cstheme="minorHAnsi"/>
+                                <w:color w:val="808080"/>
+                                <w:sz w:val="22"/>
+                                <w:szCs w:val="22"/>
+                                <w:lang w:val="en-US"/>
+                              </w:rPr>
+                              <w:t>Desarrollador</w:t>
+                            </w:r>
+                            <w:proofErr w:type="spellEnd"/>
+                            <w:r>
+                              <w:rPr>
+                                <w:rFonts w:ascii="Century Gothic" w:hAnsi="Century Gothic" w:cstheme="minorHAnsi"/>
+                                <w:color w:val="808080"/>
+                                <w:sz w:val="22"/>
+                                <w:szCs w:val="22"/>
+                                <w:lang w:val="en-US"/>
+                              </w:rPr>
+                              <w:t xml:space="preserve"> </w:t>
+                            </w:r>
+                            <w:r>
+                              <w:rPr>
+                                <w:rFonts w:ascii="Century Gothic" w:hAnsi="Century Gothic" w:cstheme="minorHAnsi"/>
+                                <w:color w:val="808080"/>
+                                <w:sz w:val="22"/>
+                                <w:szCs w:val="22"/>
+                                <w:lang w:val="en-US"/>
+                              </w:rPr>
+                              <w:t>F</w:t>
+                            </w:r>
+                            <w:r>
+                              <w:rPr>
+                                <w:rFonts w:ascii="Century Gothic" w:hAnsi="Century Gothic" w:cstheme="minorHAnsi"/>
+                                <w:color w:val="808080"/>
+                                <w:sz w:val="22"/>
+                                <w:szCs w:val="22"/>
+                                <w:lang w:val="en-US"/>
+                              </w:rPr>
+                              <w:t>ront-</w:t>
+                            </w:r>
+                            <w:r>
+                              <w:rPr>
+                                <w:rFonts w:ascii="Century Gothic" w:hAnsi="Century Gothic" w:cstheme="minorHAnsi"/>
+                                <w:color w:val="808080"/>
+                                <w:sz w:val="22"/>
+                                <w:szCs w:val="22"/>
+                                <w:lang w:val="en-US"/>
+                              </w:rPr>
+                              <w:t>E</w:t>
+                            </w:r>
+                            <w:r>
+                              <w:rPr>
+                                <w:rFonts w:ascii="Century Gothic" w:hAnsi="Century Gothic" w:cstheme="minorHAnsi"/>
+                                <w:color w:val="808080"/>
+                                <w:sz w:val="22"/>
+                                <w:szCs w:val="22"/>
+                                <w:lang w:val="en-US"/>
+                              </w:rPr>
+                              <w:t>nd</w:t>
+                            </w:r>
+                          </w:p>
+                          <w:p>
+                            <w:pPr>
+                              <w:spacing w:line="276" w:lineRule="auto"/>
+                              <w:rPr>
+                                <w:rFonts w:ascii="Century Gothic" w:hAnsi="Century Gothic" w:cstheme="minorHAnsi"/>
+                                <w:color w:val="000000"/>
+                                <w:sz w:val="18"/>
+                                <w:szCs w:val="18"/>
+                                <w:lang w:val="es-CU"/>
+                              </w:rPr>
+                            </w:pPr>
+                            <w:r>
+                              <w:rPr>
+                                <w:rFonts w:ascii="Century Gothic" w:hAnsi="Century Gothic" w:cstheme="minorHAnsi"/>
+                                <w:color w:val="000000"/>
+                                <w:sz w:val="18"/>
+                                <w:szCs w:val="18"/>
+                                <w:lang w:val="es-CU"/>
+                              </w:rPr>
+                              <w:t>Responsabilidades y logros</w:t>
+                            </w:r>
+                            <w:r>
+                              <w:rPr>
+                                <w:rFonts w:ascii="Century Gothic" w:hAnsi="Century Gothic" w:cstheme="minorHAnsi"/>
+                                <w:color w:val="000000"/>
+                                <w:sz w:val="18"/>
+                                <w:szCs w:val="18"/>
+                                <w:lang w:val="es-CU"/>
+                              </w:rPr>
+                              <w:t xml:space="preserve">: </w:t>
+                            </w:r>
+                          </w:p>
+                          <w:p>
+                            <w:pPr>
+                              <w:pStyle w:val="Prrafodelista"/>
+                              <w:numPr>
+                                <w:ilvl w:val="0"/>
+                                <w:numId w:val="13"/>
+                              </w:numPr>
+                              <w:spacing w:line="276" w:lineRule="auto"/>
+                              <w:rPr>
+                                <w:rFonts w:ascii="Century Gothic" w:hAnsi="Century Gothic" w:cstheme="minorHAnsi"/>
+                                <w:color w:val="000000"/>
+                                <w:sz w:val="18"/>
+                                <w:szCs w:val="16"/>
+                                <w:lang w:val="es-419"/>
+                              </w:rPr>
+                            </w:pPr>
+                            <w:r>
+                              <w:rPr>
+                                <w:rFonts w:ascii="Century Gothic" w:hAnsi="Century Gothic" w:cstheme="minorHAnsi"/>
+                                <w:color w:val="000000"/>
+                                <w:sz w:val="18"/>
+                                <w:szCs w:val="16"/>
+                                <w:lang w:val="es-419"/>
+                              </w:rPr>
+                              <w:t xml:space="preserve">Desarrollo de aplicaciones </w:t>
+                            </w:r>
+                            <w:r>
+                              <w:rPr>
+                                <w:rFonts w:ascii="Century Gothic" w:hAnsi="Century Gothic" w:cstheme="minorHAnsi"/>
+                                <w:b/>
+                                <w:bCs/>
+                                <w:color w:val="000000"/>
+                                <w:sz w:val="18"/>
+                                <w:szCs w:val="16"/>
+                                <w:lang w:val="es-419"/>
+                              </w:rPr>
+                              <w:t xml:space="preserve">Android </w:t>
+                            </w:r>
+                            <w:proofErr w:type="gramStart"/>
+                            <w:r>
+                              <w:rPr>
+                                <w:rFonts w:ascii="Century Gothic" w:hAnsi="Century Gothic" w:cstheme="minorHAnsi"/>
+                                <w:color w:val="000000"/>
+                                <w:sz w:val="18"/>
+                                <w:szCs w:val="16"/>
+                                <w:lang w:val="es-419"/>
+                              </w:rPr>
+                              <w:t>e</w:t>
+                            </w:r>
+                            <w:proofErr w:type="gramEnd"/>
+                            <w:r>
+                              <w:rPr>
+                                <w:rFonts w:ascii="Century Gothic" w:hAnsi="Century Gothic" w:cstheme="minorHAnsi"/>
+                                <w:color w:val="000000"/>
+                                <w:sz w:val="18"/>
+                                <w:szCs w:val="16"/>
+                                <w:lang w:val="es-419"/>
+                              </w:rPr>
+                              <w:t xml:space="preserve"> </w:t>
+                            </w:r>
+                            <w:r>
+                              <w:rPr>
+                                <w:rFonts w:ascii="Century Gothic" w:hAnsi="Century Gothic" w:cstheme="minorHAnsi"/>
+                                <w:b/>
+                                <w:bCs/>
+                                <w:color w:val="000000"/>
+                                <w:sz w:val="18"/>
+                                <w:szCs w:val="16"/>
+                                <w:lang w:val="es-419"/>
+                              </w:rPr>
+                              <w:t>iOS</w:t>
+                            </w:r>
+                            <w:r>
+                              <w:rPr>
+                                <w:rFonts w:ascii="Century Gothic" w:hAnsi="Century Gothic" w:cstheme="minorHAnsi"/>
+                                <w:color w:val="000000"/>
+                                <w:sz w:val="18"/>
+                                <w:szCs w:val="16"/>
+                                <w:lang w:val="es-419"/>
+                              </w:rPr>
+                              <w:t xml:space="preserve"> </w:t>
+                            </w:r>
+                            <w:r>
+                              <w:rPr>
+                                <w:rFonts w:ascii="Century Gothic" w:hAnsi="Century Gothic" w:cstheme="minorHAnsi"/>
+                                <w:color w:val="000000"/>
+                                <w:sz w:val="18"/>
+                                <w:szCs w:val="16"/>
+                                <w:lang w:val="es-419"/>
+                              </w:rPr>
+                              <w:t>utilizando</w:t>
+                            </w:r>
+                            <w:r>
+                              <w:rPr>
+                                <w:rFonts w:ascii="Century Gothic" w:hAnsi="Century Gothic" w:cstheme="minorHAnsi"/>
+                                <w:color w:val="000000"/>
+                                <w:sz w:val="18"/>
+                                <w:szCs w:val="16"/>
+                                <w:lang w:val="es-419"/>
+                              </w:rPr>
+                              <w:t xml:space="preserve"> </w:t>
+                            </w:r>
+                            <w:r>
+                              <w:rPr>
+                                <w:rFonts w:ascii="Century Gothic" w:hAnsi="Century Gothic" w:cstheme="minorHAnsi"/>
+                                <w:b/>
+                                <w:bCs/>
+                                <w:color w:val="000000"/>
+                                <w:sz w:val="18"/>
+                                <w:szCs w:val="16"/>
+                                <w:lang w:val="es-419"/>
+                              </w:rPr>
+                              <w:t>Dart</w:t>
+                            </w:r>
+                            <w:r>
+                              <w:rPr>
+                                <w:rFonts w:ascii="Century Gothic" w:hAnsi="Century Gothic" w:cstheme="minorHAnsi"/>
+                                <w:color w:val="000000"/>
+                                <w:sz w:val="18"/>
+                                <w:szCs w:val="16"/>
+                                <w:lang w:val="es-419"/>
+                              </w:rPr>
+                              <w:t xml:space="preserve"> y</w:t>
+                            </w:r>
+                            <w:r>
+                              <w:rPr>
+                                <w:rFonts w:ascii="Century Gothic" w:hAnsi="Century Gothic" w:cstheme="minorHAnsi"/>
+                                <w:b/>
+                                <w:bCs/>
+                                <w:color w:val="000000"/>
+                                <w:sz w:val="18"/>
+                                <w:szCs w:val="16"/>
+                                <w:lang w:val="es-419"/>
+                              </w:rPr>
+                              <w:t xml:space="preserve"> </w:t>
+                            </w:r>
+                            <w:proofErr w:type="spellStart"/>
+                            <w:r>
+                              <w:rPr>
+                                <w:rFonts w:ascii="Century Gothic" w:hAnsi="Century Gothic" w:cstheme="minorHAnsi"/>
+                                <w:b/>
+                                <w:bCs/>
+                                <w:color w:val="000000"/>
+                                <w:sz w:val="18"/>
+                                <w:szCs w:val="16"/>
+                                <w:lang w:val="es-419"/>
+                              </w:rPr>
+                              <w:t>Flutter</w:t>
+                            </w:r>
+                            <w:proofErr w:type="spellEnd"/>
+                            <w:r>
+                              <w:rPr>
+                                <w:rFonts w:ascii="Century Gothic" w:hAnsi="Century Gothic" w:cstheme="minorHAnsi"/>
+                                <w:color w:val="000000"/>
+                                <w:sz w:val="18"/>
+                                <w:szCs w:val="16"/>
+                                <w:lang w:val="es-419"/>
+                              </w:rPr>
+                              <w:t>.</w:t>
+                            </w:r>
+                          </w:p>
+                          <w:p>
+                            <w:pPr>
+                              <w:pStyle w:val="Prrafodelista"/>
+                              <w:numPr>
+                                <w:ilvl w:val="0"/>
+                                <w:numId w:val="13"/>
+                              </w:numPr>
+                              <w:spacing w:line="276" w:lineRule="auto"/>
+                              <w:rPr>
                                 <w:rFonts w:ascii="Century Gothic" w:hAnsi="Century Gothic" w:cs="Arial"/>
                                 <w:color w:val="000000"/>
                                 <w:sz w:val="18"/>
@@ -8509,26 +9583,9 @@
                                 <w:sz w:val="18"/>
                                 <w:szCs w:val="18"/>
                               </w:rPr>
-                              <w:t xml:space="preserve">Integración con los servicios de </w:t>
-                            </w:r>
-                            <w:r>
-                              <w:rPr>
-                                <w:rFonts w:ascii="Century Gothic" w:hAnsi="Century Gothic" w:cs="Arial"/>
-                                <w:color w:val="000000"/>
-                                <w:sz w:val="18"/>
-                                <w:szCs w:val="18"/>
-                              </w:rPr>
-                              <w:t>Firebase</w:t>
-                            </w:r>
-                            <w:r>
-                              <w:rPr>
-                                <w:rFonts w:ascii="Century Gothic" w:hAnsi="Century Gothic" w:cs="Arial"/>
-                                <w:color w:val="000000"/>
-                                <w:sz w:val="18"/>
-                                <w:szCs w:val="18"/>
-                              </w:rPr>
-                              <w:t xml:space="preserve">:  </w:t>
-                            </w:r>
+                              <w:t xml:space="preserve">Integración con servicios de </w:t>
+                            </w:r>
+                            <w:proofErr w:type="spellStart"/>
                             <w:r>
                               <w:rPr>
                                 <w:rFonts w:ascii="Century Gothic" w:hAnsi="Century Gothic" w:cs="Arial"/>
@@ -8538,8 +9595,9 @@
                                 <w:sz w:val="18"/>
                                 <w:szCs w:val="18"/>
                               </w:rPr>
-                              <w:t>Firestore</w:t>
-                            </w:r>
+                              <w:t>Firebase</w:t>
+                            </w:r>
+                            <w:proofErr w:type="spellEnd"/>
                             <w:r>
                               <w:rPr>
                                 <w:rFonts w:ascii="Century Gothic" w:hAnsi="Century Gothic" w:cs="Arial"/>
@@ -8547,8 +9605,124 @@
                                 <w:sz w:val="18"/>
                                 <w:szCs w:val="18"/>
                               </w:rPr>
+                              <w:t xml:space="preserve">:  </w:t>
+                            </w:r>
+                            <w:proofErr w:type="spellStart"/>
+                            <w:r>
+                              <w:rPr>
+                                <w:rFonts w:ascii="Century Gothic" w:hAnsi="Century Gothic" w:cs="Arial"/>
+                                <w:color w:val="000000"/>
+                                <w:sz w:val="18"/>
+                                <w:szCs w:val="18"/>
+                              </w:rPr>
+                              <w:t>Firestore</w:t>
+                            </w:r>
+                            <w:proofErr w:type="spellEnd"/>
+                            <w:r>
+                              <w:rPr>
+                                <w:rFonts w:ascii="Century Gothic" w:hAnsi="Century Gothic" w:cs="Arial"/>
+                                <w:color w:val="000000"/>
+                                <w:sz w:val="18"/>
+                                <w:szCs w:val="18"/>
+                              </w:rPr>
+                              <w:t xml:space="preserve">, FCM, </w:t>
+                            </w:r>
+                            <w:proofErr w:type="spellStart"/>
+                            <w:r>
+                              <w:rPr>
+                                <w:rFonts w:ascii="Century Gothic" w:hAnsi="Century Gothic" w:cs="Arial"/>
+                                <w:color w:val="000000"/>
+                                <w:sz w:val="18"/>
+                                <w:szCs w:val="18"/>
+                              </w:rPr>
+                              <w:t>Authentication</w:t>
+                            </w:r>
+                            <w:proofErr w:type="spellEnd"/>
+                            <w:r>
+                              <w:rPr>
+                                <w:rFonts w:ascii="Century Gothic" w:hAnsi="Century Gothic" w:cs="Arial"/>
+                                <w:color w:val="000000"/>
+                                <w:sz w:val="18"/>
+                                <w:szCs w:val="18"/>
+                              </w:rPr>
+                              <w:t>, Storage</w:t>
+                            </w:r>
+                            <w:r>
+                              <w:rPr>
+                                <w:rFonts w:ascii="Century Gothic" w:hAnsi="Century Gothic" w:cs="Arial"/>
+                                <w:color w:val="000000"/>
+                                <w:sz w:val="18"/>
+                                <w:szCs w:val="18"/>
+                              </w:rPr>
                               <w:t xml:space="preserve">, </w:t>
                             </w:r>
+                            <w:proofErr w:type="spellStart"/>
+                            <w:r>
+                              <w:rPr>
+                                <w:rFonts w:ascii="Century Gothic" w:hAnsi="Century Gothic" w:cs="Arial"/>
+                                <w:color w:val="000000"/>
+                                <w:sz w:val="18"/>
+                                <w:szCs w:val="18"/>
+                              </w:rPr>
+                              <w:t>Maps</w:t>
+                            </w:r>
+                            <w:proofErr w:type="spellEnd"/>
+                            <w:r>
+                              <w:rPr>
+                                <w:rFonts w:ascii="Century Gothic" w:hAnsi="Century Gothic" w:cs="Arial"/>
+                                <w:color w:val="000000"/>
+                                <w:sz w:val="18"/>
+                                <w:szCs w:val="18"/>
+                              </w:rPr>
+                              <w:t xml:space="preserve"> y </w:t>
+                            </w:r>
+                            <w:proofErr w:type="spellStart"/>
+                            <w:r>
+                              <w:rPr>
+                                <w:rFonts w:ascii="Century Gothic" w:hAnsi="Century Gothic" w:cs="Arial"/>
+                                <w:color w:val="000000"/>
+                                <w:sz w:val="18"/>
+                                <w:szCs w:val="18"/>
+                              </w:rPr>
+                              <w:t>Crashlytics</w:t>
+                            </w:r>
+                            <w:proofErr w:type="spellEnd"/>
+                            <w:r>
+                              <w:rPr>
+                                <w:rFonts w:ascii="Century Gothic" w:hAnsi="Century Gothic" w:cs="Arial"/>
+                                <w:color w:val="000000"/>
+                                <w:sz w:val="18"/>
+                                <w:szCs w:val="18"/>
+                              </w:rPr>
+                              <w:t>.</w:t>
+                            </w:r>
+                          </w:p>
+                          <w:p>
+                            <w:pPr>
+                              <w:pStyle w:val="Prrafodelista"/>
+                              <w:numPr>
+                                <w:ilvl w:val="0"/>
+                                <w:numId w:val="13"/>
+                              </w:numPr>
+                              <w:spacing w:line="276" w:lineRule="auto"/>
+                              <w:rPr>
+                                <w:rFonts w:ascii="Century Gothic" w:hAnsi="Century Gothic" w:cstheme="minorHAnsi"/>
+                                <w:color w:val="000000"/>
+                                <w:sz w:val="18"/>
+                                <w:szCs w:val="16"/>
+                                <w:lang w:val="es-419"/>
+                              </w:rPr>
+                            </w:pPr>
+                            <w:r>
+                              <w:rPr>
+                                <w:rFonts w:ascii="Century Gothic" w:hAnsi="Century Gothic" w:cs="Arial"/>
+                                <w:color w:val="000000"/>
+                                <w:sz w:val="18"/>
+                                <w:szCs w:val="18"/>
+                              </w:rPr>
+                              <w:t xml:space="preserve">Implementación de </w:t>
+                            </w:r>
+                            <w:proofErr w:type="spellStart"/>
                             <w:r>
                               <w:rPr>
                                 <w:rFonts w:ascii="Century Gothic" w:hAnsi="Century Gothic" w:cs="Arial"/>
@@ -8558,8 +9732,9 @@
                                 <w:sz w:val="18"/>
                                 <w:szCs w:val="18"/>
                               </w:rPr>
-                              <w:t>FCM</w:t>
-                            </w:r>
+                              <w:t>Supabase</w:t>
+                            </w:r>
+                            <w:proofErr w:type="spellEnd"/>
                             <w:r>
                               <w:rPr>
                                 <w:rFonts w:ascii="Century Gothic" w:hAnsi="Century Gothic" w:cs="Arial"/>
@@ -8567,7 +9742,7 @@
                                 <w:sz w:val="18"/>
                                 <w:szCs w:val="18"/>
                               </w:rPr>
-                              <w:t xml:space="preserve">, </w:t>
+                              <w:t xml:space="preserve"> para la gestión de usuarios y bases de datos </w:t>
                             </w:r>
                             <w:r>
                               <w:rPr>
@@ -8578,7 +9753,7 @@
                                 <w:sz w:val="18"/>
                                 <w:szCs w:val="18"/>
                               </w:rPr>
-                              <w:t>Authentication</w:t>
+                              <w:t>PostgreSQL</w:t>
                             </w:r>
                             <w:r>
                               <w:rPr>
@@ -8587,69 +9762,7 @@
                                 <w:sz w:val="18"/>
                                 <w:szCs w:val="18"/>
                               </w:rPr>
-                              <w:t xml:space="preserve">, </w:t>
-                            </w:r>
-                            <w:r>
-                              <w:rPr>
-                                <w:rFonts w:ascii="Century Gothic" w:hAnsi="Century Gothic" w:cs="Arial"/>
-                                <w:b/>
-                                <w:bCs/>
-                                <w:color w:val="000000"/>
-                                <w:sz w:val="18"/>
-                                <w:szCs w:val="18"/>
-                              </w:rPr>
-                              <w:t>Storage</w:t>
-                            </w:r>
-                            <w:r>
-                              <w:rPr>
-                                <w:rFonts w:ascii="Century Gothic" w:hAnsi="Century Gothic" w:cs="Arial"/>
-                                <w:b/>
-                                <w:bCs/>
-                                <w:color w:val="000000"/>
-                                <w:sz w:val="18"/>
-                                <w:szCs w:val="18"/>
-                              </w:rPr>
-                              <w:t>, Maps</w:t>
-                            </w:r>
-                            <w:r>
-                              <w:rPr>
-                                <w:rFonts w:ascii="Century Gothic" w:hAnsi="Century Gothic" w:cs="Arial"/>
-                                <w:b/>
-                                <w:bCs/>
-                                <w:color w:val="000000"/>
-                                <w:sz w:val="18"/>
-                                <w:szCs w:val="18"/>
-                              </w:rPr>
-                              <w:t xml:space="preserve"> </w:t>
-                            </w:r>
-                            <w:r>
-                              <w:rPr>
-                                <w:rFonts w:ascii="Century Gothic" w:hAnsi="Century Gothic" w:cs="Arial"/>
-                                <w:color w:val="000000"/>
-                                <w:sz w:val="18"/>
-                                <w:szCs w:val="18"/>
-                              </w:rPr>
-                              <w:t>y</w:t>
-                            </w:r>
-                            <w:r>
-                              <w:rPr>
-                                <w:rFonts w:ascii="Century Gothic" w:hAnsi="Century Gothic" w:cs="Arial"/>
-                                <w:b/>
-                                <w:bCs/>
-                                <w:color w:val="000000"/>
-                                <w:sz w:val="18"/>
-                                <w:szCs w:val="18"/>
-                              </w:rPr>
-                              <w:t xml:space="preserve"> Crashlytics</w:t>
-                            </w:r>
-                            <w:r>
-                              <w:rPr>
-                                <w:rFonts w:ascii="Century Gothic" w:hAnsi="Century Gothic" w:cs="Arial"/>
-                                <w:color w:val="000000"/>
-                                <w:sz w:val="18"/>
-                                <w:szCs w:val="18"/>
-                              </w:rPr>
-                              <w:t>.</w:t>
+                              <w:t xml:space="preserve"> con sincronización en tiempo real.</w:t>
                             </w:r>
                           </w:p>
                           <w:p>
@@ -8670,79 +9783,87 @@
                             </w:pPr>
                             <w:r>
                               <w:rPr>
-                                <w:rFonts w:ascii="Century Gothic" w:hAnsi="Century Gothic" w:cs="Arial"/>
+                                <w:rFonts w:ascii="Century Gothic" w:hAnsi="Century Gothic" w:cstheme="minorHAnsi"/>
                                 <w:color w:val="000000"/>
                                 <w:sz w:val="18"/>
-                                <w:szCs w:val="18"/>
-                              </w:rPr>
-                              <w:t xml:space="preserve">Integración con los servicios de </w:t>
-                            </w:r>
-                            <w:r>
-                              <w:rPr>
-                                <w:rFonts w:ascii="Century Gothic" w:hAnsi="Century Gothic" w:cs="Arial"/>
+                                <w:szCs w:val="16"/>
+                                <w:lang w:val="es-419"/>
+                              </w:rPr>
+                              <w:t xml:space="preserve">Uso de arquitecturas modulares </w:t>
+                            </w:r>
+                            <w:r>
+                              <w:rPr>
+                                <w:rFonts w:ascii="Century Gothic" w:hAnsi="Century Gothic" w:cstheme="minorHAnsi"/>
+                                <w:color w:val="000000"/>
+                                <w:sz w:val="18"/>
+                                <w:szCs w:val="16"/>
+                                <w:lang w:val="es-419"/>
+                              </w:rPr>
+                              <w:t>con</w:t>
+                            </w:r>
+                            <w:r>
+                              <w:rPr>
+                                <w:rFonts w:ascii="Century Gothic" w:hAnsi="Century Gothic" w:cstheme="minorHAnsi"/>
+                                <w:color w:val="000000"/>
+                                <w:sz w:val="18"/>
+                                <w:szCs w:val="16"/>
+                                <w:lang w:val="es-419"/>
+                              </w:rPr>
+                              <w:t xml:space="preserve"> </w:t>
+                            </w:r>
+                            <w:r>
+                              <w:rPr>
+                                <w:rFonts w:ascii="Century Gothic" w:hAnsi="Century Gothic" w:cstheme="minorHAnsi"/>
                                 <w:b/>
                                 <w:bCs/>
                                 <w:color w:val="000000"/>
                                 <w:sz w:val="18"/>
-                                <w:szCs w:val="18"/>
-                              </w:rPr>
-                              <w:t>Supabase</w:t>
-                            </w:r>
-                            <w:r>
-                              <w:rPr>
-                                <w:rFonts w:ascii="Century Gothic" w:hAnsi="Century Gothic" w:cs="Arial"/>
-                                <w:color w:val="000000"/>
-                                <w:sz w:val="18"/>
-                                <w:szCs w:val="18"/>
-                              </w:rPr>
-                              <w:t xml:space="preserve">, con enfoque en </w:t>
-                            </w:r>
-                            <w:r>
-                              <w:rPr>
-                                <w:rFonts w:ascii="Century Gothic" w:hAnsi="Century Gothic" w:cs="Arial"/>
-                                <w:color w:val="000000"/>
-                                <w:sz w:val="18"/>
-                                <w:szCs w:val="18"/>
-                              </w:rPr>
-                              <w:t xml:space="preserve">gestión de usuarios y </w:t>
-                            </w:r>
-                            <w:r>
-                              <w:rPr>
-                                <w:rFonts w:ascii="Century Gothic" w:hAnsi="Century Gothic" w:cs="Arial"/>
+                                <w:szCs w:val="16"/>
+                                <w:lang w:val="es-419"/>
+                              </w:rPr>
+                              <w:t>Melo</w:t>
+                            </w:r>
+                            <w:r>
+                              <w:rPr>
+                                <w:rFonts w:ascii="Century Gothic" w:hAnsi="Century Gothic" w:cstheme="minorHAnsi"/>
                                 <w:b/>
                                 <w:bCs/>
                                 <w:color w:val="000000"/>
                                 <w:sz w:val="18"/>
-                                <w:szCs w:val="18"/>
-                              </w:rPr>
-                              <w:t>PostgreSQL</w:t>
-                            </w:r>
-                            <w:r>
-                              <w:rPr>
-                                <w:rFonts w:ascii="Century Gothic" w:hAnsi="Century Gothic" w:cs="Arial"/>
+                                <w:szCs w:val="16"/>
+                                <w:lang w:val="es-419"/>
+                              </w:rPr>
+                              <w:t>,</w:t>
+                            </w:r>
+                            <w:r>
+                              <w:rPr>
+                                <w:rFonts w:ascii="Century Gothic" w:hAnsi="Century Gothic" w:cstheme="minorHAnsi"/>
                                 <w:color w:val="000000"/>
                                 <w:sz w:val="18"/>
-                                <w:szCs w:val="18"/>
+                                <w:szCs w:val="16"/>
+                                <w:lang w:val="es-419"/>
                               </w:rPr>
                               <w:t xml:space="preserve"> </w:t>
                             </w:r>
                             <w:r>
                               <w:rPr>
-                                <w:rFonts w:ascii="Century Gothic" w:hAnsi="Century Gothic" w:cs="Arial"/>
+                                <w:rFonts w:ascii="Century Gothic" w:hAnsi="Century Gothic" w:cstheme="minorHAnsi"/>
                                 <w:color w:val="000000"/>
                                 <w:sz w:val="18"/>
-                                <w:szCs w:val="18"/>
-                              </w:rPr>
-                              <w:t>con</w:t>
-                            </w:r>
-                            <w:r>
-                              <w:rPr>
-                                <w:rFonts w:ascii="Century Gothic" w:hAnsi="Century Gothic" w:cs="Arial"/>
+                                <w:szCs w:val="16"/>
+                                <w:lang w:val="es-419"/>
+                              </w:rPr>
+                              <w:t>mejorando la organización y escalabilidad de los proyectos</w:t>
+                            </w:r>
+                            <w:r>
+                              <w:rPr>
+                                <w:rFonts w:ascii="Century Gothic" w:hAnsi="Century Gothic" w:cstheme="minorHAnsi"/>
                                 <w:color w:val="000000"/>
                                 <w:sz w:val="18"/>
-                                <w:szCs w:val="18"/>
-                              </w:rPr>
-                              <w:t xml:space="preserve"> su trabajo realtime.</w:t>
+                                <w:szCs w:val="16"/>
+                                <w:lang w:val="es-419"/>
+                              </w:rPr>
+                              <w:t>.</w:t>
                             </w:r>
                           </w:p>
                           <w:p>
@@ -8769,8 +9890,9 @@
                                 <w:szCs w:val="16"/>
                                 <w:lang w:val="es-419"/>
                               </w:rPr>
-                              <w:t xml:space="preserve">Uso de arquitecturas modulares utilizando </w:t>
-                            </w:r>
+                              <w:t xml:space="preserve">Consumo de </w:t>
+                            </w:r>
+                            <w:proofErr w:type="spellStart"/>
                             <w:r>
                               <w:rPr>
                                 <w:rFonts w:ascii="Century Gothic" w:hAnsi="Century Gothic" w:cstheme="minorHAnsi"/>
@@ -8781,17 +9903,20 @@
                                 <w:szCs w:val="16"/>
                                 <w:lang w:val="es-419"/>
                               </w:rPr>
-                              <w:t>Melo</w:t>
-                            </w:r>
-                            <w:r>
-                              <w:rPr>
-                                <w:rFonts w:ascii="Century Gothic" w:hAnsi="Century Gothic" w:cstheme="minorHAnsi"/>
+                              <w:t>APIs</w:t>
+                            </w:r>
+                            <w:proofErr w:type="spellEnd"/>
+                            <w:r>
+                              <w:rPr>
+                                <w:rFonts w:ascii="Century Gothic" w:hAnsi="Century Gothic" w:cstheme="minorHAnsi"/>
+                                <w:b/>
+                                <w:bCs/>
                                 <w:color w:val="000000"/>
                                 <w:sz w:val="18"/>
                                 <w:szCs w:val="16"/>
                                 <w:lang w:val="es-419"/>
                               </w:rPr>
-                              <w:t xml:space="preserve"> para una mejor organización y escalabilidad</w:t>
+                              <w:t xml:space="preserve"> de terceros</w:t>
                             </w:r>
                             <w:r>
                               <w:rPr>
@@ -8801,7 +9926,65 @@
                                 <w:szCs w:val="16"/>
                                 <w:lang w:val="es-419"/>
                               </w:rPr>
-                              <w:t>.</w:t>
+                              <w:t xml:space="preserve"> e integración con </w:t>
+                            </w:r>
+                            <w:r>
+                              <w:rPr>
+                                <w:rFonts w:ascii="Century Gothic" w:hAnsi="Century Gothic" w:cstheme="minorHAnsi"/>
+                                <w:b/>
+                                <w:bCs/>
+                                <w:color w:val="000000"/>
+                                <w:sz w:val="18"/>
+                                <w:szCs w:val="16"/>
+                                <w:lang w:val="es-419"/>
+                              </w:rPr>
+                              <w:t xml:space="preserve">Cloud </w:t>
+                            </w:r>
+                            <w:proofErr w:type="spellStart"/>
+                            <w:r>
+                              <w:rPr>
+                                <w:rFonts w:ascii="Century Gothic" w:hAnsi="Century Gothic" w:cstheme="minorHAnsi"/>
+                                <w:b/>
+                                <w:bCs/>
+                                <w:color w:val="000000"/>
+                                <w:sz w:val="18"/>
+                                <w:szCs w:val="16"/>
+                                <w:lang w:val="es-419"/>
+                              </w:rPr>
+                              <w:t>Functions</w:t>
+                            </w:r>
+                            <w:proofErr w:type="spellEnd"/>
+                            <w:r>
+                              <w:rPr>
+                                <w:rFonts w:ascii="Century Gothic" w:hAnsi="Century Gothic" w:cstheme="minorHAnsi"/>
+                                <w:color w:val="000000"/>
+                                <w:sz w:val="18"/>
+                                <w:szCs w:val="16"/>
+                                <w:lang w:val="es-419"/>
+                              </w:rPr>
+                              <w:t xml:space="preserve"> y </w:t>
+                            </w:r>
+                            <w:proofErr w:type="spellStart"/>
+                            <w:r>
+                              <w:rPr>
+                                <w:rFonts w:ascii="Century Gothic" w:hAnsi="Century Gothic" w:cstheme="minorHAnsi"/>
+                                <w:color w:val="000000"/>
+                                <w:sz w:val="18"/>
+                                <w:szCs w:val="16"/>
+                                <w:lang w:val="es-419"/>
+                              </w:rPr>
+                              <w:t>backend</w:t>
+                            </w:r>
+                            <w:proofErr w:type="spellEnd"/>
+                            <w:r>
+                              <w:rPr>
+                                <w:rFonts w:ascii="Century Gothic" w:hAnsi="Century Gothic" w:cstheme="minorHAnsi"/>
+                                <w:color w:val="000000"/>
+                                <w:sz w:val="18"/>
+                                <w:szCs w:val="16"/>
+                                <w:lang w:val="es-419"/>
+                              </w:rPr>
+                              <w:t xml:space="preserve"> interno.</w:t>
                             </w:r>
                           </w:p>
                           <w:p>
@@ -8828,7 +10011,7 @@
                                 <w:szCs w:val="16"/>
                                 <w:lang w:val="es-419"/>
                               </w:rPr>
-                              <w:t xml:space="preserve">Consumo de </w:t>
+                              <w:t xml:space="preserve">Aplicación de técnicas de </w:t>
                             </w:r>
                             <w:r>
                               <w:rPr>
@@ -8840,7 +10023,7 @@
                                 <w:szCs w:val="16"/>
                                 <w:lang w:val="es-419"/>
                               </w:rPr>
-                              <w:t>APIs de terceros</w:t>
+                              <w:t>actualización en tiempo real</w:t>
                             </w:r>
                             <w:r>
                               <w:rPr>
@@ -8850,8 +10033,19 @@
                                 <w:szCs w:val="16"/>
                                 <w:lang w:val="es-419"/>
                               </w:rPr>
-                              <w:t xml:space="preserve"> e integración con </w:t>
-                            </w:r>
+                              <w:t xml:space="preserve"> </w:t>
+                            </w:r>
+                            <w:r>
+                              <w:rPr>
+                                <w:rFonts w:ascii="Century Gothic" w:hAnsi="Century Gothic" w:cstheme="minorHAnsi"/>
+                                <w:color w:val="000000"/>
+                                <w:sz w:val="18"/>
+                                <w:szCs w:val="16"/>
+                                <w:lang w:val="es-419"/>
+                              </w:rPr>
+                              <w:t xml:space="preserve">mediante </w:t>
+                            </w:r>
+                            <w:proofErr w:type="spellStart"/>
                             <w:r>
                               <w:rPr>
                                 <w:rFonts w:ascii="Century Gothic" w:hAnsi="Century Gothic" w:cstheme="minorHAnsi"/>
@@ -8862,38 +10056,9 @@
                                 <w:szCs w:val="16"/>
                                 <w:lang w:val="es-419"/>
                               </w:rPr>
-                              <w:t>Cloud Functions</w:t>
-                            </w:r>
-                            <w:r>
-                              <w:rPr>
-                                <w:rFonts w:ascii="Century Gothic" w:hAnsi="Century Gothic" w:cstheme="minorHAnsi"/>
-                                <w:color w:val="000000"/>
-                                <w:sz w:val="18"/>
-                                <w:szCs w:val="16"/>
-                                <w:lang w:val="es-419"/>
-                              </w:rPr>
-                              <w:t xml:space="preserve">, así como </w:t>
-                            </w:r>
-                            <w:r>
-                              <w:rPr>
-                                <w:rFonts w:ascii="Century Gothic" w:hAnsi="Century Gothic" w:cstheme="minorHAnsi"/>
-                                <w:color w:val="000000"/>
-                                <w:sz w:val="18"/>
-                                <w:szCs w:val="16"/>
-                                <w:lang w:val="es-419"/>
-                              </w:rPr>
-                              <w:t>el</w:t>
-                            </w:r>
-                            <w:r>
-                              <w:rPr>
-                                <w:rFonts w:ascii="Century Gothic" w:hAnsi="Century Gothic" w:cstheme="minorHAnsi"/>
-                                <w:color w:val="000000"/>
-                                <w:sz w:val="18"/>
-                                <w:szCs w:val="16"/>
-                                <w:lang w:val="es-419"/>
-                              </w:rPr>
-                              <w:t xml:space="preserve"> backend interno</w:t>
-                            </w:r>
+                              <w:t>Streams</w:t>
+                            </w:r>
+                            <w:proofErr w:type="spellEnd"/>
                             <w:r>
                               <w:rPr>
                                 <w:rFonts w:ascii="Century Gothic" w:hAnsi="Century Gothic" w:cstheme="minorHAnsi"/>
@@ -8929,8 +10094,9 @@
                                 <w:szCs w:val="16"/>
                                 <w:lang w:val="es-419"/>
                               </w:rPr>
-                              <w:t xml:space="preserve">Aplicación de técnicas de </w:t>
-                            </w:r>
+                              <w:t xml:space="preserve">Desarrollo de aplicaciones tipo </w:t>
+                            </w:r>
+                            <w:proofErr w:type="spellStart"/>
                             <w:r>
                               <w:rPr>
                                 <w:rFonts w:ascii="Century Gothic" w:hAnsi="Century Gothic" w:cstheme="minorHAnsi"/>
@@ -8941,18 +10107,9 @@
                                 <w:szCs w:val="16"/>
                                 <w:lang w:val="es-419"/>
                               </w:rPr>
-                              <w:t>realtime</w:t>
-                            </w:r>
-                            <w:r>
-                              <w:rPr>
-                                <w:rFonts w:ascii="Century Gothic" w:hAnsi="Century Gothic" w:cstheme="minorHAnsi"/>
-                                <w:color w:val="000000"/>
-                                <w:sz w:val="18"/>
-                                <w:szCs w:val="16"/>
-                                <w:lang w:val="es-419"/>
-                              </w:rPr>
-                              <w:t xml:space="preserve"> y trabajo con </w:t>
-                            </w:r>
+                              <w:t>dating</w:t>
+                            </w:r>
+                            <w:proofErr w:type="spellEnd"/>
                             <w:r>
                               <w:rPr>
                                 <w:rFonts w:ascii="Century Gothic" w:hAnsi="Century Gothic" w:cstheme="minorHAnsi"/>
@@ -8963,7 +10120,7 @@
                                 <w:szCs w:val="16"/>
                                 <w:lang w:val="es-419"/>
                               </w:rPr>
-                              <w:t>Stream</w:t>
+                              <w:t>-app</w:t>
                             </w:r>
                             <w:r>
                               <w:rPr>
@@ -8973,7 +10130,7 @@
                                 <w:szCs w:val="16"/>
                                 <w:lang w:val="es-419"/>
                               </w:rPr>
-                              <w:t xml:space="preserve"> para asegurar la actualización en tiempo real de los datos.</w:t>
+                              <w:t xml:space="preserve"> con alto tráfico y enfoque social.</w:t>
                             </w:r>
                           </w:p>
                           <w:p>
@@ -9000,9 +10157,8 @@
                                 <w:szCs w:val="16"/>
                                 <w:lang w:val="es-419"/>
                               </w:rPr>
-                              <w:t xml:space="preserve">Desarrollo de aplicaciones </w:t>
-                            </w:r>
-                            <w:bookmarkStart w:id="0" w:name="_Hlk186453387"/>
+                              <w:t>Contribución</w:t>
+                            </w:r>
                             <w:r>
                               <w:rPr>
                                 <w:rFonts w:ascii="Century Gothic" w:hAnsi="Century Gothic" w:cstheme="minorHAnsi"/>
@@ -9011,19 +10167,17 @@
                                 <w:szCs w:val="16"/>
                                 <w:lang w:val="es-419"/>
                               </w:rPr>
-                              <w:t xml:space="preserve">tipo </w:t>
-                            </w:r>
-                            <w:r>
-                              <w:rPr>
-                                <w:rFonts w:ascii="Century Gothic" w:hAnsi="Century Gothic" w:cstheme="minorHAnsi"/>
-                                <w:b/>
-                                <w:bCs/>
+                              <w:t xml:space="preserve"> </w:t>
+                            </w:r>
+                            <w:r>
+                              <w:rPr>
+                                <w:rFonts w:ascii="Century Gothic" w:hAnsi="Century Gothic" w:cstheme="minorHAnsi"/>
                                 <w:color w:val="000000"/>
                                 <w:sz w:val="18"/>
                                 <w:szCs w:val="16"/>
                                 <w:lang w:val="es-419"/>
                               </w:rPr>
-                              <w:t>dating-apps</w:t>
+                              <w:t>en</w:t>
                             </w:r>
                             <w:r>
                               <w:rPr>
@@ -9033,18 +10187,10 @@
                                 <w:szCs w:val="16"/>
                                 <w:lang w:val="es-419"/>
                               </w:rPr>
-                              <w:t xml:space="preserve"> con fuerte sentido social y alto volumen de tráfico.</w:t>
-                            </w:r>
-                            <w:bookmarkEnd w:id="0"/>
-                          </w:p>
-                          <w:p>
-                            <w:pPr>
-                              <w:pStyle w:val="Prrafodelista"/>
-                              <w:numPr>
-                                <w:ilvl w:val="0"/>
-                                <w:numId w:val="13"/>
-                              </w:numPr>
-                              <w:spacing w:line="276" w:lineRule="auto"/>
+                              <w:t xml:space="preserve"> </w:t>
+                            </w:r>
+                            <w:proofErr w:type="spellStart"/>
+                            <w:r>
                               <w:rPr>
                                 <w:rFonts w:ascii="Century Gothic" w:hAnsi="Century Gothic" w:cstheme="minorHAnsi"/>
                                 <w:color w:val="000000"/>
@@ -9052,7 +10198,9 @@
                                 <w:szCs w:val="16"/>
                                 <w:lang w:val="es-419"/>
                               </w:rPr>
-                            </w:pPr>
+                              <w:t>multiples</w:t>
+                            </w:r>
+                            <w:proofErr w:type="spellEnd"/>
                             <w:r>
                               <w:rPr>
                                 <w:rFonts w:ascii="Century Gothic" w:hAnsi="Century Gothic" w:cstheme="minorHAnsi"/>
@@ -9061,7 +10209,7 @@
                                 <w:szCs w:val="16"/>
                                 <w:lang w:val="es-419"/>
                               </w:rPr>
-                              <w:t>Corrección de multiples packages de la comunidad como</w:t>
+                              <w:t xml:space="preserve"> </w:t>
                             </w:r>
                             <w:r>
                               <w:rPr>
@@ -9071,7 +10219,7 @@
                                 <w:szCs w:val="16"/>
                                 <w:lang w:val="es-419"/>
                               </w:rPr>
-                              <w:t>:</w:t>
+                              <w:t>paquetes</w:t>
                             </w:r>
                             <w:r>
                               <w:rPr>
@@ -9081,9 +10229,30 @@
                                 <w:szCs w:val="16"/>
                                 <w:lang w:val="es-419"/>
                               </w:rPr>
+                              <w:t xml:space="preserve"> de la comunidad como</w:t>
+                            </w:r>
+                            <w:r>
+                              <w:rPr>
+                                <w:rFonts w:ascii="Century Gothic" w:hAnsi="Century Gothic" w:cstheme="minorHAnsi"/>
+                                <w:color w:val="000000"/>
+                                <w:sz w:val="18"/>
+                                <w:szCs w:val="16"/>
+                                <w:lang w:val="es-419"/>
+                              </w:rPr>
+                              <w:t>:</w:t>
+                            </w:r>
+                            <w:r>
+                              <w:rPr>
+                                <w:rFonts w:ascii="Century Gothic" w:hAnsi="Century Gothic" w:cstheme="minorHAnsi"/>
+                                <w:color w:val="000000"/>
+                                <w:sz w:val="18"/>
+                                <w:szCs w:val="16"/>
+                                <w:lang w:val="es-419"/>
+                              </w:rPr>
                               <w:t xml:space="preserve"> </w:t>
                             </w:r>
                             <w:hyperlink r:id="rId23" w:history="1">
+                              <w:proofErr w:type="spellStart"/>
                               <w:r>
                                 <w:rPr>
                                   <w:rStyle w:val="Hipervnculo"/>
@@ -9098,6 +10267,7 @@
                                 </w:rPr>
                                 <w:t>feedback</w:t>
                               </w:r>
+                              <w:proofErr w:type="spellEnd"/>
                             </w:hyperlink>
                             <w:r>
                               <w:rPr>
@@ -9111,6 +10281,7 @@
                               <w:t xml:space="preserve">, </w:t>
                             </w:r>
                             <w:hyperlink r:id="rId24" w:history="1">
+                              <w:proofErr w:type="spellStart"/>
                               <w:r>
                                 <w:rPr>
                                   <w:rStyle w:val="Hipervnculo"/>
@@ -9125,6 +10296,7 @@
                                 </w:rPr>
                                 <w:t>flutter_zoom_drawer</w:t>
                               </w:r>
+                              <w:proofErr w:type="spellEnd"/>
                             </w:hyperlink>
                             <w:r>
                               <w:rPr>
@@ -9138,6 +10310,7 @@
                               <w:t xml:space="preserve">, </w:t>
                             </w:r>
                             <w:hyperlink r:id="rId25" w:history="1">
+                              <w:proofErr w:type="spellStart"/>
                               <w:r>
                                 <w:rPr>
                                   <w:rStyle w:val="Hipervnculo"/>
@@ -9152,6 +10325,7 @@
                                 </w:rPr>
                                 <w:t>circular_countdown_timer</w:t>
                               </w:r>
+                              <w:proofErr w:type="spellEnd"/>
                             </w:hyperlink>
                             <w:r>
                               <w:rPr>
@@ -9165,6 +10339,7 @@
                               <w:t xml:space="preserve">, </w:t>
                             </w:r>
                             <w:hyperlink r:id="rId26" w:history="1">
+                              <w:proofErr w:type="spellStart"/>
                               <w:r>
                                 <w:rPr>
                                   <w:rStyle w:val="Hipervnculo"/>
@@ -9179,794 +10354,13 @@
                                 </w:rPr>
                                 <w:t>custom_dropdown</w:t>
                               </w:r>
+                              <w:proofErr w:type="spellEnd"/>
                             </w:hyperlink>
                             <w:r>
                               <w:rPr>
                                 <w:rFonts w:ascii="Century Gothic" w:hAnsi="Century Gothic" w:cstheme="minorHAnsi"/>
                                 <w:b/>
                                 <w:bCs/>
-                                <w:sz w:val="18"/>
-                                <w:szCs w:val="16"/>
-                                <w:lang w:val="es-419"/>
-                              </w:rPr>
-                              <w:t>.</w:t>
-                            </w:r>
-                          </w:p>
-                          <w:p>
-                            <w:pPr>
-                              <w:pStyle w:val="Prrafodelista"/>
-                              <w:spacing w:line="360" w:lineRule="auto"/>
-                              <w:ind w:left="502"/>
-                              <w:rPr>
-                                <w:rFonts w:ascii="Century Gothic" w:hAnsi="Century Gothic" w:cstheme="minorHAnsi"/>
-                                <w:color w:val="000000"/>
-                                <w:sz w:val="18"/>
-                                <w:szCs w:val="16"/>
-                                <w:lang w:val="es-419"/>
-                              </w:rPr>
-                            </w:pPr>
-                          </w:p>
-                          <w:p>
-                            <w:pPr>
-                              <w:spacing w:line="276" w:lineRule="auto"/>
-                              <w:rPr>
-                                <w:rFonts w:ascii="Century Gothic" w:hAnsi="Century Gothic" w:cstheme="minorHAnsi"/>
-                                <w:color w:val="000000"/>
-                                <w:sz w:val="22"/>
-                                <w:szCs w:val="22"/>
-                                <w:lang w:val="es-CU"/>
-                              </w:rPr>
-                            </w:pPr>
-                            <w:r>
-                              <w:rPr>
-                                <w:rFonts w:ascii="Century Gothic" w:hAnsi="Century Gothic" w:cstheme="minorHAnsi"/>
-                                <w:b/>
-                                <w:color w:val="000000"/>
-                                <w:sz w:val="22"/>
-                                <w:szCs w:val="22"/>
-                                <w:lang w:val="es-CU"/>
-                              </w:rPr>
-                              <w:t>TuVendor</w:t>
-                            </w:r>
-                          </w:p>
-                          <w:p>
-                            <w:pPr>
-                              <w:spacing w:line="276" w:lineRule="auto"/>
-                              <w:rPr>
-                                <w:rFonts w:ascii="Century Gothic" w:hAnsi="Century Gothic" w:cstheme="minorHAnsi"/>
-                                <w:color w:val="808080"/>
-                                <w:sz w:val="22"/>
-                                <w:szCs w:val="22"/>
-                                <w:lang w:val="es-CU"/>
-                              </w:rPr>
-                            </w:pPr>
-                            <w:r>
-                              <w:rPr>
-                                <w:rFonts w:ascii="Century Gothic" w:hAnsi="Century Gothic" w:cstheme="minorHAnsi"/>
-                                <w:color w:val="808080"/>
-                                <w:sz w:val="22"/>
-                                <w:szCs w:val="22"/>
-                                <w:lang w:val="es-CU"/>
-                              </w:rPr>
-                              <w:t xml:space="preserve">Desarrollador </w:t>
-                            </w:r>
-                            <w:r>
-                              <w:rPr>
-                                <w:rFonts w:ascii="Century Gothic" w:hAnsi="Century Gothic" w:cstheme="minorHAnsi"/>
-                                <w:color w:val="808080"/>
-                                <w:sz w:val="22"/>
-                                <w:szCs w:val="22"/>
-                                <w:lang w:val="es-CU"/>
-                              </w:rPr>
-                              <w:t>F</w:t>
-                            </w:r>
-                            <w:r>
-                              <w:rPr>
-                                <w:rFonts w:ascii="Century Gothic" w:hAnsi="Century Gothic" w:cstheme="minorHAnsi"/>
-                                <w:color w:val="808080"/>
-                                <w:sz w:val="22"/>
-                                <w:szCs w:val="22"/>
-                                <w:lang w:val="es-CU"/>
-                              </w:rPr>
-                              <w:t>ront-end</w:t>
-                            </w:r>
-                          </w:p>
-                          <w:p>
-                            <w:pPr>
-                              <w:spacing w:line="276" w:lineRule="auto"/>
-                              <w:rPr>
-                                <w:rFonts w:ascii="Century Gothic" w:hAnsi="Century Gothic" w:cstheme="minorHAnsi"/>
-                                <w:color w:val="000000"/>
-                                <w:sz w:val="18"/>
-                                <w:szCs w:val="18"/>
-                                <w:lang w:val="es-CU"/>
-                              </w:rPr>
-                            </w:pPr>
-                            <w:r>
-                              <w:rPr>
-                                <w:rFonts w:ascii="Century Gothic" w:hAnsi="Century Gothic" w:cstheme="minorHAnsi"/>
-                                <w:color w:val="000000"/>
-                                <w:sz w:val="18"/>
-                                <w:szCs w:val="18"/>
-                                <w:lang w:val="es-CU"/>
-                              </w:rPr>
-                              <w:t xml:space="preserve">Tareas realizadas: </w:t>
-                            </w:r>
-                          </w:p>
-                          <w:p>
-                            <w:pPr>
-                              <w:pStyle w:val="Prrafodelista"/>
-                              <w:numPr>
-                                <w:ilvl w:val="0"/>
-                                <w:numId w:val="13"/>
-                              </w:numPr>
-                              <w:spacing w:line="276" w:lineRule="auto"/>
-                              <w:jc w:val="both"/>
-                              <w:rPr>
-                                <w:rFonts w:ascii="Century Gothic" w:hAnsi="Century Gothic" w:cs="Arial"/>
-                                <w:color w:val="000000"/>
-                                <w:sz w:val="18"/>
-                                <w:szCs w:val="18"/>
-                              </w:rPr>
-                            </w:pPr>
-                            <w:r>
-                              <w:rPr>
-                                <w:rFonts w:ascii="Century Gothic" w:hAnsi="Century Gothic" w:cs="Arial"/>
-                                <w:color w:val="000000"/>
-                                <w:sz w:val="18"/>
-                                <w:szCs w:val="18"/>
-                              </w:rPr>
-                              <w:t xml:space="preserve">Interpretación de diseños </w:t>
-                            </w:r>
-                            <w:r>
-                              <w:rPr>
-                                <w:rFonts w:ascii="Century Gothic" w:hAnsi="Century Gothic" w:cs="Arial"/>
-                                <w:b/>
-                                <w:bCs/>
-                                <w:color w:val="000000"/>
-                                <w:sz w:val="18"/>
-                                <w:szCs w:val="18"/>
-                              </w:rPr>
-                              <w:t>UI/UX</w:t>
-                            </w:r>
-                            <w:r>
-                              <w:rPr>
-                                <w:rFonts w:ascii="Century Gothic" w:hAnsi="Century Gothic" w:cs="Arial"/>
-                                <w:color w:val="000000"/>
-                                <w:sz w:val="18"/>
-                                <w:szCs w:val="18"/>
-                              </w:rPr>
-                              <w:t xml:space="preserve"> realizados en </w:t>
-                            </w:r>
-                            <w:r>
-                              <w:rPr>
-                                <w:rFonts w:ascii="Century Gothic" w:hAnsi="Century Gothic" w:cs="Arial"/>
-                                <w:b/>
-                                <w:bCs/>
-                                <w:color w:val="000000"/>
-                                <w:sz w:val="18"/>
-                                <w:szCs w:val="18"/>
-                              </w:rPr>
-                              <w:t>Figma</w:t>
-                            </w:r>
-                            <w:r>
-                              <w:rPr>
-                                <w:rFonts w:ascii="Century Gothic" w:hAnsi="Century Gothic" w:cs="Arial"/>
-                                <w:color w:val="000000"/>
-                                <w:sz w:val="18"/>
-                                <w:szCs w:val="18"/>
-                              </w:rPr>
-                              <w:t xml:space="preserve"> y adaptación de los mismos a la visual de la aplicación.</w:t>
-                            </w:r>
-                          </w:p>
-                          <w:p>
-                            <w:pPr>
-                              <w:pStyle w:val="Prrafodelista"/>
-                              <w:numPr>
-                                <w:ilvl w:val="0"/>
-                                <w:numId w:val="13"/>
-                              </w:numPr>
-                              <w:spacing w:line="276" w:lineRule="auto"/>
-                              <w:rPr>
-                                <w:rFonts w:ascii="Century Gothic" w:hAnsi="Century Gothic" w:cstheme="minorHAnsi"/>
-                                <w:color w:val="000000"/>
-                                <w:sz w:val="18"/>
-                                <w:szCs w:val="16"/>
-                                <w:lang w:val="es-419"/>
-                              </w:rPr>
-                            </w:pPr>
-                            <w:r>
-                              <w:rPr>
-                                <w:rFonts w:ascii="Century Gothic" w:hAnsi="Century Gothic" w:cstheme="minorHAnsi"/>
-                                <w:color w:val="000000"/>
-                                <w:sz w:val="18"/>
-                                <w:szCs w:val="16"/>
-                                <w:lang w:val="es-419"/>
-                              </w:rPr>
-                              <w:t xml:space="preserve">Análisis de los requisitos del usuario y traducción de las necesidades del cliente en diseños de aplicaciones </w:t>
-                            </w:r>
-                            <w:r>
-                              <w:rPr>
-                                <w:rFonts w:ascii="Century Gothic" w:hAnsi="Century Gothic" w:cstheme="minorHAnsi"/>
-                                <w:b/>
-                                <w:bCs/>
-                                <w:color w:val="000000"/>
-                                <w:sz w:val="18"/>
-                                <w:szCs w:val="16"/>
-                                <w:lang w:val="es-419"/>
-                              </w:rPr>
-                              <w:t>iOS</w:t>
-                            </w:r>
-                            <w:r>
-                              <w:rPr>
-                                <w:rFonts w:ascii="Century Gothic" w:hAnsi="Century Gothic" w:cstheme="minorHAnsi"/>
-                                <w:color w:val="000000"/>
-                                <w:sz w:val="18"/>
-                                <w:szCs w:val="16"/>
-                                <w:lang w:val="es-419"/>
-                              </w:rPr>
-                              <w:t xml:space="preserve"> y</w:t>
-                            </w:r>
-                            <w:r>
-                              <w:rPr>
-                                <w:rFonts w:ascii="Century Gothic" w:hAnsi="Century Gothic" w:cstheme="minorHAnsi"/>
-                                <w:b/>
-                                <w:bCs/>
-                                <w:color w:val="000000"/>
-                                <w:sz w:val="18"/>
-                                <w:szCs w:val="16"/>
-                                <w:lang w:val="es-419"/>
-                              </w:rPr>
-                              <w:t xml:space="preserve"> Android</w:t>
-                            </w:r>
-                            <w:r>
-                              <w:rPr>
-                                <w:rFonts w:ascii="Century Gothic" w:hAnsi="Century Gothic" w:cstheme="minorHAnsi"/>
-                                <w:color w:val="000000"/>
-                                <w:sz w:val="18"/>
-                                <w:szCs w:val="16"/>
-                                <w:lang w:val="es-419"/>
-                              </w:rPr>
-                              <w:t>.</w:t>
-                            </w:r>
-                            <w:r>
-                              <w:rPr>
-                                <w:rFonts w:ascii="Century Gothic" w:hAnsi="Century Gothic" w:cstheme="minorHAnsi"/>
-                                <w:color w:val="000000"/>
-                                <w:szCs w:val="16"/>
-                                <w:lang w:val="es-419"/>
-                              </w:rPr>
-                              <w:t xml:space="preserve"> </w:t>
-                            </w:r>
-                          </w:p>
-                          <w:p>
-                            <w:pPr>
-                              <w:pStyle w:val="Prrafodelista"/>
-                              <w:numPr>
-                                <w:ilvl w:val="0"/>
-                                <w:numId w:val="13"/>
-                              </w:numPr>
-                              <w:spacing w:line="276" w:lineRule="auto"/>
-                              <w:rPr>
-                                <w:rFonts w:ascii="Century Gothic" w:hAnsi="Century Gothic" w:cstheme="minorHAnsi"/>
-                                <w:color w:val="000000"/>
-                                <w:sz w:val="18"/>
-                                <w:szCs w:val="16"/>
-                                <w:lang w:val="es-419"/>
-                              </w:rPr>
-                            </w:pPr>
-                            <w:r>
-                              <w:rPr>
-                                <w:rFonts w:ascii="Century Gothic" w:hAnsi="Century Gothic" w:cstheme="minorHAnsi"/>
-                                <w:color w:val="000000"/>
-                                <w:sz w:val="18"/>
-                                <w:szCs w:val="16"/>
-                                <w:lang w:val="es-419"/>
-                              </w:rPr>
-                              <w:t xml:space="preserve">Desarrollo de aplicaciones tipo </w:t>
-                            </w:r>
-                            <w:r>
-                              <w:rPr>
-                                <w:rFonts w:ascii="Century Gothic" w:hAnsi="Century Gothic" w:cstheme="minorHAnsi"/>
-                                <w:b/>
-                                <w:bCs/>
-                                <w:color w:val="000000"/>
-                                <w:sz w:val="18"/>
-                                <w:szCs w:val="16"/>
-                                <w:lang w:val="es-419"/>
-                              </w:rPr>
-                              <w:t>e-commerce</w:t>
-                            </w:r>
-                            <w:r>
-                              <w:rPr>
-                                <w:rFonts w:ascii="Century Gothic" w:hAnsi="Century Gothic" w:cstheme="minorHAnsi"/>
-                                <w:color w:val="000000"/>
-                                <w:sz w:val="18"/>
-                                <w:szCs w:val="16"/>
-                                <w:lang w:val="es-419"/>
-                              </w:rPr>
-                              <w:t xml:space="preserve">, </w:t>
-                            </w:r>
-                            <w:r>
-                              <w:rPr>
-                                <w:rFonts w:ascii="Century Gothic" w:hAnsi="Century Gothic" w:cstheme="minorHAnsi"/>
-                                <w:b/>
-                                <w:bCs/>
-                                <w:color w:val="000000"/>
-                                <w:sz w:val="18"/>
-                                <w:szCs w:val="16"/>
-                                <w:lang w:val="es-419"/>
-                              </w:rPr>
-                              <w:t>servicios</w:t>
-                            </w:r>
-                            <w:r>
-                              <w:rPr>
-                                <w:rFonts w:ascii="Century Gothic" w:hAnsi="Century Gothic" w:cstheme="minorHAnsi"/>
-                                <w:color w:val="000000"/>
-                                <w:sz w:val="18"/>
-                                <w:szCs w:val="16"/>
-                                <w:lang w:val="es-419"/>
-                              </w:rPr>
-                              <w:t xml:space="preserve">, </w:t>
-                            </w:r>
-                            <w:r>
-                              <w:rPr>
-                                <w:rFonts w:ascii="Century Gothic" w:hAnsi="Century Gothic" w:cstheme="minorHAnsi"/>
-                                <w:b/>
-                                <w:bCs/>
-                                <w:color w:val="000000"/>
-                                <w:sz w:val="18"/>
-                                <w:szCs w:val="16"/>
-                                <w:lang w:val="es-419"/>
-                              </w:rPr>
-                              <w:t>noticias</w:t>
-                            </w:r>
-                            <w:r>
-                              <w:rPr>
-                                <w:rFonts w:ascii="Century Gothic" w:hAnsi="Century Gothic" w:cstheme="minorHAnsi"/>
-                                <w:color w:val="000000"/>
-                                <w:sz w:val="18"/>
-                                <w:szCs w:val="16"/>
-                                <w:lang w:val="es-419"/>
-                              </w:rPr>
-                              <w:t xml:space="preserve"> y </w:t>
-                            </w:r>
-                            <w:r>
-                              <w:rPr>
-                                <w:rFonts w:ascii="Century Gothic" w:hAnsi="Century Gothic" w:cstheme="minorHAnsi"/>
-                                <w:b/>
-                                <w:bCs/>
-                                <w:color w:val="000000"/>
-                                <w:sz w:val="18"/>
-                                <w:szCs w:val="16"/>
-                                <w:lang w:val="es-419"/>
-                              </w:rPr>
-                              <w:t>paquetería</w:t>
-                            </w:r>
-                            <w:r>
-                              <w:rPr>
-                                <w:rFonts w:ascii="Century Gothic" w:hAnsi="Century Gothic" w:cstheme="minorHAnsi"/>
-                                <w:color w:val="000000"/>
-                                <w:sz w:val="18"/>
-                                <w:szCs w:val="16"/>
-                                <w:lang w:val="es-419"/>
-                              </w:rPr>
-                              <w:t>.</w:t>
-                            </w:r>
-                          </w:p>
-                          <w:p>
-                            <w:pPr>
-                              <w:pStyle w:val="Prrafodelista"/>
-                              <w:numPr>
-                                <w:ilvl w:val="0"/>
-                                <w:numId w:val="13"/>
-                              </w:numPr>
-                              <w:spacing w:line="276" w:lineRule="auto"/>
-                              <w:rPr>
-                                <w:rFonts w:ascii="Century Gothic" w:hAnsi="Century Gothic" w:cstheme="minorHAnsi"/>
-                                <w:color w:val="000000"/>
-                                <w:sz w:val="18"/>
-                                <w:szCs w:val="16"/>
-                                <w:lang w:val="es-419"/>
-                              </w:rPr>
-                            </w:pPr>
-                            <w:r>
-                              <w:rPr>
-                                <w:rFonts w:ascii="Century Gothic" w:hAnsi="Century Gothic" w:cstheme="minorHAnsi"/>
-                                <w:color w:val="000000"/>
-                                <w:sz w:val="18"/>
-                                <w:szCs w:val="16"/>
-                                <w:lang w:val="es-419"/>
-                              </w:rPr>
-                              <w:t xml:space="preserve">Uso de variadas arquitecturas como </w:t>
-                            </w:r>
-                            <w:r>
-                              <w:rPr>
-                                <w:rFonts w:ascii="Century Gothic" w:hAnsi="Century Gothic" w:cstheme="minorHAnsi"/>
-                                <w:b/>
-                                <w:bCs/>
-                                <w:color w:val="000000"/>
-                                <w:sz w:val="18"/>
-                                <w:szCs w:val="16"/>
-                                <w:lang w:val="es-419"/>
-                              </w:rPr>
-                              <w:t xml:space="preserve">Clean </w:t>
-                            </w:r>
-                            <w:r>
-                              <w:rPr>
-                                <w:rFonts w:ascii="Century Gothic" w:hAnsi="Century Gothic" w:cstheme="minorHAnsi"/>
-                                <w:color w:val="000000"/>
-                                <w:sz w:val="18"/>
-                                <w:szCs w:val="16"/>
-                                <w:lang w:val="es-419"/>
-                              </w:rPr>
-                              <w:t>y</w:t>
-                            </w:r>
-                            <w:r>
-                              <w:rPr>
-                                <w:rFonts w:ascii="Century Gothic" w:hAnsi="Century Gothic" w:cstheme="minorHAnsi"/>
-                                <w:b/>
-                                <w:bCs/>
-                                <w:color w:val="000000"/>
-                                <w:sz w:val="18"/>
-                                <w:szCs w:val="16"/>
-                                <w:lang w:val="es-419"/>
-                              </w:rPr>
-                              <w:t xml:space="preserve"> MVVM</w:t>
-                            </w:r>
-                            <w:r>
-                              <w:rPr>
-                                <w:rFonts w:ascii="Century Gothic" w:hAnsi="Century Gothic" w:cstheme="minorHAnsi"/>
-                                <w:color w:val="000000"/>
-                                <w:sz w:val="18"/>
-                                <w:szCs w:val="16"/>
-                                <w:lang w:val="es-419"/>
-                              </w:rPr>
-                              <w:t xml:space="preserve">, y gestores de estado como </w:t>
-                            </w:r>
-                            <w:r>
-                              <w:rPr>
-                                <w:rFonts w:ascii="Century Gothic" w:hAnsi="Century Gothic" w:cstheme="minorHAnsi"/>
-                                <w:b/>
-                                <w:bCs/>
-                                <w:color w:val="000000"/>
-                                <w:sz w:val="18"/>
-                                <w:szCs w:val="16"/>
-                                <w:lang w:val="es-419"/>
-                              </w:rPr>
-                              <w:t>Get</w:t>
-                            </w:r>
-                            <w:r>
-                              <w:rPr>
-                                <w:rFonts w:ascii="Century Gothic" w:hAnsi="Century Gothic" w:cstheme="minorHAnsi"/>
-                                <w:color w:val="000000"/>
-                                <w:sz w:val="18"/>
-                                <w:szCs w:val="16"/>
-                                <w:lang w:val="es-419"/>
-                              </w:rPr>
-                              <w:t xml:space="preserve">, </w:t>
-                            </w:r>
-                            <w:r>
-                              <w:rPr>
-                                <w:rFonts w:ascii="Century Gothic" w:hAnsi="Century Gothic" w:cstheme="minorHAnsi"/>
-                                <w:b/>
-                                <w:bCs/>
-                                <w:color w:val="000000"/>
-                                <w:sz w:val="18"/>
-                                <w:szCs w:val="16"/>
-                                <w:lang w:val="es-419"/>
-                              </w:rPr>
-                              <w:t>Bloc/Cubit</w:t>
-                            </w:r>
-                            <w:r>
-                              <w:rPr>
-                                <w:rFonts w:ascii="Century Gothic" w:hAnsi="Century Gothic" w:cstheme="minorHAnsi"/>
-                                <w:color w:val="000000"/>
-                                <w:sz w:val="18"/>
-                                <w:szCs w:val="16"/>
-                                <w:lang w:val="es-419"/>
-                              </w:rPr>
-                              <w:t xml:space="preserve"> y </w:t>
-                            </w:r>
-                            <w:r>
-                              <w:rPr>
-                                <w:rFonts w:ascii="Century Gothic" w:hAnsi="Century Gothic" w:cstheme="minorHAnsi"/>
-                                <w:b/>
-                                <w:bCs/>
-                                <w:color w:val="000000"/>
-                                <w:sz w:val="18"/>
-                                <w:szCs w:val="16"/>
-                                <w:lang w:val="es-419"/>
-                              </w:rPr>
-                              <w:t>Provider</w:t>
-                            </w:r>
-                            <w:r>
-                              <w:rPr>
-                                <w:rFonts w:ascii="Century Gothic" w:hAnsi="Century Gothic" w:cstheme="minorHAnsi"/>
-                                <w:color w:val="000000"/>
-                                <w:sz w:val="18"/>
-                                <w:szCs w:val="16"/>
-                                <w:lang w:val="es-419"/>
-                              </w:rPr>
-                              <w:t>.</w:t>
-                            </w:r>
-                          </w:p>
-                          <w:p>
-                            <w:pPr>
-                              <w:pStyle w:val="Prrafodelista"/>
-                              <w:numPr>
-                                <w:ilvl w:val="0"/>
-                                <w:numId w:val="13"/>
-                              </w:numPr>
-                              <w:spacing w:line="276" w:lineRule="auto"/>
-                              <w:rPr>
-                                <w:rFonts w:ascii="Century Gothic" w:hAnsi="Century Gothic" w:cstheme="minorHAnsi"/>
-                                <w:color w:val="000000"/>
-                                <w:sz w:val="18"/>
-                                <w:szCs w:val="16"/>
-                                <w:lang w:val="es-419"/>
-                              </w:rPr>
-                            </w:pPr>
-                            <w:r>
-                              <w:rPr>
-                                <w:rFonts w:ascii="Century Gothic" w:hAnsi="Century Gothic" w:cstheme="minorHAnsi"/>
-                                <w:color w:val="000000"/>
-                                <w:sz w:val="18"/>
-                                <w:szCs w:val="16"/>
-                                <w:lang w:val="es-419"/>
-                              </w:rPr>
-                              <w:t>Uso de sistema</w:t>
-                            </w:r>
-                            <w:r>
-                              <w:rPr>
-                                <w:rFonts w:ascii="Century Gothic" w:hAnsi="Century Gothic" w:cstheme="minorHAnsi"/>
-                                <w:color w:val="000000"/>
-                                <w:sz w:val="18"/>
-                                <w:szCs w:val="16"/>
-                                <w:lang w:val="es-419"/>
-                              </w:rPr>
-                              <w:t>s</w:t>
-                            </w:r>
-                            <w:r>
-                              <w:rPr>
-                                <w:rFonts w:ascii="Century Gothic" w:hAnsi="Century Gothic" w:cstheme="minorHAnsi"/>
-                                <w:color w:val="000000"/>
-                                <w:sz w:val="18"/>
-                                <w:szCs w:val="16"/>
-                                <w:lang w:val="es-419"/>
-                              </w:rPr>
-                              <w:t xml:space="preserve"> de </w:t>
-                            </w:r>
-                            <w:r>
-                              <w:rPr>
-                                <w:rFonts w:ascii="Century Gothic" w:hAnsi="Century Gothic" w:cstheme="minorHAnsi"/>
-                                <w:color w:val="000000"/>
-                                <w:sz w:val="18"/>
-                                <w:szCs w:val="16"/>
-                                <w:lang w:val="es-419"/>
-                              </w:rPr>
-                              <w:t>control de versiones (</w:t>
-                            </w:r>
-                            <w:r>
-                              <w:rPr>
-                                <w:rFonts w:ascii="Century Gothic" w:hAnsi="Century Gothic" w:cstheme="minorHAnsi"/>
-                                <w:b/>
-                                <w:bCs/>
-                                <w:color w:val="000000"/>
-                                <w:sz w:val="18"/>
-                                <w:szCs w:val="16"/>
-                                <w:lang w:val="es-419"/>
-                              </w:rPr>
-                              <w:t>GitHub</w:t>
-                            </w:r>
-                            <w:r>
-                              <w:rPr>
-                                <w:rFonts w:ascii="Century Gothic" w:hAnsi="Century Gothic" w:cstheme="minorHAnsi"/>
-                                <w:color w:val="000000"/>
-                                <w:sz w:val="18"/>
-                                <w:szCs w:val="16"/>
-                                <w:lang w:val="es-419"/>
-                              </w:rPr>
-                              <w:t>)</w:t>
-                            </w:r>
-                            <w:r>
-                              <w:rPr>
-                                <w:rFonts w:ascii="Century Gothic" w:hAnsi="Century Gothic" w:cstheme="minorHAnsi"/>
-                                <w:color w:val="000000"/>
-                                <w:sz w:val="18"/>
-                                <w:szCs w:val="16"/>
-                                <w:lang w:val="es-419"/>
-                              </w:rPr>
-                              <w:t xml:space="preserve"> y sus </w:t>
-                            </w:r>
-                            <w:r>
-                              <w:rPr>
-                                <w:rFonts w:ascii="Century Gothic" w:hAnsi="Century Gothic" w:cstheme="minorHAnsi"/>
-                                <w:b/>
-                                <w:bCs/>
-                                <w:color w:val="000000"/>
-                                <w:sz w:val="18"/>
-                                <w:szCs w:val="16"/>
-                                <w:lang w:val="es-419"/>
-                              </w:rPr>
-                              <w:t>CI/CD</w:t>
-                            </w:r>
-                            <w:r>
-                              <w:rPr>
-                                <w:rFonts w:ascii="Century Gothic" w:hAnsi="Century Gothic" w:cstheme="minorHAnsi"/>
-                                <w:color w:val="000000"/>
-                                <w:sz w:val="18"/>
-                                <w:szCs w:val="16"/>
-                                <w:lang w:val="es-419"/>
-                              </w:rPr>
-                              <w:t xml:space="preserve"> para automatización de pruebas y despliegues</w:t>
-                            </w:r>
-                            <w:r>
-                              <w:rPr>
-                                <w:rFonts w:ascii="Century Gothic" w:hAnsi="Century Gothic" w:cstheme="minorHAnsi"/>
-                                <w:color w:val="000000"/>
-                                <w:sz w:val="18"/>
-                                <w:szCs w:val="16"/>
-                                <w:lang w:val="es-419"/>
-                              </w:rPr>
-                              <w:t>.</w:t>
-                            </w:r>
-                          </w:p>
-                          <w:p>
-                            <w:pPr>
-                              <w:pStyle w:val="Prrafodelista"/>
-                              <w:numPr>
-                                <w:ilvl w:val="0"/>
-                                <w:numId w:val="11"/>
-                              </w:numPr>
-                              <w:spacing w:line="276" w:lineRule="auto"/>
-                              <w:rPr>
-                                <w:rFonts w:ascii="Century Gothic" w:hAnsi="Century Gothic" w:cstheme="minorHAnsi"/>
-                                <w:color w:val="000000"/>
-                                <w:sz w:val="18"/>
-                                <w:szCs w:val="16"/>
-                                <w:lang w:val="es-419"/>
-                              </w:rPr>
-                            </w:pPr>
-                            <w:r>
-                              <w:rPr>
-                                <w:rFonts w:ascii="Century Gothic" w:hAnsi="Century Gothic" w:cstheme="minorHAnsi"/>
-                                <w:color w:val="000000"/>
-                                <w:sz w:val="18"/>
-                                <w:szCs w:val="16"/>
-                                <w:lang w:val="es-419"/>
-                              </w:rPr>
-                              <w:t xml:space="preserve">Consumo de </w:t>
-                            </w:r>
-                            <w:r>
-                              <w:rPr>
-                                <w:rFonts w:ascii="Century Gothic" w:hAnsi="Century Gothic" w:cstheme="minorHAnsi"/>
-                                <w:color w:val="000000"/>
-                                <w:sz w:val="18"/>
-                                <w:szCs w:val="16"/>
-                                <w:lang w:val="es-419"/>
-                              </w:rPr>
-                              <w:t>APIs</w:t>
-                            </w:r>
-                            <w:r>
-                              <w:rPr>
-                                <w:rFonts w:ascii="Century Gothic" w:hAnsi="Century Gothic" w:cstheme="minorHAnsi"/>
-                                <w:color w:val="000000"/>
-                                <w:sz w:val="18"/>
-                                <w:szCs w:val="16"/>
-                                <w:lang w:val="es-419"/>
-                              </w:rPr>
-                              <w:t xml:space="preserve"> </w:t>
-                            </w:r>
-                            <w:r>
-                              <w:rPr>
-                                <w:rFonts w:ascii="Century Gothic" w:hAnsi="Century Gothic" w:cstheme="minorHAnsi"/>
-                                <w:b/>
-                                <w:bCs/>
-                                <w:color w:val="000000"/>
-                                <w:sz w:val="18"/>
-                                <w:szCs w:val="16"/>
-                                <w:lang w:val="es-419"/>
-                              </w:rPr>
-                              <w:t>Rest</w:t>
-                            </w:r>
-                            <w:r>
-                              <w:rPr>
-                                <w:rFonts w:ascii="Century Gothic" w:hAnsi="Century Gothic" w:cstheme="minorHAnsi"/>
-                                <w:color w:val="000000"/>
-                                <w:sz w:val="18"/>
-                                <w:szCs w:val="16"/>
-                                <w:lang w:val="es-419"/>
-                              </w:rPr>
-                              <w:t xml:space="preserve"> y </w:t>
-                            </w:r>
-                            <w:r>
-                              <w:rPr>
-                                <w:rFonts w:ascii="Century Gothic" w:hAnsi="Century Gothic" w:cstheme="minorHAnsi"/>
-                                <w:b/>
-                                <w:bCs/>
-                                <w:color w:val="000000"/>
-                                <w:sz w:val="18"/>
-                                <w:szCs w:val="16"/>
-                                <w:lang w:val="es-419"/>
-                              </w:rPr>
-                              <w:t>GraphQL</w:t>
-                            </w:r>
-                            <w:r>
-                              <w:rPr>
-                                <w:rFonts w:ascii="Century Gothic" w:hAnsi="Century Gothic" w:cstheme="minorHAnsi"/>
-                                <w:color w:val="000000"/>
-                                <w:sz w:val="18"/>
-                                <w:szCs w:val="16"/>
-                                <w:lang w:val="es-419"/>
-                              </w:rPr>
-                              <w:t>.</w:t>
-                            </w:r>
-                          </w:p>
-                          <w:p>
-                            <w:pPr>
-                              <w:pStyle w:val="Prrafodelista"/>
-                              <w:numPr>
-                                <w:ilvl w:val="0"/>
-                                <w:numId w:val="11"/>
-                              </w:numPr>
-                              <w:spacing w:line="276" w:lineRule="auto"/>
-                              <w:rPr>
-                                <w:rFonts w:ascii="Century Gothic" w:hAnsi="Century Gothic" w:cstheme="minorHAnsi"/>
-                                <w:color w:val="000000"/>
-                                <w:sz w:val="18"/>
-                                <w:szCs w:val="16"/>
-                                <w:lang w:val="es-419"/>
-                              </w:rPr>
-                            </w:pPr>
-                            <w:r>
-                              <w:rPr>
-                                <w:rFonts w:ascii="Century Gothic" w:hAnsi="Century Gothic" w:cstheme="minorHAnsi"/>
-                                <w:color w:val="000000"/>
-                                <w:sz w:val="18"/>
-                                <w:szCs w:val="16"/>
-                                <w:lang w:val="es-419"/>
-                              </w:rPr>
-                              <w:t xml:space="preserve">Integración con pasarelas de pago como </w:t>
-                            </w:r>
-                            <w:r>
-                              <w:rPr>
-                                <w:rFonts w:ascii="Century Gothic" w:hAnsi="Century Gothic" w:cstheme="minorHAnsi"/>
-                                <w:b/>
-                                <w:bCs/>
-                                <w:color w:val="000000"/>
-                                <w:sz w:val="18"/>
-                                <w:szCs w:val="16"/>
-                                <w:lang w:val="es-419"/>
-                              </w:rPr>
-                              <w:t>Stripe</w:t>
-                            </w:r>
-                            <w:r>
-                              <w:rPr>
-                                <w:rFonts w:ascii="Century Gothic" w:hAnsi="Century Gothic" w:cstheme="minorHAnsi"/>
-                                <w:color w:val="000000"/>
-                                <w:sz w:val="18"/>
-                                <w:szCs w:val="16"/>
-                                <w:lang w:val="es-419"/>
-                              </w:rPr>
-                              <w:t xml:space="preserve"> y </w:t>
-                            </w:r>
-                            <w:r>
-                              <w:rPr>
-                                <w:rFonts w:ascii="Century Gothic" w:hAnsi="Century Gothic" w:cstheme="minorHAnsi"/>
-                                <w:b/>
-                                <w:bCs/>
-                                <w:color w:val="000000"/>
-                                <w:sz w:val="18"/>
-                                <w:szCs w:val="16"/>
-                                <w:lang w:val="es-419"/>
-                              </w:rPr>
-                              <w:t>Tropipay</w:t>
-                            </w:r>
-                            <w:r>
-                              <w:rPr>
-                                <w:rFonts w:ascii="Century Gothic" w:hAnsi="Century Gothic" w:cstheme="minorHAnsi"/>
-                                <w:color w:val="000000"/>
                                 <w:sz w:val="18"/>
                                 <w:szCs w:val="16"/>
                                 <w:lang w:val="es-419"/>
@@ -10007,10 +10401,9 @@
                           <w:color w:val="000000"/>
                           <w:sz w:val="22"/>
                           <w:szCs w:val="22"/>
-                          <w:lang w:val="en-US"/>
-                        </w:rPr>
-                      </w:pPr>
-                      <w:proofErr w:type="spellStart"/>
+                          <w:lang w:val="es-CU"/>
+                        </w:rPr>
+                      </w:pPr>
                       <w:r>
                         <w:rPr>
                           <w:rFonts w:ascii="Century Gothic" w:hAnsi="Century Gothic" w:cstheme="minorHAnsi"/>
@@ -10018,11 +10411,11 @@
                           <w:color w:val="000000"/>
                           <w:sz w:val="22"/>
                           <w:szCs w:val="22"/>
-                          <w:lang w:val="en-US"/>
-                        </w:rPr>
-                        <w:t>Zyrcled</w:t>
-                      </w:r>
-                      <w:proofErr w:type="spellEnd"/>
+                          <w:lang w:val="es-CU"/>
+                        </w:rPr>
+                        <w:t xml:space="preserve">Medium </w:t>
+                      </w:r>
+                      <w:proofErr w:type="spellStart"/>
                       <w:r>
                         <w:rPr>
                           <w:rFonts w:ascii="Century Gothic" w:hAnsi="Century Gothic" w:cstheme="minorHAnsi"/>
@@ -10030,20 +10423,11 @@
                           <w:color w:val="000000"/>
                           <w:sz w:val="22"/>
                           <w:szCs w:val="22"/>
-                          <w:lang w:val="en-US"/>
-                        </w:rPr>
-                        <w:t xml:space="preserve"> Social Group</w:t>
-                      </w:r>
-                      <w:r>
-                        <w:rPr>
-                          <w:rFonts w:ascii="Century Gothic" w:hAnsi="Century Gothic" w:cstheme="minorHAnsi"/>
-                          <w:color w:val="000000"/>
-                          <w:sz w:val="22"/>
-                          <w:szCs w:val="22"/>
-                          <w:lang w:val="en-US"/>
-                        </w:rPr>
-                        <w:t xml:space="preserve">,  </w:t>
-                      </w:r>
+                          <w:lang w:val="es-CU"/>
+                        </w:rPr>
+                        <w:t>Coders</w:t>
+                      </w:r>
+                      <w:proofErr w:type="spellEnd"/>
                     </w:p>
                     <w:p>
                       <w:pPr>
@@ -10053,30 +10437,29 @@
                           <w:color w:val="808080"/>
                           <w:sz w:val="22"/>
                           <w:szCs w:val="22"/>
-                          <w:lang w:val="en-US"/>
-                        </w:rPr>
-                      </w:pPr>
-                      <w:proofErr w:type="spellStart"/>
+                          <w:lang w:val="es-CU"/>
+                        </w:rPr>
+                      </w:pPr>
                       <w:r>
                         <w:rPr>
                           <w:rFonts w:ascii="Century Gothic" w:hAnsi="Century Gothic" w:cstheme="minorHAnsi"/>
                           <w:color w:val="808080"/>
                           <w:sz w:val="22"/>
                           <w:szCs w:val="22"/>
-                          <w:lang w:val="en-US"/>
-                        </w:rPr>
-                        <w:t>Desarrollador</w:t>
-                      </w:r>
-                      <w:proofErr w:type="spellEnd"/>
+                          <w:lang w:val="es-CU"/>
+                        </w:rPr>
+                        <w:t>Desarrollador Front-</w:t>
+                      </w:r>
+                      <w:proofErr w:type="spellStart"/>
                       <w:r>
                         <w:rPr>
                           <w:rFonts w:ascii="Century Gothic" w:hAnsi="Century Gothic" w:cstheme="minorHAnsi"/>
                           <w:color w:val="808080"/>
                           <w:sz w:val="22"/>
                           <w:szCs w:val="22"/>
-                          <w:lang w:val="en-US"/>
-                        </w:rPr>
-                        <w:t xml:space="preserve"> </w:t>
+                          <w:lang w:val="es-CU"/>
+                        </w:rPr>
+                        <w:t>E</w:t>
                       </w:r>
                       <w:r>
                         <w:rPr>
@@ -10084,20 +10467,11 @@
                           <w:color w:val="808080"/>
                           <w:sz w:val="22"/>
                           <w:szCs w:val="22"/>
-                          <w:lang w:val="en-US"/>
-                        </w:rPr>
-                        <w:t>F</w:t>
-                      </w:r>
-                      <w:r>
-                        <w:rPr>
-                          <w:rFonts w:ascii="Century Gothic" w:hAnsi="Century Gothic" w:cstheme="minorHAnsi"/>
-                          <w:color w:val="808080"/>
-                          <w:sz w:val="22"/>
-                          <w:szCs w:val="22"/>
-                          <w:lang w:val="en-US"/>
-                        </w:rPr>
-                        <w:t>ront-end</w:t>
-                      </w:r>
+                          <w:lang w:val="es-CU"/>
+                        </w:rPr>
+                        <w:t>nd</w:t>
+                      </w:r>
+                      <w:proofErr w:type="spellEnd"/>
                     </w:p>
                     <w:p>
                       <w:pPr>
@@ -10118,7 +10492,17 @@
                           <w:szCs w:val="18"/>
                           <w:lang w:val="es-CU"/>
                         </w:rPr>
-                        <w:t xml:space="preserve">Tareas realizadas: </w:t>
+                        <w:t>Responsabilidades y logros</w:t>
+                      </w:r>
+                      <w:r>
+                        <w:rPr>
+                          <w:rFonts w:ascii="Century Gothic" w:hAnsi="Century Gothic" w:cstheme="minorHAnsi"/>
+                          <w:color w:val="000000"/>
+                          <w:sz w:val="18"/>
+                          <w:szCs w:val="18"/>
+                          <w:lang w:val="es-CU"/>
+                        </w:rPr>
+                        <w:t>:</w:t>
                       </w:r>
                     </w:p>
                     <w:p>
@@ -10139,13 +10523,92 @@
                       </w:pPr>
                       <w:r>
                         <w:rPr>
+                          <w:rFonts w:ascii="Century Gothic" w:hAnsi="Century Gothic" w:cs="Arial"/>
+                          <w:color w:val="000000"/>
+                          <w:sz w:val="18"/>
+                          <w:szCs w:val="18"/>
+                        </w:rPr>
+                        <w:t xml:space="preserve">Interpretación y adaptación de diseños </w:t>
+                      </w:r>
+                      <w:r>
+                        <w:rPr>
+                          <w:rFonts w:ascii="Century Gothic" w:hAnsi="Century Gothic" w:cs="Arial"/>
+                          <w:b/>
+                          <w:bCs/>
+                          <w:color w:val="000000"/>
+                          <w:sz w:val="18"/>
+                          <w:szCs w:val="18"/>
+                        </w:rPr>
+                        <w:t xml:space="preserve">UI/UX </w:t>
+                      </w:r>
+                      <w:r>
+                        <w:rPr>
+                          <w:rFonts w:ascii="Century Gothic" w:hAnsi="Century Gothic" w:cs="Arial"/>
+                          <w:color w:val="000000"/>
+                          <w:sz w:val="18"/>
+                          <w:szCs w:val="18"/>
+                        </w:rPr>
+                        <w:t>en</w:t>
+                      </w:r>
+                      <w:r>
+                        <w:rPr>
+                          <w:rFonts w:ascii="Century Gothic" w:hAnsi="Century Gothic" w:cs="Arial"/>
+                          <w:b/>
+                          <w:bCs/>
+                          <w:color w:val="000000"/>
+                          <w:sz w:val="18"/>
+                          <w:szCs w:val="18"/>
+                        </w:rPr>
+                        <w:t xml:space="preserve"> </w:t>
+                      </w:r>
+                      <w:proofErr w:type="spellStart"/>
+                      <w:r>
+                        <w:rPr>
+                          <w:rFonts w:ascii="Century Gothic" w:hAnsi="Century Gothic" w:cs="Arial"/>
+                          <w:b/>
+                          <w:bCs/>
+                          <w:color w:val="000000"/>
+                          <w:sz w:val="18"/>
+                          <w:szCs w:val="18"/>
+                        </w:rPr>
+                        <w:t>Figma</w:t>
+                      </w:r>
+                      <w:proofErr w:type="spellEnd"/>
+                      <w:r>
+                        <w:rPr>
+                          <w:rFonts w:ascii="Century Gothic" w:hAnsi="Century Gothic" w:cs="Arial"/>
+                          <w:color w:val="000000"/>
+                          <w:sz w:val="18"/>
+                          <w:szCs w:val="18"/>
+                        </w:rPr>
+                        <w:t xml:space="preserve"> para su implementación en aplicaciones móviles</w:t>
+                      </w:r>
+                    </w:p>
+                    <w:p>
+                      <w:pPr>
+                        <w:pStyle w:val="Prrafodelista"/>
+                        <w:numPr>
+                          <w:ilvl w:val="0"/>
+                          <w:numId w:val="13"/>
+                        </w:numPr>
+                        <w:spacing w:line="276" w:lineRule="auto"/>
+                        <w:rPr>
                           <w:rFonts w:ascii="Century Gothic" w:hAnsi="Century Gothic" w:cstheme="minorHAnsi"/>
                           <w:color w:val="000000"/>
                           <w:sz w:val="18"/>
                           <w:szCs w:val="16"/>
                           <w:lang w:val="es-419"/>
                         </w:rPr>
-                        <w:t xml:space="preserve">Desarrollo de aplicaciones </w:t>
+                      </w:pPr>
+                      <w:r>
+                        <w:rPr>
+                          <w:rFonts w:ascii="Century Gothic" w:hAnsi="Century Gothic" w:cstheme="minorHAnsi"/>
+                          <w:color w:val="000000"/>
+                          <w:sz w:val="18"/>
+                          <w:szCs w:val="16"/>
+                          <w:lang w:val="es-419"/>
+                        </w:rPr>
+                        <w:t xml:space="preserve">Análisis de requisitos y </w:t>
                       </w:r>
                       <w:r>
                         <w:rPr>
@@ -10157,7 +10620,7 @@
                           <w:szCs w:val="16"/>
                           <w:lang w:val="es-419"/>
                         </w:rPr>
-                        <w:t xml:space="preserve">Android </w:t>
+                        <w:t>traducción de necesidades del cliente</w:t>
                       </w:r>
                       <w:r>
                         <w:rPr>
@@ -10167,7 +10630,7 @@
                           <w:szCs w:val="16"/>
                           <w:lang w:val="es-419"/>
                         </w:rPr>
-                        <w:t xml:space="preserve">e </w:t>
+                        <w:t xml:space="preserve"> en diseños funcionales para </w:t>
                       </w:r>
                       <w:r>
                         <w:rPr>
@@ -10179,17 +10642,7 @@
                           <w:szCs w:val="16"/>
                           <w:lang w:val="es-419"/>
                         </w:rPr>
-                        <w:t>iOS</w:t>
-                      </w:r>
-                      <w:r>
-                        <w:rPr>
-                          <w:rFonts w:ascii="Century Gothic" w:hAnsi="Century Gothic" w:cstheme="minorHAnsi"/>
-                          <w:color w:val="000000"/>
-                          <w:sz w:val="18"/>
-                          <w:szCs w:val="16"/>
-                          <w:lang w:val="es-419"/>
-                        </w:rPr>
-                        <w:t xml:space="preserve"> usando </w:t>
+                        <w:t>iOS y Android</w:t>
                       </w:r>
                       <w:r>
                         <w:rPr>
@@ -10201,9 +10654,17 @@
                           <w:szCs w:val="16"/>
                           <w:lang w:val="es-419"/>
                         </w:rPr>
-                        <w:t>Dart</w:t>
-                      </w:r>
-                      <w:r>
+                        <w:t>.</w:t>
+                      </w:r>
+                    </w:p>
+                    <w:p>
+                      <w:pPr>
+                        <w:pStyle w:val="Prrafodelista"/>
+                        <w:numPr>
+                          <w:ilvl w:val="0"/>
+                          <w:numId w:val="13"/>
+                        </w:numPr>
+                        <w:spacing w:line="276" w:lineRule="auto"/>
                         <w:rPr>
                           <w:rFonts w:ascii="Century Gothic" w:hAnsi="Century Gothic" w:cstheme="minorHAnsi"/>
                           <w:color w:val="000000"/>
@@ -10211,7 +10672,16 @@
                           <w:szCs w:val="16"/>
                           <w:lang w:val="es-419"/>
                         </w:rPr>
-                        <w:t xml:space="preserve"> y</w:t>
+                      </w:pPr>
+                      <w:r>
+                        <w:rPr>
+                          <w:rFonts w:ascii="Century Gothic" w:hAnsi="Century Gothic" w:cstheme="minorHAnsi"/>
+                          <w:color w:val="000000"/>
+                          <w:sz w:val="18"/>
+                          <w:szCs w:val="16"/>
+                          <w:lang w:val="es-419"/>
+                        </w:rPr>
+                        <w:t xml:space="preserve">Desarrollo de aplicaciones </w:t>
                       </w:r>
                       <w:r>
                         <w:rPr>
@@ -10223,7 +10693,7 @@
                           <w:szCs w:val="16"/>
                           <w:lang w:val="es-419"/>
                         </w:rPr>
-                        <w:t xml:space="preserve"> </w:t>
+                        <w:t>e-</w:t>
                       </w:r>
                       <w:proofErr w:type="spellStart"/>
                       <w:r>
@@ -10236,7 +10706,7 @@
                           <w:szCs w:val="16"/>
                           <w:lang w:val="es-419"/>
                         </w:rPr>
-                        <w:t>Flutter</w:t>
+                        <w:t>commerce</w:t>
                       </w:r>
                       <w:proofErr w:type="spellEnd"/>
                       <w:r>
@@ -10247,7 +10717,51 @@
                           <w:szCs w:val="16"/>
                           <w:lang w:val="es-419"/>
                         </w:rPr>
-                        <w:t>.</w:t>
+                        <w:t xml:space="preserve">, de </w:t>
+                      </w:r>
+                      <w:r>
+                        <w:rPr>
+                          <w:rFonts w:ascii="Century Gothic" w:hAnsi="Century Gothic" w:cstheme="minorHAnsi"/>
+                          <w:b/>
+                          <w:bCs/>
+                          <w:color w:val="000000"/>
+                          <w:sz w:val="18"/>
+                          <w:szCs w:val="16"/>
+                          <w:lang w:val="es-419"/>
+                        </w:rPr>
+                        <w:t>servicios</w:t>
+                      </w:r>
+                      <w:r>
+                        <w:rPr>
+                          <w:rFonts w:ascii="Century Gothic" w:hAnsi="Century Gothic" w:cstheme="minorHAnsi"/>
+                          <w:color w:val="000000"/>
+                          <w:sz w:val="18"/>
+                          <w:szCs w:val="16"/>
+                          <w:lang w:val="es-419"/>
+                        </w:rPr>
+                        <w:t xml:space="preserve"> y </w:t>
+                      </w:r>
+                      <w:r>
+                        <w:rPr>
+                          <w:rFonts w:ascii="Century Gothic" w:hAnsi="Century Gothic" w:cstheme="minorHAnsi"/>
+                          <w:b/>
+                          <w:bCs/>
+                          <w:color w:val="000000"/>
+                          <w:sz w:val="18"/>
+                          <w:szCs w:val="16"/>
+                          <w:lang w:val="es-419"/>
+                        </w:rPr>
+                        <w:t>banca digital</w:t>
+                      </w:r>
+                      <w:r>
+                        <w:rPr>
+                          <w:rFonts w:ascii="Century Gothic" w:hAnsi="Century Gothic" w:cstheme="minorHAnsi"/>
+                          <w:color w:val="000000"/>
+                          <w:sz w:val="18"/>
+                          <w:szCs w:val="16"/>
+                          <w:lang w:val="es-419"/>
+                        </w:rPr>
+                        <w:t>, con especial atención a la experiencia de usuario.</w:t>
                       </w:r>
                     </w:p>
                     <w:p>
@@ -10259,6 +10773,766 @@
                         </w:numPr>
                         <w:spacing w:line="276" w:lineRule="auto"/>
                         <w:rPr>
+                          <w:rFonts w:ascii="Century Gothic" w:hAnsi="Century Gothic" w:cstheme="minorHAnsi"/>
+                          <w:color w:val="000000"/>
+                          <w:sz w:val="18"/>
+                          <w:szCs w:val="16"/>
+                          <w:lang w:val="es-419"/>
+                        </w:rPr>
+                      </w:pPr>
+                      <w:r>
+                        <w:rPr>
+                          <w:rFonts w:ascii="Century Gothic" w:hAnsi="Century Gothic" w:cstheme="minorHAnsi"/>
+                          <w:color w:val="000000"/>
+                          <w:sz w:val="18"/>
+                          <w:szCs w:val="16"/>
+                          <w:lang w:val="es-419"/>
+                        </w:rPr>
+                        <w:t xml:space="preserve">Implementación de arquitecturas </w:t>
+                      </w:r>
+                      <w:proofErr w:type="spellStart"/>
+                      <w:r>
+                        <w:rPr>
+                          <w:rFonts w:ascii="Century Gothic" w:hAnsi="Century Gothic" w:cstheme="minorHAnsi"/>
+                          <w:b/>
+                          <w:bCs/>
+                          <w:color w:val="000000"/>
+                          <w:sz w:val="18"/>
+                          <w:szCs w:val="16"/>
+                          <w:lang w:val="es-419"/>
+                        </w:rPr>
+                        <w:t>Clean</w:t>
+                      </w:r>
+                      <w:proofErr w:type="spellEnd"/>
+                      <w:r>
+                        <w:rPr>
+                          <w:rFonts w:ascii="Century Gothic" w:hAnsi="Century Gothic" w:cstheme="minorHAnsi"/>
+                          <w:color w:val="000000"/>
+                          <w:sz w:val="18"/>
+                          <w:szCs w:val="16"/>
+                          <w:lang w:val="es-419"/>
+                        </w:rPr>
+                        <w:t xml:space="preserve"> y </w:t>
+                      </w:r>
+                      <w:r>
+                        <w:rPr>
+                          <w:rFonts w:ascii="Century Gothic" w:hAnsi="Century Gothic" w:cstheme="minorHAnsi"/>
+                          <w:b/>
+                          <w:bCs/>
+                          <w:color w:val="000000"/>
+                          <w:sz w:val="18"/>
+                          <w:szCs w:val="16"/>
+                          <w:lang w:val="es-419"/>
+                        </w:rPr>
+                        <w:t>MVVM</w:t>
+                      </w:r>
+                      <w:r>
+                        <w:rPr>
+                          <w:rFonts w:ascii="Century Gothic" w:hAnsi="Century Gothic" w:cstheme="minorHAnsi"/>
+                          <w:color w:val="000000"/>
+                          <w:sz w:val="18"/>
+                          <w:szCs w:val="16"/>
+                          <w:lang w:val="es-419"/>
+                        </w:rPr>
+                        <w:t xml:space="preserve">, utilizando </w:t>
+                      </w:r>
+                      <w:proofErr w:type="spellStart"/>
+                      <w:r>
+                        <w:rPr>
+                          <w:rFonts w:ascii="Century Gothic" w:hAnsi="Century Gothic" w:cstheme="minorHAnsi"/>
+                          <w:b/>
+                          <w:bCs/>
+                          <w:color w:val="000000"/>
+                          <w:sz w:val="18"/>
+                          <w:szCs w:val="16"/>
+                          <w:lang w:val="es-419"/>
+                        </w:rPr>
+                        <w:t>GetX</w:t>
+                      </w:r>
+                      <w:proofErr w:type="spellEnd"/>
+                      <w:r>
+                        <w:rPr>
+                          <w:rFonts w:ascii="Century Gothic" w:hAnsi="Century Gothic" w:cstheme="minorHAnsi"/>
+                          <w:color w:val="000000"/>
+                          <w:sz w:val="18"/>
+                          <w:szCs w:val="16"/>
+                          <w:lang w:val="es-419"/>
+                        </w:rPr>
+                        <w:t xml:space="preserve">, </w:t>
+                      </w:r>
+                      <w:r>
+                        <w:rPr>
+                          <w:rFonts w:ascii="Century Gothic" w:hAnsi="Century Gothic" w:cstheme="minorHAnsi"/>
+                          <w:b/>
+                          <w:bCs/>
+                          <w:color w:val="000000"/>
+                          <w:sz w:val="18"/>
+                          <w:szCs w:val="16"/>
+                          <w:lang w:val="es-419"/>
+                        </w:rPr>
+                        <w:t>Bloc/</w:t>
+                      </w:r>
+                      <w:proofErr w:type="spellStart"/>
+                      <w:r>
+                        <w:rPr>
+                          <w:rFonts w:ascii="Century Gothic" w:hAnsi="Century Gothic" w:cstheme="minorHAnsi"/>
+                          <w:b/>
+                          <w:bCs/>
+                          <w:color w:val="000000"/>
+                          <w:sz w:val="18"/>
+                          <w:szCs w:val="16"/>
+                          <w:lang w:val="es-419"/>
+                        </w:rPr>
+                        <w:t>Cubit</w:t>
+                      </w:r>
+                      <w:proofErr w:type="spellEnd"/>
+                      <w:r>
+                        <w:rPr>
+                          <w:rFonts w:ascii="Century Gothic" w:hAnsi="Century Gothic" w:cstheme="minorHAnsi"/>
+                          <w:b/>
+                          <w:bCs/>
+                          <w:color w:val="000000"/>
+                          <w:sz w:val="18"/>
+                          <w:szCs w:val="16"/>
+                          <w:lang w:val="es-419"/>
+                        </w:rPr>
+                        <w:t xml:space="preserve"> </w:t>
+                      </w:r>
+                      <w:r>
+                        <w:rPr>
+                          <w:rFonts w:ascii="Century Gothic" w:hAnsi="Century Gothic" w:cstheme="minorHAnsi"/>
+                          <w:color w:val="000000"/>
+                          <w:sz w:val="18"/>
+                          <w:szCs w:val="16"/>
+                          <w:lang w:val="es-419"/>
+                        </w:rPr>
+                        <w:t xml:space="preserve">y </w:t>
+                      </w:r>
+                      <w:proofErr w:type="spellStart"/>
+                      <w:r>
+                        <w:rPr>
+                          <w:rFonts w:ascii="Century Gothic" w:hAnsi="Century Gothic" w:cstheme="minorHAnsi"/>
+                          <w:b/>
+                          <w:bCs/>
+                          <w:color w:val="000000"/>
+                          <w:sz w:val="18"/>
+                          <w:szCs w:val="16"/>
+                          <w:lang w:val="es-419"/>
+                        </w:rPr>
+                        <w:t>Provider</w:t>
+                      </w:r>
+                      <w:proofErr w:type="spellEnd"/>
+                      <w:r>
+                        <w:rPr>
+                          <w:rFonts w:ascii="Century Gothic" w:hAnsi="Century Gothic" w:cstheme="minorHAnsi"/>
+                          <w:color w:val="000000"/>
+                          <w:sz w:val="18"/>
+                          <w:szCs w:val="16"/>
+                          <w:lang w:val="es-419"/>
+                        </w:rPr>
+                        <w:t xml:space="preserve"> para la gestión de estado</w:t>
+                      </w:r>
+                      <w:r>
+                        <w:rPr>
+                          <w:rFonts w:ascii="Century Gothic" w:hAnsi="Century Gothic" w:cstheme="minorHAnsi"/>
+                          <w:color w:val="000000"/>
+                          <w:sz w:val="18"/>
+                          <w:szCs w:val="16"/>
+                          <w:lang w:val="es-419"/>
+                        </w:rPr>
+                        <w:t>.</w:t>
+                      </w:r>
+                    </w:p>
+                    <w:p>
+                      <w:pPr>
+                        <w:pStyle w:val="Prrafodelista"/>
+                        <w:numPr>
+                          <w:ilvl w:val="0"/>
+                          <w:numId w:val="11"/>
+                        </w:numPr>
+                        <w:spacing w:line="276" w:lineRule="auto"/>
+                        <w:rPr>
+                          <w:rFonts w:ascii="Century Gothic" w:hAnsi="Century Gothic" w:cstheme="minorHAnsi"/>
+                          <w:color w:val="000000"/>
+                          <w:sz w:val="18"/>
+                          <w:szCs w:val="16"/>
+                          <w:lang w:val="es-419"/>
+                        </w:rPr>
+                      </w:pPr>
+                      <w:r>
+                        <w:rPr>
+                          <w:rFonts w:ascii="Century Gothic" w:hAnsi="Century Gothic" w:cstheme="minorHAnsi"/>
+                          <w:color w:val="000000"/>
+                          <w:sz w:val="18"/>
+                          <w:szCs w:val="16"/>
+                          <w:lang w:val="es-419"/>
+                        </w:rPr>
+                        <w:t xml:space="preserve">Uso de </w:t>
+                      </w:r>
+                      <w:r>
+                        <w:rPr>
+                          <w:rFonts w:ascii="Century Gothic" w:hAnsi="Century Gothic" w:cstheme="minorHAnsi"/>
+                          <w:b/>
+                          <w:bCs/>
+                          <w:color w:val="000000"/>
+                          <w:sz w:val="18"/>
+                          <w:szCs w:val="16"/>
+                          <w:lang w:val="es-419"/>
+                        </w:rPr>
+                        <w:t>GitHub</w:t>
+                      </w:r>
+                      <w:r>
+                        <w:rPr>
+                          <w:rFonts w:ascii="Century Gothic" w:hAnsi="Century Gothic" w:cstheme="minorHAnsi"/>
+                          <w:color w:val="000000"/>
+                          <w:sz w:val="18"/>
+                          <w:szCs w:val="16"/>
+                          <w:lang w:val="es-419"/>
+                        </w:rPr>
+                        <w:t xml:space="preserve"> y </w:t>
+                      </w:r>
+                      <w:proofErr w:type="spellStart"/>
+                      <w:r>
+                        <w:rPr>
+                          <w:rFonts w:ascii="Century Gothic" w:hAnsi="Century Gothic" w:cstheme="minorHAnsi"/>
+                          <w:b/>
+                          <w:bCs/>
+                          <w:color w:val="000000"/>
+                          <w:sz w:val="18"/>
+                          <w:szCs w:val="16"/>
+                          <w:lang w:val="es-419"/>
+                        </w:rPr>
+                        <w:t>Bitbucket</w:t>
+                      </w:r>
+                      <w:proofErr w:type="spellEnd"/>
+                      <w:r>
+                        <w:rPr>
+                          <w:rFonts w:ascii="Century Gothic" w:hAnsi="Century Gothic" w:cstheme="minorHAnsi"/>
+                          <w:color w:val="000000"/>
+                          <w:sz w:val="18"/>
+                          <w:szCs w:val="16"/>
+                          <w:lang w:val="es-419"/>
+                        </w:rPr>
+                        <w:t xml:space="preserve">, incluyendo </w:t>
+                      </w:r>
+                      <w:r>
+                        <w:rPr>
+                          <w:rFonts w:ascii="Century Gothic" w:hAnsi="Century Gothic" w:cstheme="minorHAnsi"/>
+                          <w:b/>
+                          <w:bCs/>
+                          <w:color w:val="000000"/>
+                          <w:sz w:val="18"/>
+                          <w:szCs w:val="16"/>
+                          <w:lang w:val="es-419"/>
+                        </w:rPr>
+                        <w:t>CI/CD</w:t>
+                      </w:r>
+                      <w:r>
+                        <w:rPr>
+                          <w:rFonts w:ascii="Century Gothic" w:hAnsi="Century Gothic" w:cstheme="minorHAnsi"/>
+                          <w:color w:val="000000"/>
+                          <w:sz w:val="18"/>
+                          <w:szCs w:val="16"/>
+                          <w:lang w:val="es-419"/>
+                        </w:rPr>
+                        <w:t xml:space="preserve"> para la automatización de pruebas y despliegues.</w:t>
+                      </w:r>
+                    </w:p>
+                    <w:p>
+                      <w:pPr>
+                        <w:pStyle w:val="Prrafodelista"/>
+                        <w:numPr>
+                          <w:ilvl w:val="0"/>
+                          <w:numId w:val="11"/>
+                        </w:numPr>
+                        <w:spacing w:line="276" w:lineRule="auto"/>
+                        <w:rPr>
+                          <w:rFonts w:ascii="Century Gothic" w:hAnsi="Century Gothic" w:cstheme="minorHAnsi"/>
+                          <w:color w:val="000000"/>
+                          <w:sz w:val="18"/>
+                          <w:szCs w:val="16"/>
+                          <w:lang w:val="es-419"/>
+                        </w:rPr>
+                      </w:pPr>
+                      <w:r>
+                        <w:rPr>
+                          <w:rFonts w:ascii="Century Gothic" w:hAnsi="Century Gothic" w:cstheme="minorHAnsi"/>
+                          <w:color w:val="000000"/>
+                          <w:sz w:val="18"/>
+                          <w:szCs w:val="16"/>
+                          <w:lang w:val="es-419"/>
+                        </w:rPr>
+                        <w:t xml:space="preserve">Consumo de </w:t>
+                      </w:r>
+                      <w:proofErr w:type="spellStart"/>
+                      <w:r>
+                        <w:rPr>
+                          <w:rFonts w:ascii="Century Gothic" w:hAnsi="Century Gothic" w:cstheme="minorHAnsi"/>
+                          <w:b/>
+                          <w:bCs/>
+                          <w:color w:val="000000"/>
+                          <w:sz w:val="18"/>
+                          <w:szCs w:val="16"/>
+                          <w:lang w:val="es-419"/>
+                        </w:rPr>
+                        <w:t>APIs</w:t>
+                      </w:r>
+                      <w:proofErr w:type="spellEnd"/>
+                      <w:r>
+                        <w:rPr>
+                          <w:rFonts w:ascii="Century Gothic" w:hAnsi="Century Gothic" w:cstheme="minorHAnsi"/>
+                          <w:b/>
+                          <w:bCs/>
+                          <w:color w:val="000000"/>
+                          <w:sz w:val="18"/>
+                          <w:szCs w:val="16"/>
+                          <w:lang w:val="es-419"/>
+                        </w:rPr>
+                        <w:t xml:space="preserve"> REST</w:t>
+                      </w:r>
+                      <w:r>
+                        <w:rPr>
+                          <w:rFonts w:ascii="Century Gothic" w:hAnsi="Century Gothic" w:cstheme="minorHAnsi"/>
+                          <w:color w:val="000000"/>
+                          <w:sz w:val="18"/>
+                          <w:szCs w:val="16"/>
+                          <w:lang w:val="es-419"/>
+                        </w:rPr>
+                        <w:t xml:space="preserve"> y </w:t>
+                      </w:r>
+                      <w:proofErr w:type="spellStart"/>
+                      <w:r>
+                        <w:rPr>
+                          <w:rFonts w:ascii="Century Gothic" w:hAnsi="Century Gothic" w:cstheme="minorHAnsi"/>
+                          <w:b/>
+                          <w:bCs/>
+                          <w:color w:val="000000"/>
+                          <w:sz w:val="18"/>
+                          <w:szCs w:val="16"/>
+                          <w:lang w:val="es-419"/>
+                        </w:rPr>
+                        <w:t>GraphQL</w:t>
+                      </w:r>
+                      <w:proofErr w:type="spellEnd"/>
+                      <w:r>
+                        <w:rPr>
+                          <w:rFonts w:ascii="Century Gothic" w:hAnsi="Century Gothic" w:cstheme="minorHAnsi"/>
+                          <w:color w:val="000000"/>
+                          <w:sz w:val="18"/>
+                          <w:szCs w:val="16"/>
+                          <w:lang w:val="es-419"/>
+                        </w:rPr>
+                        <w:t>, tanto internas como externas.</w:t>
+                      </w:r>
+                    </w:p>
+                    <w:p>
+                      <w:pPr>
+                        <w:pStyle w:val="Prrafodelista"/>
+                        <w:numPr>
+                          <w:ilvl w:val="0"/>
+                          <w:numId w:val="11"/>
+                        </w:numPr>
+                        <w:spacing w:line="276" w:lineRule="auto"/>
+                        <w:rPr>
+                          <w:rFonts w:ascii="Century Gothic" w:hAnsi="Century Gothic" w:cstheme="minorHAnsi"/>
+                          <w:color w:val="000000"/>
+                          <w:sz w:val="18"/>
+                          <w:szCs w:val="16"/>
+                          <w:lang w:val="es-419"/>
+                        </w:rPr>
+                      </w:pPr>
+                      <w:r>
+                        <w:rPr>
+                          <w:rFonts w:ascii="Century Gothic" w:hAnsi="Century Gothic" w:cstheme="minorHAnsi"/>
+                          <w:color w:val="000000"/>
+                          <w:sz w:val="18"/>
+                          <w:szCs w:val="16"/>
+                          <w:lang w:val="es-419"/>
+                        </w:rPr>
+                        <w:t xml:space="preserve">Integración de </w:t>
+                      </w:r>
+                      <w:r>
+                        <w:rPr>
+                          <w:rFonts w:ascii="Century Gothic" w:hAnsi="Century Gothic" w:cstheme="minorHAnsi"/>
+                          <w:b/>
+                          <w:bCs/>
+                          <w:color w:val="000000"/>
+                          <w:sz w:val="18"/>
+                          <w:szCs w:val="16"/>
+                          <w:lang w:val="es-419"/>
+                        </w:rPr>
+                        <w:t>pasarelas de pago</w:t>
+                      </w:r>
+                      <w:r>
+                        <w:rPr>
+                          <w:rFonts w:ascii="Century Gothic" w:hAnsi="Century Gothic" w:cstheme="minorHAnsi"/>
+                          <w:color w:val="000000"/>
+                          <w:sz w:val="18"/>
+                          <w:szCs w:val="16"/>
+                          <w:lang w:val="es-419"/>
+                        </w:rPr>
+                        <w:t xml:space="preserve"> como </w:t>
+                      </w:r>
+                      <w:proofErr w:type="spellStart"/>
+                      <w:r>
+                        <w:rPr>
+                          <w:rFonts w:ascii="Century Gothic" w:hAnsi="Century Gothic" w:cstheme="minorHAnsi"/>
+                          <w:b/>
+                          <w:bCs/>
+                          <w:color w:val="000000"/>
+                          <w:sz w:val="18"/>
+                          <w:szCs w:val="16"/>
+                          <w:lang w:val="es-419"/>
+                        </w:rPr>
+                        <w:t>Stripe</w:t>
+                      </w:r>
+                      <w:proofErr w:type="spellEnd"/>
+                      <w:r>
+                        <w:rPr>
+                          <w:rFonts w:ascii="Century Gothic" w:hAnsi="Century Gothic" w:cstheme="minorHAnsi"/>
+                          <w:color w:val="000000"/>
+                          <w:sz w:val="18"/>
+                          <w:szCs w:val="16"/>
+                          <w:lang w:val="es-419"/>
+                        </w:rPr>
+                        <w:t>.</w:t>
+                      </w:r>
+                    </w:p>
+                    <w:p>
+                      <w:pPr>
+                        <w:spacing w:line="276" w:lineRule="auto"/>
+                        <w:rPr>
+                          <w:rFonts w:ascii="Century Gothic" w:hAnsi="Century Gothic" w:cstheme="minorHAnsi"/>
+                          <w:b/>
+                          <w:color w:val="000000"/>
+                          <w:sz w:val="20"/>
+                          <w:szCs w:val="20"/>
+                          <w:lang w:val="es-ES"/>
+                        </w:rPr>
+                      </w:pPr>
+                    </w:p>
+                    <w:p>
+                      <w:pPr>
+                        <w:spacing w:line="276" w:lineRule="auto"/>
+                        <w:rPr>
+                          <w:rFonts w:ascii="Century Gothic" w:hAnsi="Century Gothic" w:cstheme="minorHAnsi"/>
+                          <w:color w:val="000000"/>
+                          <w:sz w:val="22"/>
+                          <w:szCs w:val="22"/>
+                          <w:lang w:val="en-US"/>
+                        </w:rPr>
+                      </w:pPr>
+                      <w:proofErr w:type="spellStart"/>
+                      <w:r>
+                        <w:rPr>
+                          <w:rFonts w:ascii="Century Gothic" w:hAnsi="Century Gothic" w:cstheme="minorHAnsi"/>
+                          <w:b/>
+                          <w:color w:val="000000"/>
+                          <w:sz w:val="22"/>
+                          <w:szCs w:val="22"/>
+                          <w:lang w:val="en-US"/>
+                        </w:rPr>
+                        <w:t>Zyrcled</w:t>
+                      </w:r>
+                      <w:proofErr w:type="spellEnd"/>
+                      <w:r>
+                        <w:rPr>
+                          <w:rFonts w:ascii="Century Gothic" w:hAnsi="Century Gothic" w:cstheme="minorHAnsi"/>
+                          <w:b/>
+                          <w:color w:val="000000"/>
+                          <w:sz w:val="22"/>
+                          <w:szCs w:val="22"/>
+                          <w:lang w:val="en-US"/>
+                        </w:rPr>
+                        <w:t xml:space="preserve"> Social Group</w:t>
+                      </w:r>
+                      <w:r>
+                        <w:rPr>
+                          <w:rFonts w:ascii="Century Gothic" w:hAnsi="Century Gothic" w:cstheme="minorHAnsi"/>
+                          <w:color w:val="000000"/>
+                          <w:sz w:val="22"/>
+                          <w:szCs w:val="22"/>
+                          <w:lang w:val="en-US"/>
+                        </w:rPr>
+                        <w:t xml:space="preserve">,  </w:t>
+                      </w:r>
+                    </w:p>
+                    <w:p>
+                      <w:pPr>
+                        <w:spacing w:line="276" w:lineRule="auto"/>
+                        <w:rPr>
+                          <w:rFonts w:ascii="Century Gothic" w:hAnsi="Century Gothic" w:cstheme="minorHAnsi"/>
+                          <w:color w:val="808080"/>
+                          <w:sz w:val="22"/>
+                          <w:szCs w:val="22"/>
+                          <w:lang w:val="en-US"/>
+                        </w:rPr>
+                      </w:pPr>
+                      <w:proofErr w:type="spellStart"/>
+                      <w:r>
+                        <w:rPr>
+                          <w:rFonts w:ascii="Century Gothic" w:hAnsi="Century Gothic" w:cstheme="minorHAnsi"/>
+                          <w:color w:val="808080"/>
+                          <w:sz w:val="22"/>
+                          <w:szCs w:val="22"/>
+                          <w:lang w:val="en-US"/>
+                        </w:rPr>
+                        <w:t>Desarrollador</w:t>
+                      </w:r>
+                      <w:proofErr w:type="spellEnd"/>
+                      <w:r>
+                        <w:rPr>
+                          <w:rFonts w:ascii="Century Gothic" w:hAnsi="Century Gothic" w:cstheme="minorHAnsi"/>
+                          <w:color w:val="808080"/>
+                          <w:sz w:val="22"/>
+                          <w:szCs w:val="22"/>
+                          <w:lang w:val="en-US"/>
+                        </w:rPr>
+                        <w:t xml:space="preserve"> </w:t>
+                      </w:r>
+                      <w:r>
+                        <w:rPr>
+                          <w:rFonts w:ascii="Century Gothic" w:hAnsi="Century Gothic" w:cstheme="minorHAnsi"/>
+                          <w:color w:val="808080"/>
+                          <w:sz w:val="22"/>
+                          <w:szCs w:val="22"/>
+                          <w:lang w:val="en-US"/>
+                        </w:rPr>
+                        <w:t>F</w:t>
+                      </w:r>
+                      <w:r>
+                        <w:rPr>
+                          <w:rFonts w:ascii="Century Gothic" w:hAnsi="Century Gothic" w:cstheme="minorHAnsi"/>
+                          <w:color w:val="808080"/>
+                          <w:sz w:val="22"/>
+                          <w:szCs w:val="22"/>
+                          <w:lang w:val="en-US"/>
+                        </w:rPr>
+                        <w:t>ront-</w:t>
+                      </w:r>
+                      <w:r>
+                        <w:rPr>
+                          <w:rFonts w:ascii="Century Gothic" w:hAnsi="Century Gothic" w:cstheme="minorHAnsi"/>
+                          <w:color w:val="808080"/>
+                          <w:sz w:val="22"/>
+                          <w:szCs w:val="22"/>
+                          <w:lang w:val="en-US"/>
+                        </w:rPr>
+                        <w:t>E</w:t>
+                      </w:r>
+                      <w:r>
+                        <w:rPr>
+                          <w:rFonts w:ascii="Century Gothic" w:hAnsi="Century Gothic" w:cstheme="minorHAnsi"/>
+                          <w:color w:val="808080"/>
+                          <w:sz w:val="22"/>
+                          <w:szCs w:val="22"/>
+                          <w:lang w:val="en-US"/>
+                        </w:rPr>
+                        <w:t>nd</w:t>
+                      </w:r>
+                    </w:p>
+                    <w:p>
+                      <w:pPr>
+                        <w:spacing w:line="276" w:lineRule="auto"/>
+                        <w:rPr>
+                          <w:rFonts w:ascii="Century Gothic" w:hAnsi="Century Gothic" w:cstheme="minorHAnsi"/>
+                          <w:color w:val="000000"/>
+                          <w:sz w:val="18"/>
+                          <w:szCs w:val="18"/>
+                          <w:lang w:val="es-CU"/>
+                        </w:rPr>
+                      </w:pPr>
+                      <w:r>
+                        <w:rPr>
+                          <w:rFonts w:ascii="Century Gothic" w:hAnsi="Century Gothic" w:cstheme="minorHAnsi"/>
+                          <w:color w:val="000000"/>
+                          <w:sz w:val="18"/>
+                          <w:szCs w:val="18"/>
+                          <w:lang w:val="es-CU"/>
+                        </w:rPr>
+                        <w:t>Responsabilidades y logros</w:t>
+                      </w:r>
+                      <w:r>
+                        <w:rPr>
+                          <w:rFonts w:ascii="Century Gothic" w:hAnsi="Century Gothic" w:cstheme="minorHAnsi"/>
+                          <w:color w:val="000000"/>
+                          <w:sz w:val="18"/>
+                          <w:szCs w:val="18"/>
+                          <w:lang w:val="es-CU"/>
+                        </w:rPr>
+                        <w:t xml:space="preserve">: </w:t>
+                      </w:r>
+                    </w:p>
+                    <w:p>
+                      <w:pPr>
+                        <w:pStyle w:val="Prrafodelista"/>
+                        <w:numPr>
+                          <w:ilvl w:val="0"/>
+                          <w:numId w:val="13"/>
+                        </w:numPr>
+                        <w:spacing w:line="276" w:lineRule="auto"/>
+                        <w:rPr>
+                          <w:rFonts w:ascii="Century Gothic" w:hAnsi="Century Gothic" w:cstheme="minorHAnsi"/>
+                          <w:color w:val="000000"/>
+                          <w:sz w:val="18"/>
+                          <w:szCs w:val="16"/>
+                          <w:lang w:val="es-419"/>
+                        </w:rPr>
+                      </w:pPr>
+                      <w:r>
+                        <w:rPr>
+                          <w:rFonts w:ascii="Century Gothic" w:hAnsi="Century Gothic" w:cstheme="minorHAnsi"/>
+                          <w:color w:val="000000"/>
+                          <w:sz w:val="18"/>
+                          <w:szCs w:val="16"/>
+                          <w:lang w:val="es-419"/>
+                        </w:rPr>
+                        <w:t xml:space="preserve">Desarrollo de aplicaciones </w:t>
+                      </w:r>
+                      <w:r>
+                        <w:rPr>
+                          <w:rFonts w:ascii="Century Gothic" w:hAnsi="Century Gothic" w:cstheme="minorHAnsi"/>
+                          <w:b/>
+                          <w:bCs/>
+                          <w:color w:val="000000"/>
+                          <w:sz w:val="18"/>
+                          <w:szCs w:val="16"/>
+                          <w:lang w:val="es-419"/>
+                        </w:rPr>
+                        <w:t xml:space="preserve">Android </w:t>
+                      </w:r>
+                      <w:proofErr w:type="gramStart"/>
+                      <w:r>
+                        <w:rPr>
+                          <w:rFonts w:ascii="Century Gothic" w:hAnsi="Century Gothic" w:cstheme="minorHAnsi"/>
+                          <w:color w:val="000000"/>
+                          <w:sz w:val="18"/>
+                          <w:szCs w:val="16"/>
+                          <w:lang w:val="es-419"/>
+                        </w:rPr>
+                        <w:t>e</w:t>
+                      </w:r>
+                      <w:proofErr w:type="gramEnd"/>
+                      <w:r>
+                        <w:rPr>
+                          <w:rFonts w:ascii="Century Gothic" w:hAnsi="Century Gothic" w:cstheme="minorHAnsi"/>
+                          <w:color w:val="000000"/>
+                          <w:sz w:val="18"/>
+                          <w:szCs w:val="16"/>
+                          <w:lang w:val="es-419"/>
+                        </w:rPr>
+                        <w:t xml:space="preserve"> </w:t>
+                      </w:r>
+                      <w:r>
+                        <w:rPr>
+                          <w:rFonts w:ascii="Century Gothic" w:hAnsi="Century Gothic" w:cstheme="minorHAnsi"/>
+                          <w:b/>
+                          <w:bCs/>
+                          <w:color w:val="000000"/>
+                          <w:sz w:val="18"/>
+                          <w:szCs w:val="16"/>
+                          <w:lang w:val="es-419"/>
+                        </w:rPr>
+                        <w:t>iOS</w:t>
+                      </w:r>
+                      <w:r>
+                        <w:rPr>
+                          <w:rFonts w:ascii="Century Gothic" w:hAnsi="Century Gothic" w:cstheme="minorHAnsi"/>
+                          <w:color w:val="000000"/>
+                          <w:sz w:val="18"/>
+                          <w:szCs w:val="16"/>
+                          <w:lang w:val="es-419"/>
+                        </w:rPr>
+                        <w:t xml:space="preserve"> </w:t>
+                      </w:r>
+                      <w:r>
+                        <w:rPr>
+                          <w:rFonts w:ascii="Century Gothic" w:hAnsi="Century Gothic" w:cstheme="minorHAnsi"/>
+                          <w:color w:val="000000"/>
+                          <w:sz w:val="18"/>
+                          <w:szCs w:val="16"/>
+                          <w:lang w:val="es-419"/>
+                        </w:rPr>
+                        <w:t>utilizando</w:t>
+                      </w:r>
+                      <w:r>
+                        <w:rPr>
+                          <w:rFonts w:ascii="Century Gothic" w:hAnsi="Century Gothic" w:cstheme="minorHAnsi"/>
+                          <w:color w:val="000000"/>
+                          <w:sz w:val="18"/>
+                          <w:szCs w:val="16"/>
+                          <w:lang w:val="es-419"/>
+                        </w:rPr>
+                        <w:t xml:space="preserve"> </w:t>
+                      </w:r>
+                      <w:r>
+                        <w:rPr>
+                          <w:rFonts w:ascii="Century Gothic" w:hAnsi="Century Gothic" w:cstheme="minorHAnsi"/>
+                          <w:b/>
+                          <w:bCs/>
+                          <w:color w:val="000000"/>
+                          <w:sz w:val="18"/>
+                          <w:szCs w:val="16"/>
+                          <w:lang w:val="es-419"/>
+                        </w:rPr>
+                        <w:t>Dart</w:t>
+                      </w:r>
+                      <w:r>
+                        <w:rPr>
+                          <w:rFonts w:ascii="Century Gothic" w:hAnsi="Century Gothic" w:cstheme="minorHAnsi"/>
+                          <w:color w:val="000000"/>
+                          <w:sz w:val="18"/>
+                          <w:szCs w:val="16"/>
+                          <w:lang w:val="es-419"/>
+                        </w:rPr>
+                        <w:t xml:space="preserve"> y</w:t>
+                      </w:r>
+                      <w:r>
+                        <w:rPr>
+                          <w:rFonts w:ascii="Century Gothic" w:hAnsi="Century Gothic" w:cstheme="minorHAnsi"/>
+                          <w:b/>
+                          <w:bCs/>
+                          <w:color w:val="000000"/>
+                          <w:sz w:val="18"/>
+                          <w:szCs w:val="16"/>
+                          <w:lang w:val="es-419"/>
+                        </w:rPr>
+                        <w:t xml:space="preserve"> </w:t>
+                      </w:r>
+                      <w:proofErr w:type="spellStart"/>
+                      <w:r>
+                        <w:rPr>
+                          <w:rFonts w:ascii="Century Gothic" w:hAnsi="Century Gothic" w:cstheme="minorHAnsi"/>
+                          <w:b/>
+                          <w:bCs/>
+                          <w:color w:val="000000"/>
+                          <w:sz w:val="18"/>
+                          <w:szCs w:val="16"/>
+                          <w:lang w:val="es-419"/>
+                        </w:rPr>
+                        <w:t>Flutter</w:t>
+                      </w:r>
+                      <w:proofErr w:type="spellEnd"/>
+                      <w:r>
+                        <w:rPr>
+                          <w:rFonts w:ascii="Century Gothic" w:hAnsi="Century Gothic" w:cstheme="minorHAnsi"/>
+                          <w:color w:val="000000"/>
+                          <w:sz w:val="18"/>
+                          <w:szCs w:val="16"/>
+                          <w:lang w:val="es-419"/>
+                        </w:rPr>
+                        <w:t>.</w:t>
+                      </w:r>
+                    </w:p>
+                    <w:p>
+                      <w:pPr>
+                        <w:pStyle w:val="Prrafodelista"/>
+                        <w:numPr>
+                          <w:ilvl w:val="0"/>
+                          <w:numId w:val="13"/>
+                        </w:numPr>
+                        <w:spacing w:line="276" w:lineRule="auto"/>
+                        <w:rPr>
                           <w:rFonts w:ascii="Century Gothic" w:hAnsi="Century Gothic" w:cs="Arial"/>
                           <w:color w:val="000000"/>
                           <w:sz w:val="18"/>
@@ -10272,27 +11546,7 @@
                           <w:sz w:val="18"/>
                           <w:szCs w:val="18"/>
                         </w:rPr>
-                        <w:t xml:space="preserve">Integración con los servicios de </w:t>
-                      </w:r>
-                      <w:proofErr w:type="spellStart"/>
-                      <w:r>
-                        <w:rPr>
-                          <w:rFonts w:ascii="Century Gothic" w:hAnsi="Century Gothic" w:cs="Arial"/>
-                          <w:color w:val="000000"/>
-                          <w:sz w:val="18"/>
-                          <w:szCs w:val="18"/>
-                        </w:rPr>
-                        <w:t>Firebase</w:t>
-                      </w:r>
-                      <w:proofErr w:type="spellEnd"/>
-                      <w:r>
-                        <w:rPr>
-                          <w:rFonts w:ascii="Century Gothic" w:hAnsi="Century Gothic" w:cs="Arial"/>
-                          <w:color w:val="000000"/>
-                          <w:sz w:val="18"/>
-                          <w:szCs w:val="18"/>
-                        </w:rPr>
-                        <w:t xml:space="preserve">:  </w:t>
+                        <w:t xml:space="preserve">Integración con servicios de </w:t>
                       </w:r>
                       <w:proofErr w:type="spellStart"/>
                       <w:r>
@@ -10304,7 +11558,7 @@
                           <w:sz w:val="18"/>
                           <w:szCs w:val="18"/>
                         </w:rPr>
-                        <w:t>Firestore</w:t>
+                        <w:t>Firebase</w:t>
                       </w:r>
                       <w:proofErr w:type="spellEnd"/>
                       <w:r>
@@ -10314,8 +11568,124 @@
                           <w:sz w:val="18"/>
                           <w:szCs w:val="18"/>
                         </w:rPr>
+                        <w:t xml:space="preserve">:  </w:t>
+                      </w:r>
+                      <w:proofErr w:type="spellStart"/>
+                      <w:r>
+                        <w:rPr>
+                          <w:rFonts w:ascii="Century Gothic" w:hAnsi="Century Gothic" w:cs="Arial"/>
+                          <w:color w:val="000000"/>
+                          <w:sz w:val="18"/>
+                          <w:szCs w:val="18"/>
+                        </w:rPr>
+                        <w:t>Firestore</w:t>
+                      </w:r>
+                      <w:proofErr w:type="spellEnd"/>
+                      <w:r>
+                        <w:rPr>
+                          <w:rFonts w:ascii="Century Gothic" w:hAnsi="Century Gothic" w:cs="Arial"/>
+                          <w:color w:val="000000"/>
+                          <w:sz w:val="18"/>
+                          <w:szCs w:val="18"/>
+                        </w:rPr>
+                        <w:t xml:space="preserve">, FCM, </w:t>
+                      </w:r>
+                      <w:proofErr w:type="spellStart"/>
+                      <w:r>
+                        <w:rPr>
+                          <w:rFonts w:ascii="Century Gothic" w:hAnsi="Century Gothic" w:cs="Arial"/>
+                          <w:color w:val="000000"/>
+                          <w:sz w:val="18"/>
+                          <w:szCs w:val="18"/>
+                        </w:rPr>
+                        <w:t>Authentication</w:t>
+                      </w:r>
+                      <w:proofErr w:type="spellEnd"/>
+                      <w:r>
+                        <w:rPr>
+                          <w:rFonts w:ascii="Century Gothic" w:hAnsi="Century Gothic" w:cs="Arial"/>
+                          <w:color w:val="000000"/>
+                          <w:sz w:val="18"/>
+                          <w:szCs w:val="18"/>
+                        </w:rPr>
+                        <w:t>, Storage</w:t>
+                      </w:r>
+                      <w:r>
+                        <w:rPr>
+                          <w:rFonts w:ascii="Century Gothic" w:hAnsi="Century Gothic" w:cs="Arial"/>
+                          <w:color w:val="000000"/>
+                          <w:sz w:val="18"/>
+                          <w:szCs w:val="18"/>
+                        </w:rPr>
                         <w:t xml:space="preserve">, </w:t>
                       </w:r>
+                      <w:proofErr w:type="spellStart"/>
+                      <w:r>
+                        <w:rPr>
+                          <w:rFonts w:ascii="Century Gothic" w:hAnsi="Century Gothic" w:cs="Arial"/>
+                          <w:color w:val="000000"/>
+                          <w:sz w:val="18"/>
+                          <w:szCs w:val="18"/>
+                        </w:rPr>
+                        <w:t>Maps</w:t>
+                      </w:r>
+                      <w:proofErr w:type="spellEnd"/>
+                      <w:r>
+                        <w:rPr>
+                          <w:rFonts w:ascii="Century Gothic" w:hAnsi="Century Gothic" w:cs="Arial"/>
+                          <w:color w:val="000000"/>
+                          <w:sz w:val="18"/>
+                          <w:szCs w:val="18"/>
+                        </w:rPr>
+                        <w:t xml:space="preserve"> y </w:t>
+                      </w:r>
+                      <w:proofErr w:type="spellStart"/>
+                      <w:r>
+                        <w:rPr>
+                          <w:rFonts w:ascii="Century Gothic" w:hAnsi="Century Gothic" w:cs="Arial"/>
+                          <w:color w:val="000000"/>
+                          <w:sz w:val="18"/>
+                          <w:szCs w:val="18"/>
+                        </w:rPr>
+                        <w:t>Crashlytics</w:t>
+                      </w:r>
+                      <w:proofErr w:type="spellEnd"/>
+                      <w:r>
+                        <w:rPr>
+                          <w:rFonts w:ascii="Century Gothic" w:hAnsi="Century Gothic" w:cs="Arial"/>
+                          <w:color w:val="000000"/>
+                          <w:sz w:val="18"/>
+                          <w:szCs w:val="18"/>
+                        </w:rPr>
+                        <w:t>.</w:t>
+                      </w:r>
+                    </w:p>
+                    <w:p>
+                      <w:pPr>
+                        <w:pStyle w:val="Prrafodelista"/>
+                        <w:numPr>
+                          <w:ilvl w:val="0"/>
+                          <w:numId w:val="13"/>
+                        </w:numPr>
+                        <w:spacing w:line="276" w:lineRule="auto"/>
+                        <w:rPr>
+                          <w:rFonts w:ascii="Century Gothic" w:hAnsi="Century Gothic" w:cstheme="minorHAnsi"/>
+                          <w:color w:val="000000"/>
+                          <w:sz w:val="18"/>
+                          <w:szCs w:val="16"/>
+                          <w:lang w:val="es-419"/>
+                        </w:rPr>
+                      </w:pPr>
+                      <w:r>
+                        <w:rPr>
+                          <w:rFonts w:ascii="Century Gothic" w:hAnsi="Century Gothic" w:cs="Arial"/>
+                          <w:color w:val="000000"/>
+                          <w:sz w:val="18"/>
+                          <w:szCs w:val="18"/>
+                        </w:rPr>
+                        <w:t xml:space="preserve">Implementación de </w:t>
+                      </w:r>
+                      <w:proofErr w:type="spellStart"/>
                       <w:r>
                         <w:rPr>
                           <w:rFonts w:ascii="Century Gothic" w:hAnsi="Century Gothic" w:cs="Arial"/>
@@ -10325,8 +11695,9 @@
                           <w:sz w:val="18"/>
                           <w:szCs w:val="18"/>
                         </w:rPr>
-                        <w:t>FCM</w:t>
-                      </w:r>
+                        <w:t>Supabase</w:t>
+                      </w:r>
+                      <w:proofErr w:type="spellEnd"/>
                       <w:r>
                         <w:rPr>
                           <w:rFonts w:ascii="Century Gothic" w:hAnsi="Century Gothic" w:cs="Arial"/>
@@ -10334,9 +11705,8 @@
                           <w:sz w:val="18"/>
                           <w:szCs w:val="18"/>
                         </w:rPr>
-                        <w:t xml:space="preserve">, </w:t>
-                      </w:r>
-                      <w:proofErr w:type="spellStart"/>
+                        <w:t xml:space="preserve"> para la gestión de usuarios y bases de datos </w:t>
+                      </w:r>
                       <w:r>
                         <w:rPr>
                           <w:rFonts w:ascii="Century Gothic" w:hAnsi="Century Gothic" w:cs="Arial"/>
@@ -10346,9 +11716,8 @@
                           <w:sz w:val="18"/>
                           <w:szCs w:val="18"/>
                         </w:rPr>
-                        <w:t>Authentication</w:t>
-                      </w:r>
-                      <w:proofErr w:type="spellEnd"/>
+                        <w:t>PostgreSQL</w:t>
+                      </w:r>
                       <w:r>
                         <w:rPr>
                           <w:rFonts w:ascii="Century Gothic" w:hAnsi="Century Gothic" w:cs="Arial"/>
@@ -10356,95 +11725,7 @@
                           <w:sz w:val="18"/>
                           <w:szCs w:val="18"/>
                         </w:rPr>
-                        <w:t xml:space="preserve">, </w:t>
-                      </w:r>
-                      <w:r>
-                        <w:rPr>
-                          <w:rFonts w:ascii="Century Gothic" w:hAnsi="Century Gothic" w:cs="Arial"/>
-                          <w:b/>
-                          <w:bCs/>
-                          <w:color w:val="000000"/>
-                          <w:sz w:val="18"/>
-                          <w:szCs w:val="18"/>
-                        </w:rPr>
-                        <w:t>Storage</w:t>
-                      </w:r>
-                      <w:r>
-                        <w:rPr>
-                          <w:rFonts w:ascii="Century Gothic" w:hAnsi="Century Gothic" w:cs="Arial"/>
-                          <w:b/>
-                          <w:bCs/>
-                          <w:color w:val="000000"/>
-                          <w:sz w:val="18"/>
-                          <w:szCs w:val="18"/>
-                        </w:rPr>
-                        <w:t xml:space="preserve">, </w:t>
-                      </w:r>
-                      <w:proofErr w:type="spellStart"/>
-                      <w:r>
-                        <w:rPr>
-                          <w:rFonts w:ascii="Century Gothic" w:hAnsi="Century Gothic" w:cs="Arial"/>
-                          <w:b/>
-                          <w:bCs/>
-                          <w:color w:val="000000"/>
-                          <w:sz w:val="18"/>
-                          <w:szCs w:val="18"/>
-                        </w:rPr>
-                        <w:t>Maps</w:t>
-                      </w:r>
-                      <w:proofErr w:type="spellEnd"/>
-                      <w:r>
-                        <w:rPr>
-                          <w:rFonts w:ascii="Century Gothic" w:hAnsi="Century Gothic" w:cs="Arial"/>
-                          <w:b/>
-                          <w:bCs/>
-                          <w:color w:val="000000"/>
-                          <w:sz w:val="18"/>
-                          <w:szCs w:val="18"/>
-                        </w:rPr>
-                        <w:t xml:space="preserve"> </w:t>
-                      </w:r>
-                      <w:r>
-                        <w:rPr>
-                          <w:rFonts w:ascii="Century Gothic" w:hAnsi="Century Gothic" w:cs="Arial"/>
-                          <w:color w:val="000000"/>
-                          <w:sz w:val="18"/>
-                          <w:szCs w:val="18"/>
-                        </w:rPr>
-                        <w:t>y</w:t>
-                      </w:r>
-                      <w:r>
-                        <w:rPr>
-                          <w:rFonts w:ascii="Century Gothic" w:hAnsi="Century Gothic" w:cs="Arial"/>
-                          <w:b/>
-                          <w:bCs/>
-                          <w:color w:val="000000"/>
-                          <w:sz w:val="18"/>
-                          <w:szCs w:val="18"/>
-                        </w:rPr>
-                        <w:t xml:space="preserve"> </w:t>
-                      </w:r>
-                      <w:proofErr w:type="spellStart"/>
-                      <w:r>
-                        <w:rPr>
-                          <w:rFonts w:ascii="Century Gothic" w:hAnsi="Century Gothic" w:cs="Arial"/>
-                          <w:b/>
-                          <w:bCs/>
-                          <w:color w:val="000000"/>
-                          <w:sz w:val="18"/>
-                          <w:szCs w:val="18"/>
-                        </w:rPr>
-                        <w:t>Crashlytics</w:t>
-                      </w:r>
-                      <w:proofErr w:type="spellEnd"/>
-                      <w:r>
-                        <w:rPr>
-                          <w:rFonts w:ascii="Century Gothic" w:hAnsi="Century Gothic" w:cs="Arial"/>
-                          <w:color w:val="000000"/>
-                          <w:sz w:val="18"/>
-                          <w:szCs w:val="18"/>
-                        </w:rPr>
-                        <w:t>.</w:t>
+                        <w:t xml:space="preserve"> con sincronización en tiempo real.</w:t>
                       </w:r>
                     </w:p>
                     <w:p>
@@ -10465,99 +11746,85 @@
                       </w:pPr>
                       <w:r>
                         <w:rPr>
-                          <w:rFonts w:ascii="Century Gothic" w:hAnsi="Century Gothic" w:cs="Arial"/>
+                          <w:rFonts w:ascii="Century Gothic" w:hAnsi="Century Gothic" w:cstheme="minorHAnsi"/>
                           <w:color w:val="000000"/>
                           <w:sz w:val="18"/>
-                          <w:szCs w:val="18"/>
-                        </w:rPr>
-                        <w:t xml:space="preserve">Integración con los servicios de </w:t>
-                      </w:r>
-                      <w:proofErr w:type="spellStart"/>
-                      <w:r>
-                        <w:rPr>
-                          <w:rFonts w:ascii="Century Gothic" w:hAnsi="Century Gothic" w:cs="Arial"/>
+                          <w:szCs w:val="16"/>
+                          <w:lang w:val="es-419"/>
+                        </w:rPr>
+                        <w:t xml:space="preserve">Uso de arquitecturas modulares </w:t>
+                      </w:r>
+                      <w:r>
+                        <w:rPr>
+                          <w:rFonts w:ascii="Century Gothic" w:hAnsi="Century Gothic" w:cstheme="minorHAnsi"/>
+                          <w:color w:val="000000"/>
+                          <w:sz w:val="18"/>
+                          <w:szCs w:val="16"/>
+                          <w:lang w:val="es-419"/>
+                        </w:rPr>
+                        <w:t>con</w:t>
+                      </w:r>
+                      <w:r>
+                        <w:rPr>
+                          <w:rFonts w:ascii="Century Gothic" w:hAnsi="Century Gothic" w:cstheme="minorHAnsi"/>
+                          <w:color w:val="000000"/>
+                          <w:sz w:val="18"/>
+                          <w:szCs w:val="16"/>
+                          <w:lang w:val="es-419"/>
+                        </w:rPr>
+                        <w:t xml:space="preserve"> </w:t>
+                      </w:r>
+                      <w:r>
+                        <w:rPr>
+                          <w:rFonts w:ascii="Century Gothic" w:hAnsi="Century Gothic" w:cstheme="minorHAnsi"/>
                           <w:b/>
                           <w:bCs/>
                           <w:color w:val="000000"/>
                           <w:sz w:val="18"/>
-                          <w:szCs w:val="18"/>
-                        </w:rPr>
-                        <w:t>Supabase</w:t>
-                      </w:r>
-                      <w:proofErr w:type="spellEnd"/>
-                      <w:r>
-                        <w:rPr>
-                          <w:rFonts w:ascii="Century Gothic" w:hAnsi="Century Gothic" w:cs="Arial"/>
-                          <w:color w:val="000000"/>
-                          <w:sz w:val="18"/>
-                          <w:szCs w:val="18"/>
-                        </w:rPr>
-                        <w:t xml:space="preserve">, con enfoque en </w:t>
-                      </w:r>
-                      <w:r>
-                        <w:rPr>
-                          <w:rFonts w:ascii="Century Gothic" w:hAnsi="Century Gothic" w:cs="Arial"/>
-                          <w:color w:val="000000"/>
-                          <w:sz w:val="18"/>
-                          <w:szCs w:val="18"/>
-                        </w:rPr>
-                        <w:t xml:space="preserve">gestión de usuarios y </w:t>
-                      </w:r>
-                      <w:r>
-                        <w:rPr>
-                          <w:rFonts w:ascii="Century Gothic" w:hAnsi="Century Gothic" w:cs="Arial"/>
+                          <w:szCs w:val="16"/>
+                          <w:lang w:val="es-419"/>
+                        </w:rPr>
+                        <w:t>Melo</w:t>
+                      </w:r>
+                      <w:r>
+                        <w:rPr>
+                          <w:rFonts w:ascii="Century Gothic" w:hAnsi="Century Gothic" w:cstheme="minorHAnsi"/>
                           <w:b/>
                           <w:bCs/>
                           <w:color w:val="000000"/>
                           <w:sz w:val="18"/>
-                          <w:szCs w:val="18"/>
-                        </w:rPr>
-                        <w:t>PostgreSQL</w:t>
-                      </w:r>
-                      <w:r>
-                        <w:rPr>
-                          <w:rFonts w:ascii="Century Gothic" w:hAnsi="Century Gothic" w:cs="Arial"/>
+                          <w:szCs w:val="16"/>
+                          <w:lang w:val="es-419"/>
+                        </w:rPr>
+                        <w:t>,</w:t>
+                      </w:r>
+                      <w:r>
+                        <w:rPr>
+                          <w:rFonts w:ascii="Century Gothic" w:hAnsi="Century Gothic" w:cstheme="minorHAnsi"/>
                           <w:color w:val="000000"/>
                           <w:sz w:val="18"/>
-                          <w:szCs w:val="18"/>
+                          <w:szCs w:val="16"/>
+                          <w:lang w:val="es-419"/>
                         </w:rPr>
                         <w:t xml:space="preserve"> </w:t>
                       </w:r>
                       <w:r>
                         <w:rPr>
-                          <w:rFonts w:ascii="Century Gothic" w:hAnsi="Century Gothic" w:cs="Arial"/>
+                          <w:rFonts w:ascii="Century Gothic" w:hAnsi="Century Gothic" w:cstheme="minorHAnsi"/>
                           <w:color w:val="000000"/>
                           <w:sz w:val="18"/>
-                          <w:szCs w:val="18"/>
-                        </w:rPr>
-                        <w:t>con</w:t>
-                      </w:r>
-                      <w:r>
-                        <w:rPr>
-                          <w:rFonts w:ascii="Century Gothic" w:hAnsi="Century Gothic" w:cs="Arial"/>
+                          <w:szCs w:val="16"/>
+                          <w:lang w:val="es-419"/>
+                        </w:rPr>
+                        <w:t>mejorando la organización y escalabilidad de los proyectos</w:t>
+                      </w:r>
+                      <w:r>
+                        <w:rPr>
+                          <w:rFonts w:ascii="Century Gothic" w:hAnsi="Century Gothic" w:cstheme="minorHAnsi"/>
                           <w:color w:val="000000"/>
                           <w:sz w:val="18"/>
-                          <w:szCs w:val="18"/>
-                        </w:rPr>
-                        <w:t xml:space="preserve"> su trabajo </w:t>
-                      </w:r>
-                      <w:proofErr w:type="spellStart"/>
-                      <w:r>
-                        <w:rPr>
-                          <w:rFonts w:ascii="Century Gothic" w:hAnsi="Century Gothic" w:cs="Arial"/>
-                          <w:color w:val="000000"/>
-                          <w:sz w:val="18"/>
-                          <w:szCs w:val="18"/>
-                        </w:rPr>
-                        <w:t>realtime</w:t>
-                      </w:r>
-                      <w:proofErr w:type="spellEnd"/>
-                      <w:r>
-                        <w:rPr>
-                          <w:rFonts w:ascii="Century Gothic" w:hAnsi="Century Gothic" w:cs="Arial"/>
-                          <w:color w:val="000000"/>
-                          <w:sz w:val="18"/>
-                          <w:szCs w:val="18"/>
+                          <w:szCs w:val="16"/>
+                          <w:lang w:val="es-419"/>
                         </w:rPr>
                         <w:t>.</w:t>
                       </w:r>
@@ -10586,8 +11853,9 @@
                           <w:szCs w:val="16"/>
                           <w:lang w:val="es-419"/>
                         </w:rPr>
-                        <w:t xml:space="preserve">Uso de arquitecturas modulares utilizando </w:t>
-                      </w:r>
+                        <w:t xml:space="preserve">Consumo de </w:t>
+                      </w:r>
+                      <w:proofErr w:type="spellStart"/>
                       <w:r>
                         <w:rPr>
                           <w:rFonts w:ascii="Century Gothic" w:hAnsi="Century Gothic" w:cstheme="minorHAnsi"/>
@@ -10598,17 +11866,20 @@
                           <w:szCs w:val="16"/>
                           <w:lang w:val="es-419"/>
                         </w:rPr>
-                        <w:t>Melo</w:t>
-                      </w:r>
-                      <w:r>
-                        <w:rPr>
-                          <w:rFonts w:ascii="Century Gothic" w:hAnsi="Century Gothic" w:cstheme="minorHAnsi"/>
+                        <w:t>APIs</w:t>
+                      </w:r>
+                      <w:proofErr w:type="spellEnd"/>
+                      <w:r>
+                        <w:rPr>
+                          <w:rFonts w:ascii="Century Gothic" w:hAnsi="Century Gothic" w:cstheme="minorHAnsi"/>
+                          <w:b/>
+                          <w:bCs/>
                           <w:color w:val="000000"/>
                           <w:sz w:val="18"/>
                           <w:szCs w:val="16"/>
                           <w:lang w:val="es-419"/>
                         </w:rPr>
-                        <w:t xml:space="preserve"> para una mejor organización y escalabilidad</w:t>
+                        <w:t xml:space="preserve"> de terceros</w:t>
                       </w:r>
                       <w:r>
                         <w:rPr>
@@ -10618,7 +11889,65 @@
                           <w:szCs w:val="16"/>
                           <w:lang w:val="es-419"/>
                         </w:rPr>
-                        <w:t>.</w:t>
+                        <w:t xml:space="preserve"> e integración con </w:t>
+                      </w:r>
+                      <w:r>
+                        <w:rPr>
+                          <w:rFonts w:ascii="Century Gothic" w:hAnsi="Century Gothic" w:cstheme="minorHAnsi"/>
+                          <w:b/>
+                          <w:bCs/>
+                          <w:color w:val="000000"/>
+                          <w:sz w:val="18"/>
+                          <w:szCs w:val="16"/>
+                          <w:lang w:val="es-419"/>
+                        </w:rPr>
+                        <w:t xml:space="preserve">Cloud </w:t>
+                      </w:r>
+                      <w:proofErr w:type="spellStart"/>
+                      <w:r>
+                        <w:rPr>
+                          <w:rFonts w:ascii="Century Gothic" w:hAnsi="Century Gothic" w:cstheme="minorHAnsi"/>
+                          <w:b/>
+                          <w:bCs/>
+                          <w:color w:val="000000"/>
+                          <w:sz w:val="18"/>
+                          <w:szCs w:val="16"/>
+                          <w:lang w:val="es-419"/>
+                        </w:rPr>
+                        <w:t>Functions</w:t>
+                      </w:r>
+                      <w:proofErr w:type="spellEnd"/>
+                      <w:r>
+                        <w:rPr>
+                          <w:rFonts w:ascii="Century Gothic" w:hAnsi="Century Gothic" w:cstheme="minorHAnsi"/>
+                          <w:color w:val="000000"/>
+                          <w:sz w:val="18"/>
+                          <w:szCs w:val="16"/>
+                          <w:lang w:val="es-419"/>
+                        </w:rPr>
+                        <w:t xml:space="preserve"> y </w:t>
+                      </w:r>
+                      <w:proofErr w:type="spellStart"/>
+                      <w:r>
+                        <w:rPr>
+                          <w:rFonts w:ascii="Century Gothic" w:hAnsi="Century Gothic" w:cstheme="minorHAnsi"/>
+                          <w:color w:val="000000"/>
+                          <w:sz w:val="18"/>
+                          <w:szCs w:val="16"/>
+                          <w:lang w:val="es-419"/>
+                        </w:rPr>
+                        <w:t>backend</w:t>
+                      </w:r>
+                      <w:proofErr w:type="spellEnd"/>
+                      <w:r>
+                        <w:rPr>
+                          <w:rFonts w:ascii="Century Gothic" w:hAnsi="Century Gothic" w:cstheme="minorHAnsi"/>
+                          <w:color w:val="000000"/>
+                          <w:sz w:val="18"/>
+                          <w:szCs w:val="16"/>
+                          <w:lang w:val="es-419"/>
+                        </w:rPr>
+                        <w:t xml:space="preserve"> interno.</w:t>
                       </w:r>
                     </w:p>
                     <w:p>
@@ -10645,9 +11974,8 @@
                           <w:szCs w:val="16"/>
                           <w:lang w:val="es-419"/>
                         </w:rPr>
-                        <w:t xml:space="preserve">Consumo de </w:t>
-                      </w:r>
-                      <w:proofErr w:type="spellStart"/>
+                        <w:t xml:space="preserve">Aplicación de técnicas de </w:t>
+                      </w:r>
                       <w:r>
                         <w:rPr>
                           <w:rFonts w:ascii="Century Gothic" w:hAnsi="Century Gothic" w:cstheme="minorHAnsi"/>
@@ -10658,9 +11986,29 @@
                           <w:szCs w:val="16"/>
                           <w:lang w:val="es-419"/>
                         </w:rPr>
-                        <w:t>APIs</w:t>
-                      </w:r>
-                      <w:proofErr w:type="spellEnd"/>
+                        <w:t>actualización en tiempo real</w:t>
+                      </w:r>
+                      <w:r>
+                        <w:rPr>
+                          <w:rFonts w:ascii="Century Gothic" w:hAnsi="Century Gothic" w:cstheme="minorHAnsi"/>
+                          <w:color w:val="000000"/>
+                          <w:sz w:val="18"/>
+                          <w:szCs w:val="16"/>
+                          <w:lang w:val="es-419"/>
+                        </w:rPr>
+                        <w:t xml:space="preserve"> </w:t>
+                      </w:r>
+                      <w:r>
+                        <w:rPr>
+                          <w:rFonts w:ascii="Century Gothic" w:hAnsi="Century Gothic" w:cstheme="minorHAnsi"/>
+                          <w:color w:val="000000"/>
+                          <w:sz w:val="18"/>
+                          <w:szCs w:val="16"/>
+                          <w:lang w:val="es-419"/>
+                        </w:rPr>
+                        <w:t xml:space="preserve">mediante </w:t>
+                      </w:r>
+                      <w:proofErr w:type="spellStart"/>
                       <w:r>
                         <w:rPr>
                           <w:rFonts w:ascii="Century Gothic" w:hAnsi="Century Gothic" w:cstheme="minorHAnsi"/>
@@ -10671,8 +12019,9 @@
                           <w:szCs w:val="16"/>
                           <w:lang w:val="es-419"/>
                         </w:rPr>
-                        <w:t xml:space="preserve"> de terceros</w:t>
-                      </w:r>
+                        <w:t>Streams</w:t>
+                      </w:r>
+                      <w:proofErr w:type="spellEnd"/>
                       <w:r>
                         <w:rPr>
                           <w:rFonts w:ascii="Century Gothic" w:hAnsi="Century Gothic" w:cstheme="minorHAnsi"/>
@@ -10681,8 +12030,36 @@
                           <w:szCs w:val="16"/>
                           <w:lang w:val="es-419"/>
                         </w:rPr>
-                        <w:t xml:space="preserve"> e integración con </w:t>
-                      </w:r>
+                        <w:t>.</w:t>
+                      </w:r>
+                    </w:p>
+                    <w:p>
+                      <w:pPr>
+                        <w:pStyle w:val="Prrafodelista"/>
+                        <w:numPr>
+                          <w:ilvl w:val="0"/>
+                          <w:numId w:val="13"/>
+                        </w:numPr>
+                        <w:spacing w:line="276" w:lineRule="auto"/>
+                        <w:rPr>
+                          <w:rFonts w:ascii="Century Gothic" w:hAnsi="Century Gothic" w:cstheme="minorHAnsi"/>
+                          <w:color w:val="000000"/>
+                          <w:sz w:val="18"/>
+                          <w:szCs w:val="16"/>
+                          <w:lang w:val="es-419"/>
+                        </w:rPr>
+                      </w:pPr>
+                      <w:r>
+                        <w:rPr>
+                          <w:rFonts w:ascii="Century Gothic" w:hAnsi="Century Gothic" w:cstheme="minorHAnsi"/>
+                          <w:color w:val="000000"/>
+                          <w:sz w:val="18"/>
+                          <w:szCs w:val="16"/>
+                          <w:lang w:val="es-419"/>
+                        </w:rPr>
+                        <w:t xml:space="preserve">Desarrollo de aplicaciones tipo </w:t>
+                      </w:r>
+                      <w:proofErr w:type="spellStart"/>
                       <w:r>
                         <w:rPr>
                           <w:rFonts w:ascii="Century Gothic" w:hAnsi="Century Gothic" w:cstheme="minorHAnsi"/>
@@ -10693,9 +12070,9 @@
                           <w:szCs w:val="16"/>
                           <w:lang w:val="es-419"/>
                         </w:rPr>
-                        <w:t xml:space="preserve">Cloud </w:t>
-                      </w:r>
-                      <w:proofErr w:type="spellStart"/>
+                        <w:t>dating</w:t>
+                      </w:r>
+                      <w:proofErr w:type="spellEnd"/>
                       <w:r>
                         <w:rPr>
                           <w:rFonts w:ascii="Century Gothic" w:hAnsi="Century Gothic" w:cstheme="minorHAnsi"/>
@@ -10706,9 +12083,8 @@
                           <w:szCs w:val="16"/>
                           <w:lang w:val="es-419"/>
                         </w:rPr>
-                        <w:t>Functions</w:t>
-                      </w:r>
-                      <w:proofErr w:type="spellEnd"/>
+                        <w:t>-app</w:t>
+                      </w:r>
                       <w:r>
                         <w:rPr>
                           <w:rFonts w:ascii="Century Gothic" w:hAnsi="Century Gothic" w:cstheme="minorHAnsi"/>
@@ -10717,59 +12093,7 @@
                           <w:szCs w:val="16"/>
                           <w:lang w:val="es-419"/>
                         </w:rPr>
-                        <w:t xml:space="preserve">, así como </w:t>
-                      </w:r>
-                      <w:r>
-                        <w:rPr>
-                          <w:rFonts w:ascii="Century Gothic" w:hAnsi="Century Gothic" w:cstheme="minorHAnsi"/>
-                          <w:color w:val="000000"/>
-                          <w:sz w:val="18"/>
-                          <w:szCs w:val="16"/>
-                          <w:lang w:val="es-419"/>
-                        </w:rPr>
-                        <w:t>el</w:t>
-                      </w:r>
-                      <w:r>
-                        <w:rPr>
-                          <w:rFonts w:ascii="Century Gothic" w:hAnsi="Century Gothic" w:cstheme="minorHAnsi"/>
-                          <w:color w:val="000000"/>
-                          <w:sz w:val="18"/>
-                          <w:szCs w:val="16"/>
-                          <w:lang w:val="es-419"/>
-                        </w:rPr>
-                        <w:t xml:space="preserve"> </w:t>
-                      </w:r>
-                      <w:proofErr w:type="spellStart"/>
-                      <w:r>
-                        <w:rPr>
-                          <w:rFonts w:ascii="Century Gothic" w:hAnsi="Century Gothic" w:cstheme="minorHAnsi"/>
-                          <w:color w:val="000000"/>
-                          <w:sz w:val="18"/>
-                          <w:szCs w:val="16"/>
-                          <w:lang w:val="es-419"/>
-                        </w:rPr>
-                        <w:t>backend</w:t>
-                      </w:r>
-                      <w:proofErr w:type="spellEnd"/>
-                      <w:r>
-                        <w:rPr>
-                          <w:rFonts w:ascii="Century Gothic" w:hAnsi="Century Gothic" w:cstheme="minorHAnsi"/>
-                          <w:color w:val="000000"/>
-                          <w:sz w:val="18"/>
-                          <w:szCs w:val="16"/>
-                          <w:lang w:val="es-419"/>
-                        </w:rPr>
-                        <w:t xml:space="preserve"> interno</w:t>
-                      </w:r>
-                      <w:r>
-                        <w:rPr>
-                          <w:rFonts w:ascii="Century Gothic" w:hAnsi="Century Gothic" w:cstheme="minorHAnsi"/>
-                          <w:color w:val="000000"/>
-                          <w:sz w:val="18"/>
-                          <w:szCs w:val="16"/>
-                          <w:lang w:val="es-419"/>
-                        </w:rPr>
-                        <w:t>.</w:t>
+                        <w:t xml:space="preserve"> con alto tráfico y enfoque social.</w:t>
                       </w:r>
                     </w:p>
                     <w:p>
@@ -10796,22 +12120,18 @@
                           <w:szCs w:val="16"/>
                           <w:lang w:val="es-419"/>
                         </w:rPr>
-                        <w:t xml:space="preserve">Aplicación de técnicas de </w:t>
-                      </w:r>
-                      <w:proofErr w:type="spellStart"/>
-                      <w:r>
-                        <w:rPr>
-                          <w:rFonts w:ascii="Century Gothic" w:hAnsi="Century Gothic" w:cstheme="minorHAnsi"/>
-                          <w:b/>
-                          <w:bCs/>
+                        <w:t>Contribución</w:t>
+                      </w:r>
+                      <w:r>
+                        <w:rPr>
+                          <w:rFonts w:ascii="Century Gothic" w:hAnsi="Century Gothic" w:cstheme="minorHAnsi"/>
                           <w:color w:val="000000"/>
                           <w:sz w:val="18"/>
                           <w:szCs w:val="16"/>
                           <w:lang w:val="es-419"/>
                         </w:rPr>
-                        <w:t>realtime</w:t>
-                      </w:r>
-                      <w:proofErr w:type="spellEnd"/>
+                        <w:t xml:space="preserve"> </w:t>
+                      </w:r>
                       <w:r>
                         <w:rPr>
                           <w:rFonts w:ascii="Century Gothic" w:hAnsi="Century Gothic" w:cstheme="minorHAnsi"/>
@@ -10820,22 +12140,19 @@
                           <w:szCs w:val="16"/>
                           <w:lang w:val="es-419"/>
                         </w:rPr>
-                        <w:t xml:space="preserve"> y trabajo con </w:t>
-                      </w:r>
-                      <w:proofErr w:type="spellStart"/>
-                      <w:r>
-                        <w:rPr>
-                          <w:rFonts w:ascii="Century Gothic" w:hAnsi="Century Gothic" w:cstheme="minorHAnsi"/>
-                          <w:b/>
-                          <w:bCs/>
+                        <w:t>en</w:t>
+                      </w:r>
+                      <w:r>
+                        <w:rPr>
+                          <w:rFonts w:ascii="Century Gothic" w:hAnsi="Century Gothic" w:cstheme="minorHAnsi"/>
                           <w:color w:val="000000"/>
                           <w:sz w:val="18"/>
                           <w:szCs w:val="16"/>
                           <w:lang w:val="es-419"/>
                         </w:rPr>
-                        <w:t>Stream</w:t>
-                      </w:r>
-                      <w:proofErr w:type="spellEnd"/>
+                        <w:t xml:space="preserve"> </w:t>
+                      </w:r>
+                      <w:proofErr w:type="spellStart"/>
                       <w:r>
                         <w:rPr>
                           <w:rFonts w:ascii="Century Gothic" w:hAnsi="Century Gothic" w:cstheme="minorHAnsi"/>
@@ -10844,17 +12161,10 @@
                           <w:szCs w:val="16"/>
                           <w:lang w:val="es-419"/>
                         </w:rPr>
-                        <w:t xml:space="preserve"> para asegurar la actualización en tiempo real de los datos.</w:t>
-                      </w:r>
-                    </w:p>
-                    <w:p>
-                      <w:pPr>
-                        <w:pStyle w:val="Prrafodelista"/>
-                        <w:numPr>
-                          <w:ilvl w:val="0"/>
-                          <w:numId w:val="13"/>
-                        </w:numPr>
-                        <w:spacing w:line="276" w:lineRule="auto"/>
+                        <w:t>multiples</w:t>
+                      </w:r>
+                      <w:proofErr w:type="spellEnd"/>
+                      <w:r>
                         <w:rPr>
                           <w:rFonts w:ascii="Century Gothic" w:hAnsi="Century Gothic" w:cstheme="minorHAnsi"/>
                           <w:color w:val="000000"/>
@@ -10862,7 +12172,8 @@
                           <w:szCs w:val="16"/>
                           <w:lang w:val="es-419"/>
                         </w:rPr>
-                      </w:pPr>
+                        <w:t xml:space="preserve"> </w:t>
+                      </w:r>
                       <w:r>
                         <w:rPr>
                           <w:rFonts w:ascii="Century Gothic" w:hAnsi="Century Gothic" w:cstheme="minorHAnsi"/>
@@ -10871,117 +12182,8 @@
                           <w:szCs w:val="16"/>
                           <w:lang w:val="es-419"/>
                         </w:rPr>
-                        <w:t xml:space="preserve">Desarrollo de aplicaciones </w:t>
-                      </w:r>
-                      <w:bookmarkStart w:id="1" w:name="_Hlk186453387"/>
-                      <w:r>
-                        <w:rPr>
-                          <w:rFonts w:ascii="Century Gothic" w:hAnsi="Century Gothic" w:cstheme="minorHAnsi"/>
-                          <w:color w:val="000000"/>
-                          <w:sz w:val="18"/>
-                          <w:szCs w:val="16"/>
-                          <w:lang w:val="es-419"/>
-                        </w:rPr>
-                        <w:t xml:space="preserve">tipo </w:t>
-                      </w:r>
-                      <w:proofErr w:type="spellStart"/>
-                      <w:r>
-                        <w:rPr>
-                          <w:rFonts w:ascii="Century Gothic" w:hAnsi="Century Gothic" w:cstheme="minorHAnsi"/>
-                          <w:b/>
-                          <w:bCs/>
-                          <w:color w:val="000000"/>
-                          <w:sz w:val="18"/>
-                          <w:szCs w:val="16"/>
-                          <w:lang w:val="es-419"/>
-                        </w:rPr>
-                        <w:t>dating</w:t>
-                      </w:r>
-                      <w:proofErr w:type="spellEnd"/>
-                      <w:r>
-                        <w:rPr>
-                          <w:rFonts w:ascii="Century Gothic" w:hAnsi="Century Gothic" w:cstheme="minorHAnsi"/>
-                          <w:b/>
-                          <w:bCs/>
-                          <w:color w:val="000000"/>
-                          <w:sz w:val="18"/>
-                          <w:szCs w:val="16"/>
-                          <w:lang w:val="es-419"/>
-                        </w:rPr>
-                        <w:t>-apps</w:t>
-                      </w:r>
-                      <w:r>
-                        <w:rPr>
-                          <w:rFonts w:ascii="Century Gothic" w:hAnsi="Century Gothic" w:cstheme="minorHAnsi"/>
-                          <w:color w:val="000000"/>
-                          <w:sz w:val="18"/>
-                          <w:szCs w:val="16"/>
-                          <w:lang w:val="es-419"/>
-                        </w:rPr>
-                        <w:t xml:space="preserve"> con fuerte sentido social y alto volumen de tráfico.</w:t>
-                      </w:r>
-                      <w:bookmarkEnd w:id="1"/>
-                    </w:p>
-                    <w:p>
-                      <w:pPr>
-                        <w:pStyle w:val="Prrafodelista"/>
-                        <w:numPr>
-                          <w:ilvl w:val="0"/>
-                          <w:numId w:val="13"/>
-                        </w:numPr>
-                        <w:spacing w:line="276" w:lineRule="auto"/>
-                        <w:rPr>
-                          <w:rFonts w:ascii="Century Gothic" w:hAnsi="Century Gothic" w:cstheme="minorHAnsi"/>
-                          <w:color w:val="000000"/>
-                          <w:sz w:val="18"/>
-                          <w:szCs w:val="16"/>
-                          <w:lang w:val="es-419"/>
-                        </w:rPr>
-                      </w:pPr>
-                      <w:r>
-                        <w:rPr>
-                          <w:rFonts w:ascii="Century Gothic" w:hAnsi="Century Gothic" w:cstheme="minorHAnsi"/>
-                          <w:color w:val="000000"/>
-                          <w:sz w:val="18"/>
-                          <w:szCs w:val="16"/>
-                          <w:lang w:val="es-419"/>
-                        </w:rPr>
-                        <w:t xml:space="preserve">Corrección de </w:t>
-                      </w:r>
-                      <w:proofErr w:type="spellStart"/>
-                      <w:r>
-                        <w:rPr>
-                          <w:rFonts w:ascii="Century Gothic" w:hAnsi="Century Gothic" w:cstheme="minorHAnsi"/>
-                          <w:color w:val="000000"/>
-                          <w:sz w:val="18"/>
-                          <w:szCs w:val="16"/>
-                          <w:lang w:val="es-419"/>
-                        </w:rPr>
-                        <w:t>multiples</w:t>
-                      </w:r>
-                      <w:proofErr w:type="spellEnd"/>
-                      <w:r>
-                        <w:rPr>
-                          <w:rFonts w:ascii="Century Gothic" w:hAnsi="Century Gothic" w:cstheme="minorHAnsi"/>
-                          <w:color w:val="000000"/>
-                          <w:sz w:val="18"/>
-                          <w:szCs w:val="16"/>
-                          <w:lang w:val="es-419"/>
-                        </w:rPr>
-                        <w:t xml:space="preserve"> </w:t>
-                      </w:r>
-                      <w:proofErr w:type="spellStart"/>
-                      <w:r>
-                        <w:rPr>
-                          <w:rFonts w:ascii="Century Gothic" w:hAnsi="Century Gothic" w:cstheme="minorHAnsi"/>
-                          <w:color w:val="000000"/>
-                          <w:sz w:val="18"/>
-                          <w:szCs w:val="16"/>
-                          <w:lang w:val="es-419"/>
-                        </w:rPr>
-                        <w:t>packages</w:t>
-                      </w:r>
-                      <w:proofErr w:type="spellEnd"/>
+                        <w:t>paquetes</w:t>
+                      </w:r>
                       <w:r>
                         <w:rPr>
                           <w:rFonts w:ascii="Century Gothic" w:hAnsi="Century Gothic" w:cstheme="minorHAnsi"/>
@@ -11122,860 +12324,6 @@
                           <w:rFonts w:ascii="Century Gothic" w:hAnsi="Century Gothic" w:cstheme="minorHAnsi"/>
                           <w:b/>
                           <w:bCs/>
-                          <w:sz w:val="18"/>
-                          <w:szCs w:val="16"/>
-                          <w:lang w:val="es-419"/>
-                        </w:rPr>
-                        <w:t>.</w:t>
-                      </w:r>
-                    </w:p>
-                    <w:p>
-                      <w:pPr>
-                        <w:pStyle w:val="Prrafodelista"/>
-                        <w:spacing w:line="360" w:lineRule="auto"/>
-                        <w:ind w:left="502"/>
-                        <w:rPr>
-                          <w:rFonts w:ascii="Century Gothic" w:hAnsi="Century Gothic" w:cstheme="minorHAnsi"/>
-                          <w:color w:val="000000"/>
-                          <w:sz w:val="18"/>
-                          <w:szCs w:val="16"/>
-                          <w:lang w:val="es-419"/>
-                        </w:rPr>
-                      </w:pPr>
-                    </w:p>
-                    <w:p>
-                      <w:pPr>
-                        <w:spacing w:line="276" w:lineRule="auto"/>
-                        <w:rPr>
-                          <w:rFonts w:ascii="Century Gothic" w:hAnsi="Century Gothic" w:cstheme="minorHAnsi"/>
-                          <w:color w:val="000000"/>
-                          <w:sz w:val="22"/>
-                          <w:szCs w:val="22"/>
-                          <w:lang w:val="es-CU"/>
-                        </w:rPr>
-                      </w:pPr>
-                      <w:proofErr w:type="spellStart"/>
-                      <w:r>
-                        <w:rPr>
-                          <w:rFonts w:ascii="Century Gothic" w:hAnsi="Century Gothic" w:cstheme="minorHAnsi"/>
-                          <w:b/>
-                          <w:color w:val="000000"/>
-                          <w:sz w:val="22"/>
-                          <w:szCs w:val="22"/>
-                          <w:lang w:val="es-CU"/>
-                        </w:rPr>
-                        <w:t>TuVendor</w:t>
-                      </w:r>
-                      <w:proofErr w:type="spellEnd"/>
-                    </w:p>
-                    <w:p>
-                      <w:pPr>
-                        <w:spacing w:line="276" w:lineRule="auto"/>
-                        <w:rPr>
-                          <w:rFonts w:ascii="Century Gothic" w:hAnsi="Century Gothic" w:cstheme="minorHAnsi"/>
-                          <w:color w:val="808080"/>
-                          <w:sz w:val="22"/>
-                          <w:szCs w:val="22"/>
-                          <w:lang w:val="es-CU"/>
-                        </w:rPr>
-                      </w:pPr>
-                      <w:r>
-                        <w:rPr>
-                          <w:rFonts w:ascii="Century Gothic" w:hAnsi="Century Gothic" w:cstheme="minorHAnsi"/>
-                          <w:color w:val="808080"/>
-                          <w:sz w:val="22"/>
-                          <w:szCs w:val="22"/>
-                          <w:lang w:val="es-CU"/>
-                        </w:rPr>
-                        <w:t xml:space="preserve">Desarrollador </w:t>
-                      </w:r>
-                      <w:r>
-                        <w:rPr>
-                          <w:rFonts w:ascii="Century Gothic" w:hAnsi="Century Gothic" w:cstheme="minorHAnsi"/>
-                          <w:color w:val="808080"/>
-                          <w:sz w:val="22"/>
-                          <w:szCs w:val="22"/>
-                          <w:lang w:val="es-CU"/>
-                        </w:rPr>
-                        <w:t>F</w:t>
-                      </w:r>
-                      <w:r>
-                        <w:rPr>
-                          <w:rFonts w:ascii="Century Gothic" w:hAnsi="Century Gothic" w:cstheme="minorHAnsi"/>
-                          <w:color w:val="808080"/>
-                          <w:sz w:val="22"/>
-                          <w:szCs w:val="22"/>
-                          <w:lang w:val="es-CU"/>
-                        </w:rPr>
-                        <w:t>ront-</w:t>
-                      </w:r>
-                      <w:proofErr w:type="spellStart"/>
-                      <w:r>
-                        <w:rPr>
-                          <w:rFonts w:ascii="Century Gothic" w:hAnsi="Century Gothic" w:cstheme="minorHAnsi"/>
-                          <w:color w:val="808080"/>
-                          <w:sz w:val="22"/>
-                          <w:szCs w:val="22"/>
-                          <w:lang w:val="es-CU"/>
-                        </w:rPr>
-                        <w:t>end</w:t>
-                      </w:r>
-                      <w:proofErr w:type="spellEnd"/>
-                    </w:p>
-                    <w:p>
-                      <w:pPr>
-                        <w:spacing w:line="276" w:lineRule="auto"/>
-                        <w:rPr>
-                          <w:rFonts w:ascii="Century Gothic" w:hAnsi="Century Gothic" w:cstheme="minorHAnsi"/>
-                          <w:color w:val="000000"/>
-                          <w:sz w:val="18"/>
-                          <w:szCs w:val="18"/>
-                          <w:lang w:val="es-CU"/>
-                        </w:rPr>
-                      </w:pPr>
-                      <w:r>
-                        <w:rPr>
-                          <w:rFonts w:ascii="Century Gothic" w:hAnsi="Century Gothic" w:cstheme="minorHAnsi"/>
-                          <w:color w:val="000000"/>
-                          <w:sz w:val="18"/>
-                          <w:szCs w:val="18"/>
-                          <w:lang w:val="es-CU"/>
-                        </w:rPr>
-                        <w:t xml:space="preserve">Tareas realizadas: </w:t>
-                      </w:r>
-                    </w:p>
-                    <w:p>
-                      <w:pPr>
-                        <w:pStyle w:val="Prrafodelista"/>
-                        <w:numPr>
-                          <w:ilvl w:val="0"/>
-                          <w:numId w:val="13"/>
-                        </w:numPr>
-                        <w:spacing w:line="276" w:lineRule="auto"/>
-                        <w:jc w:val="both"/>
-                        <w:rPr>
-                          <w:rFonts w:ascii="Century Gothic" w:hAnsi="Century Gothic" w:cs="Arial"/>
-                          <w:color w:val="000000"/>
-                          <w:sz w:val="18"/>
-                          <w:szCs w:val="18"/>
-                        </w:rPr>
-                      </w:pPr>
-                      <w:r>
-                        <w:rPr>
-                          <w:rFonts w:ascii="Century Gothic" w:hAnsi="Century Gothic" w:cs="Arial"/>
-                          <w:color w:val="000000"/>
-                          <w:sz w:val="18"/>
-                          <w:szCs w:val="18"/>
-                        </w:rPr>
-                        <w:t xml:space="preserve">Interpretación de diseños </w:t>
-                      </w:r>
-                      <w:r>
-                        <w:rPr>
-                          <w:rFonts w:ascii="Century Gothic" w:hAnsi="Century Gothic" w:cs="Arial"/>
-                          <w:b/>
-                          <w:bCs/>
-                          <w:color w:val="000000"/>
-                          <w:sz w:val="18"/>
-                          <w:szCs w:val="18"/>
-                        </w:rPr>
-                        <w:t>UI/UX</w:t>
-                      </w:r>
-                      <w:r>
-                        <w:rPr>
-                          <w:rFonts w:ascii="Century Gothic" w:hAnsi="Century Gothic" w:cs="Arial"/>
-                          <w:color w:val="000000"/>
-                          <w:sz w:val="18"/>
-                          <w:szCs w:val="18"/>
-                        </w:rPr>
-                        <w:t xml:space="preserve"> realizados en </w:t>
-                      </w:r>
-                      <w:proofErr w:type="spellStart"/>
-                      <w:r>
-                        <w:rPr>
-                          <w:rFonts w:ascii="Century Gothic" w:hAnsi="Century Gothic" w:cs="Arial"/>
-                          <w:b/>
-                          <w:bCs/>
-                          <w:color w:val="000000"/>
-                          <w:sz w:val="18"/>
-                          <w:szCs w:val="18"/>
-                        </w:rPr>
-                        <w:t>Figma</w:t>
-                      </w:r>
-                      <w:proofErr w:type="spellEnd"/>
-                      <w:r>
-                        <w:rPr>
-                          <w:rFonts w:ascii="Century Gothic" w:hAnsi="Century Gothic" w:cs="Arial"/>
-                          <w:color w:val="000000"/>
-                          <w:sz w:val="18"/>
-                          <w:szCs w:val="18"/>
-                        </w:rPr>
-                        <w:t xml:space="preserve"> y adaptación de los mismos a la visual de la aplicación.</w:t>
-                      </w:r>
-                    </w:p>
-                    <w:p>
-                      <w:pPr>
-                        <w:pStyle w:val="Prrafodelista"/>
-                        <w:numPr>
-                          <w:ilvl w:val="0"/>
-                          <w:numId w:val="13"/>
-                        </w:numPr>
-                        <w:spacing w:line="276" w:lineRule="auto"/>
-                        <w:rPr>
-                          <w:rFonts w:ascii="Century Gothic" w:hAnsi="Century Gothic" w:cstheme="minorHAnsi"/>
-                          <w:color w:val="000000"/>
-                          <w:sz w:val="18"/>
-                          <w:szCs w:val="16"/>
-                          <w:lang w:val="es-419"/>
-                        </w:rPr>
-                      </w:pPr>
-                      <w:r>
-                        <w:rPr>
-                          <w:rFonts w:ascii="Century Gothic" w:hAnsi="Century Gothic" w:cstheme="minorHAnsi"/>
-                          <w:color w:val="000000"/>
-                          <w:sz w:val="18"/>
-                          <w:szCs w:val="16"/>
-                          <w:lang w:val="es-419"/>
-                        </w:rPr>
-                        <w:t xml:space="preserve">Análisis de los requisitos del usuario y traducción de las necesidades del cliente en diseños de aplicaciones </w:t>
-                      </w:r>
-                      <w:r>
-                        <w:rPr>
-                          <w:rFonts w:ascii="Century Gothic" w:hAnsi="Century Gothic" w:cstheme="minorHAnsi"/>
-                          <w:b/>
-                          <w:bCs/>
-                          <w:color w:val="000000"/>
-                          <w:sz w:val="18"/>
-                          <w:szCs w:val="16"/>
-                          <w:lang w:val="es-419"/>
-                        </w:rPr>
-                        <w:t>iOS</w:t>
-                      </w:r>
-                      <w:r>
-                        <w:rPr>
-                          <w:rFonts w:ascii="Century Gothic" w:hAnsi="Century Gothic" w:cstheme="minorHAnsi"/>
-                          <w:color w:val="000000"/>
-                          <w:sz w:val="18"/>
-                          <w:szCs w:val="16"/>
-                          <w:lang w:val="es-419"/>
-                        </w:rPr>
-                        <w:t xml:space="preserve"> y</w:t>
-                      </w:r>
-                      <w:r>
-                        <w:rPr>
-                          <w:rFonts w:ascii="Century Gothic" w:hAnsi="Century Gothic" w:cstheme="minorHAnsi"/>
-                          <w:b/>
-                          <w:bCs/>
-                          <w:color w:val="000000"/>
-                          <w:sz w:val="18"/>
-                          <w:szCs w:val="16"/>
-                          <w:lang w:val="es-419"/>
-                        </w:rPr>
-                        <w:t xml:space="preserve"> Android</w:t>
-                      </w:r>
-                      <w:r>
-                        <w:rPr>
-                          <w:rFonts w:ascii="Century Gothic" w:hAnsi="Century Gothic" w:cstheme="minorHAnsi"/>
-                          <w:color w:val="000000"/>
-                          <w:sz w:val="18"/>
-                          <w:szCs w:val="16"/>
-                          <w:lang w:val="es-419"/>
-                        </w:rPr>
-                        <w:t>.</w:t>
-                      </w:r>
-                      <w:r>
-                        <w:rPr>
-                          <w:rFonts w:ascii="Century Gothic" w:hAnsi="Century Gothic" w:cstheme="minorHAnsi"/>
-                          <w:color w:val="000000"/>
-                          <w:szCs w:val="16"/>
-                          <w:lang w:val="es-419"/>
-                        </w:rPr>
-                        <w:t xml:space="preserve"> </w:t>
-                      </w:r>
-                    </w:p>
-                    <w:p>
-                      <w:pPr>
-                        <w:pStyle w:val="Prrafodelista"/>
-                        <w:numPr>
-                          <w:ilvl w:val="0"/>
-                          <w:numId w:val="13"/>
-                        </w:numPr>
-                        <w:spacing w:line="276" w:lineRule="auto"/>
-                        <w:rPr>
-                          <w:rFonts w:ascii="Century Gothic" w:hAnsi="Century Gothic" w:cstheme="minorHAnsi"/>
-                          <w:color w:val="000000"/>
-                          <w:sz w:val="18"/>
-                          <w:szCs w:val="16"/>
-                          <w:lang w:val="es-419"/>
-                        </w:rPr>
-                      </w:pPr>
-                      <w:r>
-                        <w:rPr>
-                          <w:rFonts w:ascii="Century Gothic" w:hAnsi="Century Gothic" w:cstheme="minorHAnsi"/>
-                          <w:color w:val="000000"/>
-                          <w:sz w:val="18"/>
-                          <w:szCs w:val="16"/>
-                          <w:lang w:val="es-419"/>
-                        </w:rPr>
-                        <w:t xml:space="preserve">Desarrollo de aplicaciones tipo </w:t>
-                      </w:r>
-                      <w:r>
-                        <w:rPr>
-                          <w:rFonts w:ascii="Century Gothic" w:hAnsi="Century Gothic" w:cstheme="minorHAnsi"/>
-                          <w:b/>
-                          <w:bCs/>
-                          <w:color w:val="000000"/>
-                          <w:sz w:val="18"/>
-                          <w:szCs w:val="16"/>
-                          <w:lang w:val="es-419"/>
-                        </w:rPr>
-                        <w:t>e-</w:t>
-                      </w:r>
-                      <w:proofErr w:type="spellStart"/>
-                      <w:r>
-                        <w:rPr>
-                          <w:rFonts w:ascii="Century Gothic" w:hAnsi="Century Gothic" w:cstheme="minorHAnsi"/>
-                          <w:b/>
-                          <w:bCs/>
-                          <w:color w:val="000000"/>
-                          <w:sz w:val="18"/>
-                          <w:szCs w:val="16"/>
-                          <w:lang w:val="es-419"/>
-                        </w:rPr>
-                        <w:t>commerce</w:t>
-                      </w:r>
-                      <w:proofErr w:type="spellEnd"/>
-                      <w:r>
-                        <w:rPr>
-                          <w:rFonts w:ascii="Century Gothic" w:hAnsi="Century Gothic" w:cstheme="minorHAnsi"/>
-                          <w:color w:val="000000"/>
-                          <w:sz w:val="18"/>
-                          <w:szCs w:val="16"/>
-                          <w:lang w:val="es-419"/>
-                        </w:rPr>
-                        <w:t xml:space="preserve">, </w:t>
-                      </w:r>
-                      <w:r>
-                        <w:rPr>
-                          <w:rFonts w:ascii="Century Gothic" w:hAnsi="Century Gothic" w:cstheme="minorHAnsi"/>
-                          <w:b/>
-                          <w:bCs/>
-                          <w:color w:val="000000"/>
-                          <w:sz w:val="18"/>
-                          <w:szCs w:val="16"/>
-                          <w:lang w:val="es-419"/>
-                        </w:rPr>
-                        <w:t>servicios</w:t>
-                      </w:r>
-                      <w:r>
-                        <w:rPr>
-                          <w:rFonts w:ascii="Century Gothic" w:hAnsi="Century Gothic" w:cstheme="minorHAnsi"/>
-                          <w:color w:val="000000"/>
-                          <w:sz w:val="18"/>
-                          <w:szCs w:val="16"/>
-                          <w:lang w:val="es-419"/>
-                        </w:rPr>
-                        <w:t xml:space="preserve">, </w:t>
-                      </w:r>
-                      <w:r>
-                        <w:rPr>
-                          <w:rFonts w:ascii="Century Gothic" w:hAnsi="Century Gothic" w:cstheme="minorHAnsi"/>
-                          <w:b/>
-                          <w:bCs/>
-                          <w:color w:val="000000"/>
-                          <w:sz w:val="18"/>
-                          <w:szCs w:val="16"/>
-                          <w:lang w:val="es-419"/>
-                        </w:rPr>
-                        <w:t>noticias</w:t>
-                      </w:r>
-                      <w:r>
-                        <w:rPr>
-                          <w:rFonts w:ascii="Century Gothic" w:hAnsi="Century Gothic" w:cstheme="minorHAnsi"/>
-                          <w:color w:val="000000"/>
-                          <w:sz w:val="18"/>
-                          <w:szCs w:val="16"/>
-                          <w:lang w:val="es-419"/>
-                        </w:rPr>
-                        <w:t xml:space="preserve"> y </w:t>
-                      </w:r>
-                      <w:r>
-                        <w:rPr>
-                          <w:rFonts w:ascii="Century Gothic" w:hAnsi="Century Gothic" w:cstheme="minorHAnsi"/>
-                          <w:b/>
-                          <w:bCs/>
-                          <w:color w:val="000000"/>
-                          <w:sz w:val="18"/>
-                          <w:szCs w:val="16"/>
-                          <w:lang w:val="es-419"/>
-                        </w:rPr>
-                        <w:t>paquetería</w:t>
-                      </w:r>
-                      <w:r>
-                        <w:rPr>
-                          <w:rFonts w:ascii="Century Gothic" w:hAnsi="Century Gothic" w:cstheme="minorHAnsi"/>
-                          <w:color w:val="000000"/>
-                          <w:sz w:val="18"/>
-                          <w:szCs w:val="16"/>
-                          <w:lang w:val="es-419"/>
-                        </w:rPr>
-                        <w:t>.</w:t>
-                      </w:r>
-                    </w:p>
-                    <w:p>
-                      <w:pPr>
-                        <w:pStyle w:val="Prrafodelista"/>
-                        <w:numPr>
-                          <w:ilvl w:val="0"/>
-                          <w:numId w:val="13"/>
-                        </w:numPr>
-                        <w:spacing w:line="276" w:lineRule="auto"/>
-                        <w:rPr>
-                          <w:rFonts w:ascii="Century Gothic" w:hAnsi="Century Gothic" w:cstheme="minorHAnsi"/>
-                          <w:color w:val="000000"/>
-                          <w:sz w:val="18"/>
-                          <w:szCs w:val="16"/>
-                          <w:lang w:val="es-419"/>
-                        </w:rPr>
-                      </w:pPr>
-                      <w:r>
-                        <w:rPr>
-                          <w:rFonts w:ascii="Century Gothic" w:hAnsi="Century Gothic" w:cstheme="minorHAnsi"/>
-                          <w:color w:val="000000"/>
-                          <w:sz w:val="18"/>
-                          <w:szCs w:val="16"/>
-                          <w:lang w:val="es-419"/>
-                        </w:rPr>
-                        <w:t xml:space="preserve">Uso de variadas arquitecturas como </w:t>
-                      </w:r>
-                      <w:proofErr w:type="spellStart"/>
-                      <w:r>
-                        <w:rPr>
-                          <w:rFonts w:ascii="Century Gothic" w:hAnsi="Century Gothic" w:cstheme="minorHAnsi"/>
-                          <w:b/>
-                          <w:bCs/>
-                          <w:color w:val="000000"/>
-                          <w:sz w:val="18"/>
-                          <w:szCs w:val="16"/>
-                          <w:lang w:val="es-419"/>
-                        </w:rPr>
-                        <w:t>Clean</w:t>
-                      </w:r>
-                      <w:proofErr w:type="spellEnd"/>
-                      <w:r>
-                        <w:rPr>
-                          <w:rFonts w:ascii="Century Gothic" w:hAnsi="Century Gothic" w:cstheme="minorHAnsi"/>
-                          <w:b/>
-                          <w:bCs/>
-                          <w:color w:val="000000"/>
-                          <w:sz w:val="18"/>
-                          <w:szCs w:val="16"/>
-                          <w:lang w:val="es-419"/>
-                        </w:rPr>
-                        <w:t xml:space="preserve"> </w:t>
-                      </w:r>
-                      <w:r>
-                        <w:rPr>
-                          <w:rFonts w:ascii="Century Gothic" w:hAnsi="Century Gothic" w:cstheme="minorHAnsi"/>
-                          <w:color w:val="000000"/>
-                          <w:sz w:val="18"/>
-                          <w:szCs w:val="16"/>
-                          <w:lang w:val="es-419"/>
-                        </w:rPr>
-                        <w:t>y</w:t>
-                      </w:r>
-                      <w:r>
-                        <w:rPr>
-                          <w:rFonts w:ascii="Century Gothic" w:hAnsi="Century Gothic" w:cstheme="minorHAnsi"/>
-                          <w:b/>
-                          <w:bCs/>
-                          <w:color w:val="000000"/>
-                          <w:sz w:val="18"/>
-                          <w:szCs w:val="16"/>
-                          <w:lang w:val="es-419"/>
-                        </w:rPr>
-                        <w:t xml:space="preserve"> MVVM</w:t>
-                      </w:r>
-                      <w:r>
-                        <w:rPr>
-                          <w:rFonts w:ascii="Century Gothic" w:hAnsi="Century Gothic" w:cstheme="minorHAnsi"/>
-                          <w:color w:val="000000"/>
-                          <w:sz w:val="18"/>
-                          <w:szCs w:val="16"/>
-                          <w:lang w:val="es-419"/>
-                        </w:rPr>
-                        <w:t xml:space="preserve">, y gestores de estado como </w:t>
-                      </w:r>
-                      <w:proofErr w:type="spellStart"/>
-                      <w:r>
-                        <w:rPr>
-                          <w:rFonts w:ascii="Century Gothic" w:hAnsi="Century Gothic" w:cstheme="minorHAnsi"/>
-                          <w:b/>
-                          <w:bCs/>
-                          <w:color w:val="000000"/>
-                          <w:sz w:val="18"/>
-                          <w:szCs w:val="16"/>
-                          <w:lang w:val="es-419"/>
-                        </w:rPr>
-                        <w:t>Get</w:t>
-                      </w:r>
-                      <w:proofErr w:type="spellEnd"/>
-                      <w:r>
-                        <w:rPr>
-                          <w:rFonts w:ascii="Century Gothic" w:hAnsi="Century Gothic" w:cstheme="minorHAnsi"/>
-                          <w:color w:val="000000"/>
-                          <w:sz w:val="18"/>
-                          <w:szCs w:val="16"/>
-                          <w:lang w:val="es-419"/>
-                        </w:rPr>
-                        <w:t xml:space="preserve">, </w:t>
-                      </w:r>
-                      <w:r>
-                        <w:rPr>
-                          <w:rFonts w:ascii="Century Gothic" w:hAnsi="Century Gothic" w:cstheme="minorHAnsi"/>
-                          <w:b/>
-                          <w:bCs/>
-                          <w:color w:val="000000"/>
-                          <w:sz w:val="18"/>
-                          <w:szCs w:val="16"/>
-                          <w:lang w:val="es-419"/>
-                        </w:rPr>
-                        <w:t>Bloc/</w:t>
-                      </w:r>
-                      <w:proofErr w:type="spellStart"/>
-                      <w:r>
-                        <w:rPr>
-                          <w:rFonts w:ascii="Century Gothic" w:hAnsi="Century Gothic" w:cstheme="minorHAnsi"/>
-                          <w:b/>
-                          <w:bCs/>
-                          <w:color w:val="000000"/>
-                          <w:sz w:val="18"/>
-                          <w:szCs w:val="16"/>
-                          <w:lang w:val="es-419"/>
-                        </w:rPr>
-                        <w:t>Cubit</w:t>
-                      </w:r>
-                      <w:proofErr w:type="spellEnd"/>
-                      <w:r>
-                        <w:rPr>
-                          <w:rFonts w:ascii="Century Gothic" w:hAnsi="Century Gothic" w:cstheme="minorHAnsi"/>
-                          <w:color w:val="000000"/>
-                          <w:sz w:val="18"/>
-                          <w:szCs w:val="16"/>
-                          <w:lang w:val="es-419"/>
-                        </w:rPr>
-                        <w:t xml:space="preserve"> y </w:t>
-                      </w:r>
-                      <w:proofErr w:type="spellStart"/>
-                      <w:r>
-                        <w:rPr>
-                          <w:rFonts w:ascii="Century Gothic" w:hAnsi="Century Gothic" w:cstheme="minorHAnsi"/>
-                          <w:b/>
-                          <w:bCs/>
-                          <w:color w:val="000000"/>
-                          <w:sz w:val="18"/>
-                          <w:szCs w:val="16"/>
-                          <w:lang w:val="es-419"/>
-                        </w:rPr>
-                        <w:t>Provider</w:t>
-                      </w:r>
-                      <w:proofErr w:type="spellEnd"/>
-                      <w:r>
-                        <w:rPr>
-                          <w:rFonts w:ascii="Century Gothic" w:hAnsi="Century Gothic" w:cstheme="minorHAnsi"/>
-                          <w:color w:val="000000"/>
-                          <w:sz w:val="18"/>
-                          <w:szCs w:val="16"/>
-                          <w:lang w:val="es-419"/>
-                        </w:rPr>
-                        <w:t>.</w:t>
-                      </w:r>
-                    </w:p>
-                    <w:p>
-                      <w:pPr>
-                        <w:pStyle w:val="Prrafodelista"/>
-                        <w:numPr>
-                          <w:ilvl w:val="0"/>
-                          <w:numId w:val="13"/>
-                        </w:numPr>
-                        <w:spacing w:line="276" w:lineRule="auto"/>
-                        <w:rPr>
-                          <w:rFonts w:ascii="Century Gothic" w:hAnsi="Century Gothic" w:cstheme="minorHAnsi"/>
-                          <w:color w:val="000000"/>
-                          <w:sz w:val="18"/>
-                          <w:szCs w:val="16"/>
-                          <w:lang w:val="es-419"/>
-                        </w:rPr>
-                      </w:pPr>
-                      <w:r>
-                        <w:rPr>
-                          <w:rFonts w:ascii="Century Gothic" w:hAnsi="Century Gothic" w:cstheme="minorHAnsi"/>
-                          <w:color w:val="000000"/>
-                          <w:sz w:val="18"/>
-                          <w:szCs w:val="16"/>
-                          <w:lang w:val="es-419"/>
-                        </w:rPr>
-                        <w:t>Uso de sistema</w:t>
-                      </w:r>
-                      <w:r>
-                        <w:rPr>
-                          <w:rFonts w:ascii="Century Gothic" w:hAnsi="Century Gothic" w:cstheme="minorHAnsi"/>
-                          <w:color w:val="000000"/>
-                          <w:sz w:val="18"/>
-                          <w:szCs w:val="16"/>
-                          <w:lang w:val="es-419"/>
-                        </w:rPr>
-                        <w:t>s</w:t>
-                      </w:r>
-                      <w:r>
-                        <w:rPr>
-                          <w:rFonts w:ascii="Century Gothic" w:hAnsi="Century Gothic" w:cstheme="minorHAnsi"/>
-                          <w:color w:val="000000"/>
-                          <w:sz w:val="18"/>
-                          <w:szCs w:val="16"/>
-                          <w:lang w:val="es-419"/>
-                        </w:rPr>
-                        <w:t xml:space="preserve"> de </w:t>
-                      </w:r>
-                      <w:r>
-                        <w:rPr>
-                          <w:rFonts w:ascii="Century Gothic" w:hAnsi="Century Gothic" w:cstheme="minorHAnsi"/>
-                          <w:color w:val="000000"/>
-                          <w:sz w:val="18"/>
-                          <w:szCs w:val="16"/>
-                          <w:lang w:val="es-419"/>
-                        </w:rPr>
-                        <w:t>control de versiones (</w:t>
-                      </w:r>
-                      <w:r>
-                        <w:rPr>
-                          <w:rFonts w:ascii="Century Gothic" w:hAnsi="Century Gothic" w:cstheme="minorHAnsi"/>
-                          <w:b/>
-                          <w:bCs/>
-                          <w:color w:val="000000"/>
-                          <w:sz w:val="18"/>
-                          <w:szCs w:val="16"/>
-                          <w:lang w:val="es-419"/>
-                        </w:rPr>
-                        <w:t>GitHub</w:t>
-                      </w:r>
-                      <w:r>
-                        <w:rPr>
-                          <w:rFonts w:ascii="Century Gothic" w:hAnsi="Century Gothic" w:cstheme="minorHAnsi"/>
-                          <w:color w:val="000000"/>
-                          <w:sz w:val="18"/>
-                          <w:szCs w:val="16"/>
-                          <w:lang w:val="es-419"/>
-                        </w:rPr>
-                        <w:t>)</w:t>
-                      </w:r>
-                      <w:r>
-                        <w:rPr>
-                          <w:rFonts w:ascii="Century Gothic" w:hAnsi="Century Gothic" w:cstheme="minorHAnsi"/>
-                          <w:color w:val="000000"/>
-                          <w:sz w:val="18"/>
-                          <w:szCs w:val="16"/>
-                          <w:lang w:val="es-419"/>
-                        </w:rPr>
-                        <w:t xml:space="preserve"> y sus </w:t>
-                      </w:r>
-                      <w:r>
-                        <w:rPr>
-                          <w:rFonts w:ascii="Century Gothic" w:hAnsi="Century Gothic" w:cstheme="minorHAnsi"/>
-                          <w:b/>
-                          <w:bCs/>
-                          <w:color w:val="000000"/>
-                          <w:sz w:val="18"/>
-                          <w:szCs w:val="16"/>
-                          <w:lang w:val="es-419"/>
-                        </w:rPr>
-                        <w:t>CI/CD</w:t>
-                      </w:r>
-                      <w:r>
-                        <w:rPr>
-                          <w:rFonts w:ascii="Century Gothic" w:hAnsi="Century Gothic" w:cstheme="minorHAnsi"/>
-                          <w:color w:val="000000"/>
-                          <w:sz w:val="18"/>
-                          <w:szCs w:val="16"/>
-                          <w:lang w:val="es-419"/>
-                        </w:rPr>
-                        <w:t xml:space="preserve"> para automatización de pruebas y despliegues</w:t>
-                      </w:r>
-                      <w:r>
-                        <w:rPr>
-                          <w:rFonts w:ascii="Century Gothic" w:hAnsi="Century Gothic" w:cstheme="minorHAnsi"/>
-                          <w:color w:val="000000"/>
-                          <w:sz w:val="18"/>
-                          <w:szCs w:val="16"/>
-                          <w:lang w:val="es-419"/>
-                        </w:rPr>
-                        <w:t>.</w:t>
-                      </w:r>
-                    </w:p>
-                    <w:p>
-                      <w:pPr>
-                        <w:pStyle w:val="Prrafodelista"/>
-                        <w:numPr>
-                          <w:ilvl w:val="0"/>
-                          <w:numId w:val="11"/>
-                        </w:numPr>
-                        <w:spacing w:line="276" w:lineRule="auto"/>
-                        <w:rPr>
-                          <w:rFonts w:ascii="Century Gothic" w:hAnsi="Century Gothic" w:cstheme="minorHAnsi"/>
-                          <w:color w:val="000000"/>
-                          <w:sz w:val="18"/>
-                          <w:szCs w:val="16"/>
-                          <w:lang w:val="es-419"/>
-                        </w:rPr>
-                      </w:pPr>
-                      <w:r>
-                        <w:rPr>
-                          <w:rFonts w:ascii="Century Gothic" w:hAnsi="Century Gothic" w:cstheme="minorHAnsi"/>
-                          <w:color w:val="000000"/>
-                          <w:sz w:val="18"/>
-                          <w:szCs w:val="16"/>
-                          <w:lang w:val="es-419"/>
-                        </w:rPr>
-                        <w:t xml:space="preserve">Consumo de </w:t>
-                      </w:r>
-                      <w:proofErr w:type="spellStart"/>
-                      <w:r>
-                        <w:rPr>
-                          <w:rFonts w:ascii="Century Gothic" w:hAnsi="Century Gothic" w:cstheme="minorHAnsi"/>
-                          <w:color w:val="000000"/>
-                          <w:sz w:val="18"/>
-                          <w:szCs w:val="16"/>
-                          <w:lang w:val="es-419"/>
-                        </w:rPr>
-                        <w:t>APIs</w:t>
-                      </w:r>
-                      <w:proofErr w:type="spellEnd"/>
-                      <w:r>
-                        <w:rPr>
-                          <w:rFonts w:ascii="Century Gothic" w:hAnsi="Century Gothic" w:cstheme="minorHAnsi"/>
-                          <w:color w:val="000000"/>
-                          <w:sz w:val="18"/>
-                          <w:szCs w:val="16"/>
-                          <w:lang w:val="es-419"/>
-                        </w:rPr>
-                        <w:t xml:space="preserve"> </w:t>
-                      </w:r>
-                      <w:proofErr w:type="spellStart"/>
-                      <w:r>
-                        <w:rPr>
-                          <w:rFonts w:ascii="Century Gothic" w:hAnsi="Century Gothic" w:cstheme="minorHAnsi"/>
-                          <w:b/>
-                          <w:bCs/>
-                          <w:color w:val="000000"/>
-                          <w:sz w:val="18"/>
-                          <w:szCs w:val="16"/>
-                          <w:lang w:val="es-419"/>
-                        </w:rPr>
-                        <w:t>Rest</w:t>
-                      </w:r>
-                      <w:proofErr w:type="spellEnd"/>
-                      <w:r>
-                        <w:rPr>
-                          <w:rFonts w:ascii="Century Gothic" w:hAnsi="Century Gothic" w:cstheme="minorHAnsi"/>
-                          <w:color w:val="000000"/>
-                          <w:sz w:val="18"/>
-                          <w:szCs w:val="16"/>
-                          <w:lang w:val="es-419"/>
-                        </w:rPr>
-                        <w:t xml:space="preserve"> y </w:t>
-                      </w:r>
-                      <w:proofErr w:type="spellStart"/>
-                      <w:r>
-                        <w:rPr>
-                          <w:rFonts w:ascii="Century Gothic" w:hAnsi="Century Gothic" w:cstheme="minorHAnsi"/>
-                          <w:b/>
-                          <w:bCs/>
-                          <w:color w:val="000000"/>
-                          <w:sz w:val="18"/>
-                          <w:szCs w:val="16"/>
-                          <w:lang w:val="es-419"/>
-                        </w:rPr>
-                        <w:t>GraphQL</w:t>
-                      </w:r>
-                      <w:proofErr w:type="spellEnd"/>
-                      <w:r>
-                        <w:rPr>
-                          <w:rFonts w:ascii="Century Gothic" w:hAnsi="Century Gothic" w:cstheme="minorHAnsi"/>
-                          <w:color w:val="000000"/>
-                          <w:sz w:val="18"/>
-                          <w:szCs w:val="16"/>
-                          <w:lang w:val="es-419"/>
-                        </w:rPr>
-                        <w:t>.</w:t>
-                      </w:r>
-                    </w:p>
-                    <w:p>
-                      <w:pPr>
-                        <w:pStyle w:val="Prrafodelista"/>
-                        <w:numPr>
-                          <w:ilvl w:val="0"/>
-                          <w:numId w:val="11"/>
-                        </w:numPr>
-                        <w:spacing w:line="276" w:lineRule="auto"/>
-                        <w:rPr>
-                          <w:rFonts w:ascii="Century Gothic" w:hAnsi="Century Gothic" w:cstheme="minorHAnsi"/>
-                          <w:color w:val="000000"/>
-                          <w:sz w:val="18"/>
-                          <w:szCs w:val="16"/>
-                          <w:lang w:val="es-419"/>
-                        </w:rPr>
-                      </w:pPr>
-                      <w:r>
-                        <w:rPr>
-                          <w:rFonts w:ascii="Century Gothic" w:hAnsi="Century Gothic" w:cstheme="minorHAnsi"/>
-                          <w:color w:val="000000"/>
-                          <w:sz w:val="18"/>
-                          <w:szCs w:val="16"/>
-                          <w:lang w:val="es-419"/>
-                        </w:rPr>
-                        <w:t xml:space="preserve">Integración con pasarelas de pago como </w:t>
-                      </w:r>
-                      <w:proofErr w:type="spellStart"/>
-                      <w:r>
-                        <w:rPr>
-                          <w:rFonts w:ascii="Century Gothic" w:hAnsi="Century Gothic" w:cstheme="minorHAnsi"/>
-                          <w:b/>
-                          <w:bCs/>
-                          <w:color w:val="000000"/>
-                          <w:sz w:val="18"/>
-                          <w:szCs w:val="16"/>
-                          <w:lang w:val="es-419"/>
-                        </w:rPr>
-                        <w:t>Stripe</w:t>
-                      </w:r>
-                      <w:proofErr w:type="spellEnd"/>
-                      <w:r>
-                        <w:rPr>
-                          <w:rFonts w:ascii="Century Gothic" w:hAnsi="Century Gothic" w:cstheme="minorHAnsi"/>
-                          <w:color w:val="000000"/>
-                          <w:sz w:val="18"/>
-                          <w:szCs w:val="16"/>
-                          <w:lang w:val="es-419"/>
-                        </w:rPr>
-                        <w:t xml:space="preserve"> y </w:t>
-                      </w:r>
-                      <w:proofErr w:type="spellStart"/>
-                      <w:r>
-                        <w:rPr>
-                          <w:rFonts w:ascii="Century Gothic" w:hAnsi="Century Gothic" w:cstheme="minorHAnsi"/>
-                          <w:b/>
-                          <w:bCs/>
-                          <w:color w:val="000000"/>
-                          <w:sz w:val="18"/>
-                          <w:szCs w:val="16"/>
-                          <w:lang w:val="es-419"/>
-                        </w:rPr>
-                        <w:t>Tropipay</w:t>
-                      </w:r>
-                      <w:proofErr w:type="spellEnd"/>
-                      <w:r>
-                        <w:rPr>
-                          <w:rFonts w:ascii="Century Gothic" w:hAnsi="Century Gothic" w:cstheme="minorHAnsi"/>
-                          <w:color w:val="000000"/>
                           <w:sz w:val="18"/>
                           <w:szCs w:val="16"/>
                           <w:lang w:val="es-419"/>
@@ -12160,6 +12508,7 @@
                                 <w:lang w:val="en-US"/>
                               </w:rPr>
                             </w:pPr>
+                            <w:proofErr w:type="spellStart"/>
                             <w:r>
                               <w:rPr>
                                 <w:rFonts w:ascii="Century Gothic" w:hAnsi="Century Gothic" w:cstheme="minorHAnsi"/>
@@ -12168,36 +12517,42 @@
                                 <w:szCs w:val="22"/>
                                 <w:lang w:val="en-US"/>
                               </w:rPr>
-                              <w:t>Jessica A. García</w:t>
-                            </w:r>
-                          </w:p>
-                          <w:p>
-                            <w:pPr>
-                              <w:rPr>
-                                <w:rFonts w:ascii="Century Gothic" w:hAnsi="Century Gothic" w:cstheme="minorHAnsi"/>
+                              <w:t>Amed</w:t>
+                            </w:r>
+                            <w:proofErr w:type="spellEnd"/>
+                            <w:r>
+                              <w:rPr>
+                                <w:rFonts w:ascii="Century Gothic" w:hAnsi="Century Gothic" w:cstheme="minorHAnsi"/>
+                                <w:b/>
                                 <w:sz w:val="22"/>
                                 <w:szCs w:val="22"/>
                                 <w:lang w:val="en-US"/>
                               </w:rPr>
-                            </w:pPr>
-                            <w:r>
-                              <w:rPr>
-                                <w:rFonts w:ascii="Century Gothic" w:hAnsi="Century Gothic" w:cstheme="minorHAnsi"/>
+                              <w:t xml:space="preserve"> Abreu </w:t>
+                            </w:r>
+                            <w:proofErr w:type="spellStart"/>
+                            <w:r>
+                              <w:rPr>
+                                <w:rFonts w:ascii="Century Gothic" w:hAnsi="Century Gothic" w:cstheme="minorHAnsi"/>
+                                <w:b/>
                                 <w:sz w:val="22"/>
                                 <w:szCs w:val="22"/>
                                 <w:lang w:val="en-US"/>
                               </w:rPr>
-                              <w:t>Root101</w:t>
-                            </w:r>
-                            <w:r>
+                              <w:t>Albor</w:t>
+                            </w:r>
+                            <w:proofErr w:type="spellEnd"/>
+                          </w:p>
+                          <w:p>
+                            <w:pPr>
                               <w:rPr>
                                 <w:rFonts w:ascii="Century Gothic" w:hAnsi="Century Gothic" w:cstheme="minorHAnsi"/>
                                 <w:sz w:val="22"/>
                                 <w:szCs w:val="22"/>
                                 <w:lang w:val="en-US"/>
                               </w:rPr>
-                              <w:t xml:space="preserve"> | C</w:t>
-                            </w:r>
+                            </w:pPr>
+                            <w:proofErr w:type="spellStart"/>
                             <w:r>
                               <w:rPr>
                                 <w:rFonts w:ascii="Century Gothic" w:hAnsi="Century Gothic" w:cstheme="minorHAnsi"/>
@@ -12205,68 +12560,113 @@
                                 <w:szCs w:val="22"/>
                                 <w:lang w:val="en-US"/>
                               </w:rPr>
-                              <w:t>o-Owner</w:t>
-                            </w:r>
-                          </w:p>
-                          <w:p>
-                            <w:pPr>
+                              <w:t>Zyrcled</w:t>
+                            </w:r>
+                            <w:proofErr w:type="spellEnd"/>
+                            <w:r>
+                              <w:rPr>
+                                <w:rFonts w:ascii="Century Gothic" w:hAnsi="Century Gothic" w:cstheme="minorHAnsi"/>
+                                <w:sz w:val="22"/>
+                                <w:szCs w:val="22"/>
+                                <w:lang w:val="en-US"/>
+                              </w:rPr>
+                              <w:t xml:space="preserve"> S</w:t>
+                            </w:r>
+                            <w:r>
+                              <w:rPr>
+                                <w:rFonts w:ascii="Century Gothic" w:hAnsi="Century Gothic" w:cstheme="minorHAnsi"/>
+                                <w:sz w:val="22"/>
+                                <w:szCs w:val="22"/>
+                                <w:lang w:val="en-US"/>
+                              </w:rPr>
+                              <w:t>.</w:t>
+                            </w:r>
+                            <w:r>
+                              <w:rPr>
+                                <w:rFonts w:ascii="Century Gothic" w:hAnsi="Century Gothic" w:cstheme="minorHAnsi"/>
+                                <w:sz w:val="22"/>
+                                <w:szCs w:val="22"/>
+                                <w:lang w:val="en-US"/>
+                              </w:rPr>
+                              <w:t>G</w:t>
+                            </w:r>
+                            <w:r>
+                              <w:rPr>
+                                <w:rFonts w:ascii="Century Gothic" w:hAnsi="Century Gothic" w:cstheme="minorHAnsi"/>
+                                <w:sz w:val="22"/>
+                                <w:szCs w:val="22"/>
+                                <w:lang w:val="en-US"/>
+                              </w:rPr>
+                              <w:t>.</w:t>
+                            </w:r>
+                            <w:r>
+                              <w:rPr>
+                                <w:rFonts w:ascii="Century Gothic" w:hAnsi="Century Gothic" w:cstheme="minorHAnsi"/>
+                                <w:sz w:val="22"/>
+                                <w:szCs w:val="22"/>
+                                <w:lang w:val="en-US"/>
+                              </w:rPr>
+                              <w:t xml:space="preserve"> | </w:t>
+                            </w:r>
+                            <w:r>
+                              <w:rPr>
+                                <w:rFonts w:ascii="Century Gothic" w:hAnsi="Century Gothic" w:cstheme="minorHAnsi"/>
+                                <w:sz w:val="20"/>
+                                <w:szCs w:val="20"/>
+                                <w:lang w:val="en-US"/>
+                              </w:rPr>
+                              <w:t>Co-Owner</w:t>
+                            </w:r>
+                          </w:p>
+                          <w:p>
+                            <w:pPr>
+                              <w:rPr>
+                                <w:rFonts w:ascii="Century Gothic" w:hAnsi="Century Gothic" w:cstheme="minorHAnsi"/>
+                                <w:sz w:val="22"/>
+                                <w:szCs w:val="22"/>
+                                <w:lang w:val="en-US"/>
+                              </w:rPr>
+                            </w:pPr>
+                            <w:r>
                               <w:rPr>
                                 <w:rStyle w:val="translatable-message"/>
                                 <w:rFonts w:ascii="Century Gothic" w:hAnsi="Century Gothic"/>
                                 <w:sz w:val="22"/>
                                 <w:szCs w:val="22"/>
-                                <w:lang w:val="es-ES"/>
-                              </w:rPr>
-                            </w:pPr>
-                            <w:r>
-                              <w:rPr>
-                                <w:rStyle w:val="translatable-message"/>
-                                <w:rFonts w:ascii="Century Gothic" w:hAnsi="Century Gothic"/>
+                                <w:lang w:val="en-US"/>
+                              </w:rPr>
+                              <w:t>+34 697 16 79 49</w:t>
+                            </w:r>
+                          </w:p>
+                          <w:p>
+                            <w:pPr>
+                              <w:spacing w:line="276" w:lineRule="auto"/>
+                              <w:rPr>
+                                <w:rFonts w:ascii="Century Gothic" w:hAnsi="Century Gothic" w:cs="Arial"/>
+                                <w:sz w:val="22"/>
+                                <w:szCs w:val="22"/>
+                                <w:lang w:val="en-US"/>
+                              </w:rPr>
+                            </w:pPr>
+                            <w:r>
+                              <w:rPr>
+                                <w:rFonts w:ascii="Century Gothic" w:hAnsi="Century Gothic" w:cs="Arial"/>
+                                <w:sz w:val="22"/>
+                                <w:szCs w:val="22"/>
+                                <w:lang w:val="en-US"/>
+                              </w:rPr>
+                              <w:t>amed901117@gmail.com</w:t>
+                            </w:r>
+                          </w:p>
+                          <w:p>
+                            <w:pPr>
+                              <w:rPr>
+                                <w:rFonts w:ascii="Century Gothic" w:hAnsi="Century Gothic" w:cstheme="minorHAnsi"/>
                                 <w:sz w:val="22"/>
                                 <w:szCs w:val="22"/>
                                 <w:lang w:val="es-ES"/>
                               </w:rPr>
-                              <w:t>+</w:t>
-                            </w:r>
-                            <w:r>
-                              <w:rPr>
-                                <w:rStyle w:val="translatable-message"/>
-                                <w:rFonts w:ascii="Century Gothic" w:hAnsi="Century Gothic"/>
-                                <w:sz w:val="22"/>
-                                <w:szCs w:val="22"/>
-                                <w:lang w:val="es-ES"/>
-                              </w:rPr>
-                              <w:t xml:space="preserve">53 5 </w:t>
-                            </w:r>
-                            <w:r>
-                              <w:rPr>
-                                <w:rStyle w:val="translatable-message"/>
-                                <w:rFonts w:ascii="Century Gothic" w:hAnsi="Century Gothic"/>
-                                <w:sz w:val="22"/>
-                                <w:szCs w:val="22"/>
-                                <w:lang w:val="es-ES"/>
-                              </w:rPr>
-                              <w:t>824 1170</w:t>
-                            </w:r>
-                          </w:p>
-                          <w:p>
-                            <w:pPr>
-                              <w:rPr>
-                                <w:rFonts w:ascii="Century Gothic" w:hAnsi="Century Gothic" w:cstheme="minorHAnsi"/>
-                                <w:sz w:val="22"/>
-                                <w:szCs w:val="22"/>
-                                <w:lang w:val="es-ES"/>
-                              </w:rPr>
-                            </w:pPr>
-                            <w:r>
-                              <w:rPr>
-                                <w:rFonts w:ascii="Century Gothic" w:hAnsi="Century Gothic" w:cstheme="minorHAnsi"/>
-                                <w:sz w:val="22"/>
-                                <w:szCs w:val="22"/>
-                                <w:lang w:val="es-ES"/>
-                              </w:rPr>
-                              <w:t>aidylalbalah@gmail.com</w:t>
-                            </w:r>
+                            </w:pPr>
                           </w:p>
                           <w:p>
                             <w:pPr>
@@ -12350,6 +12750,7 @@
                           <w:lang w:val="en-US"/>
                         </w:rPr>
                       </w:pPr>
+                      <w:proofErr w:type="spellStart"/>
                       <w:r>
                         <w:rPr>
                           <w:rFonts w:ascii="Century Gothic" w:hAnsi="Century Gothic" w:cstheme="minorHAnsi"/>
@@ -12358,36 +12759,42 @@
                           <w:szCs w:val="22"/>
                           <w:lang w:val="en-US"/>
                         </w:rPr>
-                        <w:t>Jessica A. García</w:t>
-                      </w:r>
-                    </w:p>
-                    <w:p>
-                      <w:pPr>
-                        <w:rPr>
-                          <w:rFonts w:ascii="Century Gothic" w:hAnsi="Century Gothic" w:cstheme="minorHAnsi"/>
+                        <w:t>Amed</w:t>
+                      </w:r>
+                      <w:proofErr w:type="spellEnd"/>
+                      <w:r>
+                        <w:rPr>
+                          <w:rFonts w:ascii="Century Gothic" w:hAnsi="Century Gothic" w:cstheme="minorHAnsi"/>
+                          <w:b/>
                           <w:sz w:val="22"/>
                           <w:szCs w:val="22"/>
                           <w:lang w:val="en-US"/>
                         </w:rPr>
-                      </w:pPr>
-                      <w:r>
-                        <w:rPr>
-                          <w:rFonts w:ascii="Century Gothic" w:hAnsi="Century Gothic" w:cstheme="minorHAnsi"/>
+                        <w:t xml:space="preserve"> Abreu </w:t>
+                      </w:r>
+                      <w:proofErr w:type="spellStart"/>
+                      <w:r>
+                        <w:rPr>
+                          <w:rFonts w:ascii="Century Gothic" w:hAnsi="Century Gothic" w:cstheme="minorHAnsi"/>
+                          <w:b/>
                           <w:sz w:val="22"/>
                           <w:szCs w:val="22"/>
                           <w:lang w:val="en-US"/>
                         </w:rPr>
-                        <w:t>Root101</w:t>
-                      </w:r>
-                      <w:r>
+                        <w:t>Albor</w:t>
+                      </w:r>
+                      <w:proofErr w:type="spellEnd"/>
+                    </w:p>
+                    <w:p>
+                      <w:pPr>
                         <w:rPr>
                           <w:rFonts w:ascii="Century Gothic" w:hAnsi="Century Gothic" w:cstheme="minorHAnsi"/>
                           <w:sz w:val="22"/>
                           <w:szCs w:val="22"/>
                           <w:lang w:val="en-US"/>
                         </w:rPr>
-                        <w:t xml:space="preserve"> | C</w:t>
-                      </w:r>
+                      </w:pPr>
+                      <w:proofErr w:type="spellStart"/>
                       <w:r>
                         <w:rPr>
                           <w:rFonts w:ascii="Century Gothic" w:hAnsi="Century Gothic" w:cstheme="minorHAnsi"/>
@@ -12395,68 +12802,113 @@
                           <w:szCs w:val="22"/>
                           <w:lang w:val="en-US"/>
                         </w:rPr>
-                        <w:t>o-Owner</w:t>
-                      </w:r>
-                    </w:p>
-                    <w:p>
-                      <w:pPr>
+                        <w:t>Zyrcled</w:t>
+                      </w:r>
+                      <w:proofErr w:type="spellEnd"/>
+                      <w:r>
+                        <w:rPr>
+                          <w:rFonts w:ascii="Century Gothic" w:hAnsi="Century Gothic" w:cstheme="minorHAnsi"/>
+                          <w:sz w:val="22"/>
+                          <w:szCs w:val="22"/>
+                          <w:lang w:val="en-US"/>
+                        </w:rPr>
+                        <w:t xml:space="preserve"> S</w:t>
+                      </w:r>
+                      <w:r>
+                        <w:rPr>
+                          <w:rFonts w:ascii="Century Gothic" w:hAnsi="Century Gothic" w:cstheme="minorHAnsi"/>
+                          <w:sz w:val="22"/>
+                          <w:szCs w:val="22"/>
+                          <w:lang w:val="en-US"/>
+                        </w:rPr>
+                        <w:t>.</w:t>
+                      </w:r>
+                      <w:r>
+                        <w:rPr>
+                          <w:rFonts w:ascii="Century Gothic" w:hAnsi="Century Gothic" w:cstheme="minorHAnsi"/>
+                          <w:sz w:val="22"/>
+                          <w:szCs w:val="22"/>
+                          <w:lang w:val="en-US"/>
+                        </w:rPr>
+                        <w:t>G</w:t>
+                      </w:r>
+                      <w:r>
+                        <w:rPr>
+                          <w:rFonts w:ascii="Century Gothic" w:hAnsi="Century Gothic" w:cstheme="minorHAnsi"/>
+                          <w:sz w:val="22"/>
+                          <w:szCs w:val="22"/>
+                          <w:lang w:val="en-US"/>
+                        </w:rPr>
+                        <w:t>.</w:t>
+                      </w:r>
+                      <w:r>
+                        <w:rPr>
+                          <w:rFonts w:ascii="Century Gothic" w:hAnsi="Century Gothic" w:cstheme="minorHAnsi"/>
+                          <w:sz w:val="22"/>
+                          <w:szCs w:val="22"/>
+                          <w:lang w:val="en-US"/>
+                        </w:rPr>
+                        <w:t xml:space="preserve"> | </w:t>
+                      </w:r>
+                      <w:r>
+                        <w:rPr>
+                          <w:rFonts w:ascii="Century Gothic" w:hAnsi="Century Gothic" w:cstheme="minorHAnsi"/>
+                          <w:sz w:val="20"/>
+                          <w:szCs w:val="20"/>
+                          <w:lang w:val="en-US"/>
+                        </w:rPr>
+                        <w:t>Co-Owner</w:t>
+                      </w:r>
+                    </w:p>
+                    <w:p>
+                      <w:pPr>
+                        <w:rPr>
+                          <w:rFonts w:ascii="Century Gothic" w:hAnsi="Century Gothic" w:cstheme="minorHAnsi"/>
+                          <w:sz w:val="22"/>
+                          <w:szCs w:val="22"/>
+                          <w:lang w:val="en-US"/>
+                        </w:rPr>
+                      </w:pPr>
+                      <w:r>
                         <w:rPr>
                           <w:rStyle w:val="translatable-message"/>
                           <w:rFonts w:ascii="Century Gothic" w:hAnsi="Century Gothic"/>
                           <w:sz w:val="22"/>
                           <w:szCs w:val="22"/>
-                          <w:lang w:val="es-ES"/>
-                        </w:rPr>
-                      </w:pPr>
-                      <w:r>
-                        <w:rPr>
-                          <w:rStyle w:val="translatable-message"/>
-                          <w:rFonts w:ascii="Century Gothic" w:hAnsi="Century Gothic"/>
+                          <w:lang w:val="en-US"/>
+                        </w:rPr>
+                        <w:t>+34 697 16 79 49</w:t>
+                      </w:r>
+                    </w:p>
+                    <w:p>
+                      <w:pPr>
+                        <w:spacing w:line="276" w:lineRule="auto"/>
+                        <w:rPr>
+                          <w:rFonts w:ascii="Century Gothic" w:hAnsi="Century Gothic" w:cs="Arial"/>
+                          <w:sz w:val="22"/>
+                          <w:szCs w:val="22"/>
+                          <w:lang w:val="en-US"/>
+                        </w:rPr>
+                      </w:pPr>
+                      <w:r>
+                        <w:rPr>
+                          <w:rFonts w:ascii="Century Gothic" w:hAnsi="Century Gothic" w:cs="Arial"/>
+                          <w:sz w:val="22"/>
+                          <w:szCs w:val="22"/>
+                          <w:lang w:val="en-US"/>
+                        </w:rPr>
+                        <w:t>amed901117@gmail.com</w:t>
+                      </w:r>
+                    </w:p>
+                    <w:p>
+                      <w:pPr>
+                        <w:rPr>
+                          <w:rFonts w:ascii="Century Gothic" w:hAnsi="Century Gothic" w:cstheme="minorHAnsi"/>
                           <w:sz w:val="22"/>
                           <w:szCs w:val="22"/>
                           <w:lang w:val="es-ES"/>
                         </w:rPr>
-                        <w:t>+</w:t>
-                      </w:r>
-                      <w:r>
-                        <w:rPr>
-                          <w:rStyle w:val="translatable-message"/>
-                          <w:rFonts w:ascii="Century Gothic" w:hAnsi="Century Gothic"/>
-                          <w:sz w:val="22"/>
-                          <w:szCs w:val="22"/>
-                          <w:lang w:val="es-ES"/>
-                        </w:rPr>
-                        <w:t xml:space="preserve">53 5 </w:t>
-                      </w:r>
-                      <w:r>
-                        <w:rPr>
-                          <w:rStyle w:val="translatable-message"/>
-                          <w:rFonts w:ascii="Century Gothic" w:hAnsi="Century Gothic"/>
-                          <w:sz w:val="22"/>
-                          <w:szCs w:val="22"/>
-                          <w:lang w:val="es-ES"/>
-                        </w:rPr>
-                        <w:t>824 1170</w:t>
-                      </w:r>
-                    </w:p>
-                    <w:p>
-                      <w:pPr>
-                        <w:rPr>
-                          <w:rFonts w:ascii="Century Gothic" w:hAnsi="Century Gothic" w:cstheme="minorHAnsi"/>
-                          <w:sz w:val="22"/>
-                          <w:szCs w:val="22"/>
-                          <w:lang w:val="es-ES"/>
-                        </w:rPr>
-                      </w:pPr>
-                      <w:r>
-                        <w:rPr>
-                          <w:rFonts w:ascii="Century Gothic" w:hAnsi="Century Gothic" w:cstheme="minorHAnsi"/>
-                          <w:sz w:val="22"/>
-                          <w:szCs w:val="22"/>
-                          <w:lang w:val="es-ES"/>
-                        </w:rPr>
-                        <w:t>aidylalbalah@gmail.com</w:t>
-                      </w:r>
+                      </w:pPr>
                     </w:p>
                     <w:p>
                       <w:pPr>
@@ -12579,27 +13031,30 @@
                                 <w:szCs w:val="22"/>
                                 <w:lang w:val="en-US"/>
                               </w:rPr>
-                              <w:t>Amed Abreu Albor</w:t>
-                            </w:r>
-                          </w:p>
-                          <w:p>
-                            <w:pPr>
-                              <w:rPr>
-                                <w:rFonts w:ascii="Century Gothic" w:hAnsi="Century Gothic" w:cstheme="minorHAnsi"/>
+                              <w:t xml:space="preserve">Leandro </w:t>
+                            </w:r>
+                            <w:proofErr w:type="spellStart"/>
+                            <w:r>
+                              <w:rPr>
+                                <w:rFonts w:ascii="Century Gothic" w:hAnsi="Century Gothic" w:cstheme="minorHAnsi"/>
+                                <w:b/>
                                 <w:sz w:val="22"/>
                                 <w:szCs w:val="22"/>
                                 <w:lang w:val="en-US"/>
                               </w:rPr>
-                            </w:pPr>
-                            <w:r>
+                              <w:t>Carmenaty</w:t>
+                            </w:r>
+                            <w:proofErr w:type="spellEnd"/>
+                          </w:p>
+                          <w:p>
+                            <w:pPr>
                               <w:rPr>
                                 <w:rFonts w:ascii="Century Gothic" w:hAnsi="Century Gothic" w:cstheme="minorHAnsi"/>
                                 <w:sz w:val="22"/>
                                 <w:szCs w:val="22"/>
                                 <w:lang w:val="en-US"/>
                               </w:rPr>
-                              <w:t>Zyrcled S</w:t>
-                            </w:r>
+                            </w:pPr>
                             <w:r>
                               <w:rPr>
                                 <w:rFonts w:ascii="Century Gothic" w:hAnsi="Century Gothic" w:cstheme="minorHAnsi"/>
@@ -12607,7 +13062,7 @@
                                 <w:szCs w:val="22"/>
                                 <w:lang w:val="en-US"/>
                               </w:rPr>
-                              <w:t>.</w:t>
+                              <w:t>Medium Coders</w:t>
                             </w:r>
                             <w:r>
                               <w:rPr>
@@ -12616,7 +13071,7 @@
                                 <w:szCs w:val="22"/>
                                 <w:lang w:val="en-US"/>
                               </w:rPr>
-                              <w:t>G</w:t>
+                              <w:t>.</w:t>
                             </w:r>
                             <w:r>
                               <w:rPr>
@@ -12625,25 +13080,16 @@
                                 <w:szCs w:val="22"/>
                                 <w:lang w:val="en-US"/>
                               </w:rPr>
-                              <w:t>.</w:t>
-                            </w:r>
-                            <w:r>
-                              <w:rPr>
-                                <w:rFonts w:ascii="Century Gothic" w:hAnsi="Century Gothic" w:cstheme="minorHAnsi"/>
-                                <w:sz w:val="22"/>
-                                <w:szCs w:val="22"/>
+                              <w:t xml:space="preserve"> | </w:t>
+                            </w:r>
+                            <w:r>
+                              <w:rPr>
+                                <w:rFonts w:ascii="Century Gothic" w:hAnsi="Century Gothic" w:cstheme="minorHAnsi"/>
+                                <w:sz w:val="20"/>
+                                <w:szCs w:val="20"/>
                                 <w:lang w:val="en-US"/>
                               </w:rPr>
-                              <w:t xml:space="preserve"> | Co</w:t>
-                            </w:r>
-                            <w:r>
-                              <w:rPr>
-                                <w:rFonts w:ascii="Century Gothic" w:hAnsi="Century Gothic" w:cstheme="minorHAnsi"/>
-                                <w:sz w:val="22"/>
-                                <w:szCs w:val="22"/>
-                                <w:lang w:val="en-US"/>
-                              </w:rPr>
-                              <w:t>-Owner</w:t>
+                              <w:t>Team Leader</w:t>
                             </w:r>
                           </w:p>
                           <w:p>
@@ -12663,38 +13109,56 @@
                                 <w:szCs w:val="22"/>
                                 <w:lang w:val="en-US"/>
                               </w:rPr>
-                              <w:t>+34 697 16 79 49</w:t>
-                            </w:r>
-                          </w:p>
-                          <w:p>
-                            <w:pPr>
-                              <w:spacing w:line="276" w:lineRule="auto"/>
-                              <w:rPr>
-                                <w:rFonts w:ascii="Century Gothic" w:hAnsi="Century Gothic" w:cs="Arial"/>
+                              <w:t>+</w:t>
+                            </w:r>
+                            <w:r>
+                              <w:rPr>
+                                <w:rStyle w:val="translatable-message"/>
+                                <w:rFonts w:ascii="Century Gothic" w:hAnsi="Century Gothic"/>
                                 <w:sz w:val="22"/>
                                 <w:szCs w:val="22"/>
                                 <w:lang w:val="en-US"/>
                               </w:rPr>
-                            </w:pPr>
-                            <w:r>
-                              <w:rPr>
-                                <w:rFonts w:ascii="Century Gothic" w:hAnsi="Century Gothic" w:cs="Arial"/>
+                              <w:t>593</w:t>
+                            </w:r>
+                            <w:r>
+                              <w:rPr>
+                                <w:rStyle w:val="translatable-message"/>
+                                <w:rFonts w:ascii="Century Gothic" w:hAnsi="Century Gothic"/>
                                 <w:sz w:val="22"/>
                                 <w:szCs w:val="22"/>
                                 <w:lang w:val="en-US"/>
                               </w:rPr>
-                              <w:t>amed901117@gmail.com</w:t>
-                            </w:r>
-                          </w:p>
-                          <w:p>
-                            <w:pPr>
-                              <w:rPr>
-                                <w:rFonts w:ascii="Century Gothic" w:hAnsi="Century Gothic" w:cstheme="minorHAnsi"/>
+                              <w:t xml:space="preserve"> </w:t>
+                            </w:r>
+                            <w:r>
+                              <w:rPr>
+                                <w:rStyle w:val="translatable-message"/>
+                                <w:rFonts w:ascii="Century Gothic" w:hAnsi="Century Gothic"/>
                                 <w:sz w:val="22"/>
                                 <w:szCs w:val="22"/>
                                 <w:lang w:val="en-US"/>
                               </w:rPr>
-                            </w:pPr>
+                              <w:t>98 062 9597</w:t>
+                            </w:r>
+                          </w:p>
+                          <w:p>
+                            <w:pPr>
+                              <w:rPr>
+                                <w:rFonts w:ascii="Century Gothic" w:hAnsi="Century Gothic" w:cstheme="minorHAnsi"/>
+                                <w:sz w:val="20"/>
+                                <w:szCs w:val="20"/>
+                                <w:lang w:val="en-US"/>
+                              </w:rPr>
+                            </w:pPr>
+                            <w:r>
+                              <w:rPr>
+                                <w:rFonts w:ascii="Century Gothic" w:hAnsi="Century Gothic"/>
+                                <w:sz w:val="22"/>
+                                <w:szCs w:val="22"/>
+                              </w:rPr>
+                              <w:t>leo.cty@gmail.com</w:t>
+                            </w:r>
                           </w:p>
                           <w:p>
                             <w:pPr>
@@ -12768,7 +13232,6 @@
                           <w:lang w:val="en-US"/>
                         </w:rPr>
                       </w:pPr>
-                      <w:proofErr w:type="spellStart"/>
                       <w:r>
                         <w:rPr>
                           <w:rFonts w:ascii="Century Gothic" w:hAnsi="Century Gothic" w:cstheme="minorHAnsi"/>
@@ -12777,9 +13240,9 @@
                           <w:szCs w:val="22"/>
                           <w:lang w:val="en-US"/>
                         </w:rPr>
-                        <w:t>Amed</w:t>
-                      </w:r>
-                      <w:proofErr w:type="spellEnd"/>
+                        <w:t xml:space="preserve">Leandro </w:t>
+                      </w:r>
+                      <w:proofErr w:type="spellStart"/>
                       <w:r>
                         <w:rPr>
                           <w:rFonts w:ascii="Century Gothic" w:hAnsi="Century Gothic" w:cstheme="minorHAnsi"/>
@@ -12788,31 +13251,28 @@
                           <w:szCs w:val="22"/>
                           <w:lang w:val="en-US"/>
                         </w:rPr>
-                        <w:t xml:space="preserve"> Abreu </w:t>
-                      </w:r>
-                      <w:proofErr w:type="spellStart"/>
-                      <w:r>
-                        <w:rPr>
-                          <w:rFonts w:ascii="Century Gothic" w:hAnsi="Century Gothic" w:cstheme="minorHAnsi"/>
-                          <w:b/>
+                        <w:t>Carmenaty</w:t>
+                      </w:r>
+                      <w:proofErr w:type="spellEnd"/>
+                    </w:p>
+                    <w:p>
+                      <w:pPr>
+                        <w:rPr>
+                          <w:rFonts w:ascii="Century Gothic" w:hAnsi="Century Gothic" w:cstheme="minorHAnsi"/>
                           <w:sz w:val="22"/>
                           <w:szCs w:val="22"/>
                           <w:lang w:val="en-US"/>
                         </w:rPr>
-                        <w:t>Albor</w:t>
-                      </w:r>
-                      <w:proofErr w:type="spellEnd"/>
-                    </w:p>
-                    <w:p>
-                      <w:pPr>
+                      </w:pPr>
+                      <w:r>
                         <w:rPr>
                           <w:rFonts w:ascii="Century Gothic" w:hAnsi="Century Gothic" w:cstheme="minorHAnsi"/>
                           <w:sz w:val="22"/>
                           <w:szCs w:val="22"/>
                           <w:lang w:val="en-US"/>
                         </w:rPr>
-                      </w:pPr>
-                      <w:proofErr w:type="spellStart"/>
+                        <w:t>Medium Coders</w:t>
+                      </w:r>
                       <w:r>
                         <w:rPr>
                           <w:rFonts w:ascii="Century Gothic" w:hAnsi="Century Gothic" w:cstheme="minorHAnsi"/>
@@ -12820,9 +13280,8 @@
                           <w:szCs w:val="22"/>
                           <w:lang w:val="en-US"/>
                         </w:rPr>
-                        <w:t>Zyrcled</w:t>
-                      </w:r>
-                      <w:proofErr w:type="spellEnd"/>
+                        <w:t>.</w:t>
+                      </w:r>
                       <w:r>
                         <w:rPr>
                           <w:rFonts w:ascii="Century Gothic" w:hAnsi="Century Gothic" w:cstheme="minorHAnsi"/>
@@ -12830,52 +13289,16 @@
                           <w:szCs w:val="22"/>
                           <w:lang w:val="en-US"/>
                         </w:rPr>
-                        <w:t xml:space="preserve"> S</w:t>
-                      </w:r>
-                      <w:r>
-                        <w:rPr>
-                          <w:rFonts w:ascii="Century Gothic" w:hAnsi="Century Gothic" w:cstheme="minorHAnsi"/>
-                          <w:sz w:val="22"/>
-                          <w:szCs w:val="22"/>
+                        <w:t xml:space="preserve"> | </w:t>
+                      </w:r>
+                      <w:r>
+                        <w:rPr>
+                          <w:rFonts w:ascii="Century Gothic" w:hAnsi="Century Gothic" w:cstheme="minorHAnsi"/>
+                          <w:sz w:val="20"/>
+                          <w:szCs w:val="20"/>
                           <w:lang w:val="en-US"/>
                         </w:rPr>
-                        <w:t>.</w:t>
-                      </w:r>
-                      <w:r>
-                        <w:rPr>
-                          <w:rFonts w:ascii="Century Gothic" w:hAnsi="Century Gothic" w:cstheme="minorHAnsi"/>
-                          <w:sz w:val="22"/>
-                          <w:szCs w:val="22"/>
-                          <w:lang w:val="en-US"/>
-                        </w:rPr>
-                        <w:t>G</w:t>
-                      </w:r>
-                      <w:r>
-                        <w:rPr>
-                          <w:rFonts w:ascii="Century Gothic" w:hAnsi="Century Gothic" w:cstheme="minorHAnsi"/>
-                          <w:sz w:val="22"/>
-                          <w:szCs w:val="22"/>
-                          <w:lang w:val="en-US"/>
-                        </w:rPr>
-                        <w:t>.</w:t>
-                      </w:r>
-                      <w:r>
-                        <w:rPr>
-                          <w:rFonts w:ascii="Century Gothic" w:hAnsi="Century Gothic" w:cstheme="minorHAnsi"/>
-                          <w:sz w:val="22"/>
-                          <w:szCs w:val="22"/>
-                          <w:lang w:val="en-US"/>
-                        </w:rPr>
-                        <w:t xml:space="preserve"> | Co</w:t>
-                      </w:r>
-                      <w:r>
-                        <w:rPr>
-                          <w:rFonts w:ascii="Century Gothic" w:hAnsi="Century Gothic" w:cstheme="minorHAnsi"/>
-                          <w:sz w:val="22"/>
-                          <w:szCs w:val="22"/>
-                          <w:lang w:val="en-US"/>
-                        </w:rPr>
-                        <w:t>-Owner</w:t>
+                        <w:t>Team Leader</w:t>
                       </w:r>
                     </w:p>
                     <w:p>
@@ -12895,38 +13318,56 @@
                           <w:szCs w:val="22"/>
                           <w:lang w:val="en-US"/>
                         </w:rPr>
-                        <w:t>+34 697 16 79 49</w:t>
-                      </w:r>
-                    </w:p>
-                    <w:p>
-                      <w:pPr>
-                        <w:spacing w:line="276" w:lineRule="auto"/>
-                        <w:rPr>
-                          <w:rFonts w:ascii="Century Gothic" w:hAnsi="Century Gothic" w:cs="Arial"/>
+                        <w:t>+</w:t>
+                      </w:r>
+                      <w:r>
+                        <w:rPr>
+                          <w:rStyle w:val="translatable-message"/>
+                          <w:rFonts w:ascii="Century Gothic" w:hAnsi="Century Gothic"/>
                           <w:sz w:val="22"/>
                           <w:szCs w:val="22"/>
                           <w:lang w:val="en-US"/>
                         </w:rPr>
-                      </w:pPr>
-                      <w:r>
-                        <w:rPr>
-                          <w:rFonts w:ascii="Century Gothic" w:hAnsi="Century Gothic" w:cs="Arial"/>
+                        <w:t>593</w:t>
+                      </w:r>
+                      <w:r>
+                        <w:rPr>
+                          <w:rStyle w:val="translatable-message"/>
+                          <w:rFonts w:ascii="Century Gothic" w:hAnsi="Century Gothic"/>
                           <w:sz w:val="22"/>
                           <w:szCs w:val="22"/>
                           <w:lang w:val="en-US"/>
                         </w:rPr>
-                        <w:t>amed901117@gmail.com</w:t>
-                      </w:r>
-                    </w:p>
-                    <w:p>
-                      <w:pPr>
-                        <w:rPr>
-                          <w:rFonts w:ascii="Century Gothic" w:hAnsi="Century Gothic" w:cstheme="minorHAnsi"/>
+                        <w:t xml:space="preserve"> </w:t>
+                      </w:r>
+                      <w:r>
+                        <w:rPr>
+                          <w:rStyle w:val="translatable-message"/>
+                          <w:rFonts w:ascii="Century Gothic" w:hAnsi="Century Gothic"/>
                           <w:sz w:val="22"/>
                           <w:szCs w:val="22"/>
                           <w:lang w:val="en-US"/>
                         </w:rPr>
-                      </w:pPr>
+                        <w:t>98 062 9597</w:t>
+                      </w:r>
+                    </w:p>
+                    <w:p>
+                      <w:pPr>
+                        <w:rPr>
+                          <w:rFonts w:ascii="Century Gothic" w:hAnsi="Century Gothic" w:cstheme="minorHAnsi"/>
+                          <w:sz w:val="20"/>
+                          <w:szCs w:val="20"/>
+                          <w:lang w:val="en-US"/>
+                        </w:rPr>
+                      </w:pPr>
+                      <w:r>
+                        <w:rPr>
+                          <w:rFonts w:ascii="Century Gothic" w:hAnsi="Century Gothic"/>
+                          <w:sz w:val="22"/>
+                          <w:szCs w:val="22"/>
+                        </w:rPr>
+                        <w:t>leo.cty@gmail.com</w:t>
+                      </w:r>
                     </w:p>
                     <w:p>
                       <w:pPr>
@@ -13206,6 +13647,15 @@
                               </w:rPr>
                               <w:t>Ingeniero Informático</w:t>
                             </w:r>
+                            <w:r>
+                              <w:rPr>
+                                <w:rFonts w:ascii="Century Gothic" w:hAnsi="Century Gothic" w:cs="Tahoma"/>
+                                <w:color w:val="262626" w:themeColor="text1" w:themeTint="D9"/>
+                                <w:sz w:val="22"/>
+                                <w:szCs w:val="22"/>
+                              </w:rPr>
+                              <w:t>.</w:t>
+                            </w:r>
                           </w:p>
                           <w:p>
                             <w:pPr>
@@ -13310,11 +13760,7 @@
           </mc:Choice>
           <mc:Fallback>
             <w:pict>
-              <v:shapetype w14:anchorId="7E66BE50" id="_x0000_t202" coordsize="21600,21600" o:spt="202" path="m,l,21600r21600,l21600,xe">
-                <v:stroke joinstyle="miter"/>
-                <v:path gradientshapeok="t" o:connecttype="rect"/>
-              </v:shapetype>
-              <v:shape id="_x0000_s1046" type="#_x0000_t202" style="position:absolute;margin-left:331.05pt;margin-top:32.4pt;width:163.5pt;height:81.85pt;z-index:251620351;visibility:visible;mso-wrap-style:square;mso-width-percent:0;mso-height-percent:0;mso-wrap-distance-left:9pt;mso-wrap-distance-top:0;mso-wrap-distance-right:9pt;mso-wrap-distance-bottom:0;mso-position-horizontal:absolute;mso-position-horizontal-relative:margin;mso-position-vertical:absolute;mso-position-vertical-relative:text;mso-width-percent:0;mso-height-percent:0;mso-width-relative:margin;mso-height-relative:margin;v-text-anchor:top" o:gfxdata="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" filled="f" stroked="f">
+              <v:shape w14:anchorId="7E66BE50" id="_x0000_s1046" type="#_x0000_t202" style="position:absolute;margin-left:331.05pt;margin-top:32.4pt;width:163.5pt;height:81.85pt;z-index:251620351;visibility:visible;mso-wrap-style:square;mso-width-percent:0;mso-height-percent:0;mso-wrap-distance-left:9pt;mso-wrap-distance-top:0;mso-wrap-distance-right:9pt;mso-wrap-distance-bottom:0;mso-position-horizontal:absolute;mso-position-horizontal-relative:margin;mso-position-vertical:absolute;mso-position-vertical-relative:text;mso-width-percent:0;mso-height-percent:0;mso-width-relative:margin;mso-height-relative:margin;v-text-anchor:top" o:gfxdata="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" filled="f" stroked="f">
                 <v:textbox>
                   <w:txbxContent>
                     <w:p>
@@ -13371,6 +13817,15 @@
                           <w:szCs w:val="22"/>
                         </w:rPr>
                         <w:t>Ingeniero Informático</w:t>
+                      </w:r>
+                      <w:r>
+                        <w:rPr>
+                          <w:rFonts w:ascii="Century Gothic" w:hAnsi="Century Gothic" w:cs="Tahoma"/>
+                          <w:color w:val="262626" w:themeColor="text1" w:themeTint="D9"/>
+                          <w:sz w:val="22"/>
+                          <w:szCs w:val="22"/>
+                        </w:rPr>
+                        <w:t>.</w:t>
                       </w:r>
                     </w:p>
                     <w:p>
@@ -13652,13 +14107,41 @@
                                 <w:sz w:val="28"/>
                               </w:rPr>
                             </w:pPr>
+                            <w:proofErr w:type="spellStart"/>
                             <w:r>
                               <w:rPr>
                                 <w:rFonts w:ascii="Century Gothic" w:hAnsi="Century Gothic"/>
                                 <w:sz w:val="20"/>
                                 <w:szCs w:val="20"/>
                               </w:rPr>
-                              <w:t>jesus-hernandez-barrios</w:t>
+                              <w:t>jesus</w:t>
+                            </w:r>
+                            <w:proofErr w:type="spellEnd"/>
+                            <w:r>
+                              <w:rPr>
+                                <w:rFonts w:ascii="Century Gothic" w:hAnsi="Century Gothic"/>
+                                <w:sz w:val="20"/>
+                                <w:szCs w:val="20"/>
+                              </w:rPr>
+                              <w:t>-</w:t>
+                            </w:r>
+                            <w:proofErr w:type="spellStart"/>
+                            <w:r>
+                              <w:rPr>
+                                <w:rFonts w:ascii="Century Gothic" w:hAnsi="Century Gothic"/>
+                                <w:sz w:val="20"/>
+                                <w:szCs w:val="20"/>
+                              </w:rPr>
+                              <w:t>hernandez</w:t>
+                            </w:r>
+                            <w:proofErr w:type="spellEnd"/>
+                            <w:r>
+                              <w:rPr>
+                                <w:rFonts w:ascii="Century Gothic" w:hAnsi="Century Gothic"/>
+                                <w:sz w:val="20"/>
+                                <w:szCs w:val="20"/>
+                              </w:rPr>
+                              <w:t>-barrios</w:t>
                             </w:r>
                           </w:p>
                           <w:p>
@@ -14570,7 +15053,7 @@
 <w:numbering xmlns:wpc="http://schemas.microsoft.com/office/word/2010/wordprocessingCanvas" xmlns:cx="http://schemas.microsoft.com/office/drawing/2014/chartex" xmlns:cx1="http://schemas.microsoft.com/office/drawing/2015/9/8/chartex" xmlns:cx2="http://schemas.microsoft.com/office/drawing/2015/10/21/chartex" xmlns:cx3="http://schemas.microsoft.com/office/drawing/2016/5/9/chartex" xmlns:cx4="http://schemas.microsoft.com/office/drawing/2016/5/10/chartex" xmlns:cx5="http://schemas.microsoft.com/office/drawing/2016/5/11/chartex" xmlns:cx6="http://schemas.microsoft.com/office/drawing/2016/5/12/chartex" xmlns:cx7="http://schemas.microsoft.com/office/drawing/2016/5/13/chartex" xmlns:cx8="http://schemas.microsoft.com/office/drawing/2016/5/14/chartex" xmlns:mc="http://schemas.openxmlformats.org/markup-compatibility/2006" xmlns:aink="http://schemas.microsoft.com/office/drawing/2016/ink" xmlns:am3d="http://schemas.microsoft.com/office/drawing/2017/model3d" xmlns:o="urn:schemas-microsoft-com:office:office" xmlns:r="http://schemas.openxmlformats.org/officeDocument/2006/relationships" xmlns:m="http://schemas.openxmlformats.org/officeDocument/2006/math" xmlns:v="urn:schemas-microsoft-com:vml" xmlns:wp14="http://schemas.microsoft.com/office/word/2010/wordprocessingDrawing" xmlns:wp="http://schemas.openxmlformats.org/drawingml/2006/wordprocessingDrawing" xmlns:w10="urn:schemas-microsoft-com:office:word" xmlns:w="http://schemas.openxmlformats.org/wordprocessingml/2006/main" xmlns:w14="http://schemas.microsoft.com/office/word/2010/wordml" xmlns:w15="http://schemas.microsoft.com/office/word/2012/wordml" xmlns:w16cex="http://schemas.microsoft.com/office/word/2018/wordml/cex" xmlns:w16cid="http://schemas.microsoft.com/office/word/2016/wordml/cid" xmlns:w16="http://schemas.microsoft.com/office/word/2018/wordml" xmlns:w16sdtdh="http://schemas.microsoft.com/office/word/2020/wordml/sdtdatahash" xmlns:w16se="http://schemas.microsoft.com/office/word/2015/wordml/symex" xmlns:wpg="http://schemas.microsoft.com/office/word/2010/wordprocessingGroup" xmlns:wpi="http://schemas.microsoft.com/office/word/2010/wordprocessingInk" xmlns:wne="http://schemas.microsoft.com/office/word/2006/wordml" xmlns:wps="http://schemas.microsoft.com/office/word/2010/wordprocessingShape" mc:Ignorable="w14 w15 w16se w16cid w16 w16cex w16sdtdh wp14">
   <w:numPicBullet w:numPicBulletId="0">
     <w:pict>
-      <v:shapetype w14:anchorId="51E6F569" id="_x0000_t75" coordsize="21600,21600" o:spt="75" o:preferrelative="t" path="m@4@5l@4@11@9@11@9@5xe" filled="f" stroked="f">
+      <v:shapetype w14:anchorId="0D9CF4E8" id="_x0000_t75" coordsize="21600,21600" o:spt="75" o:preferrelative="t" path="m@4@5l@4@11@9@11@9@5xe" filled="f" stroked="f">
         <v:stroke joinstyle="miter"/>
         <v:formulas>
           <v:f eqn="if lineDrawn pixelLineWidth 0"/>
@@ -14589,7 +15072,7 @@
         <v:path o:extrusionok="f" gradientshapeok="t" o:connecttype="rect"/>
         <o:lock v:ext="edit" aspectratio="t"/>
       </v:shapetype>
-      <v:shape id="_x0000_i1135" type="#_x0000_t75" style="width:12pt;height:12pt;visibility:visible" o:gfxdata="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" o:bullet="t">
+      <v:shape id="_x0000_i1062" type="#_x0000_t75" style="width:12pt;height:12pt;visibility:visible" o:gfxdata="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" o:bullet="t">
         <v:imagedata r:id="rId1" o:title=""/>
       </v:shape>
     </w:pict>
@@ -16728,7 +17211,7 @@
   <w:style w:type="paragraph" w:default="1" w:styleId="Normal">
     <w:name w:val="Normal"/>
     <w:qFormat/>
-    <w:rsid w:val="005B4C5D"/>
+    <w:rsid w:val="00557604"/>
     <w:rPr>
       <w:sz w:val="24"/>
       <w:szCs w:val="24"/>

--- a/cv/front/CV - Jesús Hernández - Frontend - ES.docx
+++ b/cv/front/CV - Jesús Hernández - Frontend - ES.docx
@@ -153,7 +153,6 @@
                               </w:rPr>
                               <w:t xml:space="preserve">Desarrollador </w:t>
                             </w:r>
-                            <w:proofErr w:type="spellStart"/>
                             <w:r>
                               <w:rPr>
                                 <w:rFonts w:ascii="Century Gothic" w:hAnsi="Century Gothic"/>
@@ -164,7 +163,6 @@
                               </w:rPr>
                               <w:t>Frontend</w:t>
                             </w:r>
-                            <w:proofErr w:type="spellEnd"/>
                             <w:r>
                               <w:rPr>
                                 <w:rFonts w:ascii="Century Gothic" w:hAnsi="Century Gothic"/>
@@ -175,7 +173,6 @@
                               </w:rPr>
                               <w:t xml:space="preserve"> </w:t>
                             </w:r>
-                            <w:proofErr w:type="spellStart"/>
                             <w:r>
                               <w:rPr>
                                 <w:rFonts w:ascii="Century Gothic" w:hAnsi="Century Gothic"/>
@@ -184,18 +181,7 @@
                                 <w:sz w:val="28"/>
                                 <w:szCs w:val="28"/>
                               </w:rPr>
-                              <w:t>Flutter</w:t>
-                            </w:r>
-                            <w:proofErr w:type="spellEnd"/>
-                            <w:r>
-                              <w:rPr>
-                                <w:rFonts w:ascii="Century Gothic" w:hAnsi="Century Gothic"/>
-                                <w:b/>
-                                <w:color w:val="000000" w:themeColor="text1"/>
-                                <w:sz w:val="28"/>
-                                <w:szCs w:val="28"/>
-                              </w:rPr>
-                              <w:t>/Dart</w:t>
+                              <w:t>Flutter/Dart</w:t>
                             </w:r>
                           </w:p>
                         </w:txbxContent>
@@ -1330,7 +1316,6 @@
                                 <w:szCs w:val="22"/>
                               </w:rPr>
                             </w:pPr>
-                            <w:proofErr w:type="gramStart"/>
                             <w:r>
                               <w:rPr>
                                 <w:rFonts w:ascii="Century Gothic" w:hAnsi="Century Gothic"/>
@@ -1340,79 +1325,14 @@
                               </w:rPr>
                               <w:t>Formaciones :</w:t>
                             </w:r>
-                            <w:proofErr w:type="gramEnd"/>
                             <w:r>
                               <w:rPr>
                                 <w:rFonts w:ascii="Century Gothic" w:hAnsi="Century Gothic"/>
                                 <w:sz w:val="22"/>
                                 <w:szCs w:val="22"/>
                               </w:rPr>
-                              <w:t xml:space="preserve"> Diplomados, Congresos, </w:t>
-                            </w:r>
-                            <w:proofErr w:type="spellStart"/>
-                            <w:r>
-                              <w:rPr>
-                                <w:rFonts w:ascii="Century Gothic" w:hAnsi="Century Gothic"/>
-                                <w:sz w:val="22"/>
-                                <w:szCs w:val="22"/>
-                              </w:rPr>
-                              <w:t>xxxxxxxxxx</w:t>
-                            </w:r>
-                            <w:proofErr w:type="spellEnd"/>
-                            <w:r>
-                              <w:rPr>
-                                <w:rFonts w:ascii="Century Gothic" w:hAnsi="Century Gothic"/>
-                                <w:sz w:val="22"/>
-                                <w:szCs w:val="22"/>
-                              </w:rPr>
-                              <w:t xml:space="preserve"> </w:t>
-                            </w:r>
-                            <w:proofErr w:type="spellStart"/>
-                            <w:r>
-                              <w:rPr>
-                                <w:rFonts w:ascii="Century Gothic" w:hAnsi="Century Gothic"/>
-                                <w:sz w:val="22"/>
-                                <w:szCs w:val="22"/>
-                              </w:rPr>
-                              <w:t>xxxxxx</w:t>
-                            </w:r>
-                            <w:proofErr w:type="spellEnd"/>
-                            <w:r>
-                              <w:rPr>
-                                <w:rFonts w:ascii="Century Gothic" w:hAnsi="Century Gothic"/>
-                                <w:sz w:val="22"/>
-                                <w:szCs w:val="22"/>
-                              </w:rPr>
-                              <w:t xml:space="preserve"> </w:t>
-                            </w:r>
-                            <w:proofErr w:type="spellStart"/>
-                            <w:r>
-                              <w:rPr>
-                                <w:rFonts w:ascii="Century Gothic" w:hAnsi="Century Gothic"/>
-                                <w:sz w:val="22"/>
-                                <w:szCs w:val="22"/>
-                              </w:rPr>
-                              <w:t>xxxxxxxxx</w:t>
-                            </w:r>
-                            <w:proofErr w:type="spellEnd"/>
-                            <w:r>
-                              <w:rPr>
-                                <w:rFonts w:ascii="Century Gothic" w:hAnsi="Century Gothic"/>
-                                <w:sz w:val="22"/>
-                                <w:szCs w:val="22"/>
-                              </w:rPr>
-                              <w:t xml:space="preserve"> </w:t>
-                            </w:r>
-                            <w:proofErr w:type="spellStart"/>
-                            <w:r>
-                              <w:rPr>
-                                <w:rFonts w:ascii="Century Gothic" w:hAnsi="Century Gothic"/>
-                                <w:sz w:val="22"/>
-                                <w:szCs w:val="22"/>
-                              </w:rPr>
-                              <w:t>xxxxxxxxxxxxxxxxx</w:t>
-                            </w:r>
-                            <w:proofErr w:type="spellEnd"/>
+                              <w:t xml:space="preserve"> Diplomados, Congresos, xxxxxxxxxx xxxxxx xxxxxxxxx xxxxxxxxxxxxxxxxx</w:t>
+                            </w:r>
                           </w:p>
                           <w:p>
                             <w:pPr>
@@ -1437,25 +1357,7 @@
                                 <w:sz w:val="22"/>
                                 <w:szCs w:val="22"/>
                               </w:rPr>
-                              <w:t xml:space="preserve"> </w:t>
-                            </w:r>
-                            <w:proofErr w:type="spellStart"/>
-                            <w:r>
-                              <w:rPr>
-                                <w:rFonts w:ascii="Century Gothic" w:hAnsi="Century Gothic"/>
-                                <w:sz w:val="22"/>
-                                <w:szCs w:val="22"/>
-                              </w:rPr>
-                              <w:t>xxxxxxxxxxxxxxxxxxxxxxxxxxxxxx</w:t>
-                            </w:r>
-                            <w:proofErr w:type="spellEnd"/>
-                            <w:r>
-                              <w:rPr>
-                                <w:rFonts w:ascii="Century Gothic" w:hAnsi="Century Gothic"/>
-                                <w:sz w:val="22"/>
-                                <w:szCs w:val="22"/>
-                              </w:rPr>
-                              <w:t xml:space="preserve"> </w:t>
+                              <w:t xml:space="preserve"> xxxxxxxxxxxxxxxxxxxxxxxxxxxxxx </w:t>
                             </w:r>
                           </w:p>
                         </w:txbxContent>
@@ -2163,10 +2065,22 @@
                               <w:fldChar w:fldCharType="begin"/>
                             </w:r>
                             <w:r>
+                              <w:instrText xml:space="preserve"> INCLUDEPICTURE  "https://lh3.googleusercontent.com/-zZva6319EVE/AAAAAAAAAAI/AAAAAAAAAAA/zKFGBYMviqc/photo.jpg" \* MERGEFORMATINET </w:instrText>
+                            </w:r>
+                            <w:r>
+                              <w:fldChar w:fldCharType="separate"/>
+                            </w:r>
+                            <w:r>
+                              <w:fldChar w:fldCharType="begin"/>
+                            </w:r>
+                            <w:r>
                               <w:instrText xml:space="preserve"> </w:instrText>
                             </w:r>
                             <w:r>
-                              <w:instrText>INCLUDEPICTURE  "https://lh3.googleusercontent.com/-zZva6319EVE/AAAAAAAAAAI/AAAAAAAAAAA/zKFGBYMviqc/photo.jpg" \* MERGEFORMATINET</w:instrText>
+                              <w:instrText xml:space="preserve">INCLUDEPICTURE  </w:instrText>
+                            </w:r>
+                            <w:r>
+                              <w:instrText>"https://lh3.googleusercontent.com/-zZva6319EVE/AAAAAAAAAAI/AAAAAAAAAAA/zKFGBYMviqc/photo.jpg" \* MERGEFORMATINET</w:instrText>
                             </w:r>
                             <w:r>
                               <w:instrText xml:space="preserve"> </w:instrText>
@@ -2180,6 +2094,9 @@
                                   <v:imagedata r:id="rId11" r:href="rId12" gain="109227f"/>
                                 </v:shape>
                               </w:pict>
+                            </w:r>
+                            <w:r>
+                              <w:fldChar w:fldCharType="end"/>
                             </w:r>
                             <w:r>
                               <w:fldChar w:fldCharType="end"/>
@@ -2893,7 +2810,7 @@
                         <a:effectLst/>
                         <a:extLst>
                           <a:ext uri="{C572A759-6A51-4108-AA02-DFA0A04FC94B}">
-                            <ma14:wrappingTextBoxFlag xmlns:ma14="http://schemas.microsoft.com/office/mac/drawingml/2011/main" xmlns:w="http://schemas.openxmlformats.org/wordprocessingml/2006/main" xmlns:w10="urn:schemas-microsoft-com:office:word" xmlns:v="urn:schemas-microsoft-com:vml" xmlns:o="urn:schemas-microsoft-com:office:office" xmlns:mv="urn:schemas-microsoft-com:mac:vml" xmlns:mo="http://schemas.microsoft.com/office/mac/office/2008/main" xmlns="" xmlns:w16du="http://schemas.microsoft.com/office/word/2023/wordml/word16du" xmlns:oel="http://schemas.microsoft.com/office/2019/extlst"/>
+                            <ma14:wrappingTextBoxFlag xmlns:oel="http://schemas.microsoft.com/office/2019/extlst" xmlns:w16du="http://schemas.microsoft.com/office/word/2023/wordml/word16du" xmlns="" xmlns:mo="http://schemas.microsoft.com/office/mac/office/2008/main" xmlns:mv="urn:schemas-microsoft-com:mac:vml" xmlns:o="urn:schemas-microsoft-com:office:office" xmlns:v="urn:schemas-microsoft-com:vml" xmlns:w10="urn:schemas-microsoft-com:office:word" xmlns:w="http://schemas.openxmlformats.org/wordprocessingml/2006/main" xmlns:ma14="http://schemas.microsoft.com/office/mac/drawingml/2011/main"/>
                           </a:ext>
                         </a:extLst>
                       </wps:spPr>
@@ -2956,23 +2873,7 @@
                                 <w:rFonts w:ascii="Century Gothic" w:hAnsi="Century Gothic" w:cs="Tahoma"/>
                                 <w:color w:val="808080" w:themeColor="background1" w:themeShade="80"/>
                               </w:rPr>
-                              <w:t xml:space="preserve">en </w:t>
-                            </w:r>
-                            <w:proofErr w:type="spellStart"/>
-                            <w:r>
-                              <w:rPr>
-                                <w:rFonts w:ascii="Century Gothic" w:hAnsi="Century Gothic" w:cs="Tahoma"/>
-                                <w:color w:val="808080" w:themeColor="background1" w:themeShade="80"/>
-                              </w:rPr>
-                              <w:t>Flutter</w:t>
-                            </w:r>
-                            <w:proofErr w:type="spellEnd"/>
-                            <w:r>
-                              <w:rPr>
-                                <w:rFonts w:ascii="Century Gothic" w:hAnsi="Century Gothic" w:cs="Tahoma"/>
-                                <w:color w:val="808080" w:themeColor="background1" w:themeShade="80"/>
-                              </w:rPr>
-                              <w:t xml:space="preserve"> desde que estaba en su versión Beta.</w:t>
+                              <w:t>en Flutter desde que estaba en su versión Beta.</w:t>
                             </w:r>
                           </w:p>
                           <w:p>
@@ -3266,7 +3167,7 @@
               </wp:anchor>
             </w:drawing>
           </mc:Choice>
-          <mc:Fallback xmlns:w16du="http://schemas.microsoft.com/office/word/2023/wordml/word16du" xmlns:oel="http://schemas.microsoft.com/office/2019/extlst">
+          <mc:Fallback xmlns:oel="http://schemas.microsoft.com/office/2019/extlst" xmlns:w16du="http://schemas.microsoft.com/office/word/2023/wordml/word16du">
             <w:pict>
               <v:shapetype w14:anchorId="56B36548" id="_x0000_t32" coordsize="21600,21600" o:spt="32" o:oned="t" path="m,l21600,21600e" filled="f">
                 <v:path arrowok="t" fillok="f" o:connecttype="none"/>
@@ -3345,7 +3246,7 @@
               </wp:anchor>
             </w:drawing>
           </mc:Choice>
-          <mc:Fallback xmlns:w16du="http://schemas.microsoft.com/office/word/2023/wordml/word16du" xmlns:oel="http://schemas.microsoft.com/office/2019/extlst">
+          <mc:Fallback xmlns:oel="http://schemas.microsoft.com/office/2019/extlst" xmlns:w16du="http://schemas.microsoft.com/office/word/2023/wordml/word16du">
             <w:pict>
               <v:shape w14:anchorId="5FCC3B20" id="AutoShape 212" o:spid="_x0000_s1026" type="#_x0000_t32" style="position:absolute;margin-left:-111.85pt;margin-top:17.7pt;width:.05pt;height:251.5pt;z-index:251664384;visibility:visible;mso-wrap-style:square;mso-width-percent:0;mso-height-percent:0;mso-wrap-distance-left:9pt;mso-wrap-distance-top:0;mso-wrap-distance-right:9pt;mso-wrap-distance-bottom:0;mso-position-horizontal:absolute;mso-position-horizontal-relative:text;mso-position-vertical:absolute;mso-position-vertical-relative:text;mso-width-percent:0;mso-height-percent:0;mso-width-relative:page;mso-height-relative:page" o:gfxdata="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" strokecolor="#00b0f0"/>
             </w:pict>
@@ -3427,7 +3328,7 @@
               </wp:anchor>
             </w:drawing>
           </mc:Choice>
-          <mc:Fallback xmlns:w16du="http://schemas.microsoft.com/office/word/2023/wordml/word16du" xmlns:oel="http://schemas.microsoft.com/office/2019/extlst">
+          <mc:Fallback xmlns:oel="http://schemas.microsoft.com/office/2019/extlst" xmlns:w16du="http://schemas.microsoft.com/office/word/2023/wordml/word16du">
             <w:pict>
               <v:shape w14:anchorId="1F9C3315" id="AutoShape 216" o:spid="_x0000_s1026" type="#_x0000_t32" style="position:absolute;margin-left:-351.3pt;margin-top:-12.15pt;width:11.35pt;height:0;z-index:251668480;visibility:visible;mso-wrap-style:square;mso-width-percent:0;mso-height-percent:0;mso-wrap-distance-left:9pt;mso-wrap-distance-top:0;mso-wrap-distance-right:9pt;mso-wrap-distance-bottom:0;mso-position-horizontal:absolute;mso-position-horizontal-relative:text;mso-position-vertical:absolute;mso-position-vertical-relative:text;mso-width-percent:0;mso-height-percent:0;mso-width-relative:page;mso-height-relative:page" o:gfxdata="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" strokecolor="#00b0f0"/>
             </w:pict>
@@ -4302,6 +4203,13 @@
           </wp:anchor>
         </w:drawing>
       </w:r>
+    </w:p>
+    <w:p>
+      <w:pPr>
+        <w:rPr>
+          <w:rFonts w:asciiTheme="minorHAnsi" w:hAnsiTheme="minorHAnsi" w:cstheme="minorHAnsi"/>
+        </w:rPr>
+      </w:pPr>
       <w:r>
         <w:rPr>
           <w:rFonts w:asciiTheme="minorHAnsi" w:hAnsiTheme="minorHAnsi" w:cstheme="minorHAnsi"/>
@@ -4310,15 +4218,15 @@
         <mc:AlternateContent>
           <mc:Choice Requires="wps">
             <w:drawing>
-              <wp:anchor distT="0" distB="0" distL="114300" distR="114300" simplePos="0" relativeHeight="251835392" behindDoc="0" locked="0" layoutInCell="1" allowOverlap="1" wp14:anchorId="0F08D93A" wp14:editId="694AA1C1">
+              <wp:anchor distT="0" distB="0" distL="114300" distR="114300" simplePos="0" relativeHeight="251835392" behindDoc="0" locked="0" layoutInCell="1" allowOverlap="1" wp14:anchorId="0F08D93A" wp14:editId="651C2C9C">
                 <wp:simplePos x="0" y="0"/>
                 <wp:positionH relativeFrom="margin">
-                  <wp:posOffset>-804545</wp:posOffset>
+                  <wp:posOffset>-935355</wp:posOffset>
                 </wp:positionH>
                 <wp:positionV relativeFrom="paragraph">
-                  <wp:posOffset>408305</wp:posOffset>
+                  <wp:posOffset>222250</wp:posOffset>
                 </wp:positionV>
-                <wp:extent cx="4812030" cy="308610"/>
+                <wp:extent cx="4941570" cy="308610"/>
                 <wp:effectExtent l="0" t="0" r="0" b="0"/>
                 <wp:wrapNone/>
                 <wp:docPr id="66" name="Cuadro de texto 66"/>
@@ -4330,7 +4238,7 @@
                       <wps:spPr>
                         <a:xfrm>
                           <a:off x="0" y="0"/>
-                          <a:ext cx="4812030" cy="308610"/>
+                          <a:ext cx="4941570" cy="308610"/>
                         </a:xfrm>
                         <a:prstGeom prst="rect">
                           <a:avLst/>
@@ -4386,7 +4294,17 @@
                                 <w:szCs w:val="20"/>
                                 <w:lang w:val="es-CU"/>
                               </w:rPr>
-                              <w:t>+53 5 426 8660</w:t>
+                              <w:t>+</w:t>
+                            </w:r>
+                            <w:r>
+                              <w:rPr>
+                                <w:rFonts w:ascii="Century Gothic" w:hAnsi="Century Gothic"/>
+                                <w:color w:val="000000" w:themeColor="text1"/>
+                                <w:sz w:val="20"/>
+                                <w:szCs w:val="20"/>
+                                <w:lang w:val="es-CU"/>
+                              </w:rPr>
+                              <w:t>52 962 205 4204</w:t>
                             </w:r>
                             <w:r>
                               <w:rPr>
@@ -4542,7 +4460,11 @@
           </mc:Choice>
           <mc:Fallback>
             <w:pict>
-              <v:shape w14:anchorId="0F08D93A" id="Cuadro de texto 66" o:spid="_x0000_s1033" type="#_x0000_t202" style="position:absolute;margin-left:-63.35pt;margin-top:32.15pt;width:378.9pt;height:24.3pt;z-index:251835392;visibility:visible;mso-wrap-style:square;mso-width-percent:0;mso-height-percent:0;mso-wrap-distance-left:9pt;mso-wrap-distance-top:0;mso-wrap-distance-right:9pt;mso-wrap-distance-bottom:0;mso-position-horizontal:absolute;mso-position-horizontal-relative:margin;mso-position-vertical:absolute;mso-position-vertical-relative:text;mso-width-percent:0;mso-height-percent:0;mso-width-relative:margin;mso-height-relative:margin;v-text-anchor:top" o:gfxdata="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" filled="f" stroked="f">
+              <v:shapetype w14:anchorId="0F08D93A" id="_x0000_t202" coordsize="21600,21600" o:spt="202" path="m,l,21600r21600,l21600,xe">
+                <v:stroke joinstyle="miter"/>
+                <v:path gradientshapeok="t" o:connecttype="rect"/>
+              </v:shapetype>
+              <v:shape id="Cuadro de texto 66" o:spid="_x0000_s1033" type="#_x0000_t202" style="position:absolute;margin-left:-73.65pt;margin-top:17.5pt;width:389.1pt;height:24.3pt;z-index:251835392;visibility:visible;mso-wrap-style:square;mso-width-percent:0;mso-height-percent:0;mso-wrap-distance-left:9pt;mso-wrap-distance-top:0;mso-wrap-distance-right:9pt;mso-wrap-distance-bottom:0;mso-position-horizontal:absolute;mso-position-horizontal-relative:margin;mso-position-vertical:absolute;mso-position-vertical-relative:text;mso-width-percent:0;mso-height-percent:0;mso-width-relative:margin;mso-height-relative:margin;v-text-anchor:top" o:gfxdata="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" filled="f" stroked="f">
                 <v:textbox>
                   <w:txbxContent>
                     <w:p>
@@ -4574,7 +4496,17 @@
                           <w:szCs w:val="20"/>
                           <w:lang w:val="es-CU"/>
                         </w:rPr>
-                        <w:t>+53 5 426 8660</w:t>
+                        <w:t>+</w:t>
+                      </w:r>
+                      <w:r>
+                        <w:rPr>
+                          <w:rFonts w:ascii="Century Gothic" w:hAnsi="Century Gothic"/>
+                          <w:color w:val="000000" w:themeColor="text1"/>
+                          <w:sz w:val="20"/>
+                          <w:szCs w:val="20"/>
+                          <w:lang w:val="es-CU"/>
+                        </w:rPr>
+                        <w:t>52 962 205 4204</w:t>
                       </w:r>
                       <w:r>
                         <w:rPr>
@@ -4716,13 +4648,6 @@
           </mc:Fallback>
         </mc:AlternateContent>
       </w:r>
-    </w:p>
-    <w:p>
-      <w:pPr>
-        <w:rPr>
-          <w:rFonts w:asciiTheme="minorHAnsi" w:hAnsiTheme="minorHAnsi" w:cstheme="minorHAnsi"/>
-        </w:rPr>
-      </w:pPr>
     </w:p>
     <w:p>
       <w:pPr>
@@ -4782,7 +4707,7 @@
                         <a:effectLst/>
                         <a:extLst>
                           <a:ext uri="{C572A759-6A51-4108-AA02-DFA0A04FC94B}">
-                            <ma14:wrappingTextBoxFlag xmlns:ma14="http://schemas.microsoft.com/office/mac/drawingml/2011/main" xmlns:w="http://schemas.openxmlformats.org/wordprocessingml/2006/main" xmlns:w10="urn:schemas-microsoft-com:office:word" xmlns:v="urn:schemas-microsoft-com:vml" xmlns:o="urn:schemas-microsoft-com:office:office" xmlns:mv="urn:schemas-microsoft-com:mac:vml" xmlns:mo="http://schemas.microsoft.com/office/mac/office/2008/main" xmlns="" xmlns:w16du="http://schemas.microsoft.com/office/word/2023/wordml/word16du" xmlns:oel="http://schemas.microsoft.com/office/2019/extlst"/>
+                            <ma14:wrappingTextBoxFlag xmlns:oel="http://schemas.microsoft.com/office/2019/extlst" xmlns:w16du="http://schemas.microsoft.com/office/word/2023/wordml/word16du" xmlns="" xmlns:mo="http://schemas.microsoft.com/office/mac/office/2008/main" xmlns:mv="urn:schemas-microsoft-com:mac:vml" xmlns:o="urn:schemas-microsoft-com:office:office" xmlns:v="urn:schemas-microsoft-com:vml" xmlns:w10="urn:schemas-microsoft-com:office:word" xmlns:w="http://schemas.openxmlformats.org/wordprocessingml/2006/main" xmlns:ma14="http://schemas.microsoft.com/office/mac/drawingml/2011/main"/>
                           </a:ext>
                         </a:extLst>
                       </wps:spPr>
@@ -4831,17 +4756,8 @@
                                 <w:rFonts w:ascii="Century Gothic" w:hAnsi="Century Gothic" w:cs="Tahoma"/>
                                 <w:color w:val="F2F2F2" w:themeColor="background1" w:themeShade="F2"/>
                               </w:rPr>
-                              <w:t xml:space="preserve">Bloc / </w:t>
-                            </w:r>
-                            <w:proofErr w:type="spellStart"/>
-                            <w:r>
-                              <w:rPr>
-                                <w:rFonts w:ascii="Century Gothic" w:hAnsi="Century Gothic" w:cs="Tahoma"/>
-                                <w:color w:val="F2F2F2" w:themeColor="background1" w:themeShade="F2"/>
-                              </w:rPr>
-                              <w:t>Cubit</w:t>
-                            </w:r>
-                            <w:proofErr w:type="spellEnd"/>
+                              <w:t>Bloc / Cubit</w:t>
+                            </w:r>
                           </w:p>
                           <w:p>
                             <w:pPr>
@@ -4857,7 +4773,6 @@
                                 <w:color w:val="F2F2F2" w:themeColor="background1" w:themeShade="F2"/>
                               </w:rPr>
                             </w:pPr>
-                            <w:proofErr w:type="spellStart"/>
                             <w:r>
                               <w:rPr>
                                 <w:rFonts w:ascii="Century Gothic" w:hAnsi="Century Gothic" w:cs="Tahoma"/>
@@ -4865,7 +4780,6 @@
                               </w:rPr>
                               <w:t>Riverpod</w:t>
                             </w:r>
-                            <w:proofErr w:type="spellEnd"/>
                           </w:p>
                           <w:p>
                             <w:pPr>
@@ -4881,7 +4795,6 @@
                                 <w:color w:val="F2F2F2" w:themeColor="background1" w:themeShade="F2"/>
                               </w:rPr>
                             </w:pPr>
-                            <w:proofErr w:type="spellStart"/>
                             <w:r>
                               <w:rPr>
                                 <w:rFonts w:ascii="Century Gothic" w:hAnsi="Century Gothic" w:cs="Tahoma"/>
@@ -4889,7 +4802,6 @@
                               </w:rPr>
                               <w:t>Get</w:t>
                             </w:r>
-                            <w:proofErr w:type="spellEnd"/>
                           </w:p>
                         </w:txbxContent>
                       </wps:txbx>
@@ -5076,7 +4988,7 @@
                         <a:effectLst/>
                         <a:extLst>
                           <a:ext uri="{C572A759-6A51-4108-AA02-DFA0A04FC94B}">
-                            <ma14:wrappingTextBoxFlag xmlns:ma14="http://schemas.microsoft.com/office/mac/drawingml/2011/main" xmlns:w="http://schemas.openxmlformats.org/wordprocessingml/2006/main" xmlns:w10="urn:schemas-microsoft-com:office:word" xmlns:v="urn:schemas-microsoft-com:vml" xmlns:o="urn:schemas-microsoft-com:office:office" xmlns:mv="urn:schemas-microsoft-com:mac:vml" xmlns:mo="http://schemas.microsoft.com/office/mac/office/2008/main" xmlns="" xmlns:w16du="http://schemas.microsoft.com/office/word/2023/wordml/word16du" xmlns:oel="http://schemas.microsoft.com/office/2019/extlst"/>
+                            <ma14:wrappingTextBoxFlag xmlns:oel="http://schemas.microsoft.com/office/2019/extlst" xmlns:w16du="http://schemas.microsoft.com/office/word/2023/wordml/word16du" xmlns="" xmlns:mo="http://schemas.microsoft.com/office/mac/office/2008/main" xmlns:mv="urn:schemas-microsoft-com:mac:vml" xmlns:o="urn:schemas-microsoft-com:office:office" xmlns:v="urn:schemas-microsoft-com:vml" xmlns:w10="urn:schemas-microsoft-com:office:word" xmlns:w="http://schemas.openxmlformats.org/wordprocessingml/2006/main" xmlns:ma14="http://schemas.microsoft.com/office/mac/drawingml/2011/main"/>
                           </a:ext>
                         </a:extLst>
                       </wps:spPr>
@@ -5142,7 +5054,6 @@
                                 <w:color w:val="F2F2F2" w:themeColor="background1" w:themeShade="F2"/>
                               </w:rPr>
                             </w:pPr>
-                            <w:proofErr w:type="spellStart"/>
                             <w:r>
                               <w:rPr>
                                 <w:rFonts w:ascii="Century Gothic" w:hAnsi="Century Gothic" w:cs="Tahoma"/>
@@ -5150,7 +5061,6 @@
                               </w:rPr>
                               <w:t>ObjectBox</w:t>
                             </w:r>
-                            <w:proofErr w:type="spellEnd"/>
                           </w:p>
                           <w:p>
                             <w:pPr>
@@ -6088,7 +5998,7 @@
                         <a:effectLst/>
                         <a:extLst>
                           <a:ext uri="{C572A759-6A51-4108-AA02-DFA0A04FC94B}">
-                            <ma14:wrappingTextBoxFlag xmlns:ma14="http://schemas.microsoft.com/office/mac/drawingml/2011/main" xmlns:w="http://schemas.openxmlformats.org/wordprocessingml/2006/main" xmlns:w10="urn:schemas-microsoft-com:office:word" xmlns:v="urn:schemas-microsoft-com:vml" xmlns:o="urn:schemas-microsoft-com:office:office" xmlns:mv="urn:schemas-microsoft-com:mac:vml" xmlns:mo="http://schemas.microsoft.com/office/mac/office/2008/main" xmlns="" xmlns:w16du="http://schemas.microsoft.com/office/word/2023/wordml/word16du" xmlns:oel="http://schemas.microsoft.com/office/2019/extlst"/>
+                            <ma14:wrappingTextBoxFlag xmlns:oel="http://schemas.microsoft.com/office/2019/extlst" xmlns:w16du="http://schemas.microsoft.com/office/word/2023/wordml/word16du" xmlns="" xmlns:mo="http://schemas.microsoft.com/office/mac/office/2008/main" xmlns:mv="urn:schemas-microsoft-com:mac:vml" xmlns:o="urn:schemas-microsoft-com:office:office" xmlns:v="urn:schemas-microsoft-com:vml" xmlns:w10="urn:schemas-microsoft-com:office:word" xmlns:w="http://schemas.openxmlformats.org/wordprocessingml/2006/main" xmlns:ma14="http://schemas.microsoft.com/office/mac/drawingml/2011/main"/>
                           </a:ext>
                         </a:extLst>
                       </wps:spPr>
@@ -6130,7 +6040,7 @@
                                 <w:rFonts w:ascii="Century Gothic" w:hAnsi="Century Gothic" w:cs="Tahoma"/>
                                 <w:color w:val="F2F2F2" w:themeColor="background1" w:themeShade="F2"/>
                               </w:rPr>
-                              <w:t>GIT</w:t>
+                              <w:t>GitLab</w:t>
                             </w:r>
                           </w:p>
                           <w:p>
@@ -6169,7 +6079,6 @@
                                 <w:color w:val="F2F2F2" w:themeColor="background1" w:themeShade="F2"/>
                               </w:rPr>
                             </w:pPr>
-                            <w:proofErr w:type="spellStart"/>
                             <w:r>
                               <w:rPr>
                                 <w:rFonts w:ascii="Century Gothic" w:hAnsi="Century Gothic" w:cs="Tahoma"/>
@@ -6177,7 +6086,6 @@
                               </w:rPr>
                               <w:t>Bitbucket</w:t>
                             </w:r>
-                            <w:proofErr w:type="spellEnd"/>
                           </w:p>
                         </w:txbxContent>
                       </wps:txbx>
@@ -6240,7 +6148,7 @@
                           <w:rFonts w:ascii="Century Gothic" w:hAnsi="Century Gothic" w:cs="Tahoma"/>
                           <w:color w:val="F2F2F2" w:themeColor="background1" w:themeShade="F2"/>
                         </w:rPr>
-                        <w:t>GIT</w:t>
+                        <w:t>GitLab</w:t>
                       </w:r>
                     </w:p>
                     <w:p>
@@ -6279,7 +6187,6 @@
                           <w:color w:val="F2F2F2" w:themeColor="background1" w:themeShade="F2"/>
                         </w:rPr>
                       </w:pPr>
-                      <w:proofErr w:type="spellStart"/>
                       <w:r>
                         <w:rPr>
                           <w:rFonts w:ascii="Century Gothic" w:hAnsi="Century Gothic" w:cs="Tahoma"/>
@@ -6287,7 +6194,6 @@
                         </w:rPr>
                         <w:t>Bitbucket</w:t>
                       </w:r>
-                      <w:proofErr w:type="spellEnd"/>
                     </w:p>
                   </w:txbxContent>
                 </v:textbox>
@@ -6349,7 +6255,7 @@
                         <a:effectLst/>
                         <a:extLst>
                           <a:ext uri="{C572A759-6A51-4108-AA02-DFA0A04FC94B}">
-                            <ma14:wrappingTextBoxFlag xmlns:ma14="http://schemas.microsoft.com/office/mac/drawingml/2011/main" xmlns:w="http://schemas.openxmlformats.org/wordprocessingml/2006/main" xmlns:w10="urn:schemas-microsoft-com:office:word" xmlns:v="urn:schemas-microsoft-com:vml" xmlns:o="urn:schemas-microsoft-com:office:office" xmlns:mv="urn:schemas-microsoft-com:mac:vml" xmlns:mo="http://schemas.microsoft.com/office/mac/office/2008/main" xmlns="" xmlns:w16du="http://schemas.microsoft.com/office/word/2023/wordml/word16du" xmlns:oel="http://schemas.microsoft.com/office/2019/extlst"/>
+                            <ma14:wrappingTextBoxFlag xmlns:oel="http://schemas.microsoft.com/office/2019/extlst" xmlns:w16du="http://schemas.microsoft.com/office/word/2023/wordml/word16du" xmlns="" xmlns:mo="http://schemas.microsoft.com/office/mac/office/2008/main" xmlns:mv="urn:schemas-microsoft-com:mac:vml" xmlns:o="urn:schemas-microsoft-com:office:office" xmlns:v="urn:schemas-microsoft-com:vml" xmlns:w10="urn:schemas-microsoft-com:office:word" xmlns:w="http://schemas.openxmlformats.org/wordprocessingml/2006/main" xmlns:ma14="http://schemas.microsoft.com/office/mac/drawingml/2011/main"/>
                           </a:ext>
                         </a:extLst>
                       </wps:spPr>
@@ -6393,7 +6299,6 @@
                                 <w:color w:val="F2F2F2" w:themeColor="background1" w:themeShade="F2"/>
                               </w:rPr>
                             </w:pPr>
-                            <w:proofErr w:type="spellStart"/>
                             <w:r>
                               <w:rPr>
                                 <w:rFonts w:ascii="Century Gothic" w:hAnsi="Century Gothic" w:cs="Tahoma"/>
@@ -6401,7 +6306,6 @@
                               </w:rPr>
                               <w:t>Firebase</w:t>
                             </w:r>
-                            <w:proofErr w:type="spellEnd"/>
                           </w:p>
                           <w:p>
                             <w:pPr>
@@ -6417,7 +6321,6 @@
                                 <w:color w:val="F2F2F2" w:themeColor="background1" w:themeShade="F2"/>
                               </w:rPr>
                             </w:pPr>
-                            <w:proofErr w:type="spellStart"/>
                             <w:r>
                               <w:rPr>
                                 <w:rFonts w:ascii="Century Gothic" w:hAnsi="Century Gothic" w:cs="Tahoma"/>
@@ -6425,7 +6328,6 @@
                               </w:rPr>
                               <w:t>Supabase</w:t>
                             </w:r>
-                            <w:proofErr w:type="spellEnd"/>
                           </w:p>
                           <w:p>
                             <w:pPr>
@@ -6441,31 +6343,13 @@
                                 <w:color w:val="F2F2F2" w:themeColor="background1" w:themeShade="F2"/>
                               </w:rPr>
                             </w:pPr>
-                            <w:proofErr w:type="spellStart"/>
                             <w:r>
                               <w:rPr>
                                 <w:rFonts w:ascii="Century Gothic" w:hAnsi="Century Gothic" w:cs="Tahoma"/>
                                 <w:color w:val="F2F2F2" w:themeColor="background1" w:themeShade="F2"/>
                               </w:rPr>
-                              <w:t>Custom</w:t>
-                            </w:r>
-                            <w:proofErr w:type="spellEnd"/>
-                            <w:r>
-                              <w:rPr>
-                                <w:rFonts w:ascii="Century Gothic" w:hAnsi="Century Gothic" w:cs="Tahoma"/>
-                                <w:color w:val="F2F2F2" w:themeColor="background1" w:themeShade="F2"/>
-                              </w:rPr>
-                              <w:t xml:space="preserve"> </w:t>
-                            </w:r>
-                            <w:proofErr w:type="spellStart"/>
-                            <w:r>
-                              <w:rPr>
-                                <w:rFonts w:ascii="Century Gothic" w:hAnsi="Century Gothic" w:cs="Tahoma"/>
-                                <w:color w:val="F2F2F2" w:themeColor="background1" w:themeShade="F2"/>
-                              </w:rPr>
-                              <w:t>APIs</w:t>
-                            </w:r>
-                            <w:proofErr w:type="spellEnd"/>
+                              <w:t>Custom APIs</w:t>
+                            </w:r>
                           </w:p>
                           <w:p>
                             <w:pPr>
@@ -6717,7 +6601,7 @@
               </wp:anchor>
             </w:drawing>
           </mc:Choice>
-          <mc:Fallback xmlns:w16du="http://schemas.microsoft.com/office/word/2023/wordml/word16du" xmlns:oel="http://schemas.microsoft.com/office/2019/extlst">
+          <mc:Fallback xmlns:oel="http://schemas.microsoft.com/office/2019/extlst" xmlns:w16du="http://schemas.microsoft.com/office/word/2023/wordml/word16du">
             <w:pict>
               <v:shape w14:anchorId="6F0F331C" id="AutoShape 217" o:spid="_x0000_s1026" type="#_x0000_t32" style="position:absolute;margin-left:-351.5pt;margin-top:1.25pt;width:11.35pt;height:0;z-index:251669504;visibility:visible;mso-wrap-style:square;mso-width-percent:0;mso-height-percent:0;mso-wrap-distance-left:9pt;mso-wrap-distance-top:0;mso-wrap-distance-right:9pt;mso-wrap-distance-bottom:0;mso-position-horizontal:absolute;mso-position-horizontal-relative:text;mso-position-vertical:absolute;mso-position-vertical-relative:text;mso-width-percent:0;mso-height-percent:0;mso-width-relative:page;mso-height-relative:page" o:gfxdata="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" strokecolor="#00b0f0"/>
             </w:pict>
@@ -6929,7 +6813,7 @@
                         <a:effectLst/>
                         <a:extLst>
                           <a:ext uri="{C572A759-6A51-4108-AA02-DFA0A04FC94B}">
-                            <ma14:wrappingTextBoxFlag xmlns:ma14="http://schemas.microsoft.com/office/mac/drawingml/2011/main" xmlns:w="http://schemas.openxmlformats.org/wordprocessingml/2006/main" xmlns:w10="urn:schemas-microsoft-com:office:word" xmlns:v="urn:schemas-microsoft-com:vml" xmlns:o="urn:schemas-microsoft-com:office:office" xmlns:mv="urn:schemas-microsoft-com:mac:vml" xmlns:mo="http://schemas.microsoft.com/office/mac/office/2008/main" xmlns="" xmlns:w16du="http://schemas.microsoft.com/office/word/2023/wordml/word16du" xmlns:oel="http://schemas.microsoft.com/office/2019/extlst"/>
+                            <ma14:wrappingTextBoxFlag xmlns:oel="http://schemas.microsoft.com/office/2019/extlst" xmlns:w16du="http://schemas.microsoft.com/office/word/2023/wordml/word16du" xmlns="" xmlns:mo="http://schemas.microsoft.com/office/mac/office/2008/main" xmlns:mv="urn:schemas-microsoft-com:mac:vml" xmlns:o="urn:schemas-microsoft-com:office:office" xmlns:v="urn:schemas-microsoft-com:vml" xmlns:w10="urn:schemas-microsoft-com:office:word" xmlns:w="http://schemas.openxmlformats.org/wordprocessingml/2006/main" xmlns:ma14="http://schemas.microsoft.com/office/mac/drawingml/2011/main"/>
                           </a:ext>
                         </a:extLst>
                       </wps:spPr>
@@ -8424,7 +8308,7 @@
                         <a:effectLst/>
                         <a:extLst>
                           <a:ext uri="{C572A759-6A51-4108-AA02-DFA0A04FC94B}">
-                            <ma14:wrappingTextBoxFlag xmlns:ma14="http://schemas.microsoft.com/office/mac/drawingml/2011/main" xmlns:w="http://schemas.openxmlformats.org/wordprocessingml/2006/main" xmlns:w10="urn:schemas-microsoft-com:office:word" xmlns:v="urn:schemas-microsoft-com:vml" xmlns:o="urn:schemas-microsoft-com:office:office" xmlns:mv="urn:schemas-microsoft-com:mac:vml" xmlns:mo="http://schemas.microsoft.com/office/mac/office/2008/main" xmlns="" xmlns:w16du="http://schemas.microsoft.com/office/word/2023/wordml/word16du" xmlns:oel="http://schemas.microsoft.com/office/2019/extlst"/>
+                            <ma14:wrappingTextBoxFlag xmlns:oel="http://schemas.microsoft.com/office/2019/extlst" xmlns:w16du="http://schemas.microsoft.com/office/word/2023/wordml/word16du" xmlns="" xmlns:mo="http://schemas.microsoft.com/office/mac/office/2008/main" xmlns:mv="urn:schemas-microsoft-com:mac:vml" xmlns:o="urn:schemas-microsoft-com:office:office" xmlns:v="urn:schemas-microsoft-com:vml" xmlns:w10="urn:schemas-microsoft-com:office:word" xmlns:w="http://schemas.openxmlformats.org/wordprocessingml/2006/main" xmlns:ma14="http://schemas.microsoft.com/office/mac/drawingml/2011/main"/>
                           </a:ext>
                         </a:extLst>
                       </wps:spPr>
@@ -8450,21 +8334,8 @@
                                 <w:szCs w:val="22"/>
                                 <w:lang w:val="es-CU"/>
                               </w:rPr>
-                              <w:t xml:space="preserve">Medium </w:t>
-                            </w:r>
-                            <w:proofErr w:type="spellStart"/>
-                            <w:r>
-                              <w:rPr>
-                                <w:rFonts w:ascii="Century Gothic" w:hAnsi="Century Gothic" w:cstheme="minorHAnsi"/>
-                                <w:b/>
-                                <w:color w:val="000000"/>
-                                <w:sz w:val="22"/>
-                                <w:szCs w:val="22"/>
-                                <w:lang w:val="es-CU"/>
-                              </w:rPr>
-                              <w:t>Coders</w:t>
-                            </w:r>
-                            <w:proofErr w:type="spellEnd"/>
+                              <w:t>Medium Coders</w:t>
+                            </w:r>
                           </w:p>
                           <w:p>
                             <w:pPr>
@@ -8485,30 +8356,8 @@
                                 <w:szCs w:val="22"/>
                                 <w:lang w:val="es-CU"/>
                               </w:rPr>
-                              <w:t>Desarrollador Front-</w:t>
-                            </w:r>
-                            <w:proofErr w:type="spellStart"/>
-                            <w:r>
-                              <w:rPr>
-                                <w:rFonts w:ascii="Century Gothic" w:hAnsi="Century Gothic" w:cstheme="minorHAnsi"/>
-                                <w:color w:val="808080"/>
-                                <w:sz w:val="22"/>
-                                <w:szCs w:val="22"/>
-                                <w:lang w:val="es-CU"/>
-                              </w:rPr>
-                              <w:t>E</w:t>
-                            </w:r>
-                            <w:r>
-                              <w:rPr>
-                                <w:rFonts w:ascii="Century Gothic" w:hAnsi="Century Gothic" w:cstheme="minorHAnsi"/>
-                                <w:color w:val="808080"/>
-                                <w:sz w:val="22"/>
-                                <w:szCs w:val="22"/>
-                                <w:lang w:val="es-CU"/>
-                              </w:rPr>
-                              <w:t>nd</w:t>
-                            </w:r>
-                            <w:proofErr w:type="spellEnd"/>
+                              <w:t>Desarrollador Front-End</w:t>
+                            </w:r>
                           </w:p>
                           <w:p>
                             <w:pPr>
@@ -8596,9 +8445,858 @@
                                 <w:sz w:val="18"/>
                                 <w:szCs w:val="18"/>
                               </w:rPr>
+                              <w:t xml:space="preserve"> Figma</w:t>
+                            </w:r>
+                            <w:r>
+                              <w:rPr>
+                                <w:rFonts w:ascii="Century Gothic" w:hAnsi="Century Gothic" w:cs="Arial"/>
+                                <w:color w:val="000000"/>
+                                <w:sz w:val="18"/>
+                                <w:szCs w:val="18"/>
+                              </w:rPr>
                               <w:t xml:space="preserve"> </w:t>
                             </w:r>
-                            <w:proofErr w:type="spellStart"/>
+                            <w:r>
+                              <w:rPr>
+                                <w:rFonts w:ascii="Century Gothic" w:hAnsi="Century Gothic" w:cs="Arial"/>
+                                <w:color w:val="000000"/>
+                                <w:sz w:val="18"/>
+                                <w:szCs w:val="18"/>
+                              </w:rPr>
+                              <w:t xml:space="preserve">con alta fidelidad </w:t>
+                            </w:r>
+                            <w:r>
+                              <w:rPr>
+                                <w:rFonts w:ascii="Century Gothic" w:hAnsi="Century Gothic" w:cs="Arial"/>
+                                <w:color w:val="000000"/>
+                                <w:sz w:val="18"/>
+                                <w:szCs w:val="18"/>
+                              </w:rPr>
+                              <w:t>para su implementación en aplicaciones móviles</w:t>
+                            </w:r>
+                            <w:r>
+                              <w:rPr>
+                                <w:rFonts w:ascii="Century Gothic" w:hAnsi="Century Gothic" w:cs="Arial"/>
+                                <w:color w:val="000000"/>
+                                <w:sz w:val="18"/>
+                                <w:szCs w:val="18"/>
+                              </w:rPr>
+                              <w:t>.</w:t>
+                            </w:r>
+                          </w:p>
+                          <w:p>
+                            <w:pPr>
+                              <w:pStyle w:val="Prrafodelista"/>
+                              <w:numPr>
+                                <w:ilvl w:val="0"/>
+                                <w:numId w:val="13"/>
+                              </w:numPr>
+                              <w:spacing w:line="276" w:lineRule="auto"/>
+                              <w:rPr>
+                                <w:rFonts w:ascii="Century Gothic" w:hAnsi="Century Gothic" w:cstheme="minorHAnsi"/>
+                                <w:color w:val="000000"/>
+                                <w:sz w:val="18"/>
+                                <w:szCs w:val="16"/>
+                                <w:lang w:val="es-419"/>
+                              </w:rPr>
+                            </w:pPr>
+                            <w:r>
+                              <w:rPr>
+                                <w:rFonts w:ascii="Century Gothic" w:hAnsi="Century Gothic" w:cstheme="minorHAnsi"/>
+                                <w:color w:val="000000"/>
+                                <w:sz w:val="18"/>
+                                <w:szCs w:val="16"/>
+                                <w:lang w:val="es-419"/>
+                              </w:rPr>
+                              <w:t xml:space="preserve">Análisis de requisitos y </w:t>
+                            </w:r>
+                            <w:r>
+                              <w:rPr>
+                                <w:rFonts w:ascii="Century Gothic" w:hAnsi="Century Gothic" w:cstheme="minorHAnsi"/>
+                                <w:b/>
+                                <w:bCs/>
+                                <w:color w:val="000000"/>
+                                <w:sz w:val="18"/>
+                                <w:szCs w:val="16"/>
+                                <w:lang w:val="es-419"/>
+                              </w:rPr>
+                              <w:t>traducción de necesidades del cliente</w:t>
+                            </w:r>
+                            <w:r>
+                              <w:rPr>
+                                <w:rFonts w:ascii="Century Gothic" w:hAnsi="Century Gothic" w:cstheme="minorHAnsi"/>
+                                <w:color w:val="000000"/>
+                                <w:sz w:val="18"/>
+                                <w:szCs w:val="16"/>
+                                <w:lang w:val="es-419"/>
+                              </w:rPr>
+                              <w:t xml:space="preserve"> en diseños funcionales para </w:t>
+                            </w:r>
+                            <w:r>
+                              <w:rPr>
+                                <w:rFonts w:ascii="Century Gothic" w:hAnsi="Century Gothic" w:cstheme="minorHAnsi"/>
+                                <w:b/>
+                                <w:bCs/>
+                                <w:color w:val="000000"/>
+                                <w:sz w:val="18"/>
+                                <w:szCs w:val="16"/>
+                                <w:lang w:val="es-419"/>
+                              </w:rPr>
+                              <w:t>iOS y Android.</w:t>
+                            </w:r>
+                          </w:p>
+                          <w:p>
+                            <w:pPr>
+                              <w:pStyle w:val="Prrafodelista"/>
+                              <w:numPr>
+                                <w:ilvl w:val="0"/>
+                                <w:numId w:val="13"/>
+                              </w:numPr>
+                              <w:spacing w:line="276" w:lineRule="auto"/>
+                              <w:rPr>
+                                <w:rFonts w:ascii="Century Gothic" w:hAnsi="Century Gothic" w:cstheme="minorHAnsi"/>
+                                <w:color w:val="000000"/>
+                                <w:sz w:val="18"/>
+                                <w:szCs w:val="16"/>
+                                <w:lang w:val="es-419"/>
+                              </w:rPr>
+                            </w:pPr>
+                            <w:r>
+                              <w:rPr>
+                                <w:rFonts w:ascii="Century Gothic" w:hAnsi="Century Gothic" w:cstheme="minorHAnsi"/>
+                                <w:color w:val="000000"/>
+                                <w:sz w:val="18"/>
+                                <w:szCs w:val="16"/>
+                                <w:lang w:val="es-419"/>
+                              </w:rPr>
+                              <w:t xml:space="preserve">Desarrollo de aplicaciones </w:t>
+                            </w:r>
+                            <w:r>
+                              <w:rPr>
+                                <w:rFonts w:ascii="Century Gothic" w:hAnsi="Century Gothic" w:cstheme="minorHAnsi"/>
+                                <w:b/>
+                                <w:bCs/>
+                                <w:color w:val="000000"/>
+                                <w:sz w:val="18"/>
+                                <w:szCs w:val="16"/>
+                                <w:lang w:val="es-419"/>
+                              </w:rPr>
+                              <w:t>e-commerce</w:t>
+                            </w:r>
+                            <w:r>
+                              <w:rPr>
+                                <w:rFonts w:ascii="Century Gothic" w:hAnsi="Century Gothic" w:cstheme="minorHAnsi"/>
+                                <w:color w:val="000000"/>
+                                <w:sz w:val="18"/>
+                                <w:szCs w:val="16"/>
+                                <w:lang w:val="es-419"/>
+                              </w:rPr>
+                              <w:t xml:space="preserve">, de </w:t>
+                            </w:r>
+                            <w:r>
+                              <w:rPr>
+                                <w:rFonts w:ascii="Century Gothic" w:hAnsi="Century Gothic" w:cstheme="minorHAnsi"/>
+                                <w:b/>
+                                <w:bCs/>
+                                <w:color w:val="000000"/>
+                                <w:sz w:val="18"/>
+                                <w:szCs w:val="16"/>
+                                <w:lang w:val="es-419"/>
+                              </w:rPr>
+                              <w:t>servicios</w:t>
+                            </w:r>
+                            <w:r>
+                              <w:rPr>
+                                <w:rFonts w:ascii="Century Gothic" w:hAnsi="Century Gothic" w:cstheme="minorHAnsi"/>
+                                <w:color w:val="000000"/>
+                                <w:sz w:val="18"/>
+                                <w:szCs w:val="16"/>
+                                <w:lang w:val="es-419"/>
+                              </w:rPr>
+                              <w:t xml:space="preserve"> y </w:t>
+                            </w:r>
+                            <w:r>
+                              <w:rPr>
+                                <w:rFonts w:ascii="Century Gothic" w:hAnsi="Century Gothic" w:cstheme="minorHAnsi"/>
+                                <w:b/>
+                                <w:bCs/>
+                                <w:color w:val="000000"/>
+                                <w:sz w:val="18"/>
+                                <w:szCs w:val="16"/>
+                                <w:lang w:val="es-419"/>
+                              </w:rPr>
+                              <w:t>banca digital</w:t>
+                            </w:r>
+                            <w:r>
+                              <w:rPr>
+                                <w:rFonts w:ascii="Century Gothic" w:hAnsi="Century Gothic" w:cstheme="minorHAnsi"/>
+                                <w:color w:val="000000"/>
+                                <w:sz w:val="18"/>
+                                <w:szCs w:val="16"/>
+                                <w:lang w:val="es-419"/>
+                              </w:rPr>
+                              <w:t>, con especial atención a la experiencia de usuario.</w:t>
+                            </w:r>
+                          </w:p>
+                          <w:p>
+                            <w:pPr>
+                              <w:pStyle w:val="Prrafodelista"/>
+                              <w:numPr>
+                                <w:ilvl w:val="0"/>
+                                <w:numId w:val="13"/>
+                              </w:numPr>
+                              <w:spacing w:line="276" w:lineRule="auto"/>
+                              <w:rPr>
+                                <w:rFonts w:ascii="Century Gothic" w:hAnsi="Century Gothic" w:cstheme="minorHAnsi"/>
+                                <w:color w:val="000000"/>
+                                <w:sz w:val="18"/>
+                                <w:szCs w:val="16"/>
+                                <w:lang w:val="es-419"/>
+                              </w:rPr>
+                            </w:pPr>
+                            <w:r>
+                              <w:rPr>
+                                <w:rFonts w:ascii="Century Gothic" w:hAnsi="Century Gothic" w:cstheme="minorHAnsi"/>
+                                <w:color w:val="000000"/>
+                                <w:sz w:val="18"/>
+                                <w:szCs w:val="16"/>
+                                <w:lang w:val="es-419"/>
+                              </w:rPr>
+                              <w:t xml:space="preserve">Implementación de arquitecturas </w:t>
+                            </w:r>
+                            <w:r>
+                              <w:rPr>
+                                <w:rFonts w:ascii="Century Gothic" w:hAnsi="Century Gothic" w:cstheme="minorHAnsi"/>
+                                <w:b/>
+                                <w:bCs/>
+                                <w:color w:val="000000"/>
+                                <w:sz w:val="18"/>
+                                <w:szCs w:val="16"/>
+                                <w:lang w:val="es-419"/>
+                              </w:rPr>
+                              <w:t>Clean</w:t>
+                            </w:r>
+                            <w:r>
+                              <w:rPr>
+                                <w:rFonts w:ascii="Century Gothic" w:hAnsi="Century Gothic" w:cstheme="minorHAnsi"/>
+                                <w:color w:val="000000"/>
+                                <w:sz w:val="18"/>
+                                <w:szCs w:val="16"/>
+                                <w:lang w:val="es-419"/>
+                              </w:rPr>
+                              <w:t xml:space="preserve"> utilizando </w:t>
+                            </w:r>
+                            <w:r>
+                              <w:rPr>
+                                <w:rFonts w:ascii="Century Gothic" w:hAnsi="Century Gothic" w:cstheme="minorHAnsi"/>
+                                <w:b/>
+                                <w:bCs/>
+                                <w:color w:val="000000"/>
+                                <w:sz w:val="18"/>
+                                <w:szCs w:val="16"/>
+                                <w:lang w:val="es-419"/>
+                              </w:rPr>
+                              <w:t>GetX</w:t>
+                            </w:r>
+                            <w:r>
+                              <w:rPr>
+                                <w:rFonts w:ascii="Century Gothic" w:hAnsi="Century Gothic" w:cstheme="minorHAnsi"/>
+                                <w:color w:val="000000"/>
+                                <w:sz w:val="18"/>
+                                <w:szCs w:val="16"/>
+                                <w:lang w:val="es-419"/>
+                              </w:rPr>
+                              <w:t xml:space="preserve">, </w:t>
+                            </w:r>
+                            <w:r>
+                              <w:rPr>
+                                <w:rFonts w:ascii="Century Gothic" w:hAnsi="Century Gothic" w:cstheme="minorHAnsi"/>
+                                <w:b/>
+                                <w:bCs/>
+                                <w:color w:val="000000"/>
+                                <w:sz w:val="18"/>
+                                <w:szCs w:val="16"/>
+                                <w:lang w:val="es-419"/>
+                              </w:rPr>
+                              <w:t xml:space="preserve">Bloc/Cubit </w:t>
+                            </w:r>
+                            <w:r>
+                              <w:rPr>
+                                <w:rFonts w:ascii="Century Gothic" w:hAnsi="Century Gothic" w:cstheme="minorHAnsi"/>
+                                <w:color w:val="000000"/>
+                                <w:sz w:val="18"/>
+                                <w:szCs w:val="16"/>
+                                <w:lang w:val="es-419"/>
+                              </w:rPr>
+                              <w:t xml:space="preserve">y </w:t>
+                            </w:r>
+                            <w:r>
+                              <w:rPr>
+                                <w:rFonts w:ascii="Century Gothic" w:hAnsi="Century Gothic" w:cstheme="minorHAnsi"/>
+                                <w:b/>
+                                <w:bCs/>
+                                <w:color w:val="000000"/>
+                                <w:sz w:val="18"/>
+                                <w:szCs w:val="16"/>
+                                <w:lang w:val="es-419"/>
+                              </w:rPr>
+                              <w:t>Provider</w:t>
+                            </w:r>
+                            <w:r>
+                              <w:rPr>
+                                <w:rFonts w:ascii="Century Gothic" w:hAnsi="Century Gothic" w:cstheme="minorHAnsi"/>
+                                <w:color w:val="000000"/>
+                                <w:sz w:val="18"/>
+                                <w:szCs w:val="16"/>
+                                <w:lang w:val="es-419"/>
+                              </w:rPr>
+                              <w:t xml:space="preserve"> para la gestión de estado</w:t>
+                            </w:r>
+                            <w:r>
+                              <w:rPr>
+                                <w:rFonts w:ascii="Century Gothic" w:hAnsi="Century Gothic" w:cstheme="minorHAnsi"/>
+                                <w:color w:val="000000"/>
+                                <w:sz w:val="18"/>
+                                <w:szCs w:val="16"/>
+                                <w:lang w:val="es-419"/>
+                              </w:rPr>
+                              <w:t>.</w:t>
+                            </w:r>
+                          </w:p>
+                          <w:p>
+                            <w:pPr>
+                              <w:pStyle w:val="Prrafodelista"/>
+                              <w:numPr>
+                                <w:ilvl w:val="0"/>
+                                <w:numId w:val="11"/>
+                              </w:numPr>
+                              <w:spacing w:line="276" w:lineRule="auto"/>
+                              <w:rPr>
+                                <w:rFonts w:ascii="Century Gothic" w:hAnsi="Century Gothic" w:cstheme="minorHAnsi"/>
+                                <w:color w:val="000000"/>
+                                <w:sz w:val="18"/>
+                                <w:szCs w:val="16"/>
+                                <w:lang w:val="es-419"/>
+                              </w:rPr>
+                            </w:pPr>
+                            <w:r>
+                              <w:rPr>
+                                <w:rFonts w:ascii="Century Gothic" w:hAnsi="Century Gothic" w:cstheme="minorHAnsi"/>
+                                <w:color w:val="000000"/>
+                                <w:sz w:val="18"/>
+                                <w:szCs w:val="16"/>
+                                <w:lang w:val="es-419"/>
+                              </w:rPr>
+                              <w:t xml:space="preserve">Uso de </w:t>
+                            </w:r>
+                            <w:r>
+                              <w:rPr>
+                                <w:rFonts w:ascii="Century Gothic" w:hAnsi="Century Gothic" w:cstheme="minorHAnsi"/>
+                                <w:b/>
+                                <w:bCs/>
+                                <w:color w:val="000000"/>
+                                <w:sz w:val="18"/>
+                                <w:szCs w:val="16"/>
+                                <w:lang w:val="es-419"/>
+                              </w:rPr>
+                              <w:t>GitHub</w:t>
+                            </w:r>
+                            <w:r>
+                              <w:rPr>
+                                <w:rFonts w:ascii="Century Gothic" w:hAnsi="Century Gothic" w:cstheme="minorHAnsi"/>
+                                <w:color w:val="000000"/>
+                                <w:sz w:val="18"/>
+                                <w:szCs w:val="16"/>
+                                <w:lang w:val="es-419"/>
+                              </w:rPr>
+                              <w:t xml:space="preserve"> y </w:t>
+                            </w:r>
+                            <w:r>
+                              <w:rPr>
+                                <w:rFonts w:ascii="Century Gothic" w:hAnsi="Century Gothic" w:cstheme="minorHAnsi"/>
+                                <w:b/>
+                                <w:bCs/>
+                                <w:color w:val="000000"/>
+                                <w:sz w:val="18"/>
+                                <w:szCs w:val="16"/>
+                                <w:lang w:val="es-419"/>
+                              </w:rPr>
+                              <w:t>Bitbucket</w:t>
+                            </w:r>
+                            <w:r>
+                              <w:rPr>
+                                <w:rFonts w:ascii="Century Gothic" w:hAnsi="Century Gothic" w:cstheme="minorHAnsi"/>
+                                <w:color w:val="000000"/>
+                                <w:sz w:val="18"/>
+                                <w:szCs w:val="16"/>
+                                <w:lang w:val="es-419"/>
+                              </w:rPr>
+                              <w:t xml:space="preserve">, incluyendo </w:t>
+                            </w:r>
+                            <w:r>
+                              <w:rPr>
+                                <w:rFonts w:ascii="Century Gothic" w:hAnsi="Century Gothic" w:cstheme="minorHAnsi"/>
+                                <w:b/>
+                                <w:bCs/>
+                                <w:color w:val="000000"/>
+                                <w:sz w:val="18"/>
+                                <w:szCs w:val="16"/>
+                                <w:lang w:val="es-419"/>
+                              </w:rPr>
+                              <w:t>CI/CD</w:t>
+                            </w:r>
+                            <w:r>
+                              <w:rPr>
+                                <w:rFonts w:ascii="Century Gothic" w:hAnsi="Century Gothic" w:cstheme="minorHAnsi"/>
+                                <w:color w:val="000000"/>
+                                <w:sz w:val="18"/>
+                                <w:szCs w:val="16"/>
+                                <w:lang w:val="es-419"/>
+                              </w:rPr>
+                              <w:t xml:space="preserve"> para la automatización de pruebas y despliegues.</w:t>
+                            </w:r>
+                          </w:p>
+                          <w:p>
+                            <w:pPr>
+                              <w:pStyle w:val="Prrafodelista"/>
+                              <w:numPr>
+                                <w:ilvl w:val="0"/>
+                                <w:numId w:val="11"/>
+                              </w:numPr>
+                              <w:spacing w:line="276" w:lineRule="auto"/>
+                              <w:rPr>
+                                <w:rFonts w:ascii="Century Gothic" w:hAnsi="Century Gothic" w:cstheme="minorHAnsi"/>
+                                <w:color w:val="000000"/>
+                                <w:sz w:val="18"/>
+                                <w:szCs w:val="16"/>
+                                <w:lang w:val="es-419"/>
+                              </w:rPr>
+                            </w:pPr>
+                            <w:r>
+                              <w:rPr>
+                                <w:rFonts w:ascii="Century Gothic" w:hAnsi="Century Gothic" w:cstheme="minorHAnsi"/>
+                                <w:color w:val="000000"/>
+                                <w:sz w:val="18"/>
+                                <w:szCs w:val="16"/>
+                                <w:lang w:val="es-419"/>
+                              </w:rPr>
+                              <w:t xml:space="preserve">Consumo de </w:t>
+                            </w:r>
+                            <w:r>
+                              <w:rPr>
+                                <w:rFonts w:ascii="Century Gothic" w:hAnsi="Century Gothic" w:cstheme="minorHAnsi"/>
+                                <w:b/>
+                                <w:bCs/>
+                                <w:color w:val="000000"/>
+                                <w:sz w:val="18"/>
+                                <w:szCs w:val="16"/>
+                                <w:lang w:val="es-419"/>
+                              </w:rPr>
+                              <w:t>APIs REST</w:t>
+                            </w:r>
+                            <w:r>
+                              <w:rPr>
+                                <w:rFonts w:ascii="Century Gothic" w:hAnsi="Century Gothic" w:cstheme="minorHAnsi"/>
+                                <w:color w:val="000000"/>
+                                <w:sz w:val="18"/>
+                                <w:szCs w:val="16"/>
+                                <w:lang w:val="es-419"/>
+                              </w:rPr>
+                              <w:t xml:space="preserve"> y </w:t>
+                            </w:r>
+                            <w:r>
+                              <w:rPr>
+                                <w:rFonts w:ascii="Century Gothic" w:hAnsi="Century Gothic" w:cstheme="minorHAnsi"/>
+                                <w:b/>
+                                <w:bCs/>
+                                <w:color w:val="000000"/>
+                                <w:sz w:val="18"/>
+                                <w:szCs w:val="16"/>
+                                <w:lang w:val="es-419"/>
+                              </w:rPr>
+                              <w:t>GraphQL</w:t>
+                            </w:r>
+                            <w:r>
+                              <w:rPr>
+                                <w:rFonts w:ascii="Century Gothic" w:hAnsi="Century Gothic" w:cstheme="minorHAnsi"/>
+                                <w:color w:val="000000"/>
+                                <w:sz w:val="18"/>
+                                <w:szCs w:val="16"/>
+                                <w:lang w:val="es-419"/>
+                              </w:rPr>
+                              <w:t>, tanto internas como externas.</w:t>
+                            </w:r>
+                          </w:p>
+                          <w:p>
+                            <w:pPr>
+                              <w:pStyle w:val="Prrafodelista"/>
+                              <w:numPr>
+                                <w:ilvl w:val="0"/>
+                                <w:numId w:val="11"/>
+                              </w:numPr>
+                              <w:spacing w:line="276" w:lineRule="auto"/>
+                              <w:rPr>
+                                <w:rFonts w:ascii="Century Gothic" w:hAnsi="Century Gothic" w:cstheme="minorHAnsi"/>
+                                <w:color w:val="000000"/>
+                                <w:sz w:val="18"/>
+                                <w:szCs w:val="16"/>
+                                <w:lang w:val="es-419"/>
+                              </w:rPr>
+                            </w:pPr>
+                            <w:r>
+                              <w:rPr>
+                                <w:rFonts w:ascii="Century Gothic" w:hAnsi="Century Gothic" w:cstheme="minorHAnsi"/>
+                                <w:color w:val="000000"/>
+                                <w:sz w:val="18"/>
+                                <w:szCs w:val="16"/>
+                                <w:lang w:val="es-419"/>
+                              </w:rPr>
+                              <w:t xml:space="preserve">Integración de </w:t>
+                            </w:r>
+                            <w:r>
+                              <w:rPr>
+                                <w:rFonts w:ascii="Century Gothic" w:hAnsi="Century Gothic" w:cstheme="minorHAnsi"/>
+                                <w:b/>
+                                <w:bCs/>
+                                <w:color w:val="000000"/>
+                                <w:sz w:val="18"/>
+                                <w:szCs w:val="16"/>
+                                <w:lang w:val="es-419"/>
+                              </w:rPr>
+                              <w:t>pasarelas de pago</w:t>
+                            </w:r>
+                            <w:r>
+                              <w:rPr>
+                                <w:rFonts w:ascii="Century Gothic" w:hAnsi="Century Gothic" w:cstheme="minorHAnsi"/>
+                                <w:color w:val="000000"/>
+                                <w:sz w:val="18"/>
+                                <w:szCs w:val="16"/>
+                                <w:lang w:val="es-419"/>
+                              </w:rPr>
+                              <w:t xml:space="preserve"> como </w:t>
+                            </w:r>
+                            <w:r>
+                              <w:rPr>
+                                <w:rFonts w:ascii="Century Gothic" w:hAnsi="Century Gothic" w:cstheme="minorHAnsi"/>
+                                <w:b/>
+                                <w:bCs/>
+                                <w:color w:val="000000"/>
+                                <w:sz w:val="18"/>
+                                <w:szCs w:val="16"/>
+                                <w:lang w:val="es-419"/>
+                              </w:rPr>
+                              <w:t>Stripe</w:t>
+                            </w:r>
+                            <w:r>
+                              <w:rPr>
+                                <w:rFonts w:ascii="Century Gothic" w:hAnsi="Century Gothic" w:cstheme="minorHAnsi"/>
+                                <w:color w:val="000000"/>
+                                <w:sz w:val="18"/>
+                                <w:szCs w:val="16"/>
+                                <w:lang w:val="es-419"/>
+                              </w:rPr>
+                              <w:t>.</w:t>
+                            </w:r>
+                          </w:p>
+                          <w:p>
+                            <w:pPr>
+                              <w:spacing w:line="276" w:lineRule="auto"/>
+                              <w:rPr>
+                                <w:rFonts w:ascii="Century Gothic" w:hAnsi="Century Gothic" w:cstheme="minorHAnsi"/>
+                                <w:b/>
+                                <w:color w:val="000000"/>
+                                <w:sz w:val="20"/>
+                                <w:szCs w:val="20"/>
+                                <w:lang w:val="es-ES"/>
+                              </w:rPr>
+                            </w:pPr>
+                          </w:p>
+                          <w:p>
+                            <w:pPr>
+                              <w:spacing w:line="276" w:lineRule="auto"/>
+                              <w:rPr>
+                                <w:rFonts w:ascii="Century Gothic" w:hAnsi="Century Gothic" w:cstheme="minorHAnsi"/>
+                                <w:color w:val="000000"/>
+                                <w:sz w:val="22"/>
+                                <w:szCs w:val="22"/>
+                                <w:lang w:val="en-US"/>
+                              </w:rPr>
+                            </w:pPr>
+                            <w:r>
+                              <w:rPr>
+                                <w:rFonts w:ascii="Century Gothic" w:hAnsi="Century Gothic" w:cstheme="minorHAnsi"/>
+                                <w:b/>
+                                <w:color w:val="000000"/>
+                                <w:sz w:val="22"/>
+                                <w:szCs w:val="22"/>
+                                <w:lang w:val="en-US"/>
+                              </w:rPr>
+                              <w:t>Zyrcled Social Group</w:t>
+                            </w:r>
+                            <w:r>
+                              <w:rPr>
+                                <w:rFonts w:ascii="Century Gothic" w:hAnsi="Century Gothic" w:cstheme="minorHAnsi"/>
+                                <w:color w:val="000000"/>
+                                <w:sz w:val="22"/>
+                                <w:szCs w:val="22"/>
+                                <w:lang w:val="en-US"/>
+                              </w:rPr>
+                              <w:t xml:space="preserve">,  </w:t>
+                            </w:r>
+                          </w:p>
+                          <w:p>
+                            <w:pPr>
+                              <w:spacing w:line="276" w:lineRule="auto"/>
+                              <w:rPr>
+                                <w:rFonts w:ascii="Century Gothic" w:hAnsi="Century Gothic" w:cstheme="minorHAnsi"/>
+                                <w:color w:val="808080"/>
+                                <w:sz w:val="22"/>
+                                <w:szCs w:val="22"/>
+                                <w:lang w:val="en-US"/>
+                              </w:rPr>
+                            </w:pPr>
+                            <w:r>
+                              <w:rPr>
+                                <w:rFonts w:ascii="Century Gothic" w:hAnsi="Century Gothic" w:cstheme="minorHAnsi"/>
+                                <w:color w:val="808080"/>
+                                <w:sz w:val="22"/>
+                                <w:szCs w:val="22"/>
+                                <w:lang w:val="en-US"/>
+                              </w:rPr>
+                              <w:t xml:space="preserve">Desarrollador </w:t>
+                            </w:r>
+                            <w:r>
+                              <w:rPr>
+                                <w:rFonts w:ascii="Century Gothic" w:hAnsi="Century Gothic" w:cstheme="minorHAnsi"/>
+                                <w:color w:val="808080"/>
+                                <w:sz w:val="22"/>
+                                <w:szCs w:val="22"/>
+                                <w:lang w:val="en-US"/>
+                              </w:rPr>
+                              <w:t>F</w:t>
+                            </w:r>
+                            <w:r>
+                              <w:rPr>
+                                <w:rFonts w:ascii="Century Gothic" w:hAnsi="Century Gothic" w:cstheme="minorHAnsi"/>
+                                <w:color w:val="808080"/>
+                                <w:sz w:val="22"/>
+                                <w:szCs w:val="22"/>
+                                <w:lang w:val="en-US"/>
+                              </w:rPr>
+                              <w:t>ront-</w:t>
+                            </w:r>
+                            <w:r>
+                              <w:rPr>
+                                <w:rFonts w:ascii="Century Gothic" w:hAnsi="Century Gothic" w:cstheme="minorHAnsi"/>
+                                <w:color w:val="808080"/>
+                                <w:sz w:val="22"/>
+                                <w:szCs w:val="22"/>
+                                <w:lang w:val="en-US"/>
+                              </w:rPr>
+                              <w:t>E</w:t>
+                            </w:r>
+                            <w:r>
+                              <w:rPr>
+                                <w:rFonts w:ascii="Century Gothic" w:hAnsi="Century Gothic" w:cstheme="minorHAnsi"/>
+                                <w:color w:val="808080"/>
+                                <w:sz w:val="22"/>
+                                <w:szCs w:val="22"/>
+                                <w:lang w:val="en-US"/>
+                              </w:rPr>
+                              <w:t>nd</w:t>
+                            </w:r>
+                          </w:p>
+                          <w:p>
+                            <w:pPr>
+                              <w:spacing w:line="276" w:lineRule="auto"/>
+                              <w:rPr>
+                                <w:rFonts w:ascii="Century Gothic" w:hAnsi="Century Gothic" w:cstheme="minorHAnsi"/>
+                                <w:color w:val="000000"/>
+                                <w:sz w:val="18"/>
+                                <w:szCs w:val="18"/>
+                                <w:lang w:val="es-CU"/>
+                              </w:rPr>
+                            </w:pPr>
+                            <w:r>
+                              <w:rPr>
+                                <w:rFonts w:ascii="Century Gothic" w:hAnsi="Century Gothic" w:cstheme="minorHAnsi"/>
+                                <w:color w:val="000000"/>
+                                <w:sz w:val="18"/>
+                                <w:szCs w:val="18"/>
+                                <w:lang w:val="es-CU"/>
+                              </w:rPr>
+                              <w:t>Responsabilidades y logros</w:t>
+                            </w:r>
+                            <w:r>
+                              <w:rPr>
+                                <w:rFonts w:ascii="Century Gothic" w:hAnsi="Century Gothic" w:cstheme="minorHAnsi"/>
+                                <w:color w:val="000000"/>
+                                <w:sz w:val="18"/>
+                                <w:szCs w:val="18"/>
+                                <w:lang w:val="es-CU"/>
+                              </w:rPr>
+                              <w:t xml:space="preserve">: </w:t>
+                            </w:r>
+                          </w:p>
+                          <w:p>
+                            <w:pPr>
+                              <w:pStyle w:val="Prrafodelista"/>
+                              <w:numPr>
+                                <w:ilvl w:val="0"/>
+                                <w:numId w:val="13"/>
+                              </w:numPr>
+                              <w:spacing w:line="276" w:lineRule="auto"/>
+                              <w:rPr>
+                                <w:rFonts w:ascii="Century Gothic" w:hAnsi="Century Gothic" w:cstheme="minorHAnsi"/>
+                                <w:color w:val="000000"/>
+                                <w:sz w:val="18"/>
+                                <w:szCs w:val="16"/>
+                                <w:lang w:val="es-419"/>
+                              </w:rPr>
+                            </w:pPr>
+                            <w:r>
+                              <w:rPr>
+                                <w:rFonts w:ascii="Century Gothic" w:hAnsi="Century Gothic" w:cstheme="minorHAnsi"/>
+                                <w:color w:val="000000"/>
+                                <w:sz w:val="18"/>
+                                <w:szCs w:val="16"/>
+                                <w:lang w:val="es-419"/>
+                              </w:rPr>
+                              <w:t xml:space="preserve">Desarrollo de aplicaciones </w:t>
+                            </w:r>
+                            <w:r>
+                              <w:rPr>
+                                <w:rFonts w:ascii="Century Gothic" w:hAnsi="Century Gothic" w:cstheme="minorHAnsi"/>
+                                <w:b/>
+                                <w:bCs/>
+                                <w:color w:val="000000"/>
+                                <w:sz w:val="18"/>
+                                <w:szCs w:val="16"/>
+                                <w:lang w:val="es-419"/>
+                              </w:rPr>
+                              <w:t xml:space="preserve">Android </w:t>
+                            </w:r>
+                            <w:r>
+                              <w:rPr>
+                                <w:rFonts w:ascii="Century Gothic" w:hAnsi="Century Gothic" w:cstheme="minorHAnsi"/>
+                                <w:color w:val="000000"/>
+                                <w:sz w:val="18"/>
+                                <w:szCs w:val="16"/>
+                                <w:lang w:val="es-419"/>
+                              </w:rPr>
+                              <w:t xml:space="preserve">e </w:t>
+                            </w:r>
+                            <w:r>
+                              <w:rPr>
+                                <w:rFonts w:ascii="Century Gothic" w:hAnsi="Century Gothic" w:cstheme="minorHAnsi"/>
+                                <w:b/>
+                                <w:bCs/>
+                                <w:color w:val="000000"/>
+                                <w:sz w:val="18"/>
+                                <w:szCs w:val="16"/>
+                                <w:lang w:val="es-419"/>
+                              </w:rPr>
+                              <w:t>iOS</w:t>
+                            </w:r>
+                            <w:r>
+                              <w:rPr>
+                                <w:rFonts w:ascii="Century Gothic" w:hAnsi="Century Gothic" w:cstheme="minorHAnsi"/>
+                                <w:color w:val="000000"/>
+                                <w:sz w:val="18"/>
+                                <w:szCs w:val="16"/>
+                                <w:lang w:val="es-419"/>
+                              </w:rPr>
+                              <w:t xml:space="preserve"> </w:t>
+                            </w:r>
+                            <w:r>
+                              <w:rPr>
+                                <w:rFonts w:ascii="Century Gothic" w:hAnsi="Century Gothic" w:cstheme="minorHAnsi"/>
+                                <w:color w:val="000000"/>
+                                <w:sz w:val="18"/>
+                                <w:szCs w:val="16"/>
+                                <w:lang w:val="es-419"/>
+                              </w:rPr>
+                              <w:t>utilizando</w:t>
+                            </w:r>
+                            <w:r>
+                              <w:rPr>
+                                <w:rFonts w:ascii="Century Gothic" w:hAnsi="Century Gothic" w:cstheme="minorHAnsi"/>
+                                <w:color w:val="000000"/>
+                                <w:sz w:val="18"/>
+                                <w:szCs w:val="16"/>
+                                <w:lang w:val="es-419"/>
+                              </w:rPr>
+                              <w:t xml:space="preserve"> </w:t>
+                            </w:r>
+                            <w:r>
+                              <w:rPr>
+                                <w:rFonts w:ascii="Century Gothic" w:hAnsi="Century Gothic" w:cstheme="minorHAnsi"/>
+                                <w:b/>
+                                <w:bCs/>
+                                <w:color w:val="000000"/>
+                                <w:sz w:val="18"/>
+                                <w:szCs w:val="16"/>
+                                <w:lang w:val="es-419"/>
+                              </w:rPr>
+                              <w:t>Dart</w:t>
+                            </w:r>
+                            <w:r>
+                              <w:rPr>
+                                <w:rFonts w:ascii="Century Gothic" w:hAnsi="Century Gothic" w:cstheme="minorHAnsi"/>
+                                <w:color w:val="000000"/>
+                                <w:sz w:val="18"/>
+                                <w:szCs w:val="16"/>
+                                <w:lang w:val="es-419"/>
+                              </w:rPr>
+                              <w:t xml:space="preserve"> y</w:t>
+                            </w:r>
+                            <w:r>
+                              <w:rPr>
+                                <w:rFonts w:ascii="Century Gothic" w:hAnsi="Century Gothic" w:cstheme="minorHAnsi"/>
+                                <w:b/>
+                                <w:bCs/>
+                                <w:color w:val="000000"/>
+                                <w:sz w:val="18"/>
+                                <w:szCs w:val="16"/>
+                                <w:lang w:val="es-419"/>
+                              </w:rPr>
+                              <w:t xml:space="preserve"> Flutter</w:t>
+                            </w:r>
+                            <w:r>
+                              <w:rPr>
+                                <w:rFonts w:ascii="Century Gothic" w:hAnsi="Century Gothic" w:cstheme="minorHAnsi"/>
+                                <w:color w:val="000000"/>
+                                <w:sz w:val="18"/>
+                                <w:szCs w:val="16"/>
+                                <w:lang w:val="es-419"/>
+                              </w:rPr>
+                              <w:t>.</w:t>
+                            </w:r>
+                          </w:p>
+                          <w:p>
+                            <w:pPr>
+                              <w:pStyle w:val="Prrafodelista"/>
+                              <w:numPr>
+                                <w:ilvl w:val="0"/>
+                                <w:numId w:val="13"/>
+                              </w:numPr>
+                              <w:spacing w:line="276" w:lineRule="auto"/>
+                              <w:rPr>
+                                <w:rFonts w:ascii="Century Gothic" w:hAnsi="Century Gothic" w:cs="Arial"/>
+                                <w:color w:val="000000"/>
+                                <w:sz w:val="18"/>
+                                <w:szCs w:val="18"/>
+                              </w:rPr>
+                            </w:pPr>
+                            <w:r>
+                              <w:rPr>
+                                <w:rFonts w:ascii="Century Gothic" w:hAnsi="Century Gothic" w:cs="Arial"/>
+                                <w:color w:val="000000"/>
+                                <w:sz w:val="18"/>
+                                <w:szCs w:val="18"/>
+                              </w:rPr>
+                              <w:t xml:space="preserve">Integración con servicios de </w:t>
+                            </w:r>
                             <w:r>
                               <w:rPr>
                                 <w:rFonts w:ascii="Century Gothic" w:hAnsi="Century Gothic" w:cs="Arial"/>
@@ -8608,9 +9306,8 @@
                                 <w:sz w:val="18"/>
                                 <w:szCs w:val="18"/>
                               </w:rPr>
-                              <w:t>Figma</w:t>
-                            </w:r>
-                            <w:proofErr w:type="spellEnd"/>
+                              <w:t>Firebase</w:t>
+                            </w:r>
                             <w:r>
                               <w:rPr>
                                 <w:rFonts w:ascii="Century Gothic" w:hAnsi="Century Gothic" w:cs="Arial"/>
@@ -8618,7 +9315,43 @@
                                 <w:sz w:val="18"/>
                                 <w:szCs w:val="18"/>
                               </w:rPr>
-                              <w:t xml:space="preserve"> para su implementación en aplicaciones móviles</w:t>
+                              <w:t xml:space="preserve">:  </w:t>
+                            </w:r>
+                            <w:r>
+                              <w:rPr>
+                                <w:rFonts w:ascii="Century Gothic" w:hAnsi="Century Gothic" w:cs="Arial"/>
+                                <w:color w:val="000000"/>
+                                <w:sz w:val="18"/>
+                                <w:szCs w:val="18"/>
+                              </w:rPr>
+                              <w:t>Firestore, FCM, Authentication, Storage</w:t>
+                            </w:r>
+                            <w:r>
+                              <w:rPr>
+                                <w:rFonts w:ascii="Century Gothic" w:hAnsi="Century Gothic" w:cs="Arial"/>
+                                <w:color w:val="000000"/>
+                                <w:sz w:val="18"/>
+                                <w:szCs w:val="18"/>
+                              </w:rPr>
+                              <w:t>, Maps</w:t>
+                            </w:r>
+                            <w:r>
+                              <w:rPr>
+                                <w:rFonts w:ascii="Century Gothic" w:hAnsi="Century Gothic" w:cs="Arial"/>
+                                <w:color w:val="000000"/>
+                                <w:sz w:val="18"/>
+                                <w:szCs w:val="18"/>
+                              </w:rPr>
+                              <w:t xml:space="preserve"> y Crashlytics</w:t>
+                            </w:r>
+                            <w:r>
+                              <w:rPr>
+                                <w:rFonts w:ascii="Century Gothic" w:hAnsi="Century Gothic" w:cs="Arial"/>
+                                <w:color w:val="000000"/>
+                                <w:sz w:val="18"/>
+                                <w:szCs w:val="18"/>
+                              </w:rPr>
+                              <w:t>.</w:t>
                             </w:r>
                           </w:p>
                           <w:p>
@@ -8639,13 +9372,99 @@
                             </w:pPr>
                             <w:r>
                               <w:rPr>
+                                <w:rFonts w:ascii="Century Gothic" w:hAnsi="Century Gothic" w:cs="Arial"/>
+                                <w:color w:val="000000"/>
+                                <w:sz w:val="18"/>
+                                <w:szCs w:val="18"/>
+                              </w:rPr>
+                              <w:t xml:space="preserve">Implementación de </w:t>
+                            </w:r>
+                            <w:r>
+                              <w:rPr>
+                                <w:rFonts w:ascii="Century Gothic" w:hAnsi="Century Gothic" w:cs="Arial"/>
+                                <w:b/>
+                                <w:bCs/>
+                                <w:color w:val="000000"/>
+                                <w:sz w:val="18"/>
+                                <w:szCs w:val="18"/>
+                              </w:rPr>
+                              <w:t>Supabase</w:t>
+                            </w:r>
+                            <w:r>
+                              <w:rPr>
+                                <w:rFonts w:ascii="Century Gothic" w:hAnsi="Century Gothic" w:cs="Arial"/>
+                                <w:color w:val="000000"/>
+                                <w:sz w:val="18"/>
+                                <w:szCs w:val="18"/>
+                              </w:rPr>
+                              <w:t xml:space="preserve"> para la gestión de usuarios y bases de datos </w:t>
+                            </w:r>
+                            <w:r>
+                              <w:rPr>
+                                <w:rFonts w:ascii="Century Gothic" w:hAnsi="Century Gothic" w:cs="Arial"/>
+                                <w:b/>
+                                <w:bCs/>
+                                <w:color w:val="000000"/>
+                                <w:sz w:val="18"/>
+                                <w:szCs w:val="18"/>
+                              </w:rPr>
+                              <w:t>PostgreSQL</w:t>
+                            </w:r>
+                            <w:r>
+                              <w:rPr>
+                                <w:rFonts w:ascii="Century Gothic" w:hAnsi="Century Gothic" w:cs="Arial"/>
+                                <w:color w:val="000000"/>
+                                <w:sz w:val="18"/>
+                                <w:szCs w:val="18"/>
+                              </w:rPr>
+                              <w:t xml:space="preserve"> con sincronización en tiempo real.</w:t>
+                            </w:r>
+                          </w:p>
+                          <w:p>
+                            <w:pPr>
+                              <w:pStyle w:val="Prrafodelista"/>
+                              <w:numPr>
+                                <w:ilvl w:val="0"/>
+                                <w:numId w:val="13"/>
+                              </w:numPr>
+                              <w:spacing w:line="276" w:lineRule="auto"/>
+                              <w:rPr>
                                 <w:rFonts w:ascii="Century Gothic" w:hAnsi="Century Gothic" w:cstheme="minorHAnsi"/>
                                 <w:color w:val="000000"/>
                                 <w:sz w:val="18"/>
                                 <w:szCs w:val="16"/>
                                 <w:lang w:val="es-419"/>
                               </w:rPr>
-                              <w:t xml:space="preserve">Análisis de requisitos y </w:t>
+                            </w:pPr>
+                            <w:r>
+                              <w:rPr>
+                                <w:rFonts w:ascii="Century Gothic" w:hAnsi="Century Gothic" w:cstheme="minorHAnsi"/>
+                                <w:color w:val="000000"/>
+                                <w:sz w:val="18"/>
+                                <w:szCs w:val="16"/>
+                                <w:lang w:val="es-419"/>
+                              </w:rPr>
+                              <w:t xml:space="preserve">Uso de arquitecturas modulares </w:t>
+                            </w:r>
+                            <w:r>
+                              <w:rPr>
+                                <w:rFonts w:ascii="Century Gothic" w:hAnsi="Century Gothic" w:cstheme="minorHAnsi"/>
+                                <w:color w:val="000000"/>
+                                <w:sz w:val="18"/>
+                                <w:szCs w:val="16"/>
+                                <w:lang w:val="es-419"/>
+                              </w:rPr>
+                              <w:t>con</w:t>
+                            </w:r>
+                            <w:r>
+                              <w:rPr>
+                                <w:rFonts w:ascii="Century Gothic" w:hAnsi="Century Gothic" w:cstheme="minorHAnsi"/>
+                                <w:color w:val="000000"/>
+                                <w:sz w:val="18"/>
+                                <w:szCs w:val="16"/>
+                                <w:lang w:val="es-419"/>
+                              </w:rPr>
+                              <w:t xml:space="preserve"> </w:t>
                             </w:r>
                             <w:r>
                               <w:rPr>
@@ -8657,17 +9476,7 @@
                                 <w:szCs w:val="16"/>
                                 <w:lang w:val="es-419"/>
                               </w:rPr>
-                              <w:t>traducción de necesidades del cliente</w:t>
-                            </w:r>
-                            <w:r>
-                              <w:rPr>
-                                <w:rFonts w:ascii="Century Gothic" w:hAnsi="Century Gothic" w:cstheme="minorHAnsi"/>
-                                <w:color w:val="000000"/>
-                                <w:sz w:val="18"/>
-                                <w:szCs w:val="16"/>
-                                <w:lang w:val="es-419"/>
-                              </w:rPr>
-                              <w:t xml:space="preserve"> en diseños funcionales para </w:t>
+                              <w:t>Melo</w:t>
                             </w:r>
                             <w:r>
                               <w:rPr>
@@ -8679,7 +9488,64 @@
                                 <w:szCs w:val="16"/>
                                 <w:lang w:val="es-419"/>
                               </w:rPr>
-                              <w:t>iOS y Android</w:t>
+                              <w:t>,</w:t>
+                            </w:r>
+                            <w:r>
+                              <w:rPr>
+                                <w:rFonts w:ascii="Century Gothic" w:hAnsi="Century Gothic" w:cstheme="minorHAnsi"/>
+                                <w:color w:val="000000"/>
+                                <w:sz w:val="18"/>
+                                <w:szCs w:val="16"/>
+                                <w:lang w:val="es-419"/>
+                              </w:rPr>
+                              <w:t xml:space="preserve"> </w:t>
+                            </w:r>
+                            <w:r>
+                              <w:rPr>
+                                <w:rFonts w:ascii="Century Gothic" w:hAnsi="Century Gothic" w:cstheme="minorHAnsi"/>
+                                <w:color w:val="000000"/>
+                                <w:sz w:val="18"/>
+                                <w:szCs w:val="16"/>
+                                <w:lang w:val="es-419"/>
+                              </w:rPr>
+                              <w:t>mejorando la organización y escalabilidad de los proyectos</w:t>
+                            </w:r>
+                            <w:r>
+                              <w:rPr>
+                                <w:rFonts w:ascii="Century Gothic" w:hAnsi="Century Gothic" w:cstheme="minorHAnsi"/>
+                                <w:color w:val="000000"/>
+                                <w:sz w:val="18"/>
+                                <w:szCs w:val="16"/>
+                                <w:lang w:val="es-419"/>
+                              </w:rPr>
+                              <w:t>.</w:t>
+                            </w:r>
+                          </w:p>
+                          <w:p>
+                            <w:pPr>
+                              <w:pStyle w:val="Prrafodelista"/>
+                              <w:numPr>
+                                <w:ilvl w:val="0"/>
+                                <w:numId w:val="13"/>
+                              </w:numPr>
+                              <w:spacing w:line="276" w:lineRule="auto"/>
+                              <w:rPr>
+                                <w:rFonts w:ascii="Century Gothic" w:hAnsi="Century Gothic" w:cstheme="minorHAnsi"/>
+                                <w:color w:val="000000"/>
+                                <w:sz w:val="18"/>
+                                <w:szCs w:val="16"/>
+                                <w:lang w:val="es-419"/>
+                              </w:rPr>
+                            </w:pPr>
+                            <w:r>
+                              <w:rPr>
+                                <w:rFonts w:ascii="Century Gothic" w:hAnsi="Century Gothic" w:cstheme="minorHAnsi"/>
+                                <w:color w:val="000000"/>
+                                <w:sz w:val="18"/>
+                                <w:szCs w:val="16"/>
+                                <w:lang w:val="es-419"/>
+                              </w:rPr>
+                              <w:t xml:space="preserve">Consumo de </w:t>
                             </w:r>
                             <w:r>
                               <w:rPr>
@@ -8691,7 +9557,39 @@
                                 <w:szCs w:val="16"/>
                                 <w:lang w:val="es-419"/>
                               </w:rPr>
-                              <w:t>.</w:t>
+                              <w:t>APIs de terceros</w:t>
+                            </w:r>
+                            <w:r>
+                              <w:rPr>
+                                <w:rFonts w:ascii="Century Gothic" w:hAnsi="Century Gothic" w:cstheme="minorHAnsi"/>
+                                <w:color w:val="000000"/>
+                                <w:sz w:val="18"/>
+                                <w:szCs w:val="16"/>
+                                <w:lang w:val="es-419"/>
+                              </w:rPr>
+                              <w:t xml:space="preserve"> e integración con </w:t>
+                            </w:r>
+                            <w:r>
+                              <w:rPr>
+                                <w:rFonts w:ascii="Century Gothic" w:hAnsi="Century Gothic" w:cstheme="minorHAnsi"/>
+                                <w:b/>
+                                <w:bCs/>
+                                <w:color w:val="000000"/>
+                                <w:sz w:val="18"/>
+                                <w:szCs w:val="16"/>
+                                <w:lang w:val="es-419"/>
+                              </w:rPr>
+                              <w:t>Cloud Functions</w:t>
+                            </w:r>
+                            <w:r>
+                              <w:rPr>
+                                <w:rFonts w:ascii="Century Gothic" w:hAnsi="Century Gothic" w:cstheme="minorHAnsi"/>
+                                <w:color w:val="000000"/>
+                                <w:sz w:val="18"/>
+                                <w:szCs w:val="16"/>
+                                <w:lang w:val="es-419"/>
+                              </w:rPr>
+                              <w:t xml:space="preserve"> y backend interno.</w:t>
                             </w:r>
                           </w:p>
                           <w:p>
@@ -8718,7 +9616,7 @@
                                 <w:szCs w:val="16"/>
                                 <w:lang w:val="es-419"/>
                               </w:rPr>
-                              <w:t xml:space="preserve">Desarrollo de aplicaciones </w:t>
+                              <w:t xml:space="preserve">Aplicación de técnicas de </w:t>
                             </w:r>
                             <w:r>
                               <w:rPr>
@@ -8730,9 +9628,28 @@
                                 <w:szCs w:val="16"/>
                                 <w:lang w:val="es-419"/>
                               </w:rPr>
-                              <w:t>e-</w:t>
-                            </w:r>
-                            <w:proofErr w:type="spellStart"/>
+                              <w:t>actualización en tiempo real</w:t>
+                            </w:r>
+                            <w:r>
+                              <w:rPr>
+                                <w:rFonts w:ascii="Century Gothic" w:hAnsi="Century Gothic" w:cstheme="minorHAnsi"/>
+                                <w:color w:val="000000"/>
+                                <w:sz w:val="18"/>
+                                <w:szCs w:val="16"/>
+                                <w:lang w:val="es-419"/>
+                              </w:rPr>
+                              <w:t xml:space="preserve"> </w:t>
+                            </w:r>
+                            <w:r>
+                              <w:rPr>
+                                <w:rFonts w:ascii="Century Gothic" w:hAnsi="Century Gothic" w:cstheme="minorHAnsi"/>
+                                <w:color w:val="000000"/>
+                                <w:sz w:val="18"/>
+                                <w:szCs w:val="16"/>
+                                <w:lang w:val="es-419"/>
+                              </w:rPr>
+                              <w:t xml:space="preserve">mediante </w:t>
+                            </w:r>
                             <w:r>
                               <w:rPr>
                                 <w:rFonts w:ascii="Century Gothic" w:hAnsi="Century Gothic" w:cstheme="minorHAnsi"/>
@@ -8743,9 +9660,8 @@
                                 <w:szCs w:val="16"/>
                                 <w:lang w:val="es-419"/>
                               </w:rPr>
-                              <w:t>commerce</w:t>
-                            </w:r>
-                            <w:proofErr w:type="spellEnd"/>
+                              <w:t>Streams</w:t>
+                            </w:r>
                             <w:r>
                               <w:rPr>
                                 <w:rFonts w:ascii="Century Gothic" w:hAnsi="Century Gothic" w:cstheme="minorHAnsi"/>
@@ -8754,7 +9670,34 @@
                                 <w:szCs w:val="16"/>
                                 <w:lang w:val="es-419"/>
                               </w:rPr>
-                              <w:t xml:space="preserve">, de </w:t>
+                              <w:t>.</w:t>
+                            </w:r>
+                          </w:p>
+                          <w:p>
+                            <w:pPr>
+                              <w:pStyle w:val="Prrafodelista"/>
+                              <w:numPr>
+                                <w:ilvl w:val="0"/>
+                                <w:numId w:val="13"/>
+                              </w:numPr>
+                              <w:spacing w:line="276" w:lineRule="auto"/>
+                              <w:rPr>
+                                <w:rFonts w:ascii="Century Gothic" w:hAnsi="Century Gothic" w:cstheme="minorHAnsi"/>
+                                <w:color w:val="000000"/>
+                                <w:sz w:val="18"/>
+                                <w:szCs w:val="16"/>
+                                <w:lang w:val="es-419"/>
+                              </w:rPr>
+                            </w:pPr>
+                            <w:r>
+                              <w:rPr>
+                                <w:rFonts w:ascii="Century Gothic" w:hAnsi="Century Gothic" w:cstheme="minorHAnsi"/>
+                                <w:color w:val="000000"/>
+                                <w:sz w:val="18"/>
+                                <w:szCs w:val="16"/>
+                                <w:lang w:val="es-419"/>
+                              </w:rPr>
+                              <w:t xml:space="preserve">Desarrollo de aplicaciones tipo </w:t>
                             </w:r>
                             <w:r>
                               <w:rPr>
@@ -8766,7 +9709,7 @@
                                 <w:szCs w:val="16"/>
                                 <w:lang w:val="es-419"/>
                               </w:rPr>
-                              <w:t>servicios</w:t>
+                              <w:t>dating-app</w:t>
                             </w:r>
                             <w:r>
                               <w:rPr>
@@ -8776,29 +9719,7 @@
                                 <w:szCs w:val="16"/>
                                 <w:lang w:val="es-419"/>
                               </w:rPr>
-                              <w:t xml:space="preserve"> y </w:t>
-                            </w:r>
-                            <w:r>
-                              <w:rPr>
-                                <w:rFonts w:ascii="Century Gothic" w:hAnsi="Century Gothic" w:cstheme="minorHAnsi"/>
-                                <w:b/>
-                                <w:bCs/>
-                                <w:color w:val="000000"/>
-                                <w:sz w:val="18"/>
-                                <w:szCs w:val="16"/>
-                                <w:lang w:val="es-419"/>
-                              </w:rPr>
-                              <w:t>banca digital</w:t>
-                            </w:r>
-                            <w:r>
-                              <w:rPr>
-                                <w:rFonts w:ascii="Century Gothic" w:hAnsi="Century Gothic" w:cstheme="minorHAnsi"/>
-                                <w:color w:val="000000"/>
-                                <w:sz w:val="18"/>
-                                <w:szCs w:val="16"/>
-                                <w:lang w:val="es-419"/>
-                              </w:rPr>
-                              <w:t>, con especial atención a la experiencia de usuario.</w:t>
+                              <w:t xml:space="preserve"> con alto tráfico y enfoque social.</w:t>
                             </w:r>
                           </w:p>
                           <w:p>
@@ -8825,22 +9746,18 @@
                                 <w:szCs w:val="16"/>
                                 <w:lang w:val="es-419"/>
                               </w:rPr>
-                              <w:t xml:space="preserve">Implementación de arquitecturas </w:t>
-                            </w:r>
-                            <w:proofErr w:type="spellStart"/>
-                            <w:r>
-                              <w:rPr>
-                                <w:rFonts w:ascii="Century Gothic" w:hAnsi="Century Gothic" w:cstheme="minorHAnsi"/>
-                                <w:b/>
-                                <w:bCs/>
+                              <w:t>Contribución</w:t>
+                            </w:r>
+                            <w:r>
+                              <w:rPr>
+                                <w:rFonts w:ascii="Century Gothic" w:hAnsi="Century Gothic" w:cstheme="minorHAnsi"/>
                                 <w:color w:val="000000"/>
                                 <w:sz w:val="18"/>
                                 <w:szCs w:val="16"/>
                                 <w:lang w:val="es-419"/>
                               </w:rPr>
-                              <w:t>Clean</w:t>
-                            </w:r>
-                            <w:proofErr w:type="spellEnd"/>
+                              <w:t xml:space="preserve"> </w:t>
+                            </w:r>
                             <w:r>
                               <w:rPr>
                                 <w:rFonts w:ascii="Century Gothic" w:hAnsi="Century Gothic" w:cstheme="minorHAnsi"/>
@@ -8849,19 +9766,17 @@
                                 <w:szCs w:val="16"/>
                                 <w:lang w:val="es-419"/>
                               </w:rPr>
-                              <w:t xml:space="preserve"> y </w:t>
-                            </w:r>
-                            <w:r>
-                              <w:rPr>
-                                <w:rFonts w:ascii="Century Gothic" w:hAnsi="Century Gothic" w:cstheme="minorHAnsi"/>
-                                <w:b/>
-                                <w:bCs/>
+                              <w:t>en</w:t>
+                            </w:r>
+                            <w:r>
+                              <w:rPr>
+                                <w:rFonts w:ascii="Century Gothic" w:hAnsi="Century Gothic" w:cstheme="minorHAnsi"/>
                                 <w:color w:val="000000"/>
                                 <w:sz w:val="18"/>
                                 <w:szCs w:val="16"/>
                                 <w:lang w:val="es-419"/>
                               </w:rPr>
-                              <w:t>MVVM</w:t>
+                              <w:t xml:space="preserve"> multiples </w:t>
                             </w:r>
                             <w:r>
                               <w:rPr>
@@ -8871,22 +9786,18 @@
                                 <w:szCs w:val="16"/>
                                 <w:lang w:val="es-419"/>
                               </w:rPr>
-                              <w:t xml:space="preserve">, utilizando </w:t>
-                            </w:r>
-                            <w:proofErr w:type="spellStart"/>
-                            <w:r>
-                              <w:rPr>
-                                <w:rFonts w:ascii="Century Gothic" w:hAnsi="Century Gothic" w:cstheme="minorHAnsi"/>
-                                <w:b/>
-                                <w:bCs/>
+                              <w:t>paquetes</w:t>
+                            </w:r>
+                            <w:r>
+                              <w:rPr>
+                                <w:rFonts w:ascii="Century Gothic" w:hAnsi="Century Gothic" w:cstheme="minorHAnsi"/>
                                 <w:color w:val="000000"/>
                                 <w:sz w:val="18"/>
                                 <w:szCs w:val="16"/>
                                 <w:lang w:val="es-419"/>
                               </w:rPr>
-                              <w:t>GetX</w:t>
-                            </w:r>
-                            <w:proofErr w:type="spellEnd"/>
+                              <w:t xml:space="preserve"> de la comunidad como</w:t>
+                            </w:r>
                             <w:r>
                               <w:rPr>
                                 <w:rFonts w:ascii="Century Gothic" w:hAnsi="Century Gothic" w:cstheme="minorHAnsi"/>
@@ -8895,1364 +9806,19 @@
                                 <w:szCs w:val="16"/>
                                 <w:lang w:val="es-419"/>
                               </w:rPr>
-                              <w:t xml:space="preserve">, </w:t>
-                            </w:r>
-                            <w:r>
-                              <w:rPr>
-                                <w:rFonts w:ascii="Century Gothic" w:hAnsi="Century Gothic" w:cstheme="minorHAnsi"/>
-                                <w:b/>
-                                <w:bCs/>
+                              <w:t>:</w:t>
+                            </w:r>
+                            <w:r>
+                              <w:rPr>
+                                <w:rFonts w:ascii="Century Gothic" w:hAnsi="Century Gothic" w:cstheme="minorHAnsi"/>
                                 <w:color w:val="000000"/>
                                 <w:sz w:val="18"/>
                                 <w:szCs w:val="16"/>
                                 <w:lang w:val="es-419"/>
                               </w:rPr>
-                              <w:t>Bloc/</w:t>
-                            </w:r>
-                            <w:proofErr w:type="spellStart"/>
-                            <w:r>
-                              <w:rPr>
-                                <w:rFonts w:ascii="Century Gothic" w:hAnsi="Century Gothic" w:cstheme="minorHAnsi"/>
-                                <w:b/>
-                                <w:bCs/>
-                                <w:color w:val="000000"/>
-                                <w:sz w:val="18"/>
-                                <w:szCs w:val="16"/>
-                                <w:lang w:val="es-419"/>
-                              </w:rPr>
-                              <w:t>Cubit</w:t>
-                            </w:r>
-                            <w:proofErr w:type="spellEnd"/>
-                            <w:r>
-                              <w:rPr>
-                                <w:rFonts w:ascii="Century Gothic" w:hAnsi="Century Gothic" w:cstheme="minorHAnsi"/>
-                                <w:b/>
-                                <w:bCs/>
-                                <w:color w:val="000000"/>
-                                <w:sz w:val="18"/>
-                                <w:szCs w:val="16"/>
-                                <w:lang w:val="es-419"/>
-                              </w:rPr>
                               <w:t xml:space="preserve"> </w:t>
                             </w:r>
-                            <w:r>
-                              <w:rPr>
-                                <w:rFonts w:ascii="Century Gothic" w:hAnsi="Century Gothic" w:cstheme="minorHAnsi"/>
-                                <w:color w:val="000000"/>
-                                <w:sz w:val="18"/>
-                                <w:szCs w:val="16"/>
-                                <w:lang w:val="es-419"/>
-                              </w:rPr>
-                              <w:t xml:space="preserve">y </w:t>
-                            </w:r>
-                            <w:proofErr w:type="spellStart"/>
-                            <w:r>
-                              <w:rPr>
-                                <w:rFonts w:ascii="Century Gothic" w:hAnsi="Century Gothic" w:cstheme="minorHAnsi"/>
-                                <w:b/>
-                                <w:bCs/>
-                                <w:color w:val="000000"/>
-                                <w:sz w:val="18"/>
-                                <w:szCs w:val="16"/>
-                                <w:lang w:val="es-419"/>
-                              </w:rPr>
-                              <w:t>Provider</w:t>
-                            </w:r>
-                            <w:proofErr w:type="spellEnd"/>
-                            <w:r>
-                              <w:rPr>
-                                <w:rFonts w:ascii="Century Gothic" w:hAnsi="Century Gothic" w:cstheme="minorHAnsi"/>
-                                <w:color w:val="000000"/>
-                                <w:sz w:val="18"/>
-                                <w:szCs w:val="16"/>
-                                <w:lang w:val="es-419"/>
-                              </w:rPr>
-                              <w:t xml:space="preserve"> para la gestión de estado</w:t>
-                            </w:r>
-                            <w:r>
-                              <w:rPr>
-                                <w:rFonts w:ascii="Century Gothic" w:hAnsi="Century Gothic" w:cstheme="minorHAnsi"/>
-                                <w:color w:val="000000"/>
-                                <w:sz w:val="18"/>
-                                <w:szCs w:val="16"/>
-                                <w:lang w:val="es-419"/>
-                              </w:rPr>
-                              <w:t>.</w:t>
-                            </w:r>
-                          </w:p>
-                          <w:p>
-                            <w:pPr>
-                              <w:pStyle w:val="Prrafodelista"/>
-                              <w:numPr>
-                                <w:ilvl w:val="0"/>
-                                <w:numId w:val="11"/>
-                              </w:numPr>
-                              <w:spacing w:line="276" w:lineRule="auto"/>
-                              <w:rPr>
-                                <w:rFonts w:ascii="Century Gothic" w:hAnsi="Century Gothic" w:cstheme="minorHAnsi"/>
-                                <w:color w:val="000000"/>
-                                <w:sz w:val="18"/>
-                                <w:szCs w:val="16"/>
-                                <w:lang w:val="es-419"/>
-                              </w:rPr>
-                            </w:pPr>
-                            <w:r>
-                              <w:rPr>
-                                <w:rFonts w:ascii="Century Gothic" w:hAnsi="Century Gothic" w:cstheme="minorHAnsi"/>
-                                <w:color w:val="000000"/>
-                                <w:sz w:val="18"/>
-                                <w:szCs w:val="16"/>
-                                <w:lang w:val="es-419"/>
-                              </w:rPr>
-                              <w:t xml:space="preserve">Uso de </w:t>
-                            </w:r>
-                            <w:r>
-                              <w:rPr>
-                                <w:rFonts w:ascii="Century Gothic" w:hAnsi="Century Gothic" w:cstheme="minorHAnsi"/>
-                                <w:b/>
-                                <w:bCs/>
-                                <w:color w:val="000000"/>
-                                <w:sz w:val="18"/>
-                                <w:szCs w:val="16"/>
-                                <w:lang w:val="es-419"/>
-                              </w:rPr>
-                              <w:t>GitHub</w:t>
-                            </w:r>
-                            <w:r>
-                              <w:rPr>
-                                <w:rFonts w:ascii="Century Gothic" w:hAnsi="Century Gothic" w:cstheme="minorHAnsi"/>
-                                <w:color w:val="000000"/>
-                                <w:sz w:val="18"/>
-                                <w:szCs w:val="16"/>
-                                <w:lang w:val="es-419"/>
-                              </w:rPr>
-                              <w:t xml:space="preserve"> y </w:t>
-                            </w:r>
-                            <w:proofErr w:type="spellStart"/>
-                            <w:r>
-                              <w:rPr>
-                                <w:rFonts w:ascii="Century Gothic" w:hAnsi="Century Gothic" w:cstheme="minorHAnsi"/>
-                                <w:b/>
-                                <w:bCs/>
-                                <w:color w:val="000000"/>
-                                <w:sz w:val="18"/>
-                                <w:szCs w:val="16"/>
-                                <w:lang w:val="es-419"/>
-                              </w:rPr>
-                              <w:t>Bitbucket</w:t>
-                            </w:r>
-                            <w:proofErr w:type="spellEnd"/>
-                            <w:r>
-                              <w:rPr>
-                                <w:rFonts w:ascii="Century Gothic" w:hAnsi="Century Gothic" w:cstheme="minorHAnsi"/>
-                                <w:color w:val="000000"/>
-                                <w:sz w:val="18"/>
-                                <w:szCs w:val="16"/>
-                                <w:lang w:val="es-419"/>
-                              </w:rPr>
-                              <w:t xml:space="preserve">, incluyendo </w:t>
-                            </w:r>
-                            <w:r>
-                              <w:rPr>
-                                <w:rFonts w:ascii="Century Gothic" w:hAnsi="Century Gothic" w:cstheme="minorHAnsi"/>
-                                <w:b/>
-                                <w:bCs/>
-                                <w:color w:val="000000"/>
-                                <w:sz w:val="18"/>
-                                <w:szCs w:val="16"/>
-                                <w:lang w:val="es-419"/>
-                              </w:rPr>
-                              <w:t>CI/CD</w:t>
-                            </w:r>
-                            <w:r>
-                              <w:rPr>
-                                <w:rFonts w:ascii="Century Gothic" w:hAnsi="Century Gothic" w:cstheme="minorHAnsi"/>
-                                <w:color w:val="000000"/>
-                                <w:sz w:val="18"/>
-                                <w:szCs w:val="16"/>
-                                <w:lang w:val="es-419"/>
-                              </w:rPr>
-                              <w:t xml:space="preserve"> para la automatización de pruebas y despliegues.</w:t>
-                            </w:r>
-                          </w:p>
-                          <w:p>
-                            <w:pPr>
-                              <w:pStyle w:val="Prrafodelista"/>
-                              <w:numPr>
-                                <w:ilvl w:val="0"/>
-                                <w:numId w:val="11"/>
-                              </w:numPr>
-                              <w:spacing w:line="276" w:lineRule="auto"/>
-                              <w:rPr>
-                                <w:rFonts w:ascii="Century Gothic" w:hAnsi="Century Gothic" w:cstheme="minorHAnsi"/>
-                                <w:color w:val="000000"/>
-                                <w:sz w:val="18"/>
-                                <w:szCs w:val="16"/>
-                                <w:lang w:val="es-419"/>
-                              </w:rPr>
-                            </w:pPr>
-                            <w:r>
-                              <w:rPr>
-                                <w:rFonts w:ascii="Century Gothic" w:hAnsi="Century Gothic" w:cstheme="minorHAnsi"/>
-                                <w:color w:val="000000"/>
-                                <w:sz w:val="18"/>
-                                <w:szCs w:val="16"/>
-                                <w:lang w:val="es-419"/>
-                              </w:rPr>
-                              <w:t xml:space="preserve">Consumo de </w:t>
-                            </w:r>
-                            <w:proofErr w:type="spellStart"/>
-                            <w:r>
-                              <w:rPr>
-                                <w:rFonts w:ascii="Century Gothic" w:hAnsi="Century Gothic" w:cstheme="minorHAnsi"/>
-                                <w:b/>
-                                <w:bCs/>
-                                <w:color w:val="000000"/>
-                                <w:sz w:val="18"/>
-                                <w:szCs w:val="16"/>
-                                <w:lang w:val="es-419"/>
-                              </w:rPr>
-                              <w:t>APIs</w:t>
-                            </w:r>
-                            <w:proofErr w:type="spellEnd"/>
-                            <w:r>
-                              <w:rPr>
-                                <w:rFonts w:ascii="Century Gothic" w:hAnsi="Century Gothic" w:cstheme="minorHAnsi"/>
-                                <w:b/>
-                                <w:bCs/>
-                                <w:color w:val="000000"/>
-                                <w:sz w:val="18"/>
-                                <w:szCs w:val="16"/>
-                                <w:lang w:val="es-419"/>
-                              </w:rPr>
-                              <w:t xml:space="preserve"> REST</w:t>
-                            </w:r>
-                            <w:r>
-                              <w:rPr>
-                                <w:rFonts w:ascii="Century Gothic" w:hAnsi="Century Gothic" w:cstheme="minorHAnsi"/>
-                                <w:color w:val="000000"/>
-                                <w:sz w:val="18"/>
-                                <w:szCs w:val="16"/>
-                                <w:lang w:val="es-419"/>
-                              </w:rPr>
-                              <w:t xml:space="preserve"> y </w:t>
-                            </w:r>
-                            <w:proofErr w:type="spellStart"/>
-                            <w:r>
-                              <w:rPr>
-                                <w:rFonts w:ascii="Century Gothic" w:hAnsi="Century Gothic" w:cstheme="minorHAnsi"/>
-                                <w:b/>
-                                <w:bCs/>
-                                <w:color w:val="000000"/>
-                                <w:sz w:val="18"/>
-                                <w:szCs w:val="16"/>
-                                <w:lang w:val="es-419"/>
-                              </w:rPr>
-                              <w:t>GraphQL</w:t>
-                            </w:r>
-                            <w:proofErr w:type="spellEnd"/>
-                            <w:r>
-                              <w:rPr>
-                                <w:rFonts w:ascii="Century Gothic" w:hAnsi="Century Gothic" w:cstheme="minorHAnsi"/>
-                                <w:color w:val="000000"/>
-                                <w:sz w:val="18"/>
-                                <w:szCs w:val="16"/>
-                                <w:lang w:val="es-419"/>
-                              </w:rPr>
-                              <w:t>, tanto internas como externas.</w:t>
-                            </w:r>
-                          </w:p>
-                          <w:p>
-                            <w:pPr>
-                              <w:pStyle w:val="Prrafodelista"/>
-                              <w:numPr>
-                                <w:ilvl w:val="0"/>
-                                <w:numId w:val="11"/>
-                              </w:numPr>
-                              <w:spacing w:line="276" w:lineRule="auto"/>
-                              <w:rPr>
-                                <w:rFonts w:ascii="Century Gothic" w:hAnsi="Century Gothic" w:cstheme="minorHAnsi"/>
-                                <w:color w:val="000000"/>
-                                <w:sz w:val="18"/>
-                                <w:szCs w:val="16"/>
-                                <w:lang w:val="es-419"/>
-                              </w:rPr>
-                            </w:pPr>
-                            <w:r>
-                              <w:rPr>
-                                <w:rFonts w:ascii="Century Gothic" w:hAnsi="Century Gothic" w:cstheme="minorHAnsi"/>
-                                <w:color w:val="000000"/>
-                                <w:sz w:val="18"/>
-                                <w:szCs w:val="16"/>
-                                <w:lang w:val="es-419"/>
-                              </w:rPr>
-                              <w:t xml:space="preserve">Integración de </w:t>
-                            </w:r>
-                            <w:r>
-                              <w:rPr>
-                                <w:rFonts w:ascii="Century Gothic" w:hAnsi="Century Gothic" w:cstheme="minorHAnsi"/>
-                                <w:b/>
-                                <w:bCs/>
-                                <w:color w:val="000000"/>
-                                <w:sz w:val="18"/>
-                                <w:szCs w:val="16"/>
-                                <w:lang w:val="es-419"/>
-                              </w:rPr>
-                              <w:t>pasarelas de pago</w:t>
-                            </w:r>
-                            <w:r>
-                              <w:rPr>
-                                <w:rFonts w:ascii="Century Gothic" w:hAnsi="Century Gothic" w:cstheme="minorHAnsi"/>
-                                <w:color w:val="000000"/>
-                                <w:sz w:val="18"/>
-                                <w:szCs w:val="16"/>
-                                <w:lang w:val="es-419"/>
-                              </w:rPr>
-                              <w:t xml:space="preserve"> como </w:t>
-                            </w:r>
-                            <w:proofErr w:type="spellStart"/>
-                            <w:r>
-                              <w:rPr>
-                                <w:rFonts w:ascii="Century Gothic" w:hAnsi="Century Gothic" w:cstheme="minorHAnsi"/>
-                                <w:b/>
-                                <w:bCs/>
-                                <w:color w:val="000000"/>
-                                <w:sz w:val="18"/>
-                                <w:szCs w:val="16"/>
-                                <w:lang w:val="es-419"/>
-                              </w:rPr>
-                              <w:t>Stripe</w:t>
-                            </w:r>
-                            <w:proofErr w:type="spellEnd"/>
-                            <w:r>
-                              <w:rPr>
-                                <w:rFonts w:ascii="Century Gothic" w:hAnsi="Century Gothic" w:cstheme="minorHAnsi"/>
-                                <w:color w:val="000000"/>
-                                <w:sz w:val="18"/>
-                                <w:szCs w:val="16"/>
-                                <w:lang w:val="es-419"/>
-                              </w:rPr>
-                              <w:t>.</w:t>
-                            </w:r>
-                          </w:p>
-                          <w:p>
-                            <w:pPr>
-                              <w:spacing w:line="276" w:lineRule="auto"/>
-                              <w:rPr>
-                                <w:rFonts w:ascii="Century Gothic" w:hAnsi="Century Gothic" w:cstheme="minorHAnsi"/>
-                                <w:b/>
-                                <w:color w:val="000000"/>
-                                <w:sz w:val="20"/>
-                                <w:szCs w:val="20"/>
-                                <w:lang w:val="es-ES"/>
-                              </w:rPr>
-                            </w:pPr>
-                          </w:p>
-                          <w:p>
-                            <w:pPr>
-                              <w:spacing w:line="276" w:lineRule="auto"/>
-                              <w:rPr>
-                                <w:rFonts w:ascii="Century Gothic" w:hAnsi="Century Gothic" w:cstheme="minorHAnsi"/>
-                                <w:color w:val="000000"/>
-                                <w:sz w:val="22"/>
-                                <w:szCs w:val="22"/>
-                                <w:lang w:val="en-US"/>
-                              </w:rPr>
-                            </w:pPr>
-                            <w:proofErr w:type="spellStart"/>
-                            <w:r>
-                              <w:rPr>
-                                <w:rFonts w:ascii="Century Gothic" w:hAnsi="Century Gothic" w:cstheme="minorHAnsi"/>
-                                <w:b/>
-                                <w:color w:val="000000"/>
-                                <w:sz w:val="22"/>
-                                <w:szCs w:val="22"/>
-                                <w:lang w:val="en-US"/>
-                              </w:rPr>
-                              <w:t>Zyrcled</w:t>
-                            </w:r>
-                            <w:proofErr w:type="spellEnd"/>
-                            <w:r>
-                              <w:rPr>
-                                <w:rFonts w:ascii="Century Gothic" w:hAnsi="Century Gothic" w:cstheme="minorHAnsi"/>
-                                <w:b/>
-                                <w:color w:val="000000"/>
-                                <w:sz w:val="22"/>
-                                <w:szCs w:val="22"/>
-                                <w:lang w:val="en-US"/>
-                              </w:rPr>
-                              <w:t xml:space="preserve"> Social Group</w:t>
-                            </w:r>
-                            <w:r>
-                              <w:rPr>
-                                <w:rFonts w:ascii="Century Gothic" w:hAnsi="Century Gothic" w:cstheme="minorHAnsi"/>
-                                <w:color w:val="000000"/>
-                                <w:sz w:val="22"/>
-                                <w:szCs w:val="22"/>
-                                <w:lang w:val="en-US"/>
-                              </w:rPr>
-                              <w:t xml:space="preserve">,  </w:t>
-                            </w:r>
-                          </w:p>
-                          <w:p>
-                            <w:pPr>
-                              <w:spacing w:line="276" w:lineRule="auto"/>
-                              <w:rPr>
-                                <w:rFonts w:ascii="Century Gothic" w:hAnsi="Century Gothic" w:cstheme="minorHAnsi"/>
-                                <w:color w:val="808080"/>
-                                <w:sz w:val="22"/>
-                                <w:szCs w:val="22"/>
-                                <w:lang w:val="en-US"/>
-                              </w:rPr>
-                            </w:pPr>
-                            <w:proofErr w:type="spellStart"/>
-                            <w:r>
-                              <w:rPr>
-                                <w:rFonts w:ascii="Century Gothic" w:hAnsi="Century Gothic" w:cstheme="minorHAnsi"/>
-                                <w:color w:val="808080"/>
-                                <w:sz w:val="22"/>
-                                <w:szCs w:val="22"/>
-                                <w:lang w:val="en-US"/>
-                              </w:rPr>
-                              <w:t>Desarrollador</w:t>
-                            </w:r>
-                            <w:proofErr w:type="spellEnd"/>
-                            <w:r>
-                              <w:rPr>
-                                <w:rFonts w:ascii="Century Gothic" w:hAnsi="Century Gothic" w:cstheme="minorHAnsi"/>
-                                <w:color w:val="808080"/>
-                                <w:sz w:val="22"/>
-                                <w:szCs w:val="22"/>
-                                <w:lang w:val="en-US"/>
-                              </w:rPr>
-                              <w:t xml:space="preserve"> </w:t>
-                            </w:r>
-                            <w:r>
-                              <w:rPr>
-                                <w:rFonts w:ascii="Century Gothic" w:hAnsi="Century Gothic" w:cstheme="minorHAnsi"/>
-                                <w:color w:val="808080"/>
-                                <w:sz w:val="22"/>
-                                <w:szCs w:val="22"/>
-                                <w:lang w:val="en-US"/>
-                              </w:rPr>
-                              <w:t>F</w:t>
-                            </w:r>
-                            <w:r>
-                              <w:rPr>
-                                <w:rFonts w:ascii="Century Gothic" w:hAnsi="Century Gothic" w:cstheme="minorHAnsi"/>
-                                <w:color w:val="808080"/>
-                                <w:sz w:val="22"/>
-                                <w:szCs w:val="22"/>
-                                <w:lang w:val="en-US"/>
-                              </w:rPr>
-                              <w:t>ront-</w:t>
-                            </w:r>
-                            <w:r>
-                              <w:rPr>
-                                <w:rFonts w:ascii="Century Gothic" w:hAnsi="Century Gothic" w:cstheme="minorHAnsi"/>
-                                <w:color w:val="808080"/>
-                                <w:sz w:val="22"/>
-                                <w:szCs w:val="22"/>
-                                <w:lang w:val="en-US"/>
-                              </w:rPr>
-                              <w:t>E</w:t>
-                            </w:r>
-                            <w:r>
-                              <w:rPr>
-                                <w:rFonts w:ascii="Century Gothic" w:hAnsi="Century Gothic" w:cstheme="minorHAnsi"/>
-                                <w:color w:val="808080"/>
-                                <w:sz w:val="22"/>
-                                <w:szCs w:val="22"/>
-                                <w:lang w:val="en-US"/>
-                              </w:rPr>
-                              <w:t>nd</w:t>
-                            </w:r>
-                          </w:p>
-                          <w:p>
-                            <w:pPr>
-                              <w:spacing w:line="276" w:lineRule="auto"/>
-                              <w:rPr>
-                                <w:rFonts w:ascii="Century Gothic" w:hAnsi="Century Gothic" w:cstheme="minorHAnsi"/>
-                                <w:color w:val="000000"/>
-                                <w:sz w:val="18"/>
-                                <w:szCs w:val="18"/>
-                                <w:lang w:val="es-CU"/>
-                              </w:rPr>
-                            </w:pPr>
-                            <w:r>
-                              <w:rPr>
-                                <w:rFonts w:ascii="Century Gothic" w:hAnsi="Century Gothic" w:cstheme="minorHAnsi"/>
-                                <w:color w:val="000000"/>
-                                <w:sz w:val="18"/>
-                                <w:szCs w:val="18"/>
-                                <w:lang w:val="es-CU"/>
-                              </w:rPr>
-                              <w:t>Responsabilidades y logros</w:t>
-                            </w:r>
-                            <w:r>
-                              <w:rPr>
-                                <w:rFonts w:ascii="Century Gothic" w:hAnsi="Century Gothic" w:cstheme="minorHAnsi"/>
-                                <w:color w:val="000000"/>
-                                <w:sz w:val="18"/>
-                                <w:szCs w:val="18"/>
-                                <w:lang w:val="es-CU"/>
-                              </w:rPr>
-                              <w:t xml:space="preserve">: </w:t>
-                            </w:r>
-                          </w:p>
-                          <w:p>
-                            <w:pPr>
-                              <w:pStyle w:val="Prrafodelista"/>
-                              <w:numPr>
-                                <w:ilvl w:val="0"/>
-                                <w:numId w:val="13"/>
-                              </w:numPr>
-                              <w:spacing w:line="276" w:lineRule="auto"/>
-                              <w:rPr>
-                                <w:rFonts w:ascii="Century Gothic" w:hAnsi="Century Gothic" w:cstheme="minorHAnsi"/>
-                                <w:color w:val="000000"/>
-                                <w:sz w:val="18"/>
-                                <w:szCs w:val="16"/>
-                                <w:lang w:val="es-419"/>
-                              </w:rPr>
-                            </w:pPr>
-                            <w:r>
-                              <w:rPr>
-                                <w:rFonts w:ascii="Century Gothic" w:hAnsi="Century Gothic" w:cstheme="minorHAnsi"/>
-                                <w:color w:val="000000"/>
-                                <w:sz w:val="18"/>
-                                <w:szCs w:val="16"/>
-                                <w:lang w:val="es-419"/>
-                              </w:rPr>
-                              <w:t xml:space="preserve">Desarrollo de aplicaciones </w:t>
-                            </w:r>
-                            <w:r>
-                              <w:rPr>
-                                <w:rFonts w:ascii="Century Gothic" w:hAnsi="Century Gothic" w:cstheme="minorHAnsi"/>
-                                <w:b/>
-                                <w:bCs/>
-                                <w:color w:val="000000"/>
-                                <w:sz w:val="18"/>
-                                <w:szCs w:val="16"/>
-                                <w:lang w:val="es-419"/>
-                              </w:rPr>
-                              <w:t xml:space="preserve">Android </w:t>
-                            </w:r>
-                            <w:proofErr w:type="gramStart"/>
-                            <w:r>
-                              <w:rPr>
-                                <w:rFonts w:ascii="Century Gothic" w:hAnsi="Century Gothic" w:cstheme="minorHAnsi"/>
-                                <w:color w:val="000000"/>
-                                <w:sz w:val="18"/>
-                                <w:szCs w:val="16"/>
-                                <w:lang w:val="es-419"/>
-                              </w:rPr>
-                              <w:t>e</w:t>
-                            </w:r>
-                            <w:proofErr w:type="gramEnd"/>
-                            <w:r>
-                              <w:rPr>
-                                <w:rFonts w:ascii="Century Gothic" w:hAnsi="Century Gothic" w:cstheme="minorHAnsi"/>
-                                <w:color w:val="000000"/>
-                                <w:sz w:val="18"/>
-                                <w:szCs w:val="16"/>
-                                <w:lang w:val="es-419"/>
-                              </w:rPr>
-                              <w:t xml:space="preserve"> </w:t>
-                            </w:r>
-                            <w:r>
-                              <w:rPr>
-                                <w:rFonts w:ascii="Century Gothic" w:hAnsi="Century Gothic" w:cstheme="minorHAnsi"/>
-                                <w:b/>
-                                <w:bCs/>
-                                <w:color w:val="000000"/>
-                                <w:sz w:val="18"/>
-                                <w:szCs w:val="16"/>
-                                <w:lang w:val="es-419"/>
-                              </w:rPr>
-                              <w:t>iOS</w:t>
-                            </w:r>
-                            <w:r>
-                              <w:rPr>
-                                <w:rFonts w:ascii="Century Gothic" w:hAnsi="Century Gothic" w:cstheme="minorHAnsi"/>
-                                <w:color w:val="000000"/>
-                                <w:sz w:val="18"/>
-                                <w:szCs w:val="16"/>
-                                <w:lang w:val="es-419"/>
-                              </w:rPr>
-                              <w:t xml:space="preserve"> </w:t>
-                            </w:r>
-                            <w:r>
-                              <w:rPr>
-                                <w:rFonts w:ascii="Century Gothic" w:hAnsi="Century Gothic" w:cstheme="minorHAnsi"/>
-                                <w:color w:val="000000"/>
-                                <w:sz w:val="18"/>
-                                <w:szCs w:val="16"/>
-                                <w:lang w:val="es-419"/>
-                              </w:rPr>
-                              <w:t>utilizando</w:t>
-                            </w:r>
-                            <w:r>
-                              <w:rPr>
-                                <w:rFonts w:ascii="Century Gothic" w:hAnsi="Century Gothic" w:cstheme="minorHAnsi"/>
-                                <w:color w:val="000000"/>
-                                <w:sz w:val="18"/>
-                                <w:szCs w:val="16"/>
-                                <w:lang w:val="es-419"/>
-                              </w:rPr>
-                              <w:t xml:space="preserve"> </w:t>
-                            </w:r>
-                            <w:r>
-                              <w:rPr>
-                                <w:rFonts w:ascii="Century Gothic" w:hAnsi="Century Gothic" w:cstheme="minorHAnsi"/>
-                                <w:b/>
-                                <w:bCs/>
-                                <w:color w:val="000000"/>
-                                <w:sz w:val="18"/>
-                                <w:szCs w:val="16"/>
-                                <w:lang w:val="es-419"/>
-                              </w:rPr>
-                              <w:t>Dart</w:t>
-                            </w:r>
-                            <w:r>
-                              <w:rPr>
-                                <w:rFonts w:ascii="Century Gothic" w:hAnsi="Century Gothic" w:cstheme="minorHAnsi"/>
-                                <w:color w:val="000000"/>
-                                <w:sz w:val="18"/>
-                                <w:szCs w:val="16"/>
-                                <w:lang w:val="es-419"/>
-                              </w:rPr>
-                              <w:t xml:space="preserve"> y</w:t>
-                            </w:r>
-                            <w:r>
-                              <w:rPr>
-                                <w:rFonts w:ascii="Century Gothic" w:hAnsi="Century Gothic" w:cstheme="minorHAnsi"/>
-                                <w:b/>
-                                <w:bCs/>
-                                <w:color w:val="000000"/>
-                                <w:sz w:val="18"/>
-                                <w:szCs w:val="16"/>
-                                <w:lang w:val="es-419"/>
-                              </w:rPr>
-                              <w:t xml:space="preserve"> </w:t>
-                            </w:r>
-                            <w:proofErr w:type="spellStart"/>
-                            <w:r>
-                              <w:rPr>
-                                <w:rFonts w:ascii="Century Gothic" w:hAnsi="Century Gothic" w:cstheme="minorHAnsi"/>
-                                <w:b/>
-                                <w:bCs/>
-                                <w:color w:val="000000"/>
-                                <w:sz w:val="18"/>
-                                <w:szCs w:val="16"/>
-                                <w:lang w:val="es-419"/>
-                              </w:rPr>
-                              <w:t>Flutter</w:t>
-                            </w:r>
-                            <w:proofErr w:type="spellEnd"/>
-                            <w:r>
-                              <w:rPr>
-                                <w:rFonts w:ascii="Century Gothic" w:hAnsi="Century Gothic" w:cstheme="minorHAnsi"/>
-                                <w:color w:val="000000"/>
-                                <w:sz w:val="18"/>
-                                <w:szCs w:val="16"/>
-                                <w:lang w:val="es-419"/>
-                              </w:rPr>
-                              <w:t>.</w:t>
-                            </w:r>
-                          </w:p>
-                          <w:p>
-                            <w:pPr>
-                              <w:pStyle w:val="Prrafodelista"/>
-                              <w:numPr>
-                                <w:ilvl w:val="0"/>
-                                <w:numId w:val="13"/>
-                              </w:numPr>
-                              <w:spacing w:line="276" w:lineRule="auto"/>
-                              <w:rPr>
-                                <w:rFonts w:ascii="Century Gothic" w:hAnsi="Century Gothic" w:cs="Arial"/>
-                                <w:color w:val="000000"/>
-                                <w:sz w:val="18"/>
-                                <w:szCs w:val="18"/>
-                              </w:rPr>
-                            </w:pPr>
-                            <w:r>
-                              <w:rPr>
-                                <w:rFonts w:ascii="Century Gothic" w:hAnsi="Century Gothic" w:cs="Arial"/>
-                                <w:color w:val="000000"/>
-                                <w:sz w:val="18"/>
-                                <w:szCs w:val="18"/>
-                              </w:rPr>
-                              <w:t xml:space="preserve">Integración con servicios de </w:t>
-                            </w:r>
-                            <w:proofErr w:type="spellStart"/>
-                            <w:r>
-                              <w:rPr>
-                                <w:rFonts w:ascii="Century Gothic" w:hAnsi="Century Gothic" w:cs="Arial"/>
-                                <w:b/>
-                                <w:bCs/>
-                                <w:color w:val="000000"/>
-                                <w:sz w:val="18"/>
-                                <w:szCs w:val="18"/>
-                              </w:rPr>
-                              <w:t>Firebase</w:t>
-                            </w:r>
-                            <w:proofErr w:type="spellEnd"/>
-                            <w:r>
-                              <w:rPr>
-                                <w:rFonts w:ascii="Century Gothic" w:hAnsi="Century Gothic" w:cs="Arial"/>
-                                <w:color w:val="000000"/>
-                                <w:sz w:val="18"/>
-                                <w:szCs w:val="18"/>
-                              </w:rPr>
-                              <w:t xml:space="preserve">:  </w:t>
-                            </w:r>
-                            <w:proofErr w:type="spellStart"/>
-                            <w:r>
-                              <w:rPr>
-                                <w:rFonts w:ascii="Century Gothic" w:hAnsi="Century Gothic" w:cs="Arial"/>
-                                <w:color w:val="000000"/>
-                                <w:sz w:val="18"/>
-                                <w:szCs w:val="18"/>
-                              </w:rPr>
-                              <w:t>Firestore</w:t>
-                            </w:r>
-                            <w:proofErr w:type="spellEnd"/>
-                            <w:r>
-                              <w:rPr>
-                                <w:rFonts w:ascii="Century Gothic" w:hAnsi="Century Gothic" w:cs="Arial"/>
-                                <w:color w:val="000000"/>
-                                <w:sz w:val="18"/>
-                                <w:szCs w:val="18"/>
-                              </w:rPr>
-                              <w:t xml:space="preserve">, FCM, </w:t>
-                            </w:r>
-                            <w:proofErr w:type="spellStart"/>
-                            <w:r>
-                              <w:rPr>
-                                <w:rFonts w:ascii="Century Gothic" w:hAnsi="Century Gothic" w:cs="Arial"/>
-                                <w:color w:val="000000"/>
-                                <w:sz w:val="18"/>
-                                <w:szCs w:val="18"/>
-                              </w:rPr>
-                              <w:t>Authentication</w:t>
-                            </w:r>
-                            <w:proofErr w:type="spellEnd"/>
-                            <w:r>
-                              <w:rPr>
-                                <w:rFonts w:ascii="Century Gothic" w:hAnsi="Century Gothic" w:cs="Arial"/>
-                                <w:color w:val="000000"/>
-                                <w:sz w:val="18"/>
-                                <w:szCs w:val="18"/>
-                              </w:rPr>
-                              <w:t>, Storage</w:t>
-                            </w:r>
-                            <w:r>
-                              <w:rPr>
-                                <w:rFonts w:ascii="Century Gothic" w:hAnsi="Century Gothic" w:cs="Arial"/>
-                                <w:color w:val="000000"/>
-                                <w:sz w:val="18"/>
-                                <w:szCs w:val="18"/>
-                              </w:rPr>
-                              <w:t xml:space="preserve">, </w:t>
-                            </w:r>
-                            <w:proofErr w:type="spellStart"/>
-                            <w:r>
-                              <w:rPr>
-                                <w:rFonts w:ascii="Century Gothic" w:hAnsi="Century Gothic" w:cs="Arial"/>
-                                <w:color w:val="000000"/>
-                                <w:sz w:val="18"/>
-                                <w:szCs w:val="18"/>
-                              </w:rPr>
-                              <w:t>Maps</w:t>
-                            </w:r>
-                            <w:proofErr w:type="spellEnd"/>
-                            <w:r>
-                              <w:rPr>
-                                <w:rFonts w:ascii="Century Gothic" w:hAnsi="Century Gothic" w:cs="Arial"/>
-                                <w:color w:val="000000"/>
-                                <w:sz w:val="18"/>
-                                <w:szCs w:val="18"/>
-                              </w:rPr>
-                              <w:t xml:space="preserve"> y </w:t>
-                            </w:r>
-                            <w:proofErr w:type="spellStart"/>
-                            <w:r>
-                              <w:rPr>
-                                <w:rFonts w:ascii="Century Gothic" w:hAnsi="Century Gothic" w:cs="Arial"/>
-                                <w:color w:val="000000"/>
-                                <w:sz w:val="18"/>
-                                <w:szCs w:val="18"/>
-                              </w:rPr>
-                              <w:t>Crashlytics</w:t>
-                            </w:r>
-                            <w:proofErr w:type="spellEnd"/>
-                            <w:r>
-                              <w:rPr>
-                                <w:rFonts w:ascii="Century Gothic" w:hAnsi="Century Gothic" w:cs="Arial"/>
-                                <w:color w:val="000000"/>
-                                <w:sz w:val="18"/>
-                                <w:szCs w:val="18"/>
-                              </w:rPr>
-                              <w:t>.</w:t>
-                            </w:r>
-                          </w:p>
-                          <w:p>
-                            <w:pPr>
-                              <w:pStyle w:val="Prrafodelista"/>
-                              <w:numPr>
-                                <w:ilvl w:val="0"/>
-                                <w:numId w:val="13"/>
-                              </w:numPr>
-                              <w:spacing w:line="276" w:lineRule="auto"/>
-                              <w:rPr>
-                                <w:rFonts w:ascii="Century Gothic" w:hAnsi="Century Gothic" w:cstheme="minorHAnsi"/>
-                                <w:color w:val="000000"/>
-                                <w:sz w:val="18"/>
-                                <w:szCs w:val="16"/>
-                                <w:lang w:val="es-419"/>
-                              </w:rPr>
-                            </w:pPr>
-                            <w:r>
-                              <w:rPr>
-                                <w:rFonts w:ascii="Century Gothic" w:hAnsi="Century Gothic" w:cs="Arial"/>
-                                <w:color w:val="000000"/>
-                                <w:sz w:val="18"/>
-                                <w:szCs w:val="18"/>
-                              </w:rPr>
-                              <w:t xml:space="preserve">Implementación de </w:t>
-                            </w:r>
-                            <w:proofErr w:type="spellStart"/>
-                            <w:r>
-                              <w:rPr>
-                                <w:rFonts w:ascii="Century Gothic" w:hAnsi="Century Gothic" w:cs="Arial"/>
-                                <w:b/>
-                                <w:bCs/>
-                                <w:color w:val="000000"/>
-                                <w:sz w:val="18"/>
-                                <w:szCs w:val="18"/>
-                              </w:rPr>
-                              <w:t>Supabase</w:t>
-                            </w:r>
-                            <w:proofErr w:type="spellEnd"/>
-                            <w:r>
-                              <w:rPr>
-                                <w:rFonts w:ascii="Century Gothic" w:hAnsi="Century Gothic" w:cs="Arial"/>
-                                <w:color w:val="000000"/>
-                                <w:sz w:val="18"/>
-                                <w:szCs w:val="18"/>
-                              </w:rPr>
-                              <w:t xml:space="preserve"> para la gestión de usuarios y bases de datos </w:t>
-                            </w:r>
-                            <w:r>
-                              <w:rPr>
-                                <w:rFonts w:ascii="Century Gothic" w:hAnsi="Century Gothic" w:cs="Arial"/>
-                                <w:b/>
-                                <w:bCs/>
-                                <w:color w:val="000000"/>
-                                <w:sz w:val="18"/>
-                                <w:szCs w:val="18"/>
-                              </w:rPr>
-                              <w:t>PostgreSQL</w:t>
-                            </w:r>
-                            <w:r>
-                              <w:rPr>
-                                <w:rFonts w:ascii="Century Gothic" w:hAnsi="Century Gothic" w:cs="Arial"/>
-                                <w:color w:val="000000"/>
-                                <w:sz w:val="18"/>
-                                <w:szCs w:val="18"/>
-                              </w:rPr>
-                              <w:t xml:space="preserve"> con sincronización en tiempo real.</w:t>
-                            </w:r>
-                          </w:p>
-                          <w:p>
-                            <w:pPr>
-                              <w:pStyle w:val="Prrafodelista"/>
-                              <w:numPr>
-                                <w:ilvl w:val="0"/>
-                                <w:numId w:val="13"/>
-                              </w:numPr>
-                              <w:spacing w:line="276" w:lineRule="auto"/>
-                              <w:rPr>
-                                <w:rFonts w:ascii="Century Gothic" w:hAnsi="Century Gothic" w:cstheme="minorHAnsi"/>
-                                <w:color w:val="000000"/>
-                                <w:sz w:val="18"/>
-                                <w:szCs w:val="16"/>
-                                <w:lang w:val="es-419"/>
-                              </w:rPr>
-                            </w:pPr>
-                            <w:r>
-                              <w:rPr>
-                                <w:rFonts w:ascii="Century Gothic" w:hAnsi="Century Gothic" w:cstheme="minorHAnsi"/>
-                                <w:color w:val="000000"/>
-                                <w:sz w:val="18"/>
-                                <w:szCs w:val="16"/>
-                                <w:lang w:val="es-419"/>
-                              </w:rPr>
-                              <w:t xml:space="preserve">Uso de arquitecturas modulares </w:t>
-                            </w:r>
-                            <w:r>
-                              <w:rPr>
-                                <w:rFonts w:ascii="Century Gothic" w:hAnsi="Century Gothic" w:cstheme="minorHAnsi"/>
-                                <w:color w:val="000000"/>
-                                <w:sz w:val="18"/>
-                                <w:szCs w:val="16"/>
-                                <w:lang w:val="es-419"/>
-                              </w:rPr>
-                              <w:t>con</w:t>
-                            </w:r>
-                            <w:r>
-                              <w:rPr>
-                                <w:rFonts w:ascii="Century Gothic" w:hAnsi="Century Gothic" w:cstheme="minorHAnsi"/>
-                                <w:color w:val="000000"/>
-                                <w:sz w:val="18"/>
-                                <w:szCs w:val="16"/>
-                                <w:lang w:val="es-419"/>
-                              </w:rPr>
-                              <w:t xml:space="preserve"> </w:t>
-                            </w:r>
-                            <w:r>
-                              <w:rPr>
-                                <w:rFonts w:ascii="Century Gothic" w:hAnsi="Century Gothic" w:cstheme="minorHAnsi"/>
-                                <w:b/>
-                                <w:bCs/>
-                                <w:color w:val="000000"/>
-                                <w:sz w:val="18"/>
-                                <w:szCs w:val="16"/>
-                                <w:lang w:val="es-419"/>
-                              </w:rPr>
-                              <w:t>Melo</w:t>
-                            </w:r>
-                            <w:r>
-                              <w:rPr>
-                                <w:rFonts w:ascii="Century Gothic" w:hAnsi="Century Gothic" w:cstheme="minorHAnsi"/>
-                                <w:b/>
-                                <w:bCs/>
-                                <w:color w:val="000000"/>
-                                <w:sz w:val="18"/>
-                                <w:szCs w:val="16"/>
-                                <w:lang w:val="es-419"/>
-                              </w:rPr>
-                              <w:t>,</w:t>
-                            </w:r>
-                            <w:r>
-                              <w:rPr>
-                                <w:rFonts w:ascii="Century Gothic" w:hAnsi="Century Gothic" w:cstheme="minorHAnsi"/>
-                                <w:color w:val="000000"/>
-                                <w:sz w:val="18"/>
-                                <w:szCs w:val="16"/>
-                                <w:lang w:val="es-419"/>
-                              </w:rPr>
-                              <w:t xml:space="preserve"> </w:t>
-                            </w:r>
-                            <w:r>
-                              <w:rPr>
-                                <w:rFonts w:ascii="Century Gothic" w:hAnsi="Century Gothic" w:cstheme="minorHAnsi"/>
-                                <w:color w:val="000000"/>
-                                <w:sz w:val="18"/>
-                                <w:szCs w:val="16"/>
-                                <w:lang w:val="es-419"/>
-                              </w:rPr>
-                              <w:t>mejorando la organización y escalabilidad de los proyectos</w:t>
-                            </w:r>
-                            <w:r>
-                              <w:rPr>
-                                <w:rFonts w:ascii="Century Gothic" w:hAnsi="Century Gothic" w:cstheme="minorHAnsi"/>
-                                <w:color w:val="000000"/>
-                                <w:sz w:val="18"/>
-                                <w:szCs w:val="16"/>
-                                <w:lang w:val="es-419"/>
-                              </w:rPr>
-                              <w:t>.</w:t>
-                            </w:r>
-                          </w:p>
-                          <w:p>
-                            <w:pPr>
-                              <w:pStyle w:val="Prrafodelista"/>
-                              <w:numPr>
-                                <w:ilvl w:val="0"/>
-                                <w:numId w:val="13"/>
-                              </w:numPr>
-                              <w:spacing w:line="276" w:lineRule="auto"/>
-                              <w:rPr>
-                                <w:rFonts w:ascii="Century Gothic" w:hAnsi="Century Gothic" w:cstheme="minorHAnsi"/>
-                                <w:color w:val="000000"/>
-                                <w:sz w:val="18"/>
-                                <w:szCs w:val="16"/>
-                                <w:lang w:val="es-419"/>
-                              </w:rPr>
-                            </w:pPr>
-                            <w:r>
-                              <w:rPr>
-                                <w:rFonts w:ascii="Century Gothic" w:hAnsi="Century Gothic" w:cstheme="minorHAnsi"/>
-                                <w:color w:val="000000"/>
-                                <w:sz w:val="18"/>
-                                <w:szCs w:val="16"/>
-                                <w:lang w:val="es-419"/>
-                              </w:rPr>
-                              <w:t xml:space="preserve">Consumo de </w:t>
-                            </w:r>
-                            <w:proofErr w:type="spellStart"/>
-                            <w:r>
-                              <w:rPr>
-                                <w:rFonts w:ascii="Century Gothic" w:hAnsi="Century Gothic" w:cstheme="minorHAnsi"/>
-                                <w:b/>
-                                <w:bCs/>
-                                <w:color w:val="000000"/>
-                                <w:sz w:val="18"/>
-                                <w:szCs w:val="16"/>
-                                <w:lang w:val="es-419"/>
-                              </w:rPr>
-                              <w:t>APIs</w:t>
-                            </w:r>
-                            <w:proofErr w:type="spellEnd"/>
-                            <w:r>
-                              <w:rPr>
-                                <w:rFonts w:ascii="Century Gothic" w:hAnsi="Century Gothic" w:cstheme="minorHAnsi"/>
-                                <w:b/>
-                                <w:bCs/>
-                                <w:color w:val="000000"/>
-                                <w:sz w:val="18"/>
-                                <w:szCs w:val="16"/>
-                                <w:lang w:val="es-419"/>
-                              </w:rPr>
-                              <w:t xml:space="preserve"> de terceros</w:t>
-                            </w:r>
-                            <w:r>
-                              <w:rPr>
-                                <w:rFonts w:ascii="Century Gothic" w:hAnsi="Century Gothic" w:cstheme="minorHAnsi"/>
-                                <w:color w:val="000000"/>
-                                <w:sz w:val="18"/>
-                                <w:szCs w:val="16"/>
-                                <w:lang w:val="es-419"/>
-                              </w:rPr>
-                              <w:t xml:space="preserve"> e integración con </w:t>
-                            </w:r>
-                            <w:r>
-                              <w:rPr>
-                                <w:rFonts w:ascii="Century Gothic" w:hAnsi="Century Gothic" w:cstheme="minorHAnsi"/>
-                                <w:b/>
-                                <w:bCs/>
-                                <w:color w:val="000000"/>
-                                <w:sz w:val="18"/>
-                                <w:szCs w:val="16"/>
-                                <w:lang w:val="es-419"/>
-                              </w:rPr>
-                              <w:t xml:space="preserve">Cloud </w:t>
-                            </w:r>
-                            <w:proofErr w:type="spellStart"/>
-                            <w:r>
-                              <w:rPr>
-                                <w:rFonts w:ascii="Century Gothic" w:hAnsi="Century Gothic" w:cstheme="minorHAnsi"/>
-                                <w:b/>
-                                <w:bCs/>
-                                <w:color w:val="000000"/>
-                                <w:sz w:val="18"/>
-                                <w:szCs w:val="16"/>
-                                <w:lang w:val="es-419"/>
-                              </w:rPr>
-                              <w:t>Functions</w:t>
-                            </w:r>
-                            <w:proofErr w:type="spellEnd"/>
-                            <w:r>
-                              <w:rPr>
-                                <w:rFonts w:ascii="Century Gothic" w:hAnsi="Century Gothic" w:cstheme="minorHAnsi"/>
-                                <w:color w:val="000000"/>
-                                <w:sz w:val="18"/>
-                                <w:szCs w:val="16"/>
-                                <w:lang w:val="es-419"/>
-                              </w:rPr>
-                              <w:t xml:space="preserve"> y </w:t>
-                            </w:r>
-                            <w:proofErr w:type="spellStart"/>
-                            <w:r>
-                              <w:rPr>
-                                <w:rFonts w:ascii="Century Gothic" w:hAnsi="Century Gothic" w:cstheme="minorHAnsi"/>
-                                <w:color w:val="000000"/>
-                                <w:sz w:val="18"/>
-                                <w:szCs w:val="16"/>
-                                <w:lang w:val="es-419"/>
-                              </w:rPr>
-                              <w:t>backend</w:t>
-                            </w:r>
-                            <w:proofErr w:type="spellEnd"/>
-                            <w:r>
-                              <w:rPr>
-                                <w:rFonts w:ascii="Century Gothic" w:hAnsi="Century Gothic" w:cstheme="minorHAnsi"/>
-                                <w:color w:val="000000"/>
-                                <w:sz w:val="18"/>
-                                <w:szCs w:val="16"/>
-                                <w:lang w:val="es-419"/>
-                              </w:rPr>
-                              <w:t xml:space="preserve"> interno.</w:t>
-                            </w:r>
-                          </w:p>
-                          <w:p>
-                            <w:pPr>
-                              <w:pStyle w:val="Prrafodelista"/>
-                              <w:numPr>
-                                <w:ilvl w:val="0"/>
-                                <w:numId w:val="13"/>
-                              </w:numPr>
-                              <w:spacing w:line="276" w:lineRule="auto"/>
-                              <w:rPr>
-                                <w:rFonts w:ascii="Century Gothic" w:hAnsi="Century Gothic" w:cstheme="minorHAnsi"/>
-                                <w:color w:val="000000"/>
-                                <w:sz w:val="18"/>
-                                <w:szCs w:val="16"/>
-                                <w:lang w:val="es-419"/>
-                              </w:rPr>
-                            </w:pPr>
-                            <w:r>
-                              <w:rPr>
-                                <w:rFonts w:ascii="Century Gothic" w:hAnsi="Century Gothic" w:cstheme="minorHAnsi"/>
-                                <w:color w:val="000000"/>
-                                <w:sz w:val="18"/>
-                                <w:szCs w:val="16"/>
-                                <w:lang w:val="es-419"/>
-                              </w:rPr>
-                              <w:t xml:space="preserve">Aplicación de técnicas de </w:t>
-                            </w:r>
-                            <w:r>
-                              <w:rPr>
-                                <w:rFonts w:ascii="Century Gothic" w:hAnsi="Century Gothic" w:cstheme="minorHAnsi"/>
-                                <w:b/>
-                                <w:bCs/>
-                                <w:color w:val="000000"/>
-                                <w:sz w:val="18"/>
-                                <w:szCs w:val="16"/>
-                                <w:lang w:val="es-419"/>
-                              </w:rPr>
-                              <w:t>actualización en tiempo real</w:t>
-                            </w:r>
-                            <w:r>
-                              <w:rPr>
-                                <w:rFonts w:ascii="Century Gothic" w:hAnsi="Century Gothic" w:cstheme="minorHAnsi"/>
-                                <w:color w:val="000000"/>
-                                <w:sz w:val="18"/>
-                                <w:szCs w:val="16"/>
-                                <w:lang w:val="es-419"/>
-                              </w:rPr>
-                              <w:t xml:space="preserve"> </w:t>
-                            </w:r>
-                            <w:r>
-                              <w:rPr>
-                                <w:rFonts w:ascii="Century Gothic" w:hAnsi="Century Gothic" w:cstheme="minorHAnsi"/>
-                                <w:color w:val="000000"/>
-                                <w:sz w:val="18"/>
-                                <w:szCs w:val="16"/>
-                                <w:lang w:val="es-419"/>
-                              </w:rPr>
-                              <w:t xml:space="preserve">mediante </w:t>
-                            </w:r>
-                            <w:proofErr w:type="spellStart"/>
-                            <w:r>
-                              <w:rPr>
-                                <w:rFonts w:ascii="Century Gothic" w:hAnsi="Century Gothic" w:cstheme="minorHAnsi"/>
-                                <w:b/>
-                                <w:bCs/>
-                                <w:color w:val="000000"/>
-                                <w:sz w:val="18"/>
-                                <w:szCs w:val="16"/>
-                                <w:lang w:val="es-419"/>
-                              </w:rPr>
-                              <w:t>Streams</w:t>
-                            </w:r>
-                            <w:proofErr w:type="spellEnd"/>
-                            <w:r>
-                              <w:rPr>
-                                <w:rFonts w:ascii="Century Gothic" w:hAnsi="Century Gothic" w:cstheme="minorHAnsi"/>
-                                <w:color w:val="000000"/>
-                                <w:sz w:val="18"/>
-                                <w:szCs w:val="16"/>
-                                <w:lang w:val="es-419"/>
-                              </w:rPr>
-                              <w:t>.</w:t>
-                            </w:r>
-                          </w:p>
-                          <w:p>
-                            <w:pPr>
-                              <w:pStyle w:val="Prrafodelista"/>
-                              <w:numPr>
-                                <w:ilvl w:val="0"/>
-                                <w:numId w:val="13"/>
-                              </w:numPr>
-                              <w:spacing w:line="276" w:lineRule="auto"/>
-                              <w:rPr>
-                                <w:rFonts w:ascii="Century Gothic" w:hAnsi="Century Gothic" w:cstheme="minorHAnsi"/>
-                                <w:color w:val="000000"/>
-                                <w:sz w:val="18"/>
-                                <w:szCs w:val="16"/>
-                                <w:lang w:val="es-419"/>
-                              </w:rPr>
-                            </w:pPr>
-                            <w:r>
-                              <w:rPr>
-                                <w:rFonts w:ascii="Century Gothic" w:hAnsi="Century Gothic" w:cstheme="minorHAnsi"/>
-                                <w:color w:val="000000"/>
-                                <w:sz w:val="18"/>
-                                <w:szCs w:val="16"/>
-                                <w:lang w:val="es-419"/>
-                              </w:rPr>
-                              <w:t xml:space="preserve">Desarrollo de aplicaciones tipo </w:t>
-                            </w:r>
-                            <w:proofErr w:type="spellStart"/>
-                            <w:r>
-                              <w:rPr>
-                                <w:rFonts w:ascii="Century Gothic" w:hAnsi="Century Gothic" w:cstheme="minorHAnsi"/>
-                                <w:b/>
-                                <w:bCs/>
-                                <w:color w:val="000000"/>
-                                <w:sz w:val="18"/>
-                                <w:szCs w:val="16"/>
-                                <w:lang w:val="es-419"/>
-                              </w:rPr>
-                              <w:t>dating</w:t>
-                            </w:r>
-                            <w:proofErr w:type="spellEnd"/>
-                            <w:r>
-                              <w:rPr>
-                                <w:rFonts w:ascii="Century Gothic" w:hAnsi="Century Gothic" w:cstheme="minorHAnsi"/>
-                                <w:b/>
-                                <w:bCs/>
-                                <w:color w:val="000000"/>
-                                <w:sz w:val="18"/>
-                                <w:szCs w:val="16"/>
-                                <w:lang w:val="es-419"/>
-                              </w:rPr>
-                              <w:t>-app</w:t>
-                            </w:r>
-                            <w:r>
-                              <w:rPr>
-                                <w:rFonts w:ascii="Century Gothic" w:hAnsi="Century Gothic" w:cstheme="minorHAnsi"/>
-                                <w:color w:val="000000"/>
-                                <w:sz w:val="18"/>
-                                <w:szCs w:val="16"/>
-                                <w:lang w:val="es-419"/>
-                              </w:rPr>
-                              <w:t xml:space="preserve"> con alto tráfico y enfoque social.</w:t>
-                            </w:r>
-                          </w:p>
-                          <w:p>
-                            <w:pPr>
-                              <w:pStyle w:val="Prrafodelista"/>
-                              <w:numPr>
-                                <w:ilvl w:val="0"/>
-                                <w:numId w:val="13"/>
-                              </w:numPr>
-                              <w:spacing w:line="276" w:lineRule="auto"/>
-                              <w:rPr>
-                                <w:rFonts w:ascii="Century Gothic" w:hAnsi="Century Gothic" w:cstheme="minorHAnsi"/>
-                                <w:color w:val="000000"/>
-                                <w:sz w:val="18"/>
-                                <w:szCs w:val="16"/>
-                                <w:lang w:val="es-419"/>
-                              </w:rPr>
-                            </w:pPr>
-                            <w:r>
-                              <w:rPr>
-                                <w:rFonts w:ascii="Century Gothic" w:hAnsi="Century Gothic" w:cstheme="minorHAnsi"/>
-                                <w:color w:val="000000"/>
-                                <w:sz w:val="18"/>
-                                <w:szCs w:val="16"/>
-                                <w:lang w:val="es-419"/>
-                              </w:rPr>
-                              <w:t>Contribución</w:t>
-                            </w:r>
-                            <w:r>
-                              <w:rPr>
-                                <w:rFonts w:ascii="Century Gothic" w:hAnsi="Century Gothic" w:cstheme="minorHAnsi"/>
-                                <w:color w:val="000000"/>
-                                <w:sz w:val="18"/>
-                                <w:szCs w:val="16"/>
-                                <w:lang w:val="es-419"/>
-                              </w:rPr>
-                              <w:t xml:space="preserve"> </w:t>
-                            </w:r>
-                            <w:r>
-                              <w:rPr>
-                                <w:rFonts w:ascii="Century Gothic" w:hAnsi="Century Gothic" w:cstheme="minorHAnsi"/>
-                                <w:color w:val="000000"/>
-                                <w:sz w:val="18"/>
-                                <w:szCs w:val="16"/>
-                                <w:lang w:val="es-419"/>
-                              </w:rPr>
-                              <w:t>en</w:t>
-                            </w:r>
-                            <w:r>
-                              <w:rPr>
-                                <w:rFonts w:ascii="Century Gothic" w:hAnsi="Century Gothic" w:cstheme="minorHAnsi"/>
-                                <w:color w:val="000000"/>
-                                <w:sz w:val="18"/>
-                                <w:szCs w:val="16"/>
-                                <w:lang w:val="es-419"/>
-                              </w:rPr>
-                              <w:t xml:space="preserve"> </w:t>
-                            </w:r>
-                            <w:proofErr w:type="spellStart"/>
-                            <w:r>
-                              <w:rPr>
-                                <w:rFonts w:ascii="Century Gothic" w:hAnsi="Century Gothic" w:cstheme="minorHAnsi"/>
-                                <w:color w:val="000000"/>
-                                <w:sz w:val="18"/>
-                                <w:szCs w:val="16"/>
-                                <w:lang w:val="es-419"/>
-                              </w:rPr>
-                              <w:t>multiples</w:t>
-                            </w:r>
-                            <w:proofErr w:type="spellEnd"/>
-                            <w:r>
-                              <w:rPr>
-                                <w:rFonts w:ascii="Century Gothic" w:hAnsi="Century Gothic" w:cstheme="minorHAnsi"/>
-                                <w:color w:val="000000"/>
-                                <w:sz w:val="18"/>
-                                <w:szCs w:val="16"/>
-                                <w:lang w:val="es-419"/>
-                              </w:rPr>
-                              <w:t xml:space="preserve"> </w:t>
-                            </w:r>
-                            <w:r>
-                              <w:rPr>
-                                <w:rFonts w:ascii="Century Gothic" w:hAnsi="Century Gothic" w:cstheme="minorHAnsi"/>
-                                <w:color w:val="000000"/>
-                                <w:sz w:val="18"/>
-                                <w:szCs w:val="16"/>
-                                <w:lang w:val="es-419"/>
-                              </w:rPr>
-                              <w:t>paquetes</w:t>
-                            </w:r>
-                            <w:r>
-                              <w:rPr>
-                                <w:rFonts w:ascii="Century Gothic" w:hAnsi="Century Gothic" w:cstheme="minorHAnsi"/>
-                                <w:color w:val="000000"/>
-                                <w:sz w:val="18"/>
-                                <w:szCs w:val="16"/>
-                                <w:lang w:val="es-419"/>
-                              </w:rPr>
-                              <w:t xml:space="preserve"> de la comunidad como</w:t>
-                            </w:r>
-                            <w:r>
-                              <w:rPr>
-                                <w:rFonts w:ascii="Century Gothic" w:hAnsi="Century Gothic" w:cstheme="minorHAnsi"/>
-                                <w:color w:val="000000"/>
-                                <w:sz w:val="18"/>
-                                <w:szCs w:val="16"/>
-                                <w:lang w:val="es-419"/>
-                              </w:rPr>
-                              <w:t>:</w:t>
-                            </w:r>
-                            <w:r>
-                              <w:rPr>
-                                <w:rFonts w:ascii="Century Gothic" w:hAnsi="Century Gothic" w:cstheme="minorHAnsi"/>
-                                <w:color w:val="000000"/>
-                                <w:sz w:val="18"/>
-                                <w:szCs w:val="16"/>
-                                <w:lang w:val="es-419"/>
-                              </w:rPr>
-                              <w:t xml:space="preserve"> </w:t>
-                            </w:r>
                             <w:hyperlink r:id="rId23" w:history="1">
-                              <w:proofErr w:type="spellStart"/>
                               <w:r>
                                 <w:rPr>
                                   <w:rStyle w:val="Hipervnculo"/>
@@ -10267,7 +9833,6 @@
                                 </w:rPr>
                                 <w:t>feedback</w:t>
                               </w:r>
-                              <w:proofErr w:type="spellEnd"/>
                             </w:hyperlink>
                             <w:r>
                               <w:rPr>
@@ -10281,7 +9846,6 @@
                               <w:t xml:space="preserve">, </w:t>
                             </w:r>
                             <w:hyperlink r:id="rId24" w:history="1">
-                              <w:proofErr w:type="spellStart"/>
                               <w:r>
                                 <w:rPr>
                                   <w:rStyle w:val="Hipervnculo"/>
@@ -10296,7 +9860,6 @@
                                 </w:rPr>
                                 <w:t>flutter_zoom_drawer</w:t>
                               </w:r>
-                              <w:proofErr w:type="spellEnd"/>
                             </w:hyperlink>
                             <w:r>
                               <w:rPr>
@@ -10310,7 +9873,6 @@
                               <w:t xml:space="preserve">, </w:t>
                             </w:r>
                             <w:hyperlink r:id="rId25" w:history="1">
-                              <w:proofErr w:type="spellStart"/>
                               <w:r>
                                 <w:rPr>
                                   <w:rStyle w:val="Hipervnculo"/>
@@ -10325,7 +9887,6 @@
                                 </w:rPr>
                                 <w:t>circular_countdown_timer</w:t>
                               </w:r>
-                              <w:proofErr w:type="spellEnd"/>
                             </w:hyperlink>
                             <w:r>
                               <w:rPr>
@@ -10339,7 +9900,6 @@
                               <w:t xml:space="preserve">, </w:t>
                             </w:r>
                             <w:hyperlink r:id="rId26" w:history="1">
-                              <w:proofErr w:type="spellStart"/>
                               <w:r>
                                 <w:rPr>
                                   <w:rStyle w:val="Hipervnculo"/>
@@ -10354,7 +9914,6 @@
                                 </w:rPr>
                                 <w:t>custom_dropdown</w:t>
                               </w:r>
-                              <w:proofErr w:type="spellEnd"/>
                             </w:hyperlink>
                             <w:r>
                               <w:rPr>
@@ -10413,21 +9972,8 @@
                           <w:szCs w:val="22"/>
                           <w:lang w:val="es-CU"/>
                         </w:rPr>
-                        <w:t xml:space="preserve">Medium </w:t>
-                      </w:r>
-                      <w:proofErr w:type="spellStart"/>
-                      <w:r>
-                        <w:rPr>
-                          <w:rFonts w:ascii="Century Gothic" w:hAnsi="Century Gothic" w:cstheme="minorHAnsi"/>
-                          <w:b/>
-                          <w:color w:val="000000"/>
-                          <w:sz w:val="22"/>
-                          <w:szCs w:val="22"/>
-                          <w:lang w:val="es-CU"/>
-                        </w:rPr>
-                        <w:t>Coders</w:t>
-                      </w:r>
-                      <w:proofErr w:type="spellEnd"/>
+                        <w:t>Medium Coders</w:t>
+                      </w:r>
                     </w:p>
                     <w:p>
                       <w:pPr>
@@ -10448,30 +9994,8 @@
                           <w:szCs w:val="22"/>
                           <w:lang w:val="es-CU"/>
                         </w:rPr>
-                        <w:t>Desarrollador Front-</w:t>
-                      </w:r>
-                      <w:proofErr w:type="spellStart"/>
-                      <w:r>
-                        <w:rPr>
-                          <w:rFonts w:ascii="Century Gothic" w:hAnsi="Century Gothic" w:cstheme="minorHAnsi"/>
-                          <w:color w:val="808080"/>
-                          <w:sz w:val="22"/>
-                          <w:szCs w:val="22"/>
-                          <w:lang w:val="es-CU"/>
-                        </w:rPr>
-                        <w:t>E</w:t>
-                      </w:r>
-                      <w:r>
-                        <w:rPr>
-                          <w:rFonts w:ascii="Century Gothic" w:hAnsi="Century Gothic" w:cstheme="minorHAnsi"/>
-                          <w:color w:val="808080"/>
-                          <w:sz w:val="22"/>
-                          <w:szCs w:val="22"/>
-                          <w:lang w:val="es-CU"/>
-                        </w:rPr>
-                        <w:t>nd</w:t>
-                      </w:r>
-                      <w:proofErr w:type="spellEnd"/>
+                        <w:t>Desarrollador Front-End</w:t>
+                      </w:r>
                     </w:p>
                     <w:p>
                       <w:pPr>
@@ -10559,9 +10083,858 @@
                           <w:sz w:val="18"/>
                           <w:szCs w:val="18"/>
                         </w:rPr>
+                        <w:t xml:space="preserve"> Figma</w:t>
+                      </w:r>
+                      <w:r>
+                        <w:rPr>
+                          <w:rFonts w:ascii="Century Gothic" w:hAnsi="Century Gothic" w:cs="Arial"/>
+                          <w:color w:val="000000"/>
+                          <w:sz w:val="18"/>
+                          <w:szCs w:val="18"/>
+                        </w:rPr>
                         <w:t xml:space="preserve"> </w:t>
                       </w:r>
-                      <w:proofErr w:type="spellStart"/>
+                      <w:r>
+                        <w:rPr>
+                          <w:rFonts w:ascii="Century Gothic" w:hAnsi="Century Gothic" w:cs="Arial"/>
+                          <w:color w:val="000000"/>
+                          <w:sz w:val="18"/>
+                          <w:szCs w:val="18"/>
+                        </w:rPr>
+                        <w:t xml:space="preserve">con alta fidelidad </w:t>
+                      </w:r>
+                      <w:r>
+                        <w:rPr>
+                          <w:rFonts w:ascii="Century Gothic" w:hAnsi="Century Gothic" w:cs="Arial"/>
+                          <w:color w:val="000000"/>
+                          <w:sz w:val="18"/>
+                          <w:szCs w:val="18"/>
+                        </w:rPr>
+                        <w:t>para su implementación en aplicaciones móviles</w:t>
+                      </w:r>
+                      <w:r>
+                        <w:rPr>
+                          <w:rFonts w:ascii="Century Gothic" w:hAnsi="Century Gothic" w:cs="Arial"/>
+                          <w:color w:val="000000"/>
+                          <w:sz w:val="18"/>
+                          <w:szCs w:val="18"/>
+                        </w:rPr>
+                        <w:t>.</w:t>
+                      </w:r>
+                    </w:p>
+                    <w:p>
+                      <w:pPr>
+                        <w:pStyle w:val="Prrafodelista"/>
+                        <w:numPr>
+                          <w:ilvl w:val="0"/>
+                          <w:numId w:val="13"/>
+                        </w:numPr>
+                        <w:spacing w:line="276" w:lineRule="auto"/>
+                        <w:rPr>
+                          <w:rFonts w:ascii="Century Gothic" w:hAnsi="Century Gothic" w:cstheme="minorHAnsi"/>
+                          <w:color w:val="000000"/>
+                          <w:sz w:val="18"/>
+                          <w:szCs w:val="16"/>
+                          <w:lang w:val="es-419"/>
+                        </w:rPr>
+                      </w:pPr>
+                      <w:r>
+                        <w:rPr>
+                          <w:rFonts w:ascii="Century Gothic" w:hAnsi="Century Gothic" w:cstheme="minorHAnsi"/>
+                          <w:color w:val="000000"/>
+                          <w:sz w:val="18"/>
+                          <w:szCs w:val="16"/>
+                          <w:lang w:val="es-419"/>
+                        </w:rPr>
+                        <w:t xml:space="preserve">Análisis de requisitos y </w:t>
+                      </w:r>
+                      <w:r>
+                        <w:rPr>
+                          <w:rFonts w:ascii="Century Gothic" w:hAnsi="Century Gothic" w:cstheme="minorHAnsi"/>
+                          <w:b/>
+                          <w:bCs/>
+                          <w:color w:val="000000"/>
+                          <w:sz w:val="18"/>
+                          <w:szCs w:val="16"/>
+                          <w:lang w:val="es-419"/>
+                        </w:rPr>
+                        <w:t>traducción de necesidades del cliente</w:t>
+                      </w:r>
+                      <w:r>
+                        <w:rPr>
+                          <w:rFonts w:ascii="Century Gothic" w:hAnsi="Century Gothic" w:cstheme="minorHAnsi"/>
+                          <w:color w:val="000000"/>
+                          <w:sz w:val="18"/>
+                          <w:szCs w:val="16"/>
+                          <w:lang w:val="es-419"/>
+                        </w:rPr>
+                        <w:t xml:space="preserve"> en diseños funcionales para </w:t>
+                      </w:r>
+                      <w:r>
+                        <w:rPr>
+                          <w:rFonts w:ascii="Century Gothic" w:hAnsi="Century Gothic" w:cstheme="minorHAnsi"/>
+                          <w:b/>
+                          <w:bCs/>
+                          <w:color w:val="000000"/>
+                          <w:sz w:val="18"/>
+                          <w:szCs w:val="16"/>
+                          <w:lang w:val="es-419"/>
+                        </w:rPr>
+                        <w:t>iOS y Android.</w:t>
+                      </w:r>
+                    </w:p>
+                    <w:p>
+                      <w:pPr>
+                        <w:pStyle w:val="Prrafodelista"/>
+                        <w:numPr>
+                          <w:ilvl w:val="0"/>
+                          <w:numId w:val="13"/>
+                        </w:numPr>
+                        <w:spacing w:line="276" w:lineRule="auto"/>
+                        <w:rPr>
+                          <w:rFonts w:ascii="Century Gothic" w:hAnsi="Century Gothic" w:cstheme="minorHAnsi"/>
+                          <w:color w:val="000000"/>
+                          <w:sz w:val="18"/>
+                          <w:szCs w:val="16"/>
+                          <w:lang w:val="es-419"/>
+                        </w:rPr>
+                      </w:pPr>
+                      <w:r>
+                        <w:rPr>
+                          <w:rFonts w:ascii="Century Gothic" w:hAnsi="Century Gothic" w:cstheme="minorHAnsi"/>
+                          <w:color w:val="000000"/>
+                          <w:sz w:val="18"/>
+                          <w:szCs w:val="16"/>
+                          <w:lang w:val="es-419"/>
+                        </w:rPr>
+                        <w:t xml:space="preserve">Desarrollo de aplicaciones </w:t>
+                      </w:r>
+                      <w:r>
+                        <w:rPr>
+                          <w:rFonts w:ascii="Century Gothic" w:hAnsi="Century Gothic" w:cstheme="minorHAnsi"/>
+                          <w:b/>
+                          <w:bCs/>
+                          <w:color w:val="000000"/>
+                          <w:sz w:val="18"/>
+                          <w:szCs w:val="16"/>
+                          <w:lang w:val="es-419"/>
+                        </w:rPr>
+                        <w:t>e-commerce</w:t>
+                      </w:r>
+                      <w:r>
+                        <w:rPr>
+                          <w:rFonts w:ascii="Century Gothic" w:hAnsi="Century Gothic" w:cstheme="minorHAnsi"/>
+                          <w:color w:val="000000"/>
+                          <w:sz w:val="18"/>
+                          <w:szCs w:val="16"/>
+                          <w:lang w:val="es-419"/>
+                        </w:rPr>
+                        <w:t xml:space="preserve">, de </w:t>
+                      </w:r>
+                      <w:r>
+                        <w:rPr>
+                          <w:rFonts w:ascii="Century Gothic" w:hAnsi="Century Gothic" w:cstheme="minorHAnsi"/>
+                          <w:b/>
+                          <w:bCs/>
+                          <w:color w:val="000000"/>
+                          <w:sz w:val="18"/>
+                          <w:szCs w:val="16"/>
+                          <w:lang w:val="es-419"/>
+                        </w:rPr>
+                        <w:t>servicios</w:t>
+                      </w:r>
+                      <w:r>
+                        <w:rPr>
+                          <w:rFonts w:ascii="Century Gothic" w:hAnsi="Century Gothic" w:cstheme="minorHAnsi"/>
+                          <w:color w:val="000000"/>
+                          <w:sz w:val="18"/>
+                          <w:szCs w:val="16"/>
+                          <w:lang w:val="es-419"/>
+                        </w:rPr>
+                        <w:t xml:space="preserve"> y </w:t>
+                      </w:r>
+                      <w:r>
+                        <w:rPr>
+                          <w:rFonts w:ascii="Century Gothic" w:hAnsi="Century Gothic" w:cstheme="minorHAnsi"/>
+                          <w:b/>
+                          <w:bCs/>
+                          <w:color w:val="000000"/>
+                          <w:sz w:val="18"/>
+                          <w:szCs w:val="16"/>
+                          <w:lang w:val="es-419"/>
+                        </w:rPr>
+                        <w:t>banca digital</w:t>
+                      </w:r>
+                      <w:r>
+                        <w:rPr>
+                          <w:rFonts w:ascii="Century Gothic" w:hAnsi="Century Gothic" w:cstheme="minorHAnsi"/>
+                          <w:color w:val="000000"/>
+                          <w:sz w:val="18"/>
+                          <w:szCs w:val="16"/>
+                          <w:lang w:val="es-419"/>
+                        </w:rPr>
+                        <w:t>, con especial atención a la experiencia de usuario.</w:t>
+                      </w:r>
+                    </w:p>
+                    <w:p>
+                      <w:pPr>
+                        <w:pStyle w:val="Prrafodelista"/>
+                        <w:numPr>
+                          <w:ilvl w:val="0"/>
+                          <w:numId w:val="13"/>
+                        </w:numPr>
+                        <w:spacing w:line="276" w:lineRule="auto"/>
+                        <w:rPr>
+                          <w:rFonts w:ascii="Century Gothic" w:hAnsi="Century Gothic" w:cstheme="minorHAnsi"/>
+                          <w:color w:val="000000"/>
+                          <w:sz w:val="18"/>
+                          <w:szCs w:val="16"/>
+                          <w:lang w:val="es-419"/>
+                        </w:rPr>
+                      </w:pPr>
+                      <w:r>
+                        <w:rPr>
+                          <w:rFonts w:ascii="Century Gothic" w:hAnsi="Century Gothic" w:cstheme="minorHAnsi"/>
+                          <w:color w:val="000000"/>
+                          <w:sz w:val="18"/>
+                          <w:szCs w:val="16"/>
+                          <w:lang w:val="es-419"/>
+                        </w:rPr>
+                        <w:t xml:space="preserve">Implementación de arquitecturas </w:t>
+                      </w:r>
+                      <w:r>
+                        <w:rPr>
+                          <w:rFonts w:ascii="Century Gothic" w:hAnsi="Century Gothic" w:cstheme="minorHAnsi"/>
+                          <w:b/>
+                          <w:bCs/>
+                          <w:color w:val="000000"/>
+                          <w:sz w:val="18"/>
+                          <w:szCs w:val="16"/>
+                          <w:lang w:val="es-419"/>
+                        </w:rPr>
+                        <w:t>Clean</w:t>
+                      </w:r>
+                      <w:r>
+                        <w:rPr>
+                          <w:rFonts w:ascii="Century Gothic" w:hAnsi="Century Gothic" w:cstheme="minorHAnsi"/>
+                          <w:color w:val="000000"/>
+                          <w:sz w:val="18"/>
+                          <w:szCs w:val="16"/>
+                          <w:lang w:val="es-419"/>
+                        </w:rPr>
+                        <w:t xml:space="preserve"> utilizando </w:t>
+                      </w:r>
+                      <w:r>
+                        <w:rPr>
+                          <w:rFonts w:ascii="Century Gothic" w:hAnsi="Century Gothic" w:cstheme="minorHAnsi"/>
+                          <w:b/>
+                          <w:bCs/>
+                          <w:color w:val="000000"/>
+                          <w:sz w:val="18"/>
+                          <w:szCs w:val="16"/>
+                          <w:lang w:val="es-419"/>
+                        </w:rPr>
+                        <w:t>GetX</w:t>
+                      </w:r>
+                      <w:r>
+                        <w:rPr>
+                          <w:rFonts w:ascii="Century Gothic" w:hAnsi="Century Gothic" w:cstheme="minorHAnsi"/>
+                          <w:color w:val="000000"/>
+                          <w:sz w:val="18"/>
+                          <w:szCs w:val="16"/>
+                          <w:lang w:val="es-419"/>
+                        </w:rPr>
+                        <w:t xml:space="preserve">, </w:t>
+                      </w:r>
+                      <w:r>
+                        <w:rPr>
+                          <w:rFonts w:ascii="Century Gothic" w:hAnsi="Century Gothic" w:cstheme="minorHAnsi"/>
+                          <w:b/>
+                          <w:bCs/>
+                          <w:color w:val="000000"/>
+                          <w:sz w:val="18"/>
+                          <w:szCs w:val="16"/>
+                          <w:lang w:val="es-419"/>
+                        </w:rPr>
+                        <w:t xml:space="preserve">Bloc/Cubit </w:t>
+                      </w:r>
+                      <w:r>
+                        <w:rPr>
+                          <w:rFonts w:ascii="Century Gothic" w:hAnsi="Century Gothic" w:cstheme="minorHAnsi"/>
+                          <w:color w:val="000000"/>
+                          <w:sz w:val="18"/>
+                          <w:szCs w:val="16"/>
+                          <w:lang w:val="es-419"/>
+                        </w:rPr>
+                        <w:t xml:space="preserve">y </w:t>
+                      </w:r>
+                      <w:r>
+                        <w:rPr>
+                          <w:rFonts w:ascii="Century Gothic" w:hAnsi="Century Gothic" w:cstheme="minorHAnsi"/>
+                          <w:b/>
+                          <w:bCs/>
+                          <w:color w:val="000000"/>
+                          <w:sz w:val="18"/>
+                          <w:szCs w:val="16"/>
+                          <w:lang w:val="es-419"/>
+                        </w:rPr>
+                        <w:t>Provider</w:t>
+                      </w:r>
+                      <w:r>
+                        <w:rPr>
+                          <w:rFonts w:ascii="Century Gothic" w:hAnsi="Century Gothic" w:cstheme="minorHAnsi"/>
+                          <w:color w:val="000000"/>
+                          <w:sz w:val="18"/>
+                          <w:szCs w:val="16"/>
+                          <w:lang w:val="es-419"/>
+                        </w:rPr>
+                        <w:t xml:space="preserve"> para la gestión de estado</w:t>
+                      </w:r>
+                      <w:r>
+                        <w:rPr>
+                          <w:rFonts w:ascii="Century Gothic" w:hAnsi="Century Gothic" w:cstheme="minorHAnsi"/>
+                          <w:color w:val="000000"/>
+                          <w:sz w:val="18"/>
+                          <w:szCs w:val="16"/>
+                          <w:lang w:val="es-419"/>
+                        </w:rPr>
+                        <w:t>.</w:t>
+                      </w:r>
+                    </w:p>
+                    <w:p>
+                      <w:pPr>
+                        <w:pStyle w:val="Prrafodelista"/>
+                        <w:numPr>
+                          <w:ilvl w:val="0"/>
+                          <w:numId w:val="11"/>
+                        </w:numPr>
+                        <w:spacing w:line="276" w:lineRule="auto"/>
+                        <w:rPr>
+                          <w:rFonts w:ascii="Century Gothic" w:hAnsi="Century Gothic" w:cstheme="minorHAnsi"/>
+                          <w:color w:val="000000"/>
+                          <w:sz w:val="18"/>
+                          <w:szCs w:val="16"/>
+                          <w:lang w:val="es-419"/>
+                        </w:rPr>
+                      </w:pPr>
+                      <w:r>
+                        <w:rPr>
+                          <w:rFonts w:ascii="Century Gothic" w:hAnsi="Century Gothic" w:cstheme="minorHAnsi"/>
+                          <w:color w:val="000000"/>
+                          <w:sz w:val="18"/>
+                          <w:szCs w:val="16"/>
+                          <w:lang w:val="es-419"/>
+                        </w:rPr>
+                        <w:t xml:space="preserve">Uso de </w:t>
+                      </w:r>
+                      <w:r>
+                        <w:rPr>
+                          <w:rFonts w:ascii="Century Gothic" w:hAnsi="Century Gothic" w:cstheme="minorHAnsi"/>
+                          <w:b/>
+                          <w:bCs/>
+                          <w:color w:val="000000"/>
+                          <w:sz w:val="18"/>
+                          <w:szCs w:val="16"/>
+                          <w:lang w:val="es-419"/>
+                        </w:rPr>
+                        <w:t>GitHub</w:t>
+                      </w:r>
+                      <w:r>
+                        <w:rPr>
+                          <w:rFonts w:ascii="Century Gothic" w:hAnsi="Century Gothic" w:cstheme="minorHAnsi"/>
+                          <w:color w:val="000000"/>
+                          <w:sz w:val="18"/>
+                          <w:szCs w:val="16"/>
+                          <w:lang w:val="es-419"/>
+                        </w:rPr>
+                        <w:t xml:space="preserve"> y </w:t>
+                      </w:r>
+                      <w:r>
+                        <w:rPr>
+                          <w:rFonts w:ascii="Century Gothic" w:hAnsi="Century Gothic" w:cstheme="minorHAnsi"/>
+                          <w:b/>
+                          <w:bCs/>
+                          <w:color w:val="000000"/>
+                          <w:sz w:val="18"/>
+                          <w:szCs w:val="16"/>
+                          <w:lang w:val="es-419"/>
+                        </w:rPr>
+                        <w:t>Bitbucket</w:t>
+                      </w:r>
+                      <w:r>
+                        <w:rPr>
+                          <w:rFonts w:ascii="Century Gothic" w:hAnsi="Century Gothic" w:cstheme="minorHAnsi"/>
+                          <w:color w:val="000000"/>
+                          <w:sz w:val="18"/>
+                          <w:szCs w:val="16"/>
+                          <w:lang w:val="es-419"/>
+                        </w:rPr>
+                        <w:t xml:space="preserve">, incluyendo </w:t>
+                      </w:r>
+                      <w:r>
+                        <w:rPr>
+                          <w:rFonts w:ascii="Century Gothic" w:hAnsi="Century Gothic" w:cstheme="minorHAnsi"/>
+                          <w:b/>
+                          <w:bCs/>
+                          <w:color w:val="000000"/>
+                          <w:sz w:val="18"/>
+                          <w:szCs w:val="16"/>
+                          <w:lang w:val="es-419"/>
+                        </w:rPr>
+                        <w:t>CI/CD</w:t>
+                      </w:r>
+                      <w:r>
+                        <w:rPr>
+                          <w:rFonts w:ascii="Century Gothic" w:hAnsi="Century Gothic" w:cstheme="minorHAnsi"/>
+                          <w:color w:val="000000"/>
+                          <w:sz w:val="18"/>
+                          <w:szCs w:val="16"/>
+                          <w:lang w:val="es-419"/>
+                        </w:rPr>
+                        <w:t xml:space="preserve"> para la automatización de pruebas y despliegues.</w:t>
+                      </w:r>
+                    </w:p>
+                    <w:p>
+                      <w:pPr>
+                        <w:pStyle w:val="Prrafodelista"/>
+                        <w:numPr>
+                          <w:ilvl w:val="0"/>
+                          <w:numId w:val="11"/>
+                        </w:numPr>
+                        <w:spacing w:line="276" w:lineRule="auto"/>
+                        <w:rPr>
+                          <w:rFonts w:ascii="Century Gothic" w:hAnsi="Century Gothic" w:cstheme="minorHAnsi"/>
+                          <w:color w:val="000000"/>
+                          <w:sz w:val="18"/>
+                          <w:szCs w:val="16"/>
+                          <w:lang w:val="es-419"/>
+                        </w:rPr>
+                      </w:pPr>
+                      <w:r>
+                        <w:rPr>
+                          <w:rFonts w:ascii="Century Gothic" w:hAnsi="Century Gothic" w:cstheme="minorHAnsi"/>
+                          <w:color w:val="000000"/>
+                          <w:sz w:val="18"/>
+                          <w:szCs w:val="16"/>
+                          <w:lang w:val="es-419"/>
+                        </w:rPr>
+                        <w:t xml:space="preserve">Consumo de </w:t>
+                      </w:r>
+                      <w:r>
+                        <w:rPr>
+                          <w:rFonts w:ascii="Century Gothic" w:hAnsi="Century Gothic" w:cstheme="minorHAnsi"/>
+                          <w:b/>
+                          <w:bCs/>
+                          <w:color w:val="000000"/>
+                          <w:sz w:val="18"/>
+                          <w:szCs w:val="16"/>
+                          <w:lang w:val="es-419"/>
+                        </w:rPr>
+                        <w:t>APIs REST</w:t>
+                      </w:r>
+                      <w:r>
+                        <w:rPr>
+                          <w:rFonts w:ascii="Century Gothic" w:hAnsi="Century Gothic" w:cstheme="minorHAnsi"/>
+                          <w:color w:val="000000"/>
+                          <w:sz w:val="18"/>
+                          <w:szCs w:val="16"/>
+                          <w:lang w:val="es-419"/>
+                        </w:rPr>
+                        <w:t xml:space="preserve"> y </w:t>
+                      </w:r>
+                      <w:r>
+                        <w:rPr>
+                          <w:rFonts w:ascii="Century Gothic" w:hAnsi="Century Gothic" w:cstheme="minorHAnsi"/>
+                          <w:b/>
+                          <w:bCs/>
+                          <w:color w:val="000000"/>
+                          <w:sz w:val="18"/>
+                          <w:szCs w:val="16"/>
+                          <w:lang w:val="es-419"/>
+                        </w:rPr>
+                        <w:t>GraphQL</w:t>
+                      </w:r>
+                      <w:r>
+                        <w:rPr>
+                          <w:rFonts w:ascii="Century Gothic" w:hAnsi="Century Gothic" w:cstheme="minorHAnsi"/>
+                          <w:color w:val="000000"/>
+                          <w:sz w:val="18"/>
+                          <w:szCs w:val="16"/>
+                          <w:lang w:val="es-419"/>
+                        </w:rPr>
+                        <w:t>, tanto internas como externas.</w:t>
+                      </w:r>
+                    </w:p>
+                    <w:p>
+                      <w:pPr>
+                        <w:pStyle w:val="Prrafodelista"/>
+                        <w:numPr>
+                          <w:ilvl w:val="0"/>
+                          <w:numId w:val="11"/>
+                        </w:numPr>
+                        <w:spacing w:line="276" w:lineRule="auto"/>
+                        <w:rPr>
+                          <w:rFonts w:ascii="Century Gothic" w:hAnsi="Century Gothic" w:cstheme="minorHAnsi"/>
+                          <w:color w:val="000000"/>
+                          <w:sz w:val="18"/>
+                          <w:szCs w:val="16"/>
+                          <w:lang w:val="es-419"/>
+                        </w:rPr>
+                      </w:pPr>
+                      <w:r>
+                        <w:rPr>
+                          <w:rFonts w:ascii="Century Gothic" w:hAnsi="Century Gothic" w:cstheme="minorHAnsi"/>
+                          <w:color w:val="000000"/>
+                          <w:sz w:val="18"/>
+                          <w:szCs w:val="16"/>
+                          <w:lang w:val="es-419"/>
+                        </w:rPr>
+                        <w:t xml:space="preserve">Integración de </w:t>
+                      </w:r>
+                      <w:r>
+                        <w:rPr>
+                          <w:rFonts w:ascii="Century Gothic" w:hAnsi="Century Gothic" w:cstheme="minorHAnsi"/>
+                          <w:b/>
+                          <w:bCs/>
+                          <w:color w:val="000000"/>
+                          <w:sz w:val="18"/>
+                          <w:szCs w:val="16"/>
+                          <w:lang w:val="es-419"/>
+                        </w:rPr>
+                        <w:t>pasarelas de pago</w:t>
+                      </w:r>
+                      <w:r>
+                        <w:rPr>
+                          <w:rFonts w:ascii="Century Gothic" w:hAnsi="Century Gothic" w:cstheme="minorHAnsi"/>
+                          <w:color w:val="000000"/>
+                          <w:sz w:val="18"/>
+                          <w:szCs w:val="16"/>
+                          <w:lang w:val="es-419"/>
+                        </w:rPr>
+                        <w:t xml:space="preserve"> como </w:t>
+                      </w:r>
+                      <w:r>
+                        <w:rPr>
+                          <w:rFonts w:ascii="Century Gothic" w:hAnsi="Century Gothic" w:cstheme="minorHAnsi"/>
+                          <w:b/>
+                          <w:bCs/>
+                          <w:color w:val="000000"/>
+                          <w:sz w:val="18"/>
+                          <w:szCs w:val="16"/>
+                          <w:lang w:val="es-419"/>
+                        </w:rPr>
+                        <w:t>Stripe</w:t>
+                      </w:r>
+                      <w:r>
+                        <w:rPr>
+                          <w:rFonts w:ascii="Century Gothic" w:hAnsi="Century Gothic" w:cstheme="minorHAnsi"/>
+                          <w:color w:val="000000"/>
+                          <w:sz w:val="18"/>
+                          <w:szCs w:val="16"/>
+                          <w:lang w:val="es-419"/>
+                        </w:rPr>
+                        <w:t>.</w:t>
+                      </w:r>
+                    </w:p>
+                    <w:p>
+                      <w:pPr>
+                        <w:spacing w:line="276" w:lineRule="auto"/>
+                        <w:rPr>
+                          <w:rFonts w:ascii="Century Gothic" w:hAnsi="Century Gothic" w:cstheme="minorHAnsi"/>
+                          <w:b/>
+                          <w:color w:val="000000"/>
+                          <w:sz w:val="20"/>
+                          <w:szCs w:val="20"/>
+                          <w:lang w:val="es-ES"/>
+                        </w:rPr>
+                      </w:pPr>
+                    </w:p>
+                    <w:p>
+                      <w:pPr>
+                        <w:spacing w:line="276" w:lineRule="auto"/>
+                        <w:rPr>
+                          <w:rFonts w:ascii="Century Gothic" w:hAnsi="Century Gothic" w:cstheme="minorHAnsi"/>
+                          <w:color w:val="000000"/>
+                          <w:sz w:val="22"/>
+                          <w:szCs w:val="22"/>
+                          <w:lang w:val="en-US"/>
+                        </w:rPr>
+                      </w:pPr>
+                      <w:r>
+                        <w:rPr>
+                          <w:rFonts w:ascii="Century Gothic" w:hAnsi="Century Gothic" w:cstheme="minorHAnsi"/>
+                          <w:b/>
+                          <w:color w:val="000000"/>
+                          <w:sz w:val="22"/>
+                          <w:szCs w:val="22"/>
+                          <w:lang w:val="en-US"/>
+                        </w:rPr>
+                        <w:t>Zyrcled Social Group</w:t>
+                      </w:r>
+                      <w:r>
+                        <w:rPr>
+                          <w:rFonts w:ascii="Century Gothic" w:hAnsi="Century Gothic" w:cstheme="minorHAnsi"/>
+                          <w:color w:val="000000"/>
+                          <w:sz w:val="22"/>
+                          <w:szCs w:val="22"/>
+                          <w:lang w:val="en-US"/>
+                        </w:rPr>
+                        <w:t xml:space="preserve">,  </w:t>
+                      </w:r>
+                    </w:p>
+                    <w:p>
+                      <w:pPr>
+                        <w:spacing w:line="276" w:lineRule="auto"/>
+                        <w:rPr>
+                          <w:rFonts w:ascii="Century Gothic" w:hAnsi="Century Gothic" w:cstheme="minorHAnsi"/>
+                          <w:color w:val="808080"/>
+                          <w:sz w:val="22"/>
+                          <w:szCs w:val="22"/>
+                          <w:lang w:val="en-US"/>
+                        </w:rPr>
+                      </w:pPr>
+                      <w:r>
+                        <w:rPr>
+                          <w:rFonts w:ascii="Century Gothic" w:hAnsi="Century Gothic" w:cstheme="minorHAnsi"/>
+                          <w:color w:val="808080"/>
+                          <w:sz w:val="22"/>
+                          <w:szCs w:val="22"/>
+                          <w:lang w:val="en-US"/>
+                        </w:rPr>
+                        <w:t xml:space="preserve">Desarrollador </w:t>
+                      </w:r>
+                      <w:r>
+                        <w:rPr>
+                          <w:rFonts w:ascii="Century Gothic" w:hAnsi="Century Gothic" w:cstheme="minorHAnsi"/>
+                          <w:color w:val="808080"/>
+                          <w:sz w:val="22"/>
+                          <w:szCs w:val="22"/>
+                          <w:lang w:val="en-US"/>
+                        </w:rPr>
+                        <w:t>F</w:t>
+                      </w:r>
+                      <w:r>
+                        <w:rPr>
+                          <w:rFonts w:ascii="Century Gothic" w:hAnsi="Century Gothic" w:cstheme="minorHAnsi"/>
+                          <w:color w:val="808080"/>
+                          <w:sz w:val="22"/>
+                          <w:szCs w:val="22"/>
+                          <w:lang w:val="en-US"/>
+                        </w:rPr>
+                        <w:t>ront-</w:t>
+                      </w:r>
+                      <w:r>
+                        <w:rPr>
+                          <w:rFonts w:ascii="Century Gothic" w:hAnsi="Century Gothic" w:cstheme="minorHAnsi"/>
+                          <w:color w:val="808080"/>
+                          <w:sz w:val="22"/>
+                          <w:szCs w:val="22"/>
+                          <w:lang w:val="en-US"/>
+                        </w:rPr>
+                        <w:t>E</w:t>
+                      </w:r>
+                      <w:r>
+                        <w:rPr>
+                          <w:rFonts w:ascii="Century Gothic" w:hAnsi="Century Gothic" w:cstheme="minorHAnsi"/>
+                          <w:color w:val="808080"/>
+                          <w:sz w:val="22"/>
+                          <w:szCs w:val="22"/>
+                          <w:lang w:val="en-US"/>
+                        </w:rPr>
+                        <w:t>nd</w:t>
+                      </w:r>
+                    </w:p>
+                    <w:p>
+                      <w:pPr>
+                        <w:spacing w:line="276" w:lineRule="auto"/>
+                        <w:rPr>
+                          <w:rFonts w:ascii="Century Gothic" w:hAnsi="Century Gothic" w:cstheme="minorHAnsi"/>
+                          <w:color w:val="000000"/>
+                          <w:sz w:val="18"/>
+                          <w:szCs w:val="18"/>
+                          <w:lang w:val="es-CU"/>
+                        </w:rPr>
+                      </w:pPr>
+                      <w:r>
+                        <w:rPr>
+                          <w:rFonts w:ascii="Century Gothic" w:hAnsi="Century Gothic" w:cstheme="minorHAnsi"/>
+                          <w:color w:val="000000"/>
+                          <w:sz w:val="18"/>
+                          <w:szCs w:val="18"/>
+                          <w:lang w:val="es-CU"/>
+                        </w:rPr>
+                        <w:t>Responsabilidades y logros</w:t>
+                      </w:r>
+                      <w:r>
+                        <w:rPr>
+                          <w:rFonts w:ascii="Century Gothic" w:hAnsi="Century Gothic" w:cstheme="minorHAnsi"/>
+                          <w:color w:val="000000"/>
+                          <w:sz w:val="18"/>
+                          <w:szCs w:val="18"/>
+                          <w:lang w:val="es-CU"/>
+                        </w:rPr>
+                        <w:t xml:space="preserve">: </w:t>
+                      </w:r>
+                    </w:p>
+                    <w:p>
+                      <w:pPr>
+                        <w:pStyle w:val="Prrafodelista"/>
+                        <w:numPr>
+                          <w:ilvl w:val="0"/>
+                          <w:numId w:val="13"/>
+                        </w:numPr>
+                        <w:spacing w:line="276" w:lineRule="auto"/>
+                        <w:rPr>
+                          <w:rFonts w:ascii="Century Gothic" w:hAnsi="Century Gothic" w:cstheme="minorHAnsi"/>
+                          <w:color w:val="000000"/>
+                          <w:sz w:val="18"/>
+                          <w:szCs w:val="16"/>
+                          <w:lang w:val="es-419"/>
+                        </w:rPr>
+                      </w:pPr>
+                      <w:r>
+                        <w:rPr>
+                          <w:rFonts w:ascii="Century Gothic" w:hAnsi="Century Gothic" w:cstheme="minorHAnsi"/>
+                          <w:color w:val="000000"/>
+                          <w:sz w:val="18"/>
+                          <w:szCs w:val="16"/>
+                          <w:lang w:val="es-419"/>
+                        </w:rPr>
+                        <w:t xml:space="preserve">Desarrollo de aplicaciones </w:t>
+                      </w:r>
+                      <w:r>
+                        <w:rPr>
+                          <w:rFonts w:ascii="Century Gothic" w:hAnsi="Century Gothic" w:cstheme="minorHAnsi"/>
+                          <w:b/>
+                          <w:bCs/>
+                          <w:color w:val="000000"/>
+                          <w:sz w:val="18"/>
+                          <w:szCs w:val="16"/>
+                          <w:lang w:val="es-419"/>
+                        </w:rPr>
+                        <w:t xml:space="preserve">Android </w:t>
+                      </w:r>
+                      <w:r>
+                        <w:rPr>
+                          <w:rFonts w:ascii="Century Gothic" w:hAnsi="Century Gothic" w:cstheme="minorHAnsi"/>
+                          <w:color w:val="000000"/>
+                          <w:sz w:val="18"/>
+                          <w:szCs w:val="16"/>
+                          <w:lang w:val="es-419"/>
+                        </w:rPr>
+                        <w:t xml:space="preserve">e </w:t>
+                      </w:r>
+                      <w:r>
+                        <w:rPr>
+                          <w:rFonts w:ascii="Century Gothic" w:hAnsi="Century Gothic" w:cstheme="minorHAnsi"/>
+                          <w:b/>
+                          <w:bCs/>
+                          <w:color w:val="000000"/>
+                          <w:sz w:val="18"/>
+                          <w:szCs w:val="16"/>
+                          <w:lang w:val="es-419"/>
+                        </w:rPr>
+                        <w:t>iOS</w:t>
+                      </w:r>
+                      <w:r>
+                        <w:rPr>
+                          <w:rFonts w:ascii="Century Gothic" w:hAnsi="Century Gothic" w:cstheme="minorHAnsi"/>
+                          <w:color w:val="000000"/>
+                          <w:sz w:val="18"/>
+                          <w:szCs w:val="16"/>
+                          <w:lang w:val="es-419"/>
+                        </w:rPr>
+                        <w:t xml:space="preserve"> </w:t>
+                      </w:r>
+                      <w:r>
+                        <w:rPr>
+                          <w:rFonts w:ascii="Century Gothic" w:hAnsi="Century Gothic" w:cstheme="minorHAnsi"/>
+                          <w:color w:val="000000"/>
+                          <w:sz w:val="18"/>
+                          <w:szCs w:val="16"/>
+                          <w:lang w:val="es-419"/>
+                        </w:rPr>
+                        <w:t>utilizando</w:t>
+                      </w:r>
+                      <w:r>
+                        <w:rPr>
+                          <w:rFonts w:ascii="Century Gothic" w:hAnsi="Century Gothic" w:cstheme="minorHAnsi"/>
+                          <w:color w:val="000000"/>
+                          <w:sz w:val="18"/>
+                          <w:szCs w:val="16"/>
+                          <w:lang w:val="es-419"/>
+                        </w:rPr>
+                        <w:t xml:space="preserve"> </w:t>
+                      </w:r>
+                      <w:r>
+                        <w:rPr>
+                          <w:rFonts w:ascii="Century Gothic" w:hAnsi="Century Gothic" w:cstheme="minorHAnsi"/>
+                          <w:b/>
+                          <w:bCs/>
+                          <w:color w:val="000000"/>
+                          <w:sz w:val="18"/>
+                          <w:szCs w:val="16"/>
+                          <w:lang w:val="es-419"/>
+                        </w:rPr>
+                        <w:t>Dart</w:t>
+                      </w:r>
+                      <w:r>
+                        <w:rPr>
+                          <w:rFonts w:ascii="Century Gothic" w:hAnsi="Century Gothic" w:cstheme="minorHAnsi"/>
+                          <w:color w:val="000000"/>
+                          <w:sz w:val="18"/>
+                          <w:szCs w:val="16"/>
+                          <w:lang w:val="es-419"/>
+                        </w:rPr>
+                        <w:t xml:space="preserve"> y</w:t>
+                      </w:r>
+                      <w:r>
+                        <w:rPr>
+                          <w:rFonts w:ascii="Century Gothic" w:hAnsi="Century Gothic" w:cstheme="minorHAnsi"/>
+                          <w:b/>
+                          <w:bCs/>
+                          <w:color w:val="000000"/>
+                          <w:sz w:val="18"/>
+                          <w:szCs w:val="16"/>
+                          <w:lang w:val="es-419"/>
+                        </w:rPr>
+                        <w:t xml:space="preserve"> Flutter</w:t>
+                      </w:r>
+                      <w:r>
+                        <w:rPr>
+                          <w:rFonts w:ascii="Century Gothic" w:hAnsi="Century Gothic" w:cstheme="minorHAnsi"/>
+                          <w:color w:val="000000"/>
+                          <w:sz w:val="18"/>
+                          <w:szCs w:val="16"/>
+                          <w:lang w:val="es-419"/>
+                        </w:rPr>
+                        <w:t>.</w:t>
+                      </w:r>
+                    </w:p>
+                    <w:p>
+                      <w:pPr>
+                        <w:pStyle w:val="Prrafodelista"/>
+                        <w:numPr>
+                          <w:ilvl w:val="0"/>
+                          <w:numId w:val="13"/>
+                        </w:numPr>
+                        <w:spacing w:line="276" w:lineRule="auto"/>
+                        <w:rPr>
+                          <w:rFonts w:ascii="Century Gothic" w:hAnsi="Century Gothic" w:cs="Arial"/>
+                          <w:color w:val="000000"/>
+                          <w:sz w:val="18"/>
+                          <w:szCs w:val="18"/>
+                        </w:rPr>
+                      </w:pPr>
+                      <w:r>
+                        <w:rPr>
+                          <w:rFonts w:ascii="Century Gothic" w:hAnsi="Century Gothic" w:cs="Arial"/>
+                          <w:color w:val="000000"/>
+                          <w:sz w:val="18"/>
+                          <w:szCs w:val="18"/>
+                        </w:rPr>
+                        <w:t xml:space="preserve">Integración con servicios de </w:t>
+                      </w:r>
                       <w:r>
                         <w:rPr>
                           <w:rFonts w:ascii="Century Gothic" w:hAnsi="Century Gothic" w:cs="Arial"/>
@@ -10571,9 +10944,8 @@
                           <w:sz w:val="18"/>
                           <w:szCs w:val="18"/>
                         </w:rPr>
-                        <w:t>Figma</w:t>
-                      </w:r>
-                      <w:proofErr w:type="spellEnd"/>
+                        <w:t>Firebase</w:t>
+                      </w:r>
                       <w:r>
                         <w:rPr>
                           <w:rFonts w:ascii="Century Gothic" w:hAnsi="Century Gothic" w:cs="Arial"/>
@@ -10581,7 +10953,43 @@
                           <w:sz w:val="18"/>
                           <w:szCs w:val="18"/>
                         </w:rPr>
-                        <w:t xml:space="preserve"> para su implementación en aplicaciones móviles</w:t>
+                        <w:t xml:space="preserve">:  </w:t>
+                      </w:r>
+                      <w:r>
+                        <w:rPr>
+                          <w:rFonts w:ascii="Century Gothic" w:hAnsi="Century Gothic" w:cs="Arial"/>
+                          <w:color w:val="000000"/>
+                          <w:sz w:val="18"/>
+                          <w:szCs w:val="18"/>
+                        </w:rPr>
+                        <w:t>Firestore, FCM, Authentication, Storage</w:t>
+                      </w:r>
+                      <w:r>
+                        <w:rPr>
+                          <w:rFonts w:ascii="Century Gothic" w:hAnsi="Century Gothic" w:cs="Arial"/>
+                          <w:color w:val="000000"/>
+                          <w:sz w:val="18"/>
+                          <w:szCs w:val="18"/>
+                        </w:rPr>
+                        <w:t>, Maps</w:t>
+                      </w:r>
+                      <w:r>
+                        <w:rPr>
+                          <w:rFonts w:ascii="Century Gothic" w:hAnsi="Century Gothic" w:cs="Arial"/>
+                          <w:color w:val="000000"/>
+                          <w:sz w:val="18"/>
+                          <w:szCs w:val="18"/>
+                        </w:rPr>
+                        <w:t xml:space="preserve"> y Crashlytics</w:t>
+                      </w:r>
+                      <w:r>
+                        <w:rPr>
+                          <w:rFonts w:ascii="Century Gothic" w:hAnsi="Century Gothic" w:cs="Arial"/>
+                          <w:color w:val="000000"/>
+                          <w:sz w:val="18"/>
+                          <w:szCs w:val="18"/>
+                        </w:rPr>
+                        <w:t>.</w:t>
                       </w:r>
                     </w:p>
                     <w:p>
@@ -10602,13 +11010,99 @@
                       </w:pPr>
                       <w:r>
                         <w:rPr>
+                          <w:rFonts w:ascii="Century Gothic" w:hAnsi="Century Gothic" w:cs="Arial"/>
+                          <w:color w:val="000000"/>
+                          <w:sz w:val="18"/>
+                          <w:szCs w:val="18"/>
+                        </w:rPr>
+                        <w:t xml:space="preserve">Implementación de </w:t>
+                      </w:r>
+                      <w:r>
+                        <w:rPr>
+                          <w:rFonts w:ascii="Century Gothic" w:hAnsi="Century Gothic" w:cs="Arial"/>
+                          <w:b/>
+                          <w:bCs/>
+                          <w:color w:val="000000"/>
+                          <w:sz w:val="18"/>
+                          <w:szCs w:val="18"/>
+                        </w:rPr>
+                        <w:t>Supabase</w:t>
+                      </w:r>
+                      <w:r>
+                        <w:rPr>
+                          <w:rFonts w:ascii="Century Gothic" w:hAnsi="Century Gothic" w:cs="Arial"/>
+                          <w:color w:val="000000"/>
+                          <w:sz w:val="18"/>
+                          <w:szCs w:val="18"/>
+                        </w:rPr>
+                        <w:t xml:space="preserve"> para la gestión de usuarios y bases de datos </w:t>
+                      </w:r>
+                      <w:r>
+                        <w:rPr>
+                          <w:rFonts w:ascii="Century Gothic" w:hAnsi="Century Gothic" w:cs="Arial"/>
+                          <w:b/>
+                          <w:bCs/>
+                          <w:color w:val="000000"/>
+                          <w:sz w:val="18"/>
+                          <w:szCs w:val="18"/>
+                        </w:rPr>
+                        <w:t>PostgreSQL</w:t>
+                      </w:r>
+                      <w:r>
+                        <w:rPr>
+                          <w:rFonts w:ascii="Century Gothic" w:hAnsi="Century Gothic" w:cs="Arial"/>
+                          <w:color w:val="000000"/>
+                          <w:sz w:val="18"/>
+                          <w:szCs w:val="18"/>
+                        </w:rPr>
+                        <w:t xml:space="preserve"> con sincronización en tiempo real.</w:t>
+                      </w:r>
+                    </w:p>
+                    <w:p>
+                      <w:pPr>
+                        <w:pStyle w:val="Prrafodelista"/>
+                        <w:numPr>
+                          <w:ilvl w:val="0"/>
+                          <w:numId w:val="13"/>
+                        </w:numPr>
+                        <w:spacing w:line="276" w:lineRule="auto"/>
+                        <w:rPr>
                           <w:rFonts w:ascii="Century Gothic" w:hAnsi="Century Gothic" w:cstheme="minorHAnsi"/>
                           <w:color w:val="000000"/>
                           <w:sz w:val="18"/>
                           <w:szCs w:val="16"/>
                           <w:lang w:val="es-419"/>
                         </w:rPr>
-                        <w:t xml:space="preserve">Análisis de requisitos y </w:t>
+                      </w:pPr>
+                      <w:r>
+                        <w:rPr>
+                          <w:rFonts w:ascii="Century Gothic" w:hAnsi="Century Gothic" w:cstheme="minorHAnsi"/>
+                          <w:color w:val="000000"/>
+                          <w:sz w:val="18"/>
+                          <w:szCs w:val="16"/>
+                          <w:lang w:val="es-419"/>
+                        </w:rPr>
+                        <w:t xml:space="preserve">Uso de arquitecturas modulares </w:t>
+                      </w:r>
+                      <w:r>
+                        <w:rPr>
+                          <w:rFonts w:ascii="Century Gothic" w:hAnsi="Century Gothic" w:cstheme="minorHAnsi"/>
+                          <w:color w:val="000000"/>
+                          <w:sz w:val="18"/>
+                          <w:szCs w:val="16"/>
+                          <w:lang w:val="es-419"/>
+                        </w:rPr>
+                        <w:t>con</w:t>
+                      </w:r>
+                      <w:r>
+                        <w:rPr>
+                          <w:rFonts w:ascii="Century Gothic" w:hAnsi="Century Gothic" w:cstheme="minorHAnsi"/>
+                          <w:color w:val="000000"/>
+                          <w:sz w:val="18"/>
+                          <w:szCs w:val="16"/>
+                          <w:lang w:val="es-419"/>
+                        </w:rPr>
+                        <w:t xml:space="preserve"> </w:t>
                       </w:r>
                       <w:r>
                         <w:rPr>
@@ -10620,17 +11114,7 @@
                           <w:szCs w:val="16"/>
                           <w:lang w:val="es-419"/>
                         </w:rPr>
-                        <w:t>traducción de necesidades del cliente</w:t>
-                      </w:r>
-                      <w:r>
-                        <w:rPr>
-                          <w:rFonts w:ascii="Century Gothic" w:hAnsi="Century Gothic" w:cstheme="minorHAnsi"/>
-                          <w:color w:val="000000"/>
-                          <w:sz w:val="18"/>
-                          <w:szCs w:val="16"/>
-                          <w:lang w:val="es-419"/>
-                        </w:rPr>
-                        <w:t xml:space="preserve"> en diseños funcionales para </w:t>
+                        <w:t>Melo</w:t>
                       </w:r>
                       <w:r>
                         <w:rPr>
@@ -10642,7 +11126,64 @@
                           <w:szCs w:val="16"/>
                           <w:lang w:val="es-419"/>
                         </w:rPr>
-                        <w:t>iOS y Android</w:t>
+                        <w:t>,</w:t>
+                      </w:r>
+                      <w:r>
+                        <w:rPr>
+                          <w:rFonts w:ascii="Century Gothic" w:hAnsi="Century Gothic" w:cstheme="minorHAnsi"/>
+                          <w:color w:val="000000"/>
+                          <w:sz w:val="18"/>
+                          <w:szCs w:val="16"/>
+                          <w:lang w:val="es-419"/>
+                        </w:rPr>
+                        <w:t xml:space="preserve"> </w:t>
+                      </w:r>
+                      <w:r>
+                        <w:rPr>
+                          <w:rFonts w:ascii="Century Gothic" w:hAnsi="Century Gothic" w:cstheme="minorHAnsi"/>
+                          <w:color w:val="000000"/>
+                          <w:sz w:val="18"/>
+                          <w:szCs w:val="16"/>
+                          <w:lang w:val="es-419"/>
+                        </w:rPr>
+                        <w:t>mejorando la organización y escalabilidad de los proyectos</w:t>
+                      </w:r>
+                      <w:r>
+                        <w:rPr>
+                          <w:rFonts w:ascii="Century Gothic" w:hAnsi="Century Gothic" w:cstheme="minorHAnsi"/>
+                          <w:color w:val="000000"/>
+                          <w:sz w:val="18"/>
+                          <w:szCs w:val="16"/>
+                          <w:lang w:val="es-419"/>
+                        </w:rPr>
+                        <w:t>.</w:t>
+                      </w:r>
+                    </w:p>
+                    <w:p>
+                      <w:pPr>
+                        <w:pStyle w:val="Prrafodelista"/>
+                        <w:numPr>
+                          <w:ilvl w:val="0"/>
+                          <w:numId w:val="13"/>
+                        </w:numPr>
+                        <w:spacing w:line="276" w:lineRule="auto"/>
+                        <w:rPr>
+                          <w:rFonts w:ascii="Century Gothic" w:hAnsi="Century Gothic" w:cstheme="minorHAnsi"/>
+                          <w:color w:val="000000"/>
+                          <w:sz w:val="18"/>
+                          <w:szCs w:val="16"/>
+                          <w:lang w:val="es-419"/>
+                        </w:rPr>
+                      </w:pPr>
+                      <w:r>
+                        <w:rPr>
+                          <w:rFonts w:ascii="Century Gothic" w:hAnsi="Century Gothic" w:cstheme="minorHAnsi"/>
+                          <w:color w:val="000000"/>
+                          <w:sz w:val="18"/>
+                          <w:szCs w:val="16"/>
+                          <w:lang w:val="es-419"/>
+                        </w:rPr>
+                        <w:t xml:space="preserve">Consumo de </w:t>
                       </w:r>
                       <w:r>
                         <w:rPr>
@@ -10654,7 +11195,39 @@
                           <w:szCs w:val="16"/>
                           <w:lang w:val="es-419"/>
                         </w:rPr>
-                        <w:t>.</w:t>
+                        <w:t>APIs de terceros</w:t>
+                      </w:r>
+                      <w:r>
+                        <w:rPr>
+                          <w:rFonts w:ascii="Century Gothic" w:hAnsi="Century Gothic" w:cstheme="minorHAnsi"/>
+                          <w:color w:val="000000"/>
+                          <w:sz w:val="18"/>
+                          <w:szCs w:val="16"/>
+                          <w:lang w:val="es-419"/>
+                        </w:rPr>
+                        <w:t xml:space="preserve"> e integración con </w:t>
+                      </w:r>
+                      <w:r>
+                        <w:rPr>
+                          <w:rFonts w:ascii="Century Gothic" w:hAnsi="Century Gothic" w:cstheme="minorHAnsi"/>
+                          <w:b/>
+                          <w:bCs/>
+                          <w:color w:val="000000"/>
+                          <w:sz w:val="18"/>
+                          <w:szCs w:val="16"/>
+                          <w:lang w:val="es-419"/>
+                        </w:rPr>
+                        <w:t>Cloud Functions</w:t>
+                      </w:r>
+                      <w:r>
+                        <w:rPr>
+                          <w:rFonts w:ascii="Century Gothic" w:hAnsi="Century Gothic" w:cstheme="minorHAnsi"/>
+                          <w:color w:val="000000"/>
+                          <w:sz w:val="18"/>
+                          <w:szCs w:val="16"/>
+                          <w:lang w:val="es-419"/>
+                        </w:rPr>
+                        <w:t xml:space="preserve"> y backend interno.</w:t>
                       </w:r>
                     </w:p>
                     <w:p>
@@ -10681,7 +11254,7 @@
                           <w:szCs w:val="16"/>
                           <w:lang w:val="es-419"/>
                         </w:rPr>
-                        <w:t xml:space="preserve">Desarrollo de aplicaciones </w:t>
+                        <w:t xml:space="preserve">Aplicación de técnicas de </w:t>
                       </w:r>
                       <w:r>
                         <w:rPr>
@@ -10693,9 +11266,28 @@
                           <w:szCs w:val="16"/>
                           <w:lang w:val="es-419"/>
                         </w:rPr>
-                        <w:t>e-</w:t>
-                      </w:r>
-                      <w:proofErr w:type="spellStart"/>
+                        <w:t>actualización en tiempo real</w:t>
+                      </w:r>
+                      <w:r>
+                        <w:rPr>
+                          <w:rFonts w:ascii="Century Gothic" w:hAnsi="Century Gothic" w:cstheme="minorHAnsi"/>
+                          <w:color w:val="000000"/>
+                          <w:sz w:val="18"/>
+                          <w:szCs w:val="16"/>
+                          <w:lang w:val="es-419"/>
+                        </w:rPr>
+                        <w:t xml:space="preserve"> </w:t>
+                      </w:r>
+                      <w:r>
+                        <w:rPr>
+                          <w:rFonts w:ascii="Century Gothic" w:hAnsi="Century Gothic" w:cstheme="minorHAnsi"/>
+                          <w:color w:val="000000"/>
+                          <w:sz w:val="18"/>
+                          <w:szCs w:val="16"/>
+                          <w:lang w:val="es-419"/>
+                        </w:rPr>
+                        <w:t xml:space="preserve">mediante </w:t>
+                      </w:r>
                       <w:r>
                         <w:rPr>
                           <w:rFonts w:ascii="Century Gothic" w:hAnsi="Century Gothic" w:cstheme="minorHAnsi"/>
@@ -10706,9 +11298,8 @@
                           <w:szCs w:val="16"/>
                           <w:lang w:val="es-419"/>
                         </w:rPr>
-                        <w:t>commerce</w:t>
-                      </w:r>
-                      <w:proofErr w:type="spellEnd"/>
+                        <w:t>Streams</w:t>
+                      </w:r>
                       <w:r>
                         <w:rPr>
                           <w:rFonts w:ascii="Century Gothic" w:hAnsi="Century Gothic" w:cstheme="minorHAnsi"/>
@@ -10717,7 +11308,34 @@
                           <w:szCs w:val="16"/>
                           <w:lang w:val="es-419"/>
                         </w:rPr>
-                        <w:t xml:space="preserve">, de </w:t>
+                        <w:t>.</w:t>
+                      </w:r>
+                    </w:p>
+                    <w:p>
+                      <w:pPr>
+                        <w:pStyle w:val="Prrafodelista"/>
+                        <w:numPr>
+                          <w:ilvl w:val="0"/>
+                          <w:numId w:val="13"/>
+                        </w:numPr>
+                        <w:spacing w:line="276" w:lineRule="auto"/>
+                        <w:rPr>
+                          <w:rFonts w:ascii="Century Gothic" w:hAnsi="Century Gothic" w:cstheme="minorHAnsi"/>
+                          <w:color w:val="000000"/>
+                          <w:sz w:val="18"/>
+                          <w:szCs w:val="16"/>
+                          <w:lang w:val="es-419"/>
+                        </w:rPr>
+                      </w:pPr>
+                      <w:r>
+                        <w:rPr>
+                          <w:rFonts w:ascii="Century Gothic" w:hAnsi="Century Gothic" w:cstheme="minorHAnsi"/>
+                          <w:color w:val="000000"/>
+                          <w:sz w:val="18"/>
+                          <w:szCs w:val="16"/>
+                          <w:lang w:val="es-419"/>
+                        </w:rPr>
+                        <w:t xml:space="preserve">Desarrollo de aplicaciones tipo </w:t>
                       </w:r>
                       <w:r>
                         <w:rPr>
@@ -10729,7 +11347,7 @@
                           <w:szCs w:val="16"/>
                           <w:lang w:val="es-419"/>
                         </w:rPr>
-                        <w:t>servicios</w:t>
+                        <w:t>dating-app</w:t>
                       </w:r>
                       <w:r>
                         <w:rPr>
@@ -10739,29 +11357,7 @@
                           <w:szCs w:val="16"/>
                           <w:lang w:val="es-419"/>
                         </w:rPr>
-                        <w:t xml:space="preserve"> y </w:t>
-                      </w:r>
-                      <w:r>
-                        <w:rPr>
-                          <w:rFonts w:ascii="Century Gothic" w:hAnsi="Century Gothic" w:cstheme="minorHAnsi"/>
-                          <w:b/>
-                          <w:bCs/>
-                          <w:color w:val="000000"/>
-                          <w:sz w:val="18"/>
-                          <w:szCs w:val="16"/>
-                          <w:lang w:val="es-419"/>
-                        </w:rPr>
-                        <w:t>banca digital</w:t>
-                      </w:r>
-                      <w:r>
-                        <w:rPr>
-                          <w:rFonts w:ascii="Century Gothic" w:hAnsi="Century Gothic" w:cstheme="minorHAnsi"/>
-                          <w:color w:val="000000"/>
-                          <w:sz w:val="18"/>
-                          <w:szCs w:val="16"/>
-                          <w:lang w:val="es-419"/>
-                        </w:rPr>
-                        <w:t>, con especial atención a la experiencia de usuario.</w:t>
+                        <w:t xml:space="preserve"> con alto tráfico y enfoque social.</w:t>
                       </w:r>
                     </w:p>
                     <w:p>
@@ -10788,22 +11384,18 @@
                           <w:szCs w:val="16"/>
                           <w:lang w:val="es-419"/>
                         </w:rPr>
-                        <w:t xml:space="preserve">Implementación de arquitecturas </w:t>
-                      </w:r>
-                      <w:proofErr w:type="spellStart"/>
-                      <w:r>
-                        <w:rPr>
-                          <w:rFonts w:ascii="Century Gothic" w:hAnsi="Century Gothic" w:cstheme="minorHAnsi"/>
-                          <w:b/>
-                          <w:bCs/>
+                        <w:t>Contribución</w:t>
+                      </w:r>
+                      <w:r>
+                        <w:rPr>
+                          <w:rFonts w:ascii="Century Gothic" w:hAnsi="Century Gothic" w:cstheme="minorHAnsi"/>
                           <w:color w:val="000000"/>
                           <w:sz w:val="18"/>
                           <w:szCs w:val="16"/>
                           <w:lang w:val="es-419"/>
                         </w:rPr>
-                        <w:t>Clean</w:t>
-                      </w:r>
-                      <w:proofErr w:type="spellEnd"/>
+                        <w:t xml:space="preserve"> </w:t>
+                      </w:r>
                       <w:r>
                         <w:rPr>
                           <w:rFonts w:ascii="Century Gothic" w:hAnsi="Century Gothic" w:cstheme="minorHAnsi"/>
@@ -10812,19 +11404,17 @@
                           <w:szCs w:val="16"/>
                           <w:lang w:val="es-419"/>
                         </w:rPr>
-                        <w:t xml:space="preserve"> y </w:t>
-                      </w:r>
-                      <w:r>
-                        <w:rPr>
-                          <w:rFonts w:ascii="Century Gothic" w:hAnsi="Century Gothic" w:cstheme="minorHAnsi"/>
-                          <w:b/>
-                          <w:bCs/>
+                        <w:t>en</w:t>
+                      </w:r>
+                      <w:r>
+                        <w:rPr>
+                          <w:rFonts w:ascii="Century Gothic" w:hAnsi="Century Gothic" w:cstheme="minorHAnsi"/>
                           <w:color w:val="000000"/>
                           <w:sz w:val="18"/>
                           <w:szCs w:val="16"/>
                           <w:lang w:val="es-419"/>
                         </w:rPr>
-                        <w:t>MVVM</w:t>
+                        <w:t xml:space="preserve"> multiples </w:t>
                       </w:r>
                       <w:r>
                         <w:rPr>
@@ -10834,22 +11424,18 @@
                           <w:szCs w:val="16"/>
                           <w:lang w:val="es-419"/>
                         </w:rPr>
-                        <w:t xml:space="preserve">, utilizando </w:t>
-                      </w:r>
-                      <w:proofErr w:type="spellStart"/>
-                      <w:r>
-                        <w:rPr>
-                          <w:rFonts w:ascii="Century Gothic" w:hAnsi="Century Gothic" w:cstheme="minorHAnsi"/>
-                          <w:b/>
-                          <w:bCs/>
+                        <w:t>paquetes</w:t>
+                      </w:r>
+                      <w:r>
+                        <w:rPr>
+                          <w:rFonts w:ascii="Century Gothic" w:hAnsi="Century Gothic" w:cstheme="minorHAnsi"/>
                           <w:color w:val="000000"/>
                           <w:sz w:val="18"/>
                           <w:szCs w:val="16"/>
                           <w:lang w:val="es-419"/>
                         </w:rPr>
-                        <w:t>GetX</w:t>
-                      </w:r>
-                      <w:proofErr w:type="spellEnd"/>
+                        <w:t xml:space="preserve"> de la comunidad como</w:t>
+                      </w:r>
                       <w:r>
                         <w:rPr>
                           <w:rFonts w:ascii="Century Gothic" w:hAnsi="Century Gothic" w:cstheme="minorHAnsi"/>
@@ -10858,1364 +11444,19 @@
                           <w:szCs w:val="16"/>
                           <w:lang w:val="es-419"/>
                         </w:rPr>
-                        <w:t xml:space="preserve">, </w:t>
-                      </w:r>
-                      <w:r>
-                        <w:rPr>
-                          <w:rFonts w:ascii="Century Gothic" w:hAnsi="Century Gothic" w:cstheme="minorHAnsi"/>
-                          <w:b/>
-                          <w:bCs/>
+                        <w:t>:</w:t>
+                      </w:r>
+                      <w:r>
+                        <w:rPr>
+                          <w:rFonts w:ascii="Century Gothic" w:hAnsi="Century Gothic" w:cstheme="minorHAnsi"/>
                           <w:color w:val="000000"/>
                           <w:sz w:val="18"/>
                           <w:szCs w:val="16"/>
                           <w:lang w:val="es-419"/>
                         </w:rPr>
-                        <w:t>Bloc/</w:t>
-                      </w:r>
-                      <w:proofErr w:type="spellStart"/>
-                      <w:r>
-                        <w:rPr>
-                          <w:rFonts w:ascii="Century Gothic" w:hAnsi="Century Gothic" w:cstheme="minorHAnsi"/>
-                          <w:b/>
-                          <w:bCs/>
-                          <w:color w:val="000000"/>
-                          <w:sz w:val="18"/>
-                          <w:szCs w:val="16"/>
-                          <w:lang w:val="es-419"/>
-                        </w:rPr>
-                        <w:t>Cubit</w:t>
-                      </w:r>
-                      <w:proofErr w:type="spellEnd"/>
-                      <w:r>
-                        <w:rPr>
-                          <w:rFonts w:ascii="Century Gothic" w:hAnsi="Century Gothic" w:cstheme="minorHAnsi"/>
-                          <w:b/>
-                          <w:bCs/>
-                          <w:color w:val="000000"/>
-                          <w:sz w:val="18"/>
-                          <w:szCs w:val="16"/>
-                          <w:lang w:val="es-419"/>
-                        </w:rPr>
                         <w:t xml:space="preserve"> </w:t>
                       </w:r>
-                      <w:r>
-                        <w:rPr>
-                          <w:rFonts w:ascii="Century Gothic" w:hAnsi="Century Gothic" w:cstheme="minorHAnsi"/>
-                          <w:color w:val="000000"/>
-                          <w:sz w:val="18"/>
-                          <w:szCs w:val="16"/>
-                          <w:lang w:val="es-419"/>
-                        </w:rPr>
-                        <w:t xml:space="preserve">y </w:t>
-                      </w:r>
-                      <w:proofErr w:type="spellStart"/>
-                      <w:r>
-                        <w:rPr>
-                          <w:rFonts w:ascii="Century Gothic" w:hAnsi="Century Gothic" w:cstheme="minorHAnsi"/>
-                          <w:b/>
-                          <w:bCs/>
-                          <w:color w:val="000000"/>
-                          <w:sz w:val="18"/>
-                          <w:szCs w:val="16"/>
-                          <w:lang w:val="es-419"/>
-                        </w:rPr>
-                        <w:t>Provider</w:t>
-                      </w:r>
-                      <w:proofErr w:type="spellEnd"/>
-                      <w:r>
-                        <w:rPr>
-                          <w:rFonts w:ascii="Century Gothic" w:hAnsi="Century Gothic" w:cstheme="minorHAnsi"/>
-                          <w:color w:val="000000"/>
-                          <w:sz w:val="18"/>
-                          <w:szCs w:val="16"/>
-                          <w:lang w:val="es-419"/>
-                        </w:rPr>
-                        <w:t xml:space="preserve"> para la gestión de estado</w:t>
-                      </w:r>
-                      <w:r>
-                        <w:rPr>
-                          <w:rFonts w:ascii="Century Gothic" w:hAnsi="Century Gothic" w:cstheme="minorHAnsi"/>
-                          <w:color w:val="000000"/>
-                          <w:sz w:val="18"/>
-                          <w:szCs w:val="16"/>
-                          <w:lang w:val="es-419"/>
-                        </w:rPr>
-                        <w:t>.</w:t>
-                      </w:r>
-                    </w:p>
-                    <w:p>
-                      <w:pPr>
-                        <w:pStyle w:val="Prrafodelista"/>
-                        <w:numPr>
-                          <w:ilvl w:val="0"/>
-                          <w:numId w:val="11"/>
-                        </w:numPr>
-                        <w:spacing w:line="276" w:lineRule="auto"/>
-                        <w:rPr>
-                          <w:rFonts w:ascii="Century Gothic" w:hAnsi="Century Gothic" w:cstheme="minorHAnsi"/>
-                          <w:color w:val="000000"/>
-                          <w:sz w:val="18"/>
-                          <w:szCs w:val="16"/>
-                          <w:lang w:val="es-419"/>
-                        </w:rPr>
-                      </w:pPr>
-                      <w:r>
-                        <w:rPr>
-                          <w:rFonts w:ascii="Century Gothic" w:hAnsi="Century Gothic" w:cstheme="minorHAnsi"/>
-                          <w:color w:val="000000"/>
-                          <w:sz w:val="18"/>
-                          <w:szCs w:val="16"/>
-                          <w:lang w:val="es-419"/>
-                        </w:rPr>
-                        <w:t xml:space="preserve">Uso de </w:t>
-                      </w:r>
-                      <w:r>
-                        <w:rPr>
-                          <w:rFonts w:ascii="Century Gothic" w:hAnsi="Century Gothic" w:cstheme="minorHAnsi"/>
-                          <w:b/>
-                          <w:bCs/>
-                          <w:color w:val="000000"/>
-                          <w:sz w:val="18"/>
-                          <w:szCs w:val="16"/>
-                          <w:lang w:val="es-419"/>
-                        </w:rPr>
-                        <w:t>GitHub</w:t>
-                      </w:r>
-                      <w:r>
-                        <w:rPr>
-                          <w:rFonts w:ascii="Century Gothic" w:hAnsi="Century Gothic" w:cstheme="minorHAnsi"/>
-                          <w:color w:val="000000"/>
-                          <w:sz w:val="18"/>
-                          <w:szCs w:val="16"/>
-                          <w:lang w:val="es-419"/>
-                        </w:rPr>
-                        <w:t xml:space="preserve"> y </w:t>
-                      </w:r>
-                      <w:proofErr w:type="spellStart"/>
-                      <w:r>
-                        <w:rPr>
-                          <w:rFonts w:ascii="Century Gothic" w:hAnsi="Century Gothic" w:cstheme="minorHAnsi"/>
-                          <w:b/>
-                          <w:bCs/>
-                          <w:color w:val="000000"/>
-                          <w:sz w:val="18"/>
-                          <w:szCs w:val="16"/>
-                          <w:lang w:val="es-419"/>
-                        </w:rPr>
-                        <w:t>Bitbucket</w:t>
-                      </w:r>
-                      <w:proofErr w:type="spellEnd"/>
-                      <w:r>
-                        <w:rPr>
-                          <w:rFonts w:ascii="Century Gothic" w:hAnsi="Century Gothic" w:cstheme="minorHAnsi"/>
-                          <w:color w:val="000000"/>
-                          <w:sz w:val="18"/>
-                          <w:szCs w:val="16"/>
-                          <w:lang w:val="es-419"/>
-                        </w:rPr>
-                        <w:t xml:space="preserve">, incluyendo </w:t>
-                      </w:r>
-                      <w:r>
-                        <w:rPr>
-                          <w:rFonts w:ascii="Century Gothic" w:hAnsi="Century Gothic" w:cstheme="minorHAnsi"/>
-                          <w:b/>
-                          <w:bCs/>
-                          <w:color w:val="000000"/>
-                          <w:sz w:val="18"/>
-                          <w:szCs w:val="16"/>
-                          <w:lang w:val="es-419"/>
-                        </w:rPr>
-                        <w:t>CI/CD</w:t>
-                      </w:r>
-                      <w:r>
-                        <w:rPr>
-                          <w:rFonts w:ascii="Century Gothic" w:hAnsi="Century Gothic" w:cstheme="minorHAnsi"/>
-                          <w:color w:val="000000"/>
-                          <w:sz w:val="18"/>
-                          <w:szCs w:val="16"/>
-                          <w:lang w:val="es-419"/>
-                        </w:rPr>
-                        <w:t xml:space="preserve"> para la automatización de pruebas y despliegues.</w:t>
-                      </w:r>
-                    </w:p>
-                    <w:p>
-                      <w:pPr>
-                        <w:pStyle w:val="Prrafodelista"/>
-                        <w:numPr>
-                          <w:ilvl w:val="0"/>
-                          <w:numId w:val="11"/>
-                        </w:numPr>
-                        <w:spacing w:line="276" w:lineRule="auto"/>
-                        <w:rPr>
-                          <w:rFonts w:ascii="Century Gothic" w:hAnsi="Century Gothic" w:cstheme="minorHAnsi"/>
-                          <w:color w:val="000000"/>
-                          <w:sz w:val="18"/>
-                          <w:szCs w:val="16"/>
-                          <w:lang w:val="es-419"/>
-                        </w:rPr>
-                      </w:pPr>
-                      <w:r>
-                        <w:rPr>
-                          <w:rFonts w:ascii="Century Gothic" w:hAnsi="Century Gothic" w:cstheme="minorHAnsi"/>
-                          <w:color w:val="000000"/>
-                          <w:sz w:val="18"/>
-                          <w:szCs w:val="16"/>
-                          <w:lang w:val="es-419"/>
-                        </w:rPr>
-                        <w:t xml:space="preserve">Consumo de </w:t>
-                      </w:r>
-                      <w:proofErr w:type="spellStart"/>
-                      <w:r>
-                        <w:rPr>
-                          <w:rFonts w:ascii="Century Gothic" w:hAnsi="Century Gothic" w:cstheme="minorHAnsi"/>
-                          <w:b/>
-                          <w:bCs/>
-                          <w:color w:val="000000"/>
-                          <w:sz w:val="18"/>
-                          <w:szCs w:val="16"/>
-                          <w:lang w:val="es-419"/>
-                        </w:rPr>
-                        <w:t>APIs</w:t>
-                      </w:r>
-                      <w:proofErr w:type="spellEnd"/>
-                      <w:r>
-                        <w:rPr>
-                          <w:rFonts w:ascii="Century Gothic" w:hAnsi="Century Gothic" w:cstheme="minorHAnsi"/>
-                          <w:b/>
-                          <w:bCs/>
-                          <w:color w:val="000000"/>
-                          <w:sz w:val="18"/>
-                          <w:szCs w:val="16"/>
-                          <w:lang w:val="es-419"/>
-                        </w:rPr>
-                        <w:t xml:space="preserve"> REST</w:t>
-                      </w:r>
-                      <w:r>
-                        <w:rPr>
-                          <w:rFonts w:ascii="Century Gothic" w:hAnsi="Century Gothic" w:cstheme="minorHAnsi"/>
-                          <w:color w:val="000000"/>
-                          <w:sz w:val="18"/>
-                          <w:szCs w:val="16"/>
-                          <w:lang w:val="es-419"/>
-                        </w:rPr>
-                        <w:t xml:space="preserve"> y </w:t>
-                      </w:r>
-                      <w:proofErr w:type="spellStart"/>
-                      <w:r>
-                        <w:rPr>
-                          <w:rFonts w:ascii="Century Gothic" w:hAnsi="Century Gothic" w:cstheme="minorHAnsi"/>
-                          <w:b/>
-                          <w:bCs/>
-                          <w:color w:val="000000"/>
-                          <w:sz w:val="18"/>
-                          <w:szCs w:val="16"/>
-                          <w:lang w:val="es-419"/>
-                        </w:rPr>
-                        <w:t>GraphQL</w:t>
-                      </w:r>
-                      <w:proofErr w:type="spellEnd"/>
-                      <w:r>
-                        <w:rPr>
-                          <w:rFonts w:ascii="Century Gothic" w:hAnsi="Century Gothic" w:cstheme="minorHAnsi"/>
-                          <w:color w:val="000000"/>
-                          <w:sz w:val="18"/>
-                          <w:szCs w:val="16"/>
-                          <w:lang w:val="es-419"/>
-                        </w:rPr>
-                        <w:t>, tanto internas como externas.</w:t>
-                      </w:r>
-                    </w:p>
-                    <w:p>
-                      <w:pPr>
-                        <w:pStyle w:val="Prrafodelista"/>
-                        <w:numPr>
-                          <w:ilvl w:val="0"/>
-                          <w:numId w:val="11"/>
-                        </w:numPr>
-                        <w:spacing w:line="276" w:lineRule="auto"/>
-                        <w:rPr>
-                          <w:rFonts w:ascii="Century Gothic" w:hAnsi="Century Gothic" w:cstheme="minorHAnsi"/>
-                          <w:color w:val="000000"/>
-                          <w:sz w:val="18"/>
-                          <w:szCs w:val="16"/>
-                          <w:lang w:val="es-419"/>
-                        </w:rPr>
-                      </w:pPr>
-                      <w:r>
-                        <w:rPr>
-                          <w:rFonts w:ascii="Century Gothic" w:hAnsi="Century Gothic" w:cstheme="minorHAnsi"/>
-                          <w:color w:val="000000"/>
-                          <w:sz w:val="18"/>
-                          <w:szCs w:val="16"/>
-                          <w:lang w:val="es-419"/>
-                        </w:rPr>
-                        <w:t xml:space="preserve">Integración de </w:t>
-                      </w:r>
-                      <w:r>
-                        <w:rPr>
-                          <w:rFonts w:ascii="Century Gothic" w:hAnsi="Century Gothic" w:cstheme="minorHAnsi"/>
-                          <w:b/>
-                          <w:bCs/>
-                          <w:color w:val="000000"/>
-                          <w:sz w:val="18"/>
-                          <w:szCs w:val="16"/>
-                          <w:lang w:val="es-419"/>
-                        </w:rPr>
-                        <w:t>pasarelas de pago</w:t>
-                      </w:r>
-                      <w:r>
-                        <w:rPr>
-                          <w:rFonts w:ascii="Century Gothic" w:hAnsi="Century Gothic" w:cstheme="minorHAnsi"/>
-                          <w:color w:val="000000"/>
-                          <w:sz w:val="18"/>
-                          <w:szCs w:val="16"/>
-                          <w:lang w:val="es-419"/>
-                        </w:rPr>
-                        <w:t xml:space="preserve"> como </w:t>
-                      </w:r>
-                      <w:proofErr w:type="spellStart"/>
-                      <w:r>
-                        <w:rPr>
-                          <w:rFonts w:ascii="Century Gothic" w:hAnsi="Century Gothic" w:cstheme="minorHAnsi"/>
-                          <w:b/>
-                          <w:bCs/>
-                          <w:color w:val="000000"/>
-                          <w:sz w:val="18"/>
-                          <w:szCs w:val="16"/>
-                          <w:lang w:val="es-419"/>
-                        </w:rPr>
-                        <w:t>Stripe</w:t>
-                      </w:r>
-                      <w:proofErr w:type="spellEnd"/>
-                      <w:r>
-                        <w:rPr>
-                          <w:rFonts w:ascii="Century Gothic" w:hAnsi="Century Gothic" w:cstheme="minorHAnsi"/>
-                          <w:color w:val="000000"/>
-                          <w:sz w:val="18"/>
-                          <w:szCs w:val="16"/>
-                          <w:lang w:val="es-419"/>
-                        </w:rPr>
-                        <w:t>.</w:t>
-                      </w:r>
-                    </w:p>
-                    <w:p>
-                      <w:pPr>
-                        <w:spacing w:line="276" w:lineRule="auto"/>
-                        <w:rPr>
-                          <w:rFonts w:ascii="Century Gothic" w:hAnsi="Century Gothic" w:cstheme="minorHAnsi"/>
-                          <w:b/>
-                          <w:color w:val="000000"/>
-                          <w:sz w:val="20"/>
-                          <w:szCs w:val="20"/>
-                          <w:lang w:val="es-ES"/>
-                        </w:rPr>
-                      </w:pPr>
-                    </w:p>
-                    <w:p>
-                      <w:pPr>
-                        <w:spacing w:line="276" w:lineRule="auto"/>
-                        <w:rPr>
-                          <w:rFonts w:ascii="Century Gothic" w:hAnsi="Century Gothic" w:cstheme="minorHAnsi"/>
-                          <w:color w:val="000000"/>
-                          <w:sz w:val="22"/>
-                          <w:szCs w:val="22"/>
-                          <w:lang w:val="en-US"/>
-                        </w:rPr>
-                      </w:pPr>
-                      <w:proofErr w:type="spellStart"/>
-                      <w:r>
-                        <w:rPr>
-                          <w:rFonts w:ascii="Century Gothic" w:hAnsi="Century Gothic" w:cstheme="minorHAnsi"/>
-                          <w:b/>
-                          <w:color w:val="000000"/>
-                          <w:sz w:val="22"/>
-                          <w:szCs w:val="22"/>
-                          <w:lang w:val="en-US"/>
-                        </w:rPr>
-                        <w:t>Zyrcled</w:t>
-                      </w:r>
-                      <w:proofErr w:type="spellEnd"/>
-                      <w:r>
-                        <w:rPr>
-                          <w:rFonts w:ascii="Century Gothic" w:hAnsi="Century Gothic" w:cstheme="minorHAnsi"/>
-                          <w:b/>
-                          <w:color w:val="000000"/>
-                          <w:sz w:val="22"/>
-                          <w:szCs w:val="22"/>
-                          <w:lang w:val="en-US"/>
-                        </w:rPr>
-                        <w:t xml:space="preserve"> Social Group</w:t>
-                      </w:r>
-                      <w:r>
-                        <w:rPr>
-                          <w:rFonts w:ascii="Century Gothic" w:hAnsi="Century Gothic" w:cstheme="minorHAnsi"/>
-                          <w:color w:val="000000"/>
-                          <w:sz w:val="22"/>
-                          <w:szCs w:val="22"/>
-                          <w:lang w:val="en-US"/>
-                        </w:rPr>
-                        <w:t xml:space="preserve">,  </w:t>
-                      </w:r>
-                    </w:p>
-                    <w:p>
-                      <w:pPr>
-                        <w:spacing w:line="276" w:lineRule="auto"/>
-                        <w:rPr>
-                          <w:rFonts w:ascii="Century Gothic" w:hAnsi="Century Gothic" w:cstheme="minorHAnsi"/>
-                          <w:color w:val="808080"/>
-                          <w:sz w:val="22"/>
-                          <w:szCs w:val="22"/>
-                          <w:lang w:val="en-US"/>
-                        </w:rPr>
-                      </w:pPr>
-                      <w:proofErr w:type="spellStart"/>
-                      <w:r>
-                        <w:rPr>
-                          <w:rFonts w:ascii="Century Gothic" w:hAnsi="Century Gothic" w:cstheme="minorHAnsi"/>
-                          <w:color w:val="808080"/>
-                          <w:sz w:val="22"/>
-                          <w:szCs w:val="22"/>
-                          <w:lang w:val="en-US"/>
-                        </w:rPr>
-                        <w:t>Desarrollador</w:t>
-                      </w:r>
-                      <w:proofErr w:type="spellEnd"/>
-                      <w:r>
-                        <w:rPr>
-                          <w:rFonts w:ascii="Century Gothic" w:hAnsi="Century Gothic" w:cstheme="minorHAnsi"/>
-                          <w:color w:val="808080"/>
-                          <w:sz w:val="22"/>
-                          <w:szCs w:val="22"/>
-                          <w:lang w:val="en-US"/>
-                        </w:rPr>
-                        <w:t xml:space="preserve"> </w:t>
-                      </w:r>
-                      <w:r>
-                        <w:rPr>
-                          <w:rFonts w:ascii="Century Gothic" w:hAnsi="Century Gothic" w:cstheme="minorHAnsi"/>
-                          <w:color w:val="808080"/>
-                          <w:sz w:val="22"/>
-                          <w:szCs w:val="22"/>
-                          <w:lang w:val="en-US"/>
-                        </w:rPr>
-                        <w:t>F</w:t>
-                      </w:r>
-                      <w:r>
-                        <w:rPr>
-                          <w:rFonts w:ascii="Century Gothic" w:hAnsi="Century Gothic" w:cstheme="minorHAnsi"/>
-                          <w:color w:val="808080"/>
-                          <w:sz w:val="22"/>
-                          <w:szCs w:val="22"/>
-                          <w:lang w:val="en-US"/>
-                        </w:rPr>
-                        <w:t>ront-</w:t>
-                      </w:r>
-                      <w:r>
-                        <w:rPr>
-                          <w:rFonts w:ascii="Century Gothic" w:hAnsi="Century Gothic" w:cstheme="minorHAnsi"/>
-                          <w:color w:val="808080"/>
-                          <w:sz w:val="22"/>
-                          <w:szCs w:val="22"/>
-                          <w:lang w:val="en-US"/>
-                        </w:rPr>
-                        <w:t>E</w:t>
-                      </w:r>
-                      <w:r>
-                        <w:rPr>
-                          <w:rFonts w:ascii="Century Gothic" w:hAnsi="Century Gothic" w:cstheme="minorHAnsi"/>
-                          <w:color w:val="808080"/>
-                          <w:sz w:val="22"/>
-                          <w:szCs w:val="22"/>
-                          <w:lang w:val="en-US"/>
-                        </w:rPr>
-                        <w:t>nd</w:t>
-                      </w:r>
-                    </w:p>
-                    <w:p>
-                      <w:pPr>
-                        <w:spacing w:line="276" w:lineRule="auto"/>
-                        <w:rPr>
-                          <w:rFonts w:ascii="Century Gothic" w:hAnsi="Century Gothic" w:cstheme="minorHAnsi"/>
-                          <w:color w:val="000000"/>
-                          <w:sz w:val="18"/>
-                          <w:szCs w:val="18"/>
-                          <w:lang w:val="es-CU"/>
-                        </w:rPr>
-                      </w:pPr>
-                      <w:r>
-                        <w:rPr>
-                          <w:rFonts w:ascii="Century Gothic" w:hAnsi="Century Gothic" w:cstheme="minorHAnsi"/>
-                          <w:color w:val="000000"/>
-                          <w:sz w:val="18"/>
-                          <w:szCs w:val="18"/>
-                          <w:lang w:val="es-CU"/>
-                        </w:rPr>
-                        <w:t>Responsabilidades y logros</w:t>
-                      </w:r>
-                      <w:r>
-                        <w:rPr>
-                          <w:rFonts w:ascii="Century Gothic" w:hAnsi="Century Gothic" w:cstheme="minorHAnsi"/>
-                          <w:color w:val="000000"/>
-                          <w:sz w:val="18"/>
-                          <w:szCs w:val="18"/>
-                          <w:lang w:val="es-CU"/>
-                        </w:rPr>
-                        <w:t xml:space="preserve">: </w:t>
-                      </w:r>
-                    </w:p>
-                    <w:p>
-                      <w:pPr>
-                        <w:pStyle w:val="Prrafodelista"/>
-                        <w:numPr>
-                          <w:ilvl w:val="0"/>
-                          <w:numId w:val="13"/>
-                        </w:numPr>
-                        <w:spacing w:line="276" w:lineRule="auto"/>
-                        <w:rPr>
-                          <w:rFonts w:ascii="Century Gothic" w:hAnsi="Century Gothic" w:cstheme="minorHAnsi"/>
-                          <w:color w:val="000000"/>
-                          <w:sz w:val="18"/>
-                          <w:szCs w:val="16"/>
-                          <w:lang w:val="es-419"/>
-                        </w:rPr>
-                      </w:pPr>
-                      <w:r>
-                        <w:rPr>
-                          <w:rFonts w:ascii="Century Gothic" w:hAnsi="Century Gothic" w:cstheme="minorHAnsi"/>
-                          <w:color w:val="000000"/>
-                          <w:sz w:val="18"/>
-                          <w:szCs w:val="16"/>
-                          <w:lang w:val="es-419"/>
-                        </w:rPr>
-                        <w:t xml:space="preserve">Desarrollo de aplicaciones </w:t>
-                      </w:r>
-                      <w:r>
-                        <w:rPr>
-                          <w:rFonts w:ascii="Century Gothic" w:hAnsi="Century Gothic" w:cstheme="minorHAnsi"/>
-                          <w:b/>
-                          <w:bCs/>
-                          <w:color w:val="000000"/>
-                          <w:sz w:val="18"/>
-                          <w:szCs w:val="16"/>
-                          <w:lang w:val="es-419"/>
-                        </w:rPr>
-                        <w:t xml:space="preserve">Android </w:t>
-                      </w:r>
-                      <w:proofErr w:type="gramStart"/>
-                      <w:r>
-                        <w:rPr>
-                          <w:rFonts w:ascii="Century Gothic" w:hAnsi="Century Gothic" w:cstheme="minorHAnsi"/>
-                          <w:color w:val="000000"/>
-                          <w:sz w:val="18"/>
-                          <w:szCs w:val="16"/>
-                          <w:lang w:val="es-419"/>
-                        </w:rPr>
-                        <w:t>e</w:t>
-                      </w:r>
-                      <w:proofErr w:type="gramEnd"/>
-                      <w:r>
-                        <w:rPr>
-                          <w:rFonts w:ascii="Century Gothic" w:hAnsi="Century Gothic" w:cstheme="minorHAnsi"/>
-                          <w:color w:val="000000"/>
-                          <w:sz w:val="18"/>
-                          <w:szCs w:val="16"/>
-                          <w:lang w:val="es-419"/>
-                        </w:rPr>
-                        <w:t xml:space="preserve"> </w:t>
-                      </w:r>
-                      <w:r>
-                        <w:rPr>
-                          <w:rFonts w:ascii="Century Gothic" w:hAnsi="Century Gothic" w:cstheme="minorHAnsi"/>
-                          <w:b/>
-                          <w:bCs/>
-                          <w:color w:val="000000"/>
-                          <w:sz w:val="18"/>
-                          <w:szCs w:val="16"/>
-                          <w:lang w:val="es-419"/>
-                        </w:rPr>
-                        <w:t>iOS</w:t>
-                      </w:r>
-                      <w:r>
-                        <w:rPr>
-                          <w:rFonts w:ascii="Century Gothic" w:hAnsi="Century Gothic" w:cstheme="minorHAnsi"/>
-                          <w:color w:val="000000"/>
-                          <w:sz w:val="18"/>
-                          <w:szCs w:val="16"/>
-                          <w:lang w:val="es-419"/>
-                        </w:rPr>
-                        <w:t xml:space="preserve"> </w:t>
-                      </w:r>
-                      <w:r>
-                        <w:rPr>
-                          <w:rFonts w:ascii="Century Gothic" w:hAnsi="Century Gothic" w:cstheme="minorHAnsi"/>
-                          <w:color w:val="000000"/>
-                          <w:sz w:val="18"/>
-                          <w:szCs w:val="16"/>
-                          <w:lang w:val="es-419"/>
-                        </w:rPr>
-                        <w:t>utilizando</w:t>
-                      </w:r>
-                      <w:r>
-                        <w:rPr>
-                          <w:rFonts w:ascii="Century Gothic" w:hAnsi="Century Gothic" w:cstheme="minorHAnsi"/>
-                          <w:color w:val="000000"/>
-                          <w:sz w:val="18"/>
-                          <w:szCs w:val="16"/>
-                          <w:lang w:val="es-419"/>
-                        </w:rPr>
-                        <w:t xml:space="preserve"> </w:t>
-                      </w:r>
-                      <w:r>
-                        <w:rPr>
-                          <w:rFonts w:ascii="Century Gothic" w:hAnsi="Century Gothic" w:cstheme="minorHAnsi"/>
-                          <w:b/>
-                          <w:bCs/>
-                          <w:color w:val="000000"/>
-                          <w:sz w:val="18"/>
-                          <w:szCs w:val="16"/>
-                          <w:lang w:val="es-419"/>
-                        </w:rPr>
-                        <w:t>Dart</w:t>
-                      </w:r>
-                      <w:r>
-                        <w:rPr>
-                          <w:rFonts w:ascii="Century Gothic" w:hAnsi="Century Gothic" w:cstheme="minorHAnsi"/>
-                          <w:color w:val="000000"/>
-                          <w:sz w:val="18"/>
-                          <w:szCs w:val="16"/>
-                          <w:lang w:val="es-419"/>
-                        </w:rPr>
-                        <w:t xml:space="preserve"> y</w:t>
-                      </w:r>
-                      <w:r>
-                        <w:rPr>
-                          <w:rFonts w:ascii="Century Gothic" w:hAnsi="Century Gothic" w:cstheme="minorHAnsi"/>
-                          <w:b/>
-                          <w:bCs/>
-                          <w:color w:val="000000"/>
-                          <w:sz w:val="18"/>
-                          <w:szCs w:val="16"/>
-                          <w:lang w:val="es-419"/>
-                        </w:rPr>
-                        <w:t xml:space="preserve"> </w:t>
-                      </w:r>
-                      <w:proofErr w:type="spellStart"/>
-                      <w:r>
-                        <w:rPr>
-                          <w:rFonts w:ascii="Century Gothic" w:hAnsi="Century Gothic" w:cstheme="minorHAnsi"/>
-                          <w:b/>
-                          <w:bCs/>
-                          <w:color w:val="000000"/>
-                          <w:sz w:val="18"/>
-                          <w:szCs w:val="16"/>
-                          <w:lang w:val="es-419"/>
-                        </w:rPr>
-                        <w:t>Flutter</w:t>
-                      </w:r>
-                      <w:proofErr w:type="spellEnd"/>
-                      <w:r>
-                        <w:rPr>
-                          <w:rFonts w:ascii="Century Gothic" w:hAnsi="Century Gothic" w:cstheme="minorHAnsi"/>
-                          <w:color w:val="000000"/>
-                          <w:sz w:val="18"/>
-                          <w:szCs w:val="16"/>
-                          <w:lang w:val="es-419"/>
-                        </w:rPr>
-                        <w:t>.</w:t>
-                      </w:r>
-                    </w:p>
-                    <w:p>
-                      <w:pPr>
-                        <w:pStyle w:val="Prrafodelista"/>
-                        <w:numPr>
-                          <w:ilvl w:val="0"/>
-                          <w:numId w:val="13"/>
-                        </w:numPr>
-                        <w:spacing w:line="276" w:lineRule="auto"/>
-                        <w:rPr>
-                          <w:rFonts w:ascii="Century Gothic" w:hAnsi="Century Gothic" w:cs="Arial"/>
-                          <w:color w:val="000000"/>
-                          <w:sz w:val="18"/>
-                          <w:szCs w:val="18"/>
-                        </w:rPr>
-                      </w:pPr>
-                      <w:r>
-                        <w:rPr>
-                          <w:rFonts w:ascii="Century Gothic" w:hAnsi="Century Gothic" w:cs="Arial"/>
-                          <w:color w:val="000000"/>
-                          <w:sz w:val="18"/>
-                          <w:szCs w:val="18"/>
-                        </w:rPr>
-                        <w:t xml:space="preserve">Integración con servicios de </w:t>
-                      </w:r>
-                      <w:proofErr w:type="spellStart"/>
-                      <w:r>
-                        <w:rPr>
-                          <w:rFonts w:ascii="Century Gothic" w:hAnsi="Century Gothic" w:cs="Arial"/>
-                          <w:b/>
-                          <w:bCs/>
-                          <w:color w:val="000000"/>
-                          <w:sz w:val="18"/>
-                          <w:szCs w:val="18"/>
-                        </w:rPr>
-                        <w:t>Firebase</w:t>
-                      </w:r>
-                      <w:proofErr w:type="spellEnd"/>
-                      <w:r>
-                        <w:rPr>
-                          <w:rFonts w:ascii="Century Gothic" w:hAnsi="Century Gothic" w:cs="Arial"/>
-                          <w:color w:val="000000"/>
-                          <w:sz w:val="18"/>
-                          <w:szCs w:val="18"/>
-                        </w:rPr>
-                        <w:t xml:space="preserve">:  </w:t>
-                      </w:r>
-                      <w:proofErr w:type="spellStart"/>
-                      <w:r>
-                        <w:rPr>
-                          <w:rFonts w:ascii="Century Gothic" w:hAnsi="Century Gothic" w:cs="Arial"/>
-                          <w:color w:val="000000"/>
-                          <w:sz w:val="18"/>
-                          <w:szCs w:val="18"/>
-                        </w:rPr>
-                        <w:t>Firestore</w:t>
-                      </w:r>
-                      <w:proofErr w:type="spellEnd"/>
-                      <w:r>
-                        <w:rPr>
-                          <w:rFonts w:ascii="Century Gothic" w:hAnsi="Century Gothic" w:cs="Arial"/>
-                          <w:color w:val="000000"/>
-                          <w:sz w:val="18"/>
-                          <w:szCs w:val="18"/>
-                        </w:rPr>
-                        <w:t xml:space="preserve">, FCM, </w:t>
-                      </w:r>
-                      <w:proofErr w:type="spellStart"/>
-                      <w:r>
-                        <w:rPr>
-                          <w:rFonts w:ascii="Century Gothic" w:hAnsi="Century Gothic" w:cs="Arial"/>
-                          <w:color w:val="000000"/>
-                          <w:sz w:val="18"/>
-                          <w:szCs w:val="18"/>
-                        </w:rPr>
-                        <w:t>Authentication</w:t>
-                      </w:r>
-                      <w:proofErr w:type="spellEnd"/>
-                      <w:r>
-                        <w:rPr>
-                          <w:rFonts w:ascii="Century Gothic" w:hAnsi="Century Gothic" w:cs="Arial"/>
-                          <w:color w:val="000000"/>
-                          <w:sz w:val="18"/>
-                          <w:szCs w:val="18"/>
-                        </w:rPr>
-                        <w:t>, Storage</w:t>
-                      </w:r>
-                      <w:r>
-                        <w:rPr>
-                          <w:rFonts w:ascii="Century Gothic" w:hAnsi="Century Gothic" w:cs="Arial"/>
-                          <w:color w:val="000000"/>
-                          <w:sz w:val="18"/>
-                          <w:szCs w:val="18"/>
-                        </w:rPr>
-                        <w:t xml:space="preserve">, </w:t>
-                      </w:r>
-                      <w:proofErr w:type="spellStart"/>
-                      <w:r>
-                        <w:rPr>
-                          <w:rFonts w:ascii="Century Gothic" w:hAnsi="Century Gothic" w:cs="Arial"/>
-                          <w:color w:val="000000"/>
-                          <w:sz w:val="18"/>
-                          <w:szCs w:val="18"/>
-                        </w:rPr>
-                        <w:t>Maps</w:t>
-                      </w:r>
-                      <w:proofErr w:type="spellEnd"/>
-                      <w:r>
-                        <w:rPr>
-                          <w:rFonts w:ascii="Century Gothic" w:hAnsi="Century Gothic" w:cs="Arial"/>
-                          <w:color w:val="000000"/>
-                          <w:sz w:val="18"/>
-                          <w:szCs w:val="18"/>
-                        </w:rPr>
-                        <w:t xml:space="preserve"> y </w:t>
-                      </w:r>
-                      <w:proofErr w:type="spellStart"/>
-                      <w:r>
-                        <w:rPr>
-                          <w:rFonts w:ascii="Century Gothic" w:hAnsi="Century Gothic" w:cs="Arial"/>
-                          <w:color w:val="000000"/>
-                          <w:sz w:val="18"/>
-                          <w:szCs w:val="18"/>
-                        </w:rPr>
-                        <w:t>Crashlytics</w:t>
-                      </w:r>
-                      <w:proofErr w:type="spellEnd"/>
-                      <w:r>
-                        <w:rPr>
-                          <w:rFonts w:ascii="Century Gothic" w:hAnsi="Century Gothic" w:cs="Arial"/>
-                          <w:color w:val="000000"/>
-                          <w:sz w:val="18"/>
-                          <w:szCs w:val="18"/>
-                        </w:rPr>
-                        <w:t>.</w:t>
-                      </w:r>
-                    </w:p>
-                    <w:p>
-                      <w:pPr>
-                        <w:pStyle w:val="Prrafodelista"/>
-                        <w:numPr>
-                          <w:ilvl w:val="0"/>
-                          <w:numId w:val="13"/>
-                        </w:numPr>
-                        <w:spacing w:line="276" w:lineRule="auto"/>
-                        <w:rPr>
-                          <w:rFonts w:ascii="Century Gothic" w:hAnsi="Century Gothic" w:cstheme="minorHAnsi"/>
-                          <w:color w:val="000000"/>
-                          <w:sz w:val="18"/>
-                          <w:szCs w:val="16"/>
-                          <w:lang w:val="es-419"/>
-                        </w:rPr>
-                      </w:pPr>
-                      <w:r>
-                        <w:rPr>
-                          <w:rFonts w:ascii="Century Gothic" w:hAnsi="Century Gothic" w:cs="Arial"/>
-                          <w:color w:val="000000"/>
-                          <w:sz w:val="18"/>
-                          <w:szCs w:val="18"/>
-                        </w:rPr>
-                        <w:t xml:space="preserve">Implementación de </w:t>
-                      </w:r>
-                      <w:proofErr w:type="spellStart"/>
-                      <w:r>
-                        <w:rPr>
-                          <w:rFonts w:ascii="Century Gothic" w:hAnsi="Century Gothic" w:cs="Arial"/>
-                          <w:b/>
-                          <w:bCs/>
-                          <w:color w:val="000000"/>
-                          <w:sz w:val="18"/>
-                          <w:szCs w:val="18"/>
-                        </w:rPr>
-                        <w:t>Supabase</w:t>
-                      </w:r>
-                      <w:proofErr w:type="spellEnd"/>
-                      <w:r>
-                        <w:rPr>
-                          <w:rFonts w:ascii="Century Gothic" w:hAnsi="Century Gothic" w:cs="Arial"/>
-                          <w:color w:val="000000"/>
-                          <w:sz w:val="18"/>
-                          <w:szCs w:val="18"/>
-                        </w:rPr>
-                        <w:t xml:space="preserve"> para la gestión de usuarios y bases de datos </w:t>
-                      </w:r>
-                      <w:r>
-                        <w:rPr>
-                          <w:rFonts w:ascii="Century Gothic" w:hAnsi="Century Gothic" w:cs="Arial"/>
-                          <w:b/>
-                          <w:bCs/>
-                          <w:color w:val="000000"/>
-                          <w:sz w:val="18"/>
-                          <w:szCs w:val="18"/>
-                        </w:rPr>
-                        <w:t>PostgreSQL</w:t>
-                      </w:r>
-                      <w:r>
-                        <w:rPr>
-                          <w:rFonts w:ascii="Century Gothic" w:hAnsi="Century Gothic" w:cs="Arial"/>
-                          <w:color w:val="000000"/>
-                          <w:sz w:val="18"/>
-                          <w:szCs w:val="18"/>
-                        </w:rPr>
-                        <w:t xml:space="preserve"> con sincronización en tiempo real.</w:t>
-                      </w:r>
-                    </w:p>
-                    <w:p>
-                      <w:pPr>
-                        <w:pStyle w:val="Prrafodelista"/>
-                        <w:numPr>
-                          <w:ilvl w:val="0"/>
-                          <w:numId w:val="13"/>
-                        </w:numPr>
-                        <w:spacing w:line="276" w:lineRule="auto"/>
-                        <w:rPr>
-                          <w:rFonts w:ascii="Century Gothic" w:hAnsi="Century Gothic" w:cstheme="minorHAnsi"/>
-                          <w:color w:val="000000"/>
-                          <w:sz w:val="18"/>
-                          <w:szCs w:val="16"/>
-                          <w:lang w:val="es-419"/>
-                        </w:rPr>
-                      </w:pPr>
-                      <w:r>
-                        <w:rPr>
-                          <w:rFonts w:ascii="Century Gothic" w:hAnsi="Century Gothic" w:cstheme="minorHAnsi"/>
-                          <w:color w:val="000000"/>
-                          <w:sz w:val="18"/>
-                          <w:szCs w:val="16"/>
-                          <w:lang w:val="es-419"/>
-                        </w:rPr>
-                        <w:t xml:space="preserve">Uso de arquitecturas modulares </w:t>
-                      </w:r>
-                      <w:r>
-                        <w:rPr>
-                          <w:rFonts w:ascii="Century Gothic" w:hAnsi="Century Gothic" w:cstheme="minorHAnsi"/>
-                          <w:color w:val="000000"/>
-                          <w:sz w:val="18"/>
-                          <w:szCs w:val="16"/>
-                          <w:lang w:val="es-419"/>
-                        </w:rPr>
-                        <w:t>con</w:t>
-                      </w:r>
-                      <w:r>
-                        <w:rPr>
-                          <w:rFonts w:ascii="Century Gothic" w:hAnsi="Century Gothic" w:cstheme="minorHAnsi"/>
-                          <w:color w:val="000000"/>
-                          <w:sz w:val="18"/>
-                          <w:szCs w:val="16"/>
-                          <w:lang w:val="es-419"/>
-                        </w:rPr>
-                        <w:t xml:space="preserve"> </w:t>
-                      </w:r>
-                      <w:r>
-                        <w:rPr>
-                          <w:rFonts w:ascii="Century Gothic" w:hAnsi="Century Gothic" w:cstheme="minorHAnsi"/>
-                          <w:b/>
-                          <w:bCs/>
-                          <w:color w:val="000000"/>
-                          <w:sz w:val="18"/>
-                          <w:szCs w:val="16"/>
-                          <w:lang w:val="es-419"/>
-                        </w:rPr>
-                        <w:t>Melo</w:t>
-                      </w:r>
-                      <w:r>
-                        <w:rPr>
-                          <w:rFonts w:ascii="Century Gothic" w:hAnsi="Century Gothic" w:cstheme="minorHAnsi"/>
-                          <w:b/>
-                          <w:bCs/>
-                          <w:color w:val="000000"/>
-                          <w:sz w:val="18"/>
-                          <w:szCs w:val="16"/>
-                          <w:lang w:val="es-419"/>
-                        </w:rPr>
-                        <w:t>,</w:t>
-                      </w:r>
-                      <w:r>
-                        <w:rPr>
-                          <w:rFonts w:ascii="Century Gothic" w:hAnsi="Century Gothic" w:cstheme="minorHAnsi"/>
-                          <w:color w:val="000000"/>
-                          <w:sz w:val="18"/>
-                          <w:szCs w:val="16"/>
-                          <w:lang w:val="es-419"/>
-                        </w:rPr>
-                        <w:t xml:space="preserve"> </w:t>
-                      </w:r>
-                      <w:r>
-                        <w:rPr>
-                          <w:rFonts w:ascii="Century Gothic" w:hAnsi="Century Gothic" w:cstheme="minorHAnsi"/>
-                          <w:color w:val="000000"/>
-                          <w:sz w:val="18"/>
-                          <w:szCs w:val="16"/>
-                          <w:lang w:val="es-419"/>
-                        </w:rPr>
-                        <w:t>mejorando la organización y escalabilidad de los proyectos</w:t>
-                      </w:r>
-                      <w:r>
-                        <w:rPr>
-                          <w:rFonts w:ascii="Century Gothic" w:hAnsi="Century Gothic" w:cstheme="minorHAnsi"/>
-                          <w:color w:val="000000"/>
-                          <w:sz w:val="18"/>
-                          <w:szCs w:val="16"/>
-                          <w:lang w:val="es-419"/>
-                        </w:rPr>
-                        <w:t>.</w:t>
-                      </w:r>
-                    </w:p>
-                    <w:p>
-                      <w:pPr>
-                        <w:pStyle w:val="Prrafodelista"/>
-                        <w:numPr>
-                          <w:ilvl w:val="0"/>
-                          <w:numId w:val="13"/>
-                        </w:numPr>
-                        <w:spacing w:line="276" w:lineRule="auto"/>
-                        <w:rPr>
-                          <w:rFonts w:ascii="Century Gothic" w:hAnsi="Century Gothic" w:cstheme="minorHAnsi"/>
-                          <w:color w:val="000000"/>
-                          <w:sz w:val="18"/>
-                          <w:szCs w:val="16"/>
-                          <w:lang w:val="es-419"/>
-                        </w:rPr>
-                      </w:pPr>
-                      <w:r>
-                        <w:rPr>
-                          <w:rFonts w:ascii="Century Gothic" w:hAnsi="Century Gothic" w:cstheme="minorHAnsi"/>
-                          <w:color w:val="000000"/>
-                          <w:sz w:val="18"/>
-                          <w:szCs w:val="16"/>
-                          <w:lang w:val="es-419"/>
-                        </w:rPr>
-                        <w:t xml:space="preserve">Consumo de </w:t>
-                      </w:r>
-                      <w:proofErr w:type="spellStart"/>
-                      <w:r>
-                        <w:rPr>
-                          <w:rFonts w:ascii="Century Gothic" w:hAnsi="Century Gothic" w:cstheme="minorHAnsi"/>
-                          <w:b/>
-                          <w:bCs/>
-                          <w:color w:val="000000"/>
-                          <w:sz w:val="18"/>
-                          <w:szCs w:val="16"/>
-                          <w:lang w:val="es-419"/>
-                        </w:rPr>
-                        <w:t>APIs</w:t>
-                      </w:r>
-                      <w:proofErr w:type="spellEnd"/>
-                      <w:r>
-                        <w:rPr>
-                          <w:rFonts w:ascii="Century Gothic" w:hAnsi="Century Gothic" w:cstheme="minorHAnsi"/>
-                          <w:b/>
-                          <w:bCs/>
-                          <w:color w:val="000000"/>
-                          <w:sz w:val="18"/>
-                          <w:szCs w:val="16"/>
-                          <w:lang w:val="es-419"/>
-                        </w:rPr>
-                        <w:t xml:space="preserve"> de terceros</w:t>
-                      </w:r>
-                      <w:r>
-                        <w:rPr>
-                          <w:rFonts w:ascii="Century Gothic" w:hAnsi="Century Gothic" w:cstheme="minorHAnsi"/>
-                          <w:color w:val="000000"/>
-                          <w:sz w:val="18"/>
-                          <w:szCs w:val="16"/>
-                          <w:lang w:val="es-419"/>
-                        </w:rPr>
-                        <w:t xml:space="preserve"> e integración con </w:t>
-                      </w:r>
-                      <w:r>
-                        <w:rPr>
-                          <w:rFonts w:ascii="Century Gothic" w:hAnsi="Century Gothic" w:cstheme="minorHAnsi"/>
-                          <w:b/>
-                          <w:bCs/>
-                          <w:color w:val="000000"/>
-                          <w:sz w:val="18"/>
-                          <w:szCs w:val="16"/>
-                          <w:lang w:val="es-419"/>
-                        </w:rPr>
-                        <w:t xml:space="preserve">Cloud </w:t>
-                      </w:r>
-                      <w:proofErr w:type="spellStart"/>
-                      <w:r>
-                        <w:rPr>
-                          <w:rFonts w:ascii="Century Gothic" w:hAnsi="Century Gothic" w:cstheme="minorHAnsi"/>
-                          <w:b/>
-                          <w:bCs/>
-                          <w:color w:val="000000"/>
-                          <w:sz w:val="18"/>
-                          <w:szCs w:val="16"/>
-                          <w:lang w:val="es-419"/>
-                        </w:rPr>
-                        <w:t>Functions</w:t>
-                      </w:r>
-                      <w:proofErr w:type="spellEnd"/>
-                      <w:r>
-                        <w:rPr>
-                          <w:rFonts w:ascii="Century Gothic" w:hAnsi="Century Gothic" w:cstheme="minorHAnsi"/>
-                          <w:color w:val="000000"/>
-                          <w:sz w:val="18"/>
-                          <w:szCs w:val="16"/>
-                          <w:lang w:val="es-419"/>
-                        </w:rPr>
-                        <w:t xml:space="preserve"> y </w:t>
-                      </w:r>
-                      <w:proofErr w:type="spellStart"/>
-                      <w:r>
-                        <w:rPr>
-                          <w:rFonts w:ascii="Century Gothic" w:hAnsi="Century Gothic" w:cstheme="minorHAnsi"/>
-                          <w:color w:val="000000"/>
-                          <w:sz w:val="18"/>
-                          <w:szCs w:val="16"/>
-                          <w:lang w:val="es-419"/>
-                        </w:rPr>
-                        <w:t>backend</w:t>
-                      </w:r>
-                      <w:proofErr w:type="spellEnd"/>
-                      <w:r>
-                        <w:rPr>
-                          <w:rFonts w:ascii="Century Gothic" w:hAnsi="Century Gothic" w:cstheme="minorHAnsi"/>
-                          <w:color w:val="000000"/>
-                          <w:sz w:val="18"/>
-                          <w:szCs w:val="16"/>
-                          <w:lang w:val="es-419"/>
-                        </w:rPr>
-                        <w:t xml:space="preserve"> interno.</w:t>
-                      </w:r>
-                    </w:p>
-                    <w:p>
-                      <w:pPr>
-                        <w:pStyle w:val="Prrafodelista"/>
-                        <w:numPr>
-                          <w:ilvl w:val="0"/>
-                          <w:numId w:val="13"/>
-                        </w:numPr>
-                        <w:spacing w:line="276" w:lineRule="auto"/>
-                        <w:rPr>
-                          <w:rFonts w:ascii="Century Gothic" w:hAnsi="Century Gothic" w:cstheme="minorHAnsi"/>
-                          <w:color w:val="000000"/>
-                          <w:sz w:val="18"/>
-                          <w:szCs w:val="16"/>
-                          <w:lang w:val="es-419"/>
-                        </w:rPr>
-                      </w:pPr>
-                      <w:r>
-                        <w:rPr>
-                          <w:rFonts w:ascii="Century Gothic" w:hAnsi="Century Gothic" w:cstheme="minorHAnsi"/>
-                          <w:color w:val="000000"/>
-                          <w:sz w:val="18"/>
-                          <w:szCs w:val="16"/>
-                          <w:lang w:val="es-419"/>
-                        </w:rPr>
-                        <w:t xml:space="preserve">Aplicación de técnicas de </w:t>
-                      </w:r>
-                      <w:r>
-                        <w:rPr>
-                          <w:rFonts w:ascii="Century Gothic" w:hAnsi="Century Gothic" w:cstheme="minorHAnsi"/>
-                          <w:b/>
-                          <w:bCs/>
-                          <w:color w:val="000000"/>
-                          <w:sz w:val="18"/>
-                          <w:szCs w:val="16"/>
-                          <w:lang w:val="es-419"/>
-                        </w:rPr>
-                        <w:t>actualización en tiempo real</w:t>
-                      </w:r>
-                      <w:r>
-                        <w:rPr>
-                          <w:rFonts w:ascii="Century Gothic" w:hAnsi="Century Gothic" w:cstheme="minorHAnsi"/>
-                          <w:color w:val="000000"/>
-                          <w:sz w:val="18"/>
-                          <w:szCs w:val="16"/>
-                          <w:lang w:val="es-419"/>
-                        </w:rPr>
-                        <w:t xml:space="preserve"> </w:t>
-                      </w:r>
-                      <w:r>
-                        <w:rPr>
-                          <w:rFonts w:ascii="Century Gothic" w:hAnsi="Century Gothic" w:cstheme="minorHAnsi"/>
-                          <w:color w:val="000000"/>
-                          <w:sz w:val="18"/>
-                          <w:szCs w:val="16"/>
-                          <w:lang w:val="es-419"/>
-                        </w:rPr>
-                        <w:t xml:space="preserve">mediante </w:t>
-                      </w:r>
-                      <w:proofErr w:type="spellStart"/>
-                      <w:r>
-                        <w:rPr>
-                          <w:rFonts w:ascii="Century Gothic" w:hAnsi="Century Gothic" w:cstheme="minorHAnsi"/>
-                          <w:b/>
-                          <w:bCs/>
-                          <w:color w:val="000000"/>
-                          <w:sz w:val="18"/>
-                          <w:szCs w:val="16"/>
-                          <w:lang w:val="es-419"/>
-                        </w:rPr>
-                        <w:t>Streams</w:t>
-                      </w:r>
-                      <w:proofErr w:type="spellEnd"/>
-                      <w:r>
-                        <w:rPr>
-                          <w:rFonts w:ascii="Century Gothic" w:hAnsi="Century Gothic" w:cstheme="minorHAnsi"/>
-                          <w:color w:val="000000"/>
-                          <w:sz w:val="18"/>
-                          <w:szCs w:val="16"/>
-                          <w:lang w:val="es-419"/>
-                        </w:rPr>
-                        <w:t>.</w:t>
-                      </w:r>
-                    </w:p>
-                    <w:p>
-                      <w:pPr>
-                        <w:pStyle w:val="Prrafodelista"/>
-                        <w:numPr>
-                          <w:ilvl w:val="0"/>
-                          <w:numId w:val="13"/>
-                        </w:numPr>
-                        <w:spacing w:line="276" w:lineRule="auto"/>
-                        <w:rPr>
-                          <w:rFonts w:ascii="Century Gothic" w:hAnsi="Century Gothic" w:cstheme="minorHAnsi"/>
-                          <w:color w:val="000000"/>
-                          <w:sz w:val="18"/>
-                          <w:szCs w:val="16"/>
-                          <w:lang w:val="es-419"/>
-                        </w:rPr>
-                      </w:pPr>
-                      <w:r>
-                        <w:rPr>
-                          <w:rFonts w:ascii="Century Gothic" w:hAnsi="Century Gothic" w:cstheme="minorHAnsi"/>
-                          <w:color w:val="000000"/>
-                          <w:sz w:val="18"/>
-                          <w:szCs w:val="16"/>
-                          <w:lang w:val="es-419"/>
-                        </w:rPr>
-                        <w:t xml:space="preserve">Desarrollo de aplicaciones tipo </w:t>
-                      </w:r>
-                      <w:proofErr w:type="spellStart"/>
-                      <w:r>
-                        <w:rPr>
-                          <w:rFonts w:ascii="Century Gothic" w:hAnsi="Century Gothic" w:cstheme="minorHAnsi"/>
-                          <w:b/>
-                          <w:bCs/>
-                          <w:color w:val="000000"/>
-                          <w:sz w:val="18"/>
-                          <w:szCs w:val="16"/>
-                          <w:lang w:val="es-419"/>
-                        </w:rPr>
-                        <w:t>dating</w:t>
-                      </w:r>
-                      <w:proofErr w:type="spellEnd"/>
-                      <w:r>
-                        <w:rPr>
-                          <w:rFonts w:ascii="Century Gothic" w:hAnsi="Century Gothic" w:cstheme="minorHAnsi"/>
-                          <w:b/>
-                          <w:bCs/>
-                          <w:color w:val="000000"/>
-                          <w:sz w:val="18"/>
-                          <w:szCs w:val="16"/>
-                          <w:lang w:val="es-419"/>
-                        </w:rPr>
-                        <w:t>-app</w:t>
-                      </w:r>
-                      <w:r>
-                        <w:rPr>
-                          <w:rFonts w:ascii="Century Gothic" w:hAnsi="Century Gothic" w:cstheme="minorHAnsi"/>
-                          <w:color w:val="000000"/>
-                          <w:sz w:val="18"/>
-                          <w:szCs w:val="16"/>
-                          <w:lang w:val="es-419"/>
-                        </w:rPr>
-                        <w:t xml:space="preserve"> con alto tráfico y enfoque social.</w:t>
-                      </w:r>
-                    </w:p>
-                    <w:p>
-                      <w:pPr>
-                        <w:pStyle w:val="Prrafodelista"/>
-                        <w:numPr>
-                          <w:ilvl w:val="0"/>
-                          <w:numId w:val="13"/>
-                        </w:numPr>
-                        <w:spacing w:line="276" w:lineRule="auto"/>
-                        <w:rPr>
-                          <w:rFonts w:ascii="Century Gothic" w:hAnsi="Century Gothic" w:cstheme="minorHAnsi"/>
-                          <w:color w:val="000000"/>
-                          <w:sz w:val="18"/>
-                          <w:szCs w:val="16"/>
-                          <w:lang w:val="es-419"/>
-                        </w:rPr>
-                      </w:pPr>
-                      <w:r>
-                        <w:rPr>
-                          <w:rFonts w:ascii="Century Gothic" w:hAnsi="Century Gothic" w:cstheme="minorHAnsi"/>
-                          <w:color w:val="000000"/>
-                          <w:sz w:val="18"/>
-                          <w:szCs w:val="16"/>
-                          <w:lang w:val="es-419"/>
-                        </w:rPr>
-                        <w:t>Contribución</w:t>
-                      </w:r>
-                      <w:r>
-                        <w:rPr>
-                          <w:rFonts w:ascii="Century Gothic" w:hAnsi="Century Gothic" w:cstheme="minorHAnsi"/>
-                          <w:color w:val="000000"/>
-                          <w:sz w:val="18"/>
-                          <w:szCs w:val="16"/>
-                          <w:lang w:val="es-419"/>
-                        </w:rPr>
-                        <w:t xml:space="preserve"> </w:t>
-                      </w:r>
-                      <w:r>
-                        <w:rPr>
-                          <w:rFonts w:ascii="Century Gothic" w:hAnsi="Century Gothic" w:cstheme="minorHAnsi"/>
-                          <w:color w:val="000000"/>
-                          <w:sz w:val="18"/>
-                          <w:szCs w:val="16"/>
-                          <w:lang w:val="es-419"/>
-                        </w:rPr>
-                        <w:t>en</w:t>
-                      </w:r>
-                      <w:r>
-                        <w:rPr>
-                          <w:rFonts w:ascii="Century Gothic" w:hAnsi="Century Gothic" w:cstheme="minorHAnsi"/>
-                          <w:color w:val="000000"/>
-                          <w:sz w:val="18"/>
-                          <w:szCs w:val="16"/>
-                          <w:lang w:val="es-419"/>
-                        </w:rPr>
-                        <w:t xml:space="preserve"> </w:t>
-                      </w:r>
-                      <w:proofErr w:type="spellStart"/>
-                      <w:r>
-                        <w:rPr>
-                          <w:rFonts w:ascii="Century Gothic" w:hAnsi="Century Gothic" w:cstheme="minorHAnsi"/>
-                          <w:color w:val="000000"/>
-                          <w:sz w:val="18"/>
-                          <w:szCs w:val="16"/>
-                          <w:lang w:val="es-419"/>
-                        </w:rPr>
-                        <w:t>multiples</w:t>
-                      </w:r>
-                      <w:proofErr w:type="spellEnd"/>
-                      <w:r>
-                        <w:rPr>
-                          <w:rFonts w:ascii="Century Gothic" w:hAnsi="Century Gothic" w:cstheme="minorHAnsi"/>
-                          <w:color w:val="000000"/>
-                          <w:sz w:val="18"/>
-                          <w:szCs w:val="16"/>
-                          <w:lang w:val="es-419"/>
-                        </w:rPr>
-                        <w:t xml:space="preserve"> </w:t>
-                      </w:r>
-                      <w:r>
-                        <w:rPr>
-                          <w:rFonts w:ascii="Century Gothic" w:hAnsi="Century Gothic" w:cstheme="minorHAnsi"/>
-                          <w:color w:val="000000"/>
-                          <w:sz w:val="18"/>
-                          <w:szCs w:val="16"/>
-                          <w:lang w:val="es-419"/>
-                        </w:rPr>
-                        <w:t>paquetes</w:t>
-                      </w:r>
-                      <w:r>
-                        <w:rPr>
-                          <w:rFonts w:ascii="Century Gothic" w:hAnsi="Century Gothic" w:cstheme="minorHAnsi"/>
-                          <w:color w:val="000000"/>
-                          <w:sz w:val="18"/>
-                          <w:szCs w:val="16"/>
-                          <w:lang w:val="es-419"/>
-                        </w:rPr>
-                        <w:t xml:space="preserve"> de la comunidad como</w:t>
-                      </w:r>
-                      <w:r>
-                        <w:rPr>
-                          <w:rFonts w:ascii="Century Gothic" w:hAnsi="Century Gothic" w:cstheme="minorHAnsi"/>
-                          <w:color w:val="000000"/>
-                          <w:sz w:val="18"/>
-                          <w:szCs w:val="16"/>
-                          <w:lang w:val="es-419"/>
-                        </w:rPr>
-                        <w:t>:</w:t>
-                      </w:r>
-                      <w:r>
-                        <w:rPr>
-                          <w:rFonts w:ascii="Century Gothic" w:hAnsi="Century Gothic" w:cstheme="minorHAnsi"/>
-                          <w:color w:val="000000"/>
-                          <w:sz w:val="18"/>
-                          <w:szCs w:val="16"/>
-                          <w:lang w:val="es-419"/>
-                        </w:rPr>
-                        <w:t xml:space="preserve"> </w:t>
-                      </w:r>
                       <w:hyperlink r:id="rId27" w:history="1">
-                        <w:proofErr w:type="spellStart"/>
                         <w:r>
                           <w:rPr>
                             <w:rStyle w:val="Hipervnculo"/>
@@ -12230,7 +11471,6 @@
                           </w:rPr>
                           <w:t>feedback</w:t>
                         </w:r>
-                        <w:proofErr w:type="spellEnd"/>
                       </w:hyperlink>
                       <w:r>
                         <w:rPr>
@@ -12244,7 +11484,6 @@
                         <w:t xml:space="preserve">, </w:t>
                       </w:r>
                       <w:hyperlink r:id="rId28" w:history="1">
-                        <w:proofErr w:type="spellStart"/>
                         <w:r>
                           <w:rPr>
                             <w:rStyle w:val="Hipervnculo"/>
@@ -12259,7 +11498,6 @@
                           </w:rPr>
                           <w:t>flutter_zoom_drawer</w:t>
                         </w:r>
-                        <w:proofErr w:type="spellEnd"/>
                       </w:hyperlink>
                       <w:r>
                         <w:rPr>
@@ -12273,7 +11511,6 @@
                         <w:t xml:space="preserve">, </w:t>
                       </w:r>
                       <w:hyperlink r:id="rId29" w:history="1">
-                        <w:proofErr w:type="spellStart"/>
                         <w:r>
                           <w:rPr>
                             <w:rStyle w:val="Hipervnculo"/>
@@ -12288,7 +11525,6 @@
                           </w:rPr>
                           <w:t>circular_countdown_timer</w:t>
                         </w:r>
-                        <w:proofErr w:type="spellEnd"/>
                       </w:hyperlink>
                       <w:r>
                         <w:rPr>
@@ -12302,7 +11538,6 @@
                         <w:t xml:space="preserve">, </w:t>
                       </w:r>
                       <w:hyperlink r:id="rId30" w:history="1">
-                        <w:proofErr w:type="spellStart"/>
                         <w:r>
                           <w:rPr>
                             <w:rStyle w:val="Hipervnculo"/>
@@ -12317,7 +11552,6 @@
                           </w:rPr>
                           <w:t>custom_dropdown</w:t>
                         </w:r>
-                        <w:proofErr w:type="spellEnd"/>
                       </w:hyperlink>
                       <w:r>
                         <w:rPr>
@@ -12413,7 +11647,7 @@
               </wp:anchor>
             </w:drawing>
           </mc:Choice>
-          <mc:Fallback xmlns:w16du="http://schemas.microsoft.com/office/word/2023/wordml/word16du" xmlns:oel="http://schemas.microsoft.com/office/2019/extlst">
+          <mc:Fallback xmlns:oel="http://schemas.microsoft.com/office/2019/extlst" xmlns:w16du="http://schemas.microsoft.com/office/word/2023/wordml/word16du">
             <w:pict>
               <v:shapetype w14:anchorId="6C5A4CB9" id="_x0000_t32" coordsize="21600,21600" o:spt="32" o:oned="t" path="m,l21600,21600e" filled="f">
                 <v:path arrowok="t" fillok="f" o:connecttype="none"/>
@@ -12508,7 +11742,6 @@
                                 <w:lang w:val="en-US"/>
                               </w:rPr>
                             </w:pPr>
-                            <w:proofErr w:type="spellStart"/>
                             <w:r>
                               <w:rPr>
                                 <w:rFonts w:ascii="Century Gothic" w:hAnsi="Century Gothic" w:cstheme="minorHAnsi"/>
@@ -12517,60 +11750,26 @@
                                 <w:szCs w:val="22"/>
                                 <w:lang w:val="en-US"/>
                               </w:rPr>
-                              <w:t>Amed</w:t>
-                            </w:r>
-                            <w:proofErr w:type="spellEnd"/>
-                            <w:r>
-                              <w:rPr>
-                                <w:rFonts w:ascii="Century Gothic" w:hAnsi="Century Gothic" w:cstheme="minorHAnsi"/>
-                                <w:b/>
+                              <w:t>Amed Abreu Albor</w:t>
+                            </w:r>
+                          </w:p>
+                          <w:p>
+                            <w:pPr>
+                              <w:rPr>
+                                <w:rFonts w:ascii="Century Gothic" w:hAnsi="Century Gothic" w:cstheme="minorHAnsi"/>
                                 <w:sz w:val="22"/>
                                 <w:szCs w:val="22"/>
                                 <w:lang w:val="en-US"/>
                               </w:rPr>
-                              <w:t xml:space="preserve"> Abreu </w:t>
-                            </w:r>
-                            <w:proofErr w:type="spellStart"/>
-                            <w:r>
-                              <w:rPr>
-                                <w:rFonts w:ascii="Century Gothic" w:hAnsi="Century Gothic" w:cstheme="minorHAnsi"/>
-                                <w:b/>
+                            </w:pPr>
+                            <w:r>
+                              <w:rPr>
+                                <w:rFonts w:ascii="Century Gothic" w:hAnsi="Century Gothic" w:cstheme="minorHAnsi"/>
                                 <w:sz w:val="22"/>
                                 <w:szCs w:val="22"/>
                                 <w:lang w:val="en-US"/>
                               </w:rPr>
-                              <w:t>Albor</w:t>
-                            </w:r>
-                            <w:proofErr w:type="spellEnd"/>
-                          </w:p>
-                          <w:p>
-                            <w:pPr>
-                              <w:rPr>
-                                <w:rFonts w:ascii="Century Gothic" w:hAnsi="Century Gothic" w:cstheme="minorHAnsi"/>
-                                <w:sz w:val="22"/>
-                                <w:szCs w:val="22"/>
-                                <w:lang w:val="en-US"/>
-                              </w:rPr>
-                            </w:pPr>
-                            <w:proofErr w:type="spellStart"/>
-                            <w:r>
-                              <w:rPr>
-                                <w:rFonts w:ascii="Century Gothic" w:hAnsi="Century Gothic" w:cstheme="minorHAnsi"/>
-                                <w:sz w:val="22"/>
-                                <w:szCs w:val="22"/>
-                                <w:lang w:val="en-US"/>
-                              </w:rPr>
-                              <w:t>Zyrcled</w:t>
-                            </w:r>
-                            <w:proofErr w:type="spellEnd"/>
-                            <w:r>
-                              <w:rPr>
-                                <w:rFonts w:ascii="Century Gothic" w:hAnsi="Century Gothic" w:cstheme="minorHAnsi"/>
-                                <w:sz w:val="22"/>
-                                <w:szCs w:val="22"/>
-                                <w:lang w:val="en-US"/>
-                              </w:rPr>
-                              <w:t xml:space="preserve"> S</w:t>
+                              <w:t>Zyrcled S</w:t>
                             </w:r>
                             <w:r>
                               <w:rPr>
@@ -13031,30 +12230,27 @@
                                 <w:szCs w:val="22"/>
                                 <w:lang w:val="en-US"/>
                               </w:rPr>
-                              <w:t xml:space="preserve">Leandro </w:t>
-                            </w:r>
-                            <w:proofErr w:type="spellStart"/>
-                            <w:r>
-                              <w:rPr>
-                                <w:rFonts w:ascii="Century Gothic" w:hAnsi="Century Gothic" w:cstheme="minorHAnsi"/>
-                                <w:b/>
+                              <w:t>Alberto Hernández</w:t>
+                            </w:r>
+                          </w:p>
+                          <w:p>
+                            <w:pPr>
+                              <w:rPr>
+                                <w:rFonts w:ascii="Century Gothic" w:hAnsi="Century Gothic" w:cstheme="minorHAnsi"/>
                                 <w:sz w:val="22"/>
                                 <w:szCs w:val="22"/>
                                 <w:lang w:val="en-US"/>
                               </w:rPr>
-                              <w:t>Carmenaty</w:t>
-                            </w:r>
-                            <w:proofErr w:type="spellEnd"/>
-                          </w:p>
-                          <w:p>
-                            <w:pPr>
+                            </w:pPr>
+                            <w:r>
                               <w:rPr>
                                 <w:rFonts w:ascii="Century Gothic" w:hAnsi="Century Gothic" w:cstheme="minorHAnsi"/>
                                 <w:sz w:val="22"/>
                                 <w:szCs w:val="22"/>
                                 <w:lang w:val="en-US"/>
                               </w:rPr>
-                            </w:pPr>
+                              <w:t>Medium Coders</w:t>
+                            </w:r>
                             <w:r>
                               <w:rPr>
                                 <w:rFonts w:ascii="Century Gothic" w:hAnsi="Century Gothic" w:cstheme="minorHAnsi"/>
@@ -13062,7 +12258,7 @@
                                 <w:szCs w:val="22"/>
                                 <w:lang w:val="en-US"/>
                               </w:rPr>
-                              <w:t>Medium Coders</w:t>
+                              <w:t>.</w:t>
                             </w:r>
                             <w:r>
                               <w:rPr>
@@ -13071,15 +12267,6 @@
                                 <w:szCs w:val="22"/>
                                 <w:lang w:val="en-US"/>
                               </w:rPr>
-                              <w:t>.</w:t>
-                            </w:r>
-                            <w:r>
-                              <w:rPr>
-                                <w:rFonts w:ascii="Century Gothic" w:hAnsi="Century Gothic" w:cstheme="minorHAnsi"/>
-                                <w:sz w:val="22"/>
-                                <w:szCs w:val="22"/>
-                                <w:lang w:val="en-US"/>
-                              </w:rPr>
                               <w:t xml:space="preserve"> | </w:t>
                             </w:r>
                             <w:r>
@@ -13089,7 +12276,7 @@
                                 <w:szCs w:val="20"/>
                                 <w:lang w:val="en-US"/>
                               </w:rPr>
-                              <w:t>Team Leader</w:t>
+                              <w:t>CEO</w:t>
                             </w:r>
                           </w:p>
                           <w:p>
@@ -13119,45 +12306,53 @@
                                 <w:szCs w:val="22"/>
                                 <w:lang w:val="en-US"/>
                               </w:rPr>
-                              <w:t>593</w:t>
-                            </w:r>
-                            <w:r>
-                              <w:rPr>
-                                <w:rStyle w:val="translatable-message"/>
+                              <w:t>57 318 0632588</w:t>
+                            </w:r>
+                          </w:p>
+                          <w:p>
+                            <w:pPr>
+                              <w:rPr>
+                                <w:rFonts w:ascii="Century Gothic" w:hAnsi="Century Gothic" w:cstheme="minorHAnsi"/>
+                                <w:sz w:val="18"/>
+                                <w:szCs w:val="18"/>
+                                <w:lang w:val="en-US"/>
+                              </w:rPr>
+                            </w:pPr>
+                            <w:r>
+                              <w:rPr>
                                 <w:rFonts w:ascii="Century Gothic" w:hAnsi="Century Gothic"/>
-                                <w:sz w:val="22"/>
-                                <w:szCs w:val="22"/>
-                                <w:lang w:val="en-US"/>
-                              </w:rPr>
-                              <w:t xml:space="preserve"> </w:t>
-                            </w:r>
-                            <w:r>
-                              <w:rPr>
-                                <w:rStyle w:val="translatable-message"/>
-                                <w:rFonts w:ascii="Century Gothic" w:hAnsi="Century Gothic"/>
-                                <w:sz w:val="22"/>
-                                <w:szCs w:val="22"/>
-                                <w:lang w:val="en-US"/>
-                              </w:rPr>
-                              <w:t>98 062 9597</w:t>
-                            </w:r>
-                          </w:p>
-                          <w:p>
-                            <w:pPr>
-                              <w:rPr>
-                                <w:rFonts w:ascii="Century Gothic" w:hAnsi="Century Gothic" w:cstheme="minorHAnsi"/>
                                 <w:sz w:val="20"/>
                                 <w:szCs w:val="20"/>
                                 <w:lang w:val="en-US"/>
                               </w:rPr>
-                            </w:pPr>
+                              <w:t>ahernandez</w:t>
+                            </w:r>
                             <w:r>
                               <w:rPr>
                                 <w:rFonts w:ascii="Century Gothic" w:hAnsi="Century Gothic"/>
-                                <w:sz w:val="22"/>
-                                <w:szCs w:val="22"/>
-                              </w:rPr>
-                              <w:t>leo.cty@gmail.com</w:t>
+                                <w:sz w:val="20"/>
+                                <w:szCs w:val="20"/>
+                                <w:lang w:val="en-US"/>
+                              </w:rPr>
+                              <w:t>@</w:t>
+                            </w:r>
+                            <w:r>
+                              <w:rPr>
+                                <w:rFonts w:ascii="Century Gothic" w:hAnsi="Century Gothic"/>
+                                <w:sz w:val="20"/>
+                                <w:szCs w:val="20"/>
+                                <w:lang w:val="en-US"/>
+                              </w:rPr>
+                              <w:t>mediumcoders</w:t>
+                            </w:r>
+                            <w:r>
+                              <w:rPr>
+                                <w:rFonts w:ascii="Century Gothic" w:hAnsi="Century Gothic"/>
+                                <w:sz w:val="20"/>
+                                <w:szCs w:val="20"/>
+                                <w:lang w:val="en-US"/>
+                              </w:rPr>
+                              <w:t>.com</w:t>
                             </w:r>
                           </w:p>
                           <w:p>
@@ -13240,30 +12435,27 @@
                           <w:szCs w:val="22"/>
                           <w:lang w:val="en-US"/>
                         </w:rPr>
-                        <w:t xml:space="preserve">Leandro </w:t>
-                      </w:r>
-                      <w:proofErr w:type="spellStart"/>
-                      <w:r>
-                        <w:rPr>
-                          <w:rFonts w:ascii="Century Gothic" w:hAnsi="Century Gothic" w:cstheme="minorHAnsi"/>
-                          <w:b/>
+                        <w:t>Alberto Hernández</w:t>
+                      </w:r>
+                    </w:p>
+                    <w:p>
+                      <w:pPr>
+                        <w:rPr>
+                          <w:rFonts w:ascii="Century Gothic" w:hAnsi="Century Gothic" w:cstheme="minorHAnsi"/>
                           <w:sz w:val="22"/>
                           <w:szCs w:val="22"/>
                           <w:lang w:val="en-US"/>
                         </w:rPr>
-                        <w:t>Carmenaty</w:t>
-                      </w:r>
-                      <w:proofErr w:type="spellEnd"/>
-                    </w:p>
-                    <w:p>
-                      <w:pPr>
+                      </w:pPr>
+                      <w:r>
                         <w:rPr>
                           <w:rFonts w:ascii="Century Gothic" w:hAnsi="Century Gothic" w:cstheme="minorHAnsi"/>
                           <w:sz w:val="22"/>
                           <w:szCs w:val="22"/>
                           <w:lang w:val="en-US"/>
                         </w:rPr>
-                      </w:pPr>
+                        <w:t>Medium Coders</w:t>
+                      </w:r>
                       <w:r>
                         <w:rPr>
                           <w:rFonts w:ascii="Century Gothic" w:hAnsi="Century Gothic" w:cstheme="minorHAnsi"/>
@@ -13271,7 +12463,7 @@
                           <w:szCs w:val="22"/>
                           <w:lang w:val="en-US"/>
                         </w:rPr>
-                        <w:t>Medium Coders</w:t>
+                        <w:t>.</w:t>
                       </w:r>
                       <w:r>
                         <w:rPr>
@@ -13280,15 +12472,6 @@
                           <w:szCs w:val="22"/>
                           <w:lang w:val="en-US"/>
                         </w:rPr>
-                        <w:t>.</w:t>
-                      </w:r>
-                      <w:r>
-                        <w:rPr>
-                          <w:rFonts w:ascii="Century Gothic" w:hAnsi="Century Gothic" w:cstheme="minorHAnsi"/>
-                          <w:sz w:val="22"/>
-                          <w:szCs w:val="22"/>
-                          <w:lang w:val="en-US"/>
-                        </w:rPr>
                         <w:t xml:space="preserve"> | </w:t>
                       </w:r>
                       <w:r>
@@ -13298,7 +12481,7 @@
                           <w:szCs w:val="20"/>
                           <w:lang w:val="en-US"/>
                         </w:rPr>
-                        <w:t>Team Leader</w:t>
+                        <w:t>CEO</w:t>
                       </w:r>
                     </w:p>
                     <w:p>
@@ -13328,45 +12511,53 @@
                           <w:szCs w:val="22"/>
                           <w:lang w:val="en-US"/>
                         </w:rPr>
-                        <w:t>593</w:t>
-                      </w:r>
-                      <w:r>
-                        <w:rPr>
-                          <w:rStyle w:val="translatable-message"/>
+                        <w:t>57 318 0632588</w:t>
+                      </w:r>
+                    </w:p>
+                    <w:p>
+                      <w:pPr>
+                        <w:rPr>
+                          <w:rFonts w:ascii="Century Gothic" w:hAnsi="Century Gothic" w:cstheme="minorHAnsi"/>
+                          <w:sz w:val="18"/>
+                          <w:szCs w:val="18"/>
+                          <w:lang w:val="en-US"/>
+                        </w:rPr>
+                      </w:pPr>
+                      <w:r>
+                        <w:rPr>
                           <w:rFonts w:ascii="Century Gothic" w:hAnsi="Century Gothic"/>
-                          <w:sz w:val="22"/>
-                          <w:szCs w:val="22"/>
-                          <w:lang w:val="en-US"/>
-                        </w:rPr>
-                        <w:t xml:space="preserve"> </w:t>
-                      </w:r>
-                      <w:r>
-                        <w:rPr>
-                          <w:rStyle w:val="translatable-message"/>
-                          <w:rFonts w:ascii="Century Gothic" w:hAnsi="Century Gothic"/>
-                          <w:sz w:val="22"/>
-                          <w:szCs w:val="22"/>
-                          <w:lang w:val="en-US"/>
-                        </w:rPr>
-                        <w:t>98 062 9597</w:t>
-                      </w:r>
-                    </w:p>
-                    <w:p>
-                      <w:pPr>
-                        <w:rPr>
-                          <w:rFonts w:ascii="Century Gothic" w:hAnsi="Century Gothic" w:cstheme="minorHAnsi"/>
                           <w:sz w:val="20"/>
                           <w:szCs w:val="20"/>
                           <w:lang w:val="en-US"/>
                         </w:rPr>
-                      </w:pPr>
+                        <w:t>ahernandez</w:t>
+                      </w:r>
                       <w:r>
                         <w:rPr>
                           <w:rFonts w:ascii="Century Gothic" w:hAnsi="Century Gothic"/>
-                          <w:sz w:val="22"/>
-                          <w:szCs w:val="22"/>
-                        </w:rPr>
-                        <w:t>leo.cty@gmail.com</w:t>
+                          <w:sz w:val="20"/>
+                          <w:szCs w:val="20"/>
+                          <w:lang w:val="en-US"/>
+                        </w:rPr>
+                        <w:t>@</w:t>
+                      </w:r>
+                      <w:r>
+                        <w:rPr>
+                          <w:rFonts w:ascii="Century Gothic" w:hAnsi="Century Gothic"/>
+                          <w:sz w:val="20"/>
+                          <w:szCs w:val="20"/>
+                          <w:lang w:val="en-US"/>
+                        </w:rPr>
+                        <w:t>mediumcoders</w:t>
+                      </w:r>
+                      <w:r>
+                        <w:rPr>
+                          <w:rFonts w:ascii="Century Gothic" w:hAnsi="Century Gothic"/>
+                          <w:sz w:val="20"/>
+                          <w:szCs w:val="20"/>
+                          <w:lang w:val="en-US"/>
+                        </w:rPr>
+                        <w:t>.com</w:t>
                       </w:r>
                     </w:p>
                     <w:p>
@@ -13586,7 +12777,7 @@
                         <a:effectLst/>
                         <a:extLst>
                           <a:ext uri="{C572A759-6A51-4108-AA02-DFA0A04FC94B}">
-                            <ma14:wrappingTextBoxFlag xmlns:ma14="http://schemas.microsoft.com/office/mac/drawingml/2011/main" xmlns:w="http://schemas.openxmlformats.org/wordprocessingml/2006/main" xmlns:w10="urn:schemas-microsoft-com:office:word" xmlns:v="urn:schemas-microsoft-com:vml" xmlns:o="urn:schemas-microsoft-com:office:office" xmlns:mv="urn:schemas-microsoft-com:mac:vml" xmlns:mo="http://schemas.microsoft.com/office/mac/office/2008/main" xmlns="" xmlns:w16du="http://schemas.microsoft.com/office/word/2023/wordml/word16du" xmlns:oel="http://schemas.microsoft.com/office/2019/extlst"/>
+                            <ma14:wrappingTextBoxFlag xmlns:oel="http://schemas.microsoft.com/office/2019/extlst" xmlns:w16du="http://schemas.microsoft.com/office/word/2023/wordml/word16du" xmlns="" xmlns:mo="http://schemas.microsoft.com/office/mac/office/2008/main" xmlns:mv="urn:schemas-microsoft-com:mac:vml" xmlns:o="urn:schemas-microsoft-com:office:office" xmlns:v="urn:schemas-microsoft-com:vml" xmlns:w10="urn:schemas-microsoft-com:office:word" xmlns:w="http://schemas.openxmlformats.org/wordprocessingml/2006/main" xmlns:ma14="http://schemas.microsoft.com/office/mac/drawingml/2011/main"/>
                           </a:ext>
                         </a:extLst>
                       </wps:spPr>
@@ -14107,41 +13298,13 @@
                                 <w:sz w:val="28"/>
                               </w:rPr>
                             </w:pPr>
-                            <w:proofErr w:type="spellStart"/>
                             <w:r>
                               <w:rPr>
                                 <w:rFonts w:ascii="Century Gothic" w:hAnsi="Century Gothic"/>
                                 <w:sz w:val="20"/>
                                 <w:szCs w:val="20"/>
                               </w:rPr>
-                              <w:t>jesus</w:t>
-                            </w:r>
-                            <w:proofErr w:type="spellEnd"/>
-                            <w:r>
-                              <w:rPr>
-                                <w:rFonts w:ascii="Century Gothic" w:hAnsi="Century Gothic"/>
-                                <w:sz w:val="20"/>
-                                <w:szCs w:val="20"/>
-                              </w:rPr>
-                              <w:t>-</w:t>
-                            </w:r>
-                            <w:proofErr w:type="spellStart"/>
-                            <w:r>
-                              <w:rPr>
-                                <w:rFonts w:ascii="Century Gothic" w:hAnsi="Century Gothic"/>
-                                <w:sz w:val="20"/>
-                                <w:szCs w:val="20"/>
-                              </w:rPr>
-                              <w:t>hernandez</w:t>
-                            </w:r>
-                            <w:proofErr w:type="spellEnd"/>
-                            <w:r>
-                              <w:rPr>
-                                <w:rFonts w:ascii="Century Gothic" w:hAnsi="Century Gothic"/>
-                                <w:sz w:val="20"/>
-                                <w:szCs w:val="20"/>
-                              </w:rPr>
-                              <w:t>-barrios</w:t>
+                              <w:t>jesus-hernandez-barrios</w:t>
                             </w:r>
                           </w:p>
                           <w:p>
@@ -15072,7 +14235,7 @@
         <v:path o:extrusionok="f" gradientshapeok="t" o:connecttype="rect"/>
         <o:lock v:ext="edit" aspectratio="t"/>
       </v:shapetype>
-      <v:shape id="_x0000_i1062" type="#_x0000_t75" style="width:12pt;height:12pt;visibility:visible" o:gfxdata="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" o:bullet="t">
+      <v:shape id="_x0000_i1047" type="#_x0000_t75" style="width:12pt;height:12pt;visibility:visible" o:gfxdata="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" o:bullet="t">
         <v:imagedata r:id="rId1" o:title=""/>
       </v:shape>
     </w:pict>
